--- a/relatorio/RELATORIO_AVALIACAO_ACESSIBILIDADE_WCAG.docx
+++ b/relatorio/RELATORIO_AVALIACAO_ACESSIBILIDADE_WCAG.docx
@@ -2281,7 +2281,7 @@
                 <w:b w:val="0"/>
                 <w:sz w:val="20"/>
               </w:rPr>
-              <w:t>Cor não e o único meio de transmitir informação</w:t>
+              <w:t>Cor não é o único meio de transmitir informação</w:t>
             </w:r>
           </w:p>
         </w:tc>
@@ -2881,7 +2881,7 @@
                 <w:b w:val="0"/>
                 <w:sz w:val="20"/>
               </w:rPr>
-              <w:t>Identificacao e sugestao de correção de erros</w:t>
+              <w:t>Identificação e sugestão de correção de erros</w:t>
             </w:r>
           </w:p>
         </w:tc>
@@ -2900,7 +2900,7 @@
                 <w:b w:val="0"/>
                 <w:sz w:val="20"/>
               </w:rPr>
-              <w:t>3.3.1 Identificacao do erro / 3.3.3 Sugestao de erro (A / AA)</w:t>
+              <w:t>3.3.1 Identificação do erro / 3.3.3 Sugestão de erro (A / AA)</w:t>
             </w:r>
           </w:p>
         </w:tc>

--- a/relatorio/RELATORIO_AVALIACAO_ACESSIBILIDADE_WCAG.docx
+++ b/relatorio/RELATORIO_AVALIACAO_ACESSIBILIDADE_WCAG.docx
@@ -637,7 +637,7 @@
           <w:b w:val="0"/>
           <w:sz w:val="24"/>
         </w:rPr>
-        <w:t>4.4  Resultados da auditoria programática do código-fonte</w:t>
+        <w:t>4.4  Resultados do avaliador automático axe-core</w:t>
       </w:r>
     </w:p>
     <w:p>
@@ -651,7 +651,7 @@
           <w:b w:val="0"/>
           <w:sz w:val="24"/>
         </w:rPr>
-        <w:t>4.5  Simulação automatizada de acesso por smartphone</w:t>
+        <w:t>4.5  Medição de contraste por amostragem de pixels</w:t>
       </w:r>
     </w:p>
     <w:p>
@@ -665,7 +665,7 @@
           <w:b w:val="0"/>
           <w:sz w:val="24"/>
         </w:rPr>
-        <w:t>4.6  Tarefa complementar: uso real com leitor de tela</w:t>
+        <w:t>4.6  Evidências visuais da avaliação</w:t>
       </w:r>
     </w:p>
     <w:p>
@@ -679,7 +679,49 @@
           <w:b w:val="0"/>
           <w:sz w:val="24"/>
         </w:rPr>
-        <w:t>4.7  Análise do nível de conformidade WCAG</w:t>
+        <w:t>4.7  Resultados da auditoria programática do código-fonte</w:t>
+      </w:r>
+    </w:p>
+    <w:p>
+      <w:pPr>
+        <w:spacing w:line="360" w:lineRule="auto" w:after="0"/>
+        <w:ind w:left="454"/>
+      </w:pPr>
+      <w:r>
+        <w:rPr>
+          <w:rFonts w:ascii="Arial" w:hAnsi="Arial"/>
+          <w:b w:val="0"/>
+          <w:sz w:val="24"/>
+        </w:rPr>
+        <w:t>4.8  Simulação automatizada de acesso por smartphone</w:t>
+      </w:r>
+    </w:p>
+    <w:p>
+      <w:pPr>
+        <w:spacing w:line="360" w:lineRule="auto" w:after="0"/>
+        <w:ind w:left="454"/>
+      </w:pPr>
+      <w:r>
+        <w:rPr>
+          <w:rFonts w:ascii="Arial" w:hAnsi="Arial"/>
+          <w:b w:val="0"/>
+          <w:sz w:val="24"/>
+        </w:rPr>
+        <w:t>4.9  Tarefa complementar: uso real com leitor de tela</w:t>
+      </w:r>
+    </w:p>
+    <w:p>
+      <w:pPr>
+        <w:spacing w:line="360" w:lineRule="auto" w:after="0"/>
+        <w:ind w:left="454"/>
+      </w:pPr>
+      <w:r>
+        <w:rPr>
+          <w:rFonts w:ascii="Arial" w:hAnsi="Arial"/>
+          <w:b w:val="0"/>
+          <w:sz w:val="24"/>
+        </w:rPr>
+        <w:t>4.10  Análise do nível de conformidade WCAG</w:t>
       </w:r>
     </w:p>
     <w:p>
@@ -1379,6 +1421,124 @@
           <w:p>
             <w:pPr>
               <w:spacing w:line="240" w:lineRule="auto" w:after="40"/>
+            </w:pPr>
+            <w:r/>
+            <w:r>
+              <w:rPr>
+                <w:rFonts w:ascii="Arial" w:hAnsi="Arial"/>
+                <w:b w:val="0"/>
+                <w:sz w:val="20"/>
+              </w:rPr>
+              <w:t>axe-core 4.10.2 (Deque)</w:t>
+            </w:r>
+          </w:p>
+        </w:tc>
+        <w:tc>
+          <w:tcPr>
+            <w:tcW w:type="dxa" w:w="1928"/>
+          </w:tcPr>
+          <w:p>
+            <w:pPr>
+              <w:spacing w:line="240" w:lineRule="auto" w:after="40"/>
+            </w:pPr>
+            <w:r/>
+            <w:r>
+              <w:rPr>
+                <w:rFonts w:ascii="Arial" w:hAnsi="Arial"/>
+                <w:b w:val="0"/>
+                <w:sz w:val="20"/>
+              </w:rPr>
+              <w:t>Automática</w:t>
+            </w:r>
+          </w:p>
+        </w:tc>
+        <w:tc>
+          <w:tcPr>
+            <w:tcW w:type="dxa" w:w="4762"/>
+          </w:tcPr>
+          <w:p>
+            <w:pPr>
+              <w:spacing w:line="240" w:lineRule="auto" w:after="40"/>
+            </w:pPr>
+            <w:r/>
+            <w:r>
+              <w:rPr>
+                <w:rFonts w:ascii="Arial" w:hAnsi="Arial"/>
+                <w:b w:val="0"/>
+                <w:sz w:val="20"/>
+              </w:rPr>
+              <w:t>Verificação das regras WCAG 2.1 sobre a página já renderizada.</w:t>
+            </w:r>
+          </w:p>
+        </w:tc>
+      </w:tr>
+      <w:tr>
+        <w:tc>
+          <w:tcPr>
+            <w:tcW w:type="dxa" w:w="2381"/>
+          </w:tcPr>
+          <w:p>
+            <w:pPr>
+              <w:spacing w:line="240" w:lineRule="auto" w:after="40"/>
+            </w:pPr>
+            <w:r/>
+            <w:r>
+              <w:rPr>
+                <w:rFonts w:ascii="Arial" w:hAnsi="Arial"/>
+                <w:b w:val="0"/>
+                <w:sz w:val="20"/>
+              </w:rPr>
+              <w:t>Amostragem de pixels</w:t>
+            </w:r>
+          </w:p>
+        </w:tc>
+        <w:tc>
+          <w:tcPr>
+            <w:tcW w:type="dxa" w:w="1928"/>
+          </w:tcPr>
+          <w:p>
+            <w:pPr>
+              <w:spacing w:line="240" w:lineRule="auto" w:after="40"/>
+            </w:pPr>
+            <w:r/>
+            <w:r>
+              <w:rPr>
+                <w:rFonts w:ascii="Arial" w:hAnsi="Arial"/>
+                <w:b w:val="0"/>
+                <w:sz w:val="20"/>
+              </w:rPr>
+              <w:t>Automática (própria)</w:t>
+            </w:r>
+          </w:p>
+        </w:tc>
+        <w:tc>
+          <w:tcPr>
+            <w:tcW w:type="dxa" w:w="4762"/>
+          </w:tcPr>
+          <w:p>
+            <w:pPr>
+              <w:spacing w:line="240" w:lineRule="auto" w:after="40"/>
+            </w:pPr>
+            <w:r/>
+            <w:r>
+              <w:rPr>
+                <w:rFonts w:ascii="Arial" w:hAnsi="Arial"/>
+                <w:b w:val="0"/>
+                <w:sz w:val="20"/>
+              </w:rPr>
+              <w:t>Contraste medido na imagem da tela, sem supor a cor do fundo.</w:t>
+            </w:r>
+          </w:p>
+        </w:tc>
+      </w:tr>
+      <w:tr>
+        <w:tc>
+          <w:tcPr>
+            <w:tcW w:type="dxa" w:w="2381"/>
+          </w:tcPr>
+          <w:p>
+            <w:pPr>
+              <w:spacing w:line="240" w:lineRule="auto" w:after="40"/>
               <w:jc w:val="center"/>
             </w:pPr>
             <w:r/>
@@ -1561,7 +1721,7 @@
           <w:b w:val="0"/>
           <w:sz w:val="20"/>
         </w:rPr>
-        <w:t>Quadro 11 - Instrumentos empregados na avaliação. Fonte: elaborado pelos autores.</w:t>
+        <w:t>Quadro 1 - Instrumentos empregados na avaliação. Fonte: elaborado pelos autores.</w:t>
       </w:r>
     </w:p>
     <w:p/>
@@ -1621,7 +1781,7 @@
           <w:b w:val="0"/>
           <w:sz w:val="24"/>
         </w:rPr>
-        <w:t>A inspeção manual aplicou o checklist de 15 itens essenciais sobre as páginas do recorte, com o sítio aberto no navegador e com uso das ferramentas de desenvolvedor para leitura do código-fonte. O Quadro 1 apresenta o resultado item a item, com a indicacao do critério de sucesso da WCAG 2.1 e da recomendação correspondente do eMAG 3.1.</w:t>
+        <w:t>A inspeção manual aplicou o checklist de 15 itens essenciais sobre as páginas do recorte, com o sítio aberto no navegador e com uso das ferramentas de desenvolvedor para leitura do código-fonte. O Quadro 2 apresenta o resultado item a item, com a indicacao do critério de sucesso da WCAG 2.1 e da recomendação correspondente do eMAG 3.1.</w:t>
       </w:r>
     </w:p>
     <w:tbl>
@@ -1816,11 +1976,10 @@
             <w:r>
               <w:rPr>
                 <w:rFonts w:ascii="Arial" w:hAnsi="Arial"/>
-                <w:b/>
-                <w:sz w:val="20"/>
-                <w:highlight w:val="yellow"/>
-              </w:rPr>
-              <w:t>[PREENCHER: Conforme / Não conforme / Parcial]</w:t>
+                <w:b w:val="0"/>
+                <w:sz w:val="20"/>
+              </w:rPr>
+              <w:t>Parcial</w:t>
             </w:r>
           </w:p>
         </w:tc>
@@ -1836,11 +1995,10 @@
             <w:r>
               <w:rPr>
                 <w:rFonts w:ascii="Arial" w:hAnsi="Arial"/>
-                <w:b/>
-                <w:sz w:val="20"/>
-                <w:highlight w:val="yellow"/>
-              </w:rPr>
-              <w:t>[PREENCHER: observação do item 1]</w:t>
+                <w:b w:val="0"/>
+                <w:sz w:val="20"/>
+              </w:rPr>
+              <w:t>Nas 3 páginas auditadas, 13 imagens na página inicial e nenhuma sem atributo alt nem com alt genérico ou nome de arquivo. O axe-core, porém, apontou 4 imagens cujo texto alternativo repete literalmente o texto do link ao lado, fazendo o leitor de tela anunciar a mesma informação duas vezes.</w:t>
             </w:r>
           </w:p>
         </w:tc>
@@ -1916,11 +2074,10 @@
             <w:r>
               <w:rPr>
                 <w:rFonts w:ascii="Arial" w:hAnsi="Arial"/>
-                <w:b/>
-                <w:sz w:val="20"/>
-                <w:highlight w:val="yellow"/>
-              </w:rPr>
-              <w:t>[PREENCHER: Conforme / Não conforme / Parcial]</w:t>
+                <w:b w:val="0"/>
+                <w:sz w:val="20"/>
+              </w:rPr>
+              <w:t>Não conforme</w:t>
             </w:r>
           </w:p>
         </w:tc>
@@ -1936,11 +2093,10 @@
             <w:r>
               <w:rPr>
                 <w:rFonts w:ascii="Arial" w:hAnsi="Arial"/>
-                <w:b/>
-                <w:sz w:val="20"/>
-                <w:highlight w:val="yellow"/>
-              </w:rPr>
-              <w:t>[PREENCHER: observação do item 2]</w:t>
+                <w:b w:val="0"/>
+                <w:sz w:val="20"/>
+              </w:rPr>
+              <w:t>A página inicial possui 15 cabeçalhos, mas nenhum &lt;h1&gt;; a página de contato não possui cabeçalho algum. Apenas a página de notícias declara um &lt;h1&gt;. Sem &lt;h1&gt;, o leitor de tela não identifica o título principal e a navegação por cabeçalhos perde o ponto de partida.</w:t>
             </w:r>
           </w:p>
         </w:tc>
@@ -2016,11 +2172,10 @@
             <w:r>
               <w:rPr>
                 <w:rFonts w:ascii="Arial" w:hAnsi="Arial"/>
-                <w:b/>
-                <w:sz w:val="20"/>
-                <w:highlight w:val="yellow"/>
-              </w:rPr>
-              <w:t>[PREENCHER: Conforme / Não conforme / Parcial]</w:t>
+                <w:b w:val="0"/>
+                <w:sz w:val="20"/>
+              </w:rPr>
+              <w:t>Conforme</w:t>
             </w:r>
           </w:p>
         </w:tc>
@@ -2036,11 +2191,10 @@
             <w:r>
               <w:rPr>
                 <w:rFonts w:ascii="Arial" w:hAnsi="Arial"/>
-                <w:b/>
-                <w:sz w:val="20"/>
-                <w:highlight w:val="yellow"/>
-              </w:rPr>
-              <w:t>[PREENCHER: observação do item 3]</w:t>
+                <w:b w:val="0"/>
+                <w:sz w:val="20"/>
+              </w:rPr>
+              <w:t>As 3 páginas declaram lang="pt-br" na tag &lt;html&gt;, permitindo que o leitor de tela escolha a pronúncia correta.</w:t>
             </w:r>
           </w:p>
         </w:tc>
@@ -2116,11 +2270,10 @@
             <w:r>
               <w:rPr>
                 <w:rFonts w:ascii="Arial" w:hAnsi="Arial"/>
-                <w:b/>
-                <w:sz w:val="20"/>
-                <w:highlight w:val="yellow"/>
-              </w:rPr>
-              <w:t>[PREENCHER: Conforme / Não conforme / Parcial]</w:t>
+                <w:b w:val="0"/>
+                <w:sz w:val="20"/>
+              </w:rPr>
+              <w:t>Conforme</w:t>
             </w:r>
           </w:p>
         </w:tc>
@@ -2136,11 +2289,10 @@
             <w:r>
               <w:rPr>
                 <w:rFonts w:ascii="Arial" w:hAnsi="Arial"/>
-                <w:b/>
-                <w:sz w:val="20"/>
-                <w:highlight w:val="yellow"/>
-              </w:rPr>
-              <w:t>[PREENCHER: observação do item 4]</w:t>
+                <w:b w:val="0"/>
+                <w:sz w:val="20"/>
+              </w:rPr>
+              <w:t>Cada página possui &lt;title&gt; único e descritivo: "Campus Maceió — Instituto Federal de Alagoas", "Notícias — Instituto Federal de Alagoas" e "Instituto Federal de Alagoas". O título da página de contato, porém, não distingue a seção.</w:t>
             </w:r>
           </w:p>
         </w:tc>
@@ -2216,11 +2368,10 @@
             <w:r>
               <w:rPr>
                 <w:rFonts w:ascii="Arial" w:hAnsi="Arial"/>
-                <w:b/>
-                <w:sz w:val="20"/>
-                <w:highlight w:val="yellow"/>
-              </w:rPr>
-              <w:t>[PREENCHER: Conforme / Não conforme / Parcial]</w:t>
+                <w:b w:val="0"/>
+                <w:sz w:val="20"/>
+              </w:rPr>
+              <w:t>Não conforme</w:t>
             </w:r>
           </w:p>
         </w:tc>
@@ -2236,11 +2387,10 @@
             <w:r>
               <w:rPr>
                 <w:rFonts w:ascii="Arial" w:hAnsi="Arial"/>
-                <w:b/>
-                <w:sz w:val="20"/>
-                <w:highlight w:val="yellow"/>
-              </w:rPr>
-              <w:t>[PREENCHER: observação do item 5]</w:t>
+                <w:b w:val="0"/>
+                <w:sz w:val="20"/>
+              </w:rPr>
+              <w:t>Medição por amostragem de pixels reais da página renderizada. Reprovações confirmadas: botões de navegação do banner rotativo, azul rgb(44,103,205) sobre verde rgb(14,86,31), razão de 1,66:1 (exige 4,5:1); o botão do slide ativo, azul sobre âmbar rgb(255,180,0), 3,0:1; o link "Voltar para o topo", cinza rgb(119,119,119) sobre branco, 4,48:1; e a Barra do Governo Federal, branco sobre cinza #7F7F7F, 4,0:1. As legendas brancas sobre as fotos do banner não puderam ser medidas automaticamente e exigem conferência visual.</w:t>
             </w:r>
           </w:p>
         </w:tc>
@@ -2316,11 +2466,10 @@
             <w:r>
               <w:rPr>
                 <w:rFonts w:ascii="Arial" w:hAnsi="Arial"/>
-                <w:b/>
-                <w:sz w:val="20"/>
-                <w:highlight w:val="yellow"/>
-              </w:rPr>
-              <w:t>[PREENCHER: Conforme / Não conforme / Parcial]</w:t>
+                <w:b w:val="0"/>
+                <w:sz w:val="20"/>
+              </w:rPr>
+              <w:t>Não conforme</w:t>
             </w:r>
           </w:p>
         </w:tc>
@@ -2336,11 +2485,10 @@
             <w:r>
               <w:rPr>
                 <w:rFonts w:ascii="Arial" w:hAnsi="Arial"/>
-                <w:b/>
-                <w:sz w:val="20"/>
-                <w:highlight w:val="yellow"/>
-              </w:rPr>
-              <w:t>[PREENCHER: observação do item 6]</w:t>
+                <w:b w:val="0"/>
+                <w:sz w:val="20"/>
+              </w:rPr>
+              <w:t>No banner rotativo, o slide em exibição é sinalizado apenas pela cor de fundo do botão numérico: âmbar rgb(255,180,0) para o ativo e verde rgb(14,86,31) para os demais. Não há mudança de forma, contorno, sublinhado, ícone ou texto alternativo. Quem não distingue essas cores não identifica em que slide está.</w:t>
             </w:r>
           </w:p>
         </w:tc>
@@ -2416,11 +2564,10 @@
             <w:r>
               <w:rPr>
                 <w:rFonts w:ascii="Arial" w:hAnsi="Arial"/>
-                <w:b/>
-                <w:sz w:val="20"/>
-                <w:highlight w:val="yellow"/>
-              </w:rPr>
-              <w:t>[PREENCHER: Conforme / Não conforme / Parcial]</w:t>
+                <w:b w:val="0"/>
+                <w:sz w:val="20"/>
+              </w:rPr>
+              <w:t>Parcial</w:t>
             </w:r>
           </w:p>
         </w:tc>
@@ -2436,11 +2583,10 @@
             <w:r>
               <w:rPr>
                 <w:rFonts w:ascii="Arial" w:hAnsi="Arial"/>
-                <w:b/>
-                <w:sz w:val="20"/>
-                <w:highlight w:val="yellow"/>
-              </w:rPr>
-              <w:t>[PREENCHER: observação do item 7]</w:t>
+                <w:b w:val="0"/>
+                <w:sz w:val="20"/>
+              </w:rPr>
+              <w:t>O meta viewport não bloqueia ampliação e, a 200% de zoom, a página não gera rolagem horizontal. Porém, ao aplicar o espaçamento de texto exigido pelo critério 1.4.12 (entrelinha 1,5; espaçamento entre letras 0,12em; entre palavras 0,16em), surge rolagem horizontal e 3 elementos têm o conteúdo cortado.</w:t>
             </w:r>
           </w:p>
         </w:tc>
@@ -2516,11 +2662,10 @@
             <w:r>
               <w:rPr>
                 <w:rFonts w:ascii="Arial" w:hAnsi="Arial"/>
-                <w:b/>
-                <w:sz w:val="20"/>
-                <w:highlight w:val="yellow"/>
-              </w:rPr>
-              <w:t>[PREENCHER: Conforme / Não conforme / Parcial]</w:t>
+                <w:b w:val="0"/>
+                <w:sz w:val="20"/>
+              </w:rPr>
+              <w:t>Conforme</w:t>
             </w:r>
           </w:p>
         </w:tc>
@@ -2536,11 +2681,10 @@
             <w:r>
               <w:rPr>
                 <w:rFonts w:ascii="Arial" w:hAnsi="Arial"/>
-                <w:b/>
-                <w:sz w:val="20"/>
-                <w:highlight w:val="yellow"/>
-              </w:rPr>
-              <w:t>[PREENCHER: observação do item 8]</w:t>
+                <w:b w:val="0"/>
+                <w:sz w:val="20"/>
+              </w:rPr>
+              <w:t>Percurso completo por Tab na página inicial: 117 elementos interativos visíveis e 118 pontos de parada alcançados, ou seja, tudo que é clicável também é acessível pelo teclado. Shift+Tab retorna corretamente e não foi detectada armadilha de foco. O portal ainda oferece 4 atalhos de salto (Alt+1 a Alt+4).</w:t>
             </w:r>
           </w:p>
         </w:tc>
@@ -2616,11 +2760,10 @@
             <w:r>
               <w:rPr>
                 <w:rFonts w:ascii="Arial" w:hAnsi="Arial"/>
-                <w:b/>
-                <w:sz w:val="20"/>
-                <w:highlight w:val="yellow"/>
-              </w:rPr>
-              <w:t>[PREENCHER: Conforme / Não conforme / Parcial]</w:t>
+                <w:b w:val="0"/>
+                <w:sz w:val="20"/>
+              </w:rPr>
+              <w:t>Parcial</w:t>
             </w:r>
           </w:p>
         </w:tc>
@@ -2636,11 +2779,10 @@
             <w:r>
               <w:rPr>
                 <w:rFonts w:ascii="Arial" w:hAnsi="Arial"/>
-                <w:b/>
-                <w:sz w:val="20"/>
-                <w:highlight w:val="yellow"/>
-              </w:rPr>
-              <w:t>[PREENCHER: observação do item 9]</w:t>
+                <w:b w:val="0"/>
+                <w:sz w:val="20"/>
+              </w:rPr>
+              <w:t>Todos os 118 pontos de parada exibem indicador de foco: contorno sólido de 2px na cor rgb(241,202,127). Sobre os fundos verdes do cabeçalho e do rodapé o indicador atinge 5,81:1 e 6,96:1. Sobre o fundo branco da área de conteúdo, porém, a razão cai para 1,56:1, abaixo dos 3:1 exigidos pelo critério 1.4.11, tornando o foco pouco perceptível justamente onde está a maior parte dos links.</w:t>
             </w:r>
           </w:p>
         </w:tc>
@@ -2716,11 +2858,10 @@
             <w:r>
               <w:rPr>
                 <w:rFonts w:ascii="Arial" w:hAnsi="Arial"/>
-                <w:b/>
-                <w:sz w:val="20"/>
-                <w:highlight w:val="yellow"/>
-              </w:rPr>
-              <w:t>[PREENCHER: Conforme / Não conforme / Parcial]</w:t>
+                <w:b w:val="0"/>
+                <w:sz w:val="20"/>
+              </w:rPr>
+              <w:t>Conforme</w:t>
             </w:r>
           </w:p>
         </w:tc>
@@ -2736,11 +2877,10 @@
             <w:r>
               <w:rPr>
                 <w:rFonts w:ascii="Arial" w:hAnsi="Arial"/>
-                <w:b/>
-                <w:sz w:val="20"/>
-                <w:highlight w:val="yellow"/>
-              </w:rPr>
-              <w:t>[PREENCHER: observação do item 10]</w:t>
+                <w:b w:val="0"/>
+                <w:sz w:val="20"/>
+              </w:rPr>
+              <w:t>O portal implementa a barra de acessibilidade padrão do Governo Federal com 4 links de salto no início do documento: "Ir para o conteúdo" (Alt+1), "Ir para o menu" (Alt+2), "Ir para a busca" (Alt+3) e "Ir para o rodapé" (Alt+4), todos visíveis e funcionais.</w:t>
             </w:r>
           </w:p>
         </w:tc>
@@ -2816,11 +2956,10 @@
             <w:r>
               <w:rPr>
                 <w:rFonts w:ascii="Arial" w:hAnsi="Arial"/>
-                <w:b/>
-                <w:sz w:val="20"/>
-                <w:highlight w:val="yellow"/>
-              </w:rPr>
-              <w:t>[PREENCHER: Conforme / Não conforme / Parcial]</w:t>
+                <w:b w:val="0"/>
+                <w:sz w:val="20"/>
+              </w:rPr>
+              <w:t>Conforme</w:t>
             </w:r>
           </w:p>
         </w:tc>
@@ -2836,11 +2975,10 @@
             <w:r>
               <w:rPr>
                 <w:rFonts w:ascii="Arial" w:hAnsi="Arial"/>
-                <w:b/>
-                <w:sz w:val="20"/>
-                <w:highlight w:val="yellow"/>
-              </w:rPr>
-              <w:t>[PREENCHER: observação do item 11]</w:t>
+                <w:b w:val="0"/>
+                <w:sz w:val="20"/>
+              </w:rPr>
+              <w:t>Todos os campos de formulário encontrados possuem rótulo associado: o campo de busca usa &lt;label class="hiddenStructure" for="nolivesearchGadget"&gt; mais atributo title, e o formulário de acesso usa &lt;label for&gt; nos campos de usuário e senha. Nenhum campo depende apenas de placeholder.</w:t>
             </w:r>
           </w:p>
         </w:tc>
@@ -2916,11 +3054,10 @@
             <w:r>
               <w:rPr>
                 <w:rFonts w:ascii="Arial" w:hAnsi="Arial"/>
-                <w:b/>
-                <w:sz w:val="20"/>
-                <w:highlight w:val="yellow"/>
-              </w:rPr>
-              <w:t>[PREENCHER: Conforme / Não conforme / Parcial]</w:t>
+                <w:b w:val="0"/>
+                <w:sz w:val="20"/>
+              </w:rPr>
+              <w:t>Não aplicável</w:t>
             </w:r>
           </w:p>
         </w:tc>
@@ -2936,11 +3073,10 @@
             <w:r>
               <w:rPr>
                 <w:rFonts w:ascii="Arial" w:hAnsi="Arial"/>
-                <w:b/>
-                <w:sz w:val="20"/>
-                <w:highlight w:val="yellow"/>
-              </w:rPr>
-              <w:t>[PREENCHER: observação do item 12]</w:t>
+                <w:b w:val="0"/>
+                <w:sz w:val="20"/>
+              </w:rPr>
+              <w:t>As páginas avaliadas não possuem formulário de entrada de dados com validação: a página "Contato" apresenta apenas informações de telefone e endereço, sem formulário de mensagem. Os únicos formulários presentes são a busca do portal e o acesso restrito. Registra-se, ainda assim, que em nenhuma das páginas há qualquer semântica de erro: zero ocorrências de required, aria-required, aria-invalid, aria-describedby ou role="alert".</w:t>
             </w:r>
           </w:p>
         </w:tc>
@@ -3016,11 +3152,10 @@
             <w:r>
               <w:rPr>
                 <w:rFonts w:ascii="Arial" w:hAnsi="Arial"/>
-                <w:b/>
-                <w:sz w:val="20"/>
-                <w:highlight w:val="yellow"/>
-              </w:rPr>
-              <w:t>[PREENCHER: Conforme / Não conforme / Parcial]</w:t>
+                <w:b w:val="0"/>
+                <w:sz w:val="20"/>
+              </w:rPr>
+              <w:t>Parcial</w:t>
             </w:r>
           </w:p>
         </w:tc>
@@ -3036,11 +3171,10 @@
             <w:r>
               <w:rPr>
                 <w:rFonts w:ascii="Arial" w:hAnsi="Arial"/>
-                <w:b/>
-                <w:sz w:val="20"/>
-                <w:highlight w:val="yellow"/>
-              </w:rPr>
-              <w:t>[PREENCHER: observação do item 13]</w:t>
+                <w:b w:val="0"/>
+                <w:sz w:val="20"/>
+              </w:rPr>
+              <w:t>Nas 3 páginas avaliadas, os 128 links da página inicial, 128 da de notícias e 54 da de contato possuem texto acessível, sem ocorrências de "clique aqui" ou equivalentes. Na página institucional de Acessibilidade, porém, dois links usam a URL crua como texto visível, que o leitor de tela soletra caractere a caractere.</w:t>
             </w:r>
           </w:p>
         </w:tc>
@@ -3116,11 +3250,10 @@
             <w:r>
               <w:rPr>
                 <w:rFonts w:ascii="Arial" w:hAnsi="Arial"/>
-                <w:b/>
-                <w:sz w:val="20"/>
-                <w:highlight w:val="yellow"/>
-              </w:rPr>
-              <w:t>[PREENCHER: Conforme / Não conforme / Parcial]</w:t>
+                <w:b w:val="0"/>
+                <w:sz w:val="20"/>
+              </w:rPr>
+              <w:t>Não conforme</w:t>
             </w:r>
           </w:p>
         </w:tc>
@@ -3136,11 +3269,10 @@
             <w:r>
               <w:rPr>
                 <w:rFonts w:ascii="Arial" w:hAnsi="Arial"/>
-                <w:b/>
-                <w:sz w:val="20"/>
-                <w:highlight w:val="yellow"/>
-              </w:rPr>
-              <w:t>[PREENCHER: observação do item 14]</w:t>
+                <w:b w:val="0"/>
+                <w:sz w:val="20"/>
+              </w:rPr>
+              <w:t>A leitura do script banner_rotativo.js confirma que o banner da página inicial troca de slide sozinho a cada 4000 ms, reagendando-se indefinidamente. O movimento só é suspenso enquanto o ponteiro ou o foco permanece sobre um link do banner, e não existe botão de pausar, parar ou ocultar. Isso contraria diretamente o critério 2.2.2, de Nível A.</w:t>
             </w:r>
           </w:p>
         </w:tc>
@@ -3216,11 +3348,10 @@
             <w:r>
               <w:rPr>
                 <w:rFonts w:ascii="Arial" w:hAnsi="Arial"/>
-                <w:b/>
-                <w:sz w:val="20"/>
-                <w:highlight w:val="yellow"/>
-              </w:rPr>
-              <w:t>[PREENCHER: Conforme / Não conforme / Parcial]</w:t>
+                <w:b w:val="0"/>
+                <w:sz w:val="20"/>
+              </w:rPr>
+              <w:t>Parcial</w:t>
             </w:r>
           </w:p>
         </w:tc>
@@ -3236,11 +3367,10 @@
             <w:r>
               <w:rPr>
                 <w:rFonts w:ascii="Arial" w:hAnsi="Arial"/>
-                <w:b/>
-                <w:sz w:val="20"/>
-                <w:highlight w:val="yellow"/>
-              </w:rPr>
-              <w:t>[PREENCHER: observação do item 15]</w:t>
+                <w:b w:val="0"/>
+                <w:sz w:val="20"/>
+              </w:rPr>
+              <w:t>Não há identificadores duplicados, iframes sem title, tabelas sem &lt;th&gt;, botões sem nome acessível nem manipuladores de evento embutidos. O portal declara as regiões role="banner", role="main" e role="contentinfo", mas não declara nenhuma região de navegação (&lt;nav&gt; ou role="navigation"). Em consequência, o axe-core apontou de 3 a 4 blocos de conteúdo fora de qualquer região em cada página.</w:t>
             </w:r>
           </w:p>
         </w:tc>
@@ -3257,7 +3387,7 @@
           <w:b w:val="0"/>
           <w:sz w:val="20"/>
         </w:rPr>
-        <w:t>Quadro 1 - Resultado da inspeção manual pelo checklist de 15 itens. Fonte: elaborado pelos autores.</w:t>
+        <w:t>Quadro 2 - Resultado da inspeção manual pelo checklist de 15 itens. Fonte: elaborado pelos autores.</w:t>
       </w:r>
     </w:p>
     <w:p/>
@@ -3287,7 +3417,7 @@
           <w:b w:val="0"/>
           <w:sz w:val="24"/>
         </w:rPr>
-        <w:t>O WAVE, desenvolvido pelo WebAIM da Utah State University, sobrepõe ícones a própria renderização da página, distinguindo erros (falhas certas de acessibilidade), alertas (situações que exigem julgamento humano) e recursos (boas práticas já aplicadas). O Quadro 2 sintetiza a contagem obtida.</w:t>
+        <w:t>O WAVE, desenvolvido pelo WebAIM da Utah State University, sobrepõe ícones a própria renderização da página, distinguindo erros (falhas certas de acessibilidade), alertas (situações que exigem julgamento humano) e recursos (boas práticas já aplicadas). O Quadro 3 sintetiza a contagem obtida.</w:t>
       </w:r>
     </w:p>
     <w:tbl>
@@ -3744,7 +3874,7 @@
           <w:b w:val="0"/>
           <w:sz w:val="20"/>
         </w:rPr>
-        <w:t>Quadro 2 - Síntese do relatório WAVE. Fonte: WebAIM (wave.webaim.org).</w:t>
+        <w:t>Quadro 3 - Síntese do relatório WAVE. Fonte: WebAIM (wave.webaim.org).</w:t>
       </w:r>
     </w:p>
     <w:p>
@@ -4299,7 +4429,7 @@
           <w:b w:val="0"/>
           <w:sz w:val="20"/>
         </w:rPr>
-        <w:t>Quadro 3 - Ocorrências por seção do eMAG 3.1 segundo o ASES. Fonte: asesweb.governoeletronico.gov.br.</w:t>
+        <w:t>Quadro 4 - Ocorrências por seção do eMAG 3.1 segundo o ASES. Fonte: asesweb.governoeletronico.gov.br.</w:t>
       </w:r>
     </w:p>
     <w:p/>
@@ -4314,7 +4444,7 @@
           <w:b/>
           <w:sz w:val="24"/>
         </w:rPr>
-        <w:t>4.4 Resultados da auditoria programática do código-fonte</w:t>
+        <w:t>4.4 Resultados do avaliador automático axe-core</w:t>
       </w:r>
     </w:p>
     <w:p>
@@ -4329,7 +4459,468 @@
           <w:b w:val="0"/>
           <w:sz w:val="24"/>
         </w:rPr>
-        <w:t>Como terceira frente de verificação, desenvolveu-se um auditor próprio em Python (ferramenta/auditor_wcag.py), que percorre o HTML das páginas e verifica programaticamente os nove itens automatizáveis do checklist. Seu papel e servir de conferência cruzada aos avaliadores comerciais e permitir reexecutar a medição sempre que o sítio for atualizado.</w:t>
+        <w:t>O WAVE e o ASES dependem de execução interativa no navegador — o ASES, inclusive, protege o envio com CAPTCHA. Para que a etapa de avaliação automatizada não ficasse sem medição, utilizou-se o axe-core, motor de auditoria mantido pela Deque Systems e empregado pelas próprias extensões WAVE e Lighthouse. Motor injetado na página já renderizada em Chromium (viewport 1366x900), executando o conjunto completo de regras e separando violações de Critérios de Sucesso da WCAG das regras classificadas como boas práticas.</w:t>
+      </w:r>
+    </w:p>
+    <w:tbl>
+      <w:tblPr>
+        <w:tblStyle w:val="TableGrid"/>
+        <w:tblW w:type="auto" w:w="0"/>
+        <w:tblLayout w:type="fixed"/>
+        <w:tblLook w:firstColumn="1" w:firstRow="1" w:lastColumn="0" w:lastRow="0" w:noHBand="0" w:noVBand="1" w:val="04A0"/>
+      </w:tblPr>
+      <w:tblGrid>
+        <w:gridCol w:w="1814"/>
+        <w:gridCol w:w="1814"/>
+        <w:gridCol w:w="1814"/>
+        <w:gridCol w:w="1814"/>
+        <w:gridCol w:w="1814"/>
+      </w:tblGrid>
+      <w:tr>
+        <w:tc>
+          <w:tcPr>
+            <w:tcW w:type="dxa" w:w="3061"/>
+            <w:shd w:val="clear" w:fill="D9D9D9"/>
+          </w:tcPr>
+          <w:p>
+            <w:pPr>
+              <w:spacing w:line="240" w:lineRule="auto" w:after="40"/>
+              <w:jc w:val="center"/>
+            </w:pPr>
+            <w:r/>
+            <w:r>
+              <w:rPr>
+                <w:rFonts w:ascii="Arial" w:hAnsi="Arial"/>
+                <w:b/>
+                <w:sz w:val="20"/>
+              </w:rPr>
+              <w:t>Página</w:t>
+            </w:r>
+          </w:p>
+        </w:tc>
+        <w:tc>
+          <w:tcPr>
+            <w:tcW w:type="dxa" w:w="1361"/>
+            <w:shd w:val="clear" w:fill="D9D9D9"/>
+          </w:tcPr>
+          <w:p>
+            <w:pPr>
+              <w:spacing w:line="240" w:lineRule="auto" w:after="40"/>
+              <w:jc w:val="center"/>
+            </w:pPr>
+            <w:r/>
+            <w:r>
+              <w:rPr>
+                <w:rFonts w:ascii="Arial" w:hAnsi="Arial"/>
+                <w:b/>
+                <w:sz w:val="20"/>
+              </w:rPr>
+              <w:t>Regras aprovadas</w:t>
+            </w:r>
+          </w:p>
+        </w:tc>
+        <w:tc>
+          <w:tcPr>
+            <w:tcW w:type="dxa" w:w="1474"/>
+            <w:shd w:val="clear" w:fill="D9D9D9"/>
+          </w:tcPr>
+          <w:p>
+            <w:pPr>
+              <w:spacing w:line="240" w:lineRule="auto" w:after="40"/>
+              <w:jc w:val="center"/>
+            </w:pPr>
+            <w:r/>
+            <w:r>
+              <w:rPr>
+                <w:rFonts w:ascii="Arial" w:hAnsi="Arial"/>
+                <w:b/>
+                <w:sz w:val="20"/>
+              </w:rPr>
+              <w:t>Violações WCAG A/AA</w:t>
+            </w:r>
+          </w:p>
+        </w:tc>
+        <w:tc>
+          <w:tcPr>
+            <w:tcW w:type="dxa" w:w="1247"/>
+            <w:shd w:val="clear" w:fill="D9D9D9"/>
+          </w:tcPr>
+          <w:p>
+            <w:pPr>
+              <w:spacing w:line="240" w:lineRule="auto" w:after="40"/>
+              <w:jc w:val="center"/>
+            </w:pPr>
+            <w:r/>
+            <w:r>
+              <w:rPr>
+                <w:rFonts w:ascii="Arial" w:hAnsi="Arial"/>
+                <w:b/>
+                <w:sz w:val="20"/>
+              </w:rPr>
+              <w:t>Boas práticas</w:t>
+            </w:r>
+          </w:p>
+        </w:tc>
+        <w:tc>
+          <w:tcPr>
+            <w:tcW w:type="dxa" w:w="1361"/>
+            <w:shd w:val="clear" w:fill="D9D9D9"/>
+          </w:tcPr>
+          <w:p>
+            <w:pPr>
+              <w:spacing w:line="240" w:lineRule="auto" w:after="40"/>
+              <w:jc w:val="center"/>
+            </w:pPr>
+            <w:r/>
+            <w:r>
+              <w:rPr>
+                <w:rFonts w:ascii="Arial" w:hAnsi="Arial"/>
+                <w:b/>
+                <w:sz w:val="20"/>
+              </w:rPr>
+              <w:t>Revisão manual</w:t>
+            </w:r>
+          </w:p>
+        </w:tc>
+      </w:tr>
+      <w:tr>
+        <w:tc>
+          <w:tcPr>
+            <w:tcW w:type="dxa" w:w="3061"/>
+          </w:tcPr>
+          <w:p>
+            <w:pPr>
+              <w:spacing w:line="240" w:lineRule="auto" w:after="40"/>
+              <w:jc w:val="center"/>
+            </w:pPr>
+            <w:r/>
+            <w:r>
+              <w:rPr>
+                <w:rFonts w:ascii="Arial" w:hAnsi="Arial"/>
+                <w:b w:val="0"/>
+                <w:sz w:val="20"/>
+              </w:rPr>
+              <w:t>/campus/maceio</w:t>
+            </w:r>
+          </w:p>
+        </w:tc>
+        <w:tc>
+          <w:tcPr>
+            <w:tcW w:type="dxa" w:w="1361"/>
+          </w:tcPr>
+          <w:p>
+            <w:pPr>
+              <w:spacing w:line="240" w:lineRule="auto" w:after="40"/>
+            </w:pPr>
+            <w:r/>
+            <w:r>
+              <w:rPr>
+                <w:rFonts w:ascii="Arial" w:hAnsi="Arial"/>
+                <w:b w:val="0"/>
+                <w:sz w:val="20"/>
+              </w:rPr>
+              <w:t>41</w:t>
+            </w:r>
+          </w:p>
+        </w:tc>
+        <w:tc>
+          <w:tcPr>
+            <w:tcW w:type="dxa" w:w="1474"/>
+          </w:tcPr>
+          <w:p>
+            <w:pPr>
+              <w:spacing w:line="240" w:lineRule="auto" w:after="40"/>
+            </w:pPr>
+            <w:r/>
+            <w:r>
+              <w:rPr>
+                <w:rFonts w:ascii="Arial" w:hAnsi="Arial"/>
+                <w:b w:val="0"/>
+                <w:sz w:val="20"/>
+              </w:rPr>
+              <w:t>0</w:t>
+            </w:r>
+          </w:p>
+        </w:tc>
+        <w:tc>
+          <w:tcPr>
+            <w:tcW w:type="dxa" w:w="1247"/>
+          </w:tcPr>
+          <w:p>
+            <w:pPr>
+              <w:spacing w:line="240" w:lineRule="auto" w:after="40"/>
+            </w:pPr>
+            <w:r/>
+            <w:r>
+              <w:rPr>
+                <w:rFonts w:ascii="Arial" w:hAnsi="Arial"/>
+                <w:b w:val="0"/>
+                <w:sz w:val="20"/>
+              </w:rPr>
+              <w:t>8</w:t>
+            </w:r>
+          </w:p>
+        </w:tc>
+        <w:tc>
+          <w:tcPr>
+            <w:tcW w:type="dxa" w:w="1361"/>
+          </w:tcPr>
+          <w:p>
+            <w:pPr>
+              <w:spacing w:line="240" w:lineRule="auto" w:after="40"/>
+              <w:jc w:val="center"/>
+            </w:pPr>
+            <w:r/>
+            <w:r>
+              <w:rPr>
+                <w:rFonts w:ascii="Arial" w:hAnsi="Arial"/>
+                <w:b w:val="0"/>
+                <w:sz w:val="20"/>
+              </w:rPr>
+              <w:t>31</w:t>
+            </w:r>
+          </w:p>
+        </w:tc>
+      </w:tr>
+      <w:tr>
+        <w:tc>
+          <w:tcPr>
+            <w:tcW w:type="dxa" w:w="3061"/>
+          </w:tcPr>
+          <w:p>
+            <w:pPr>
+              <w:spacing w:line="240" w:lineRule="auto" w:after="40"/>
+            </w:pPr>
+            <w:r/>
+            <w:r>
+              <w:rPr>
+                <w:rFonts w:ascii="Arial" w:hAnsi="Arial"/>
+                <w:b w:val="0"/>
+                <w:sz w:val="20"/>
+              </w:rPr>
+              <w:t>/campus/maceio/noticias</w:t>
+            </w:r>
+          </w:p>
+        </w:tc>
+        <w:tc>
+          <w:tcPr>
+            <w:tcW w:type="dxa" w:w="1361"/>
+          </w:tcPr>
+          <w:p>
+            <w:pPr>
+              <w:spacing w:line="240" w:lineRule="auto" w:after="40"/>
+            </w:pPr>
+            <w:r/>
+            <w:r>
+              <w:rPr>
+                <w:rFonts w:ascii="Arial" w:hAnsi="Arial"/>
+                <w:b w:val="0"/>
+                <w:sz w:val="20"/>
+              </w:rPr>
+              <w:t>40</w:t>
+            </w:r>
+          </w:p>
+        </w:tc>
+        <w:tc>
+          <w:tcPr>
+            <w:tcW w:type="dxa" w:w="1474"/>
+          </w:tcPr>
+          <w:p>
+            <w:pPr>
+              <w:spacing w:line="240" w:lineRule="auto" w:after="40"/>
+            </w:pPr>
+            <w:r/>
+            <w:r>
+              <w:rPr>
+                <w:rFonts w:ascii="Arial" w:hAnsi="Arial"/>
+                <w:b w:val="0"/>
+                <w:sz w:val="20"/>
+              </w:rPr>
+              <w:t>0</w:t>
+            </w:r>
+          </w:p>
+        </w:tc>
+        <w:tc>
+          <w:tcPr>
+            <w:tcW w:type="dxa" w:w="1247"/>
+          </w:tcPr>
+          <w:p>
+            <w:pPr>
+              <w:spacing w:line="240" w:lineRule="auto" w:after="40"/>
+            </w:pPr>
+            <w:r/>
+            <w:r>
+              <w:rPr>
+                <w:rFonts w:ascii="Arial" w:hAnsi="Arial"/>
+                <w:b w:val="0"/>
+                <w:sz w:val="20"/>
+              </w:rPr>
+              <w:t>4</w:t>
+            </w:r>
+          </w:p>
+        </w:tc>
+        <w:tc>
+          <w:tcPr>
+            <w:tcW w:type="dxa" w:w="1361"/>
+          </w:tcPr>
+          <w:p>
+            <w:pPr>
+              <w:spacing w:line="240" w:lineRule="auto" w:after="40"/>
+              <w:jc w:val="center"/>
+            </w:pPr>
+            <w:r/>
+            <w:r>
+              <w:rPr>
+                <w:rFonts w:ascii="Arial" w:hAnsi="Arial"/>
+                <w:b w:val="0"/>
+                <w:sz w:val="20"/>
+              </w:rPr>
+              <w:t>25</w:t>
+            </w:r>
+          </w:p>
+        </w:tc>
+      </w:tr>
+      <w:tr>
+        <w:tc>
+          <w:tcPr>
+            <w:tcW w:type="dxa" w:w="3061"/>
+          </w:tcPr>
+          <w:p>
+            <w:pPr>
+              <w:spacing w:line="240" w:lineRule="auto" w:after="40"/>
+            </w:pPr>
+            <w:r/>
+            <w:r>
+              <w:rPr>
+                <w:rFonts w:ascii="Arial" w:hAnsi="Arial"/>
+                <w:b w:val="0"/>
+                <w:sz w:val="20"/>
+              </w:rPr>
+              <w:t>/campus/maceio/contato</w:t>
+            </w:r>
+          </w:p>
+        </w:tc>
+        <w:tc>
+          <w:tcPr>
+            <w:tcW w:type="dxa" w:w="1361"/>
+          </w:tcPr>
+          <w:p>
+            <w:pPr>
+              <w:spacing w:line="240" w:lineRule="auto" w:after="40"/>
+            </w:pPr>
+            <w:r/>
+            <w:r>
+              <w:rPr>
+                <w:rFonts w:ascii="Arial" w:hAnsi="Arial"/>
+                <w:b w:val="0"/>
+                <w:sz w:val="20"/>
+              </w:rPr>
+              <w:t>35</w:t>
+            </w:r>
+          </w:p>
+        </w:tc>
+        <w:tc>
+          <w:tcPr>
+            <w:tcW w:type="dxa" w:w="1474"/>
+          </w:tcPr>
+          <w:p>
+            <w:pPr>
+              <w:spacing w:line="240" w:lineRule="auto" w:after="40"/>
+            </w:pPr>
+            <w:r/>
+            <w:r>
+              <w:rPr>
+                <w:rFonts w:ascii="Arial" w:hAnsi="Arial"/>
+                <w:b w:val="0"/>
+                <w:sz w:val="20"/>
+              </w:rPr>
+              <w:t>0</w:t>
+            </w:r>
+          </w:p>
+        </w:tc>
+        <w:tc>
+          <w:tcPr>
+            <w:tcW w:type="dxa" w:w="1247"/>
+          </w:tcPr>
+          <w:p>
+            <w:pPr>
+              <w:spacing w:line="240" w:lineRule="auto" w:after="40"/>
+            </w:pPr>
+            <w:r/>
+            <w:r>
+              <w:rPr>
+                <w:rFonts w:ascii="Arial" w:hAnsi="Arial"/>
+                <w:b w:val="0"/>
+                <w:sz w:val="20"/>
+              </w:rPr>
+              <w:t>4</w:t>
+            </w:r>
+          </w:p>
+        </w:tc>
+        <w:tc>
+          <w:tcPr>
+            <w:tcW w:type="dxa" w:w="1361"/>
+          </w:tcPr>
+          <w:p>
+            <w:pPr>
+              <w:spacing w:line="240" w:lineRule="auto" w:after="40"/>
+              <w:jc w:val="center"/>
+            </w:pPr>
+            <w:r/>
+            <w:r>
+              <w:rPr>
+                <w:rFonts w:ascii="Arial" w:hAnsi="Arial"/>
+                <w:b w:val="0"/>
+                <w:sz w:val="20"/>
+              </w:rPr>
+              <w:t>25</w:t>
+            </w:r>
+          </w:p>
+        </w:tc>
+      </w:tr>
+    </w:tbl>
+    <w:p>
+      <w:pPr>
+        <w:spacing w:line="240" w:lineRule="auto" w:after="200"/>
+        <w:jc w:val="left"/>
+      </w:pPr>
+      <w:r>
+        <w:rPr>
+          <w:rFonts w:ascii="Arial" w:hAnsi="Arial"/>
+          <w:b w:val="0"/>
+          <w:sz w:val="20"/>
+        </w:rPr>
+        <w:t>Quadro 5 - Resultado do axe-core 4.10.2 por página avaliada. Fonte: os autores.</w:t>
+      </w:r>
+    </w:p>
+    <w:p>
+      <w:pPr>
+        <w:spacing w:line="360" w:lineRule="auto" w:after="120"/>
+        <w:ind w:firstLine="709"/>
+        <w:jc w:val="both"/>
+      </w:pPr>
+      <w:r>
+        <w:rPr>
+          <w:rFonts w:ascii="Arial" w:hAnsi="Arial"/>
+          <w:b w:val="0"/>
+          <w:sz w:val="24"/>
+        </w:rPr>
+        <w:t>O resultado exige leitura cuidadosa. O axe-core não encontrou nenhuma violação direta de Critério de Sucesso da WCAG 2.1 nos níveis A e AA nas três páginas, o que confirma que a base técnica do portal, herdada do Plone com a Identidade Digital do Governo, é sólida: idioma declarado, títulos presentes, rótulos associados e nenhum identificador duplicado.</w:t>
+      </w:r>
+    </w:p>
+    <w:p>
+      <w:pPr>
+        <w:spacing w:line="360" w:lineRule="auto" w:after="120"/>
+        <w:ind w:firstLine="709"/>
+        <w:jc w:val="both"/>
+      </w:pPr>
+      <w:r>
+        <w:rPr>
+          <w:rFonts w:ascii="Arial" w:hAnsi="Arial"/>
+          <w:b w:val="0"/>
+          <w:sz w:val="24"/>
+        </w:rPr>
+        <w:t>As ocorrências classificadas como boas práticas, somadas as três páginas, foram:</w:t>
       </w:r>
     </w:p>
     <w:p>
@@ -4348,11 +4939,123 @@
       <w:r>
         <w:rPr>
           <w:rFonts w:ascii="Arial" w:hAnsi="Arial"/>
-          <w:b/>
           <w:sz w:val="24"/>
-          <w:highlight w:val="yellow"/>
         </w:rPr>
-        <w:t>[PREENCHER: execute 'python3 ferramenta/auditor_wcag.py &lt;URL&gt;' e gere novamente este relatório para preencher o Quadro 4]</w:t>
+        <w:t>region — 10 ocorrência(s): All page content should be contained by landmarks.</w:t>
+      </w:r>
+    </w:p>
+    <w:p>
+      <w:pPr>
+        <w:spacing w:line="360" w:lineRule="auto" w:after="80"/>
+        <w:ind w:left="709"/>
+        <w:jc w:val="both"/>
+      </w:pPr>
+      <w:r>
+        <w:rPr>
+          <w:rFonts w:ascii="Arial" w:hAnsi="Arial"/>
+          <w:sz w:val="24"/>
+        </w:rPr>
+        <w:t xml:space="preserve">• </w:t>
+      </w:r>
+      <w:r>
+        <w:rPr>
+          <w:rFonts w:ascii="Arial" w:hAnsi="Arial"/>
+          <w:sz w:val="24"/>
+        </w:rPr>
+        <w:t>image-redundant-alt — 4 ocorrência(s): Alternative text of images should not be repeated as text.</w:t>
+      </w:r>
+    </w:p>
+    <w:p>
+      <w:pPr>
+        <w:spacing w:line="360" w:lineRule="auto" w:after="80"/>
+        <w:ind w:left="709"/>
+        <w:jc w:val="both"/>
+      </w:pPr>
+      <w:r>
+        <w:rPr>
+          <w:rFonts w:ascii="Arial" w:hAnsi="Arial"/>
+          <w:sz w:val="24"/>
+        </w:rPr>
+        <w:t xml:space="preserve">• </w:t>
+      </w:r>
+      <w:r>
+        <w:rPr>
+          <w:rFonts w:ascii="Arial" w:hAnsi="Arial"/>
+          <w:sz w:val="24"/>
+        </w:rPr>
+        <w:t>page-has-heading-one — 2 ocorrência(s): Page should contain a level-one heading.</w:t>
+      </w:r>
+    </w:p>
+    <w:p>
+      <w:pPr>
+        <w:spacing w:line="360" w:lineRule="auto" w:after="120"/>
+        <w:ind w:firstLine="709"/>
+        <w:jc w:val="both"/>
+      </w:pPr>
+      <w:r>
+        <w:rPr>
+          <w:rFonts w:ascii="Arial" w:hAnsi="Arial"/>
+          <w:b w:val="0"/>
+          <w:sz w:val="24"/>
+        </w:rPr>
+        <w:t>A ferramenta ainda devolveu ocorrências que ela própria não consegue decidir sozinha e transfere ao avaliador humano:</w:t>
+      </w:r>
+    </w:p>
+    <w:p>
+      <w:pPr>
+        <w:spacing w:line="360" w:lineRule="auto" w:after="80"/>
+        <w:ind w:left="709"/>
+        <w:jc w:val="both"/>
+      </w:pPr>
+      <w:r>
+        <w:rPr>
+          <w:rFonts w:ascii="Arial" w:hAnsi="Arial"/>
+          <w:sz w:val="24"/>
+        </w:rPr>
+        <w:t xml:space="preserve">• </w:t>
+      </w:r>
+      <w:r>
+        <w:rPr>
+          <w:rFonts w:ascii="Arial" w:hAnsi="Arial"/>
+          <w:sz w:val="24"/>
+        </w:rPr>
+        <w:t>color-contrast — 80 ocorrência(s): Elements must meet minimum color contrast ratio thresholds.</w:t>
+      </w:r>
+    </w:p>
+    <w:p>
+      <w:pPr>
+        <w:spacing w:line="360" w:lineRule="auto" w:after="80"/>
+        <w:ind w:left="709"/>
+        <w:jc w:val="both"/>
+      </w:pPr>
+      <w:r>
+        <w:rPr>
+          <w:rFonts w:ascii="Arial" w:hAnsi="Arial"/>
+          <w:sz w:val="24"/>
+        </w:rPr>
+        <w:t xml:space="preserve">• </w:t>
+      </w:r>
+      <w:r>
+        <w:rPr>
+          <w:rFonts w:ascii="Arial" w:hAnsi="Arial"/>
+          <w:sz w:val="24"/>
+        </w:rPr>
+        <w:t>frame-tested — 1 ocorrência(s): Frames should be tested with axe-core.</w:t>
+      </w:r>
+    </w:p>
+    <w:p>
+      <w:pPr>
+        <w:spacing w:line="360" w:lineRule="auto" w:after="120"/>
+        <w:ind w:firstLine="709"/>
+        <w:jc w:val="both"/>
+      </w:pPr>
+      <w:r>
+        <w:rPr>
+          <w:rFonts w:ascii="Arial" w:hAnsi="Arial"/>
+          <w:b w:val="0"/>
+          <w:sz w:val="24"/>
+        </w:rPr>
+        <w:t>O dado mais relevante deste quadro é justamente o que a ferramenta devolveu sem resposta: a regra de contraste apareceu como indecidível dezenas de vezes porque o texto é desenhado sobre fotografias. Isso não significa aprovação — significa que o critério 1.4.3 precisou ser medido por outro caminho, descrito na subseção seguinte.</w:t>
       </w:r>
     </w:p>
     <w:p/>
@@ -4367,7 +5070,1592 @@
           <w:b/>
           <w:sz w:val="24"/>
         </w:rPr>
-        <w:t>4.5 Simulação automatizada de acesso por smartphone</w:t>
+        <w:t>4.5 Medição de contraste por amostragem de pixels</w:t>
+      </w:r>
+    </w:p>
+    <w:p>
+      <w:pPr>
+        <w:spacing w:line="360" w:lineRule="auto" w:after="120"/>
+        <w:ind w:firstLine="709"/>
+        <w:jc w:val="both"/>
+      </w:pPr>
+      <w:r>
+        <w:rPr>
+          <w:rFonts w:ascii="Arial" w:hAnsi="Arial"/>
+          <w:b w:val="0"/>
+          <w:sz w:val="24"/>
+        </w:rPr>
+        <w:t>Amostragem de pixels reais: o texto é pintado de transparente, a área do elemento é fotografada e a cor dominante da imagem é tomada como fundo efetivo. Isso evita o erro de supor o fundo subindo a árvore do DOM, que falha quando o elemento é desenhado sobre um irmão posicionado.</w:t>
+      </w:r>
+    </w:p>
+    <w:tbl>
+      <w:tblPr>
+        <w:tblStyle w:val="TableGrid"/>
+        <w:tblW w:type="auto" w:w="0"/>
+        <w:tblLayout w:type="fixed"/>
+        <w:tblLook w:firstColumn="1" w:firstRow="1" w:lastColumn="0" w:lastRow="0" w:noHBand="0" w:noVBand="1" w:val="04A0"/>
+      </w:tblPr>
+      <w:tblGrid>
+        <w:gridCol w:w="1814"/>
+        <w:gridCol w:w="1814"/>
+        <w:gridCol w:w="1814"/>
+        <w:gridCol w:w="1814"/>
+        <w:gridCol w:w="1814"/>
+      </w:tblGrid>
+      <w:tr>
+        <w:tc>
+          <w:tcPr>
+            <w:tcW w:type="dxa" w:w="3175"/>
+            <w:shd w:val="clear" w:fill="D9D9D9"/>
+          </w:tcPr>
+          <w:p>
+            <w:pPr>
+              <w:spacing w:line="240" w:lineRule="auto" w:after="40"/>
+              <w:jc w:val="center"/>
+            </w:pPr>
+            <w:r/>
+            <w:r>
+              <w:rPr>
+                <w:rFonts w:ascii="Arial" w:hAnsi="Arial"/>
+                <w:b/>
+                <w:sz w:val="20"/>
+              </w:rPr>
+              <w:t>Elemento</w:t>
+            </w:r>
+          </w:p>
+        </w:tc>
+        <w:tc>
+          <w:tcPr>
+            <w:tcW w:type="dxa" w:w="1701"/>
+            <w:shd w:val="clear" w:fill="D9D9D9"/>
+          </w:tcPr>
+          <w:p>
+            <w:pPr>
+              <w:spacing w:line="240" w:lineRule="auto" w:after="40"/>
+              <w:jc w:val="center"/>
+            </w:pPr>
+            <w:r/>
+            <w:r>
+              <w:rPr>
+                <w:rFonts w:ascii="Arial" w:hAnsi="Arial"/>
+                <w:b/>
+                <w:sz w:val="20"/>
+              </w:rPr>
+              <w:t>Texto</w:t>
+            </w:r>
+          </w:p>
+        </w:tc>
+        <w:tc>
+          <w:tcPr>
+            <w:tcW w:type="dxa" w:w="1701"/>
+            <w:shd w:val="clear" w:fill="D9D9D9"/>
+          </w:tcPr>
+          <w:p>
+            <w:pPr>
+              <w:spacing w:line="240" w:lineRule="auto" w:after="40"/>
+              <w:jc w:val="center"/>
+            </w:pPr>
+            <w:r/>
+            <w:r>
+              <w:rPr>
+                <w:rFonts w:ascii="Arial" w:hAnsi="Arial"/>
+                <w:b/>
+                <w:sz w:val="20"/>
+              </w:rPr>
+              <w:t>Fundo</w:t>
+            </w:r>
+          </w:p>
+        </w:tc>
+        <w:tc>
+          <w:tcPr>
+            <w:tcW w:type="dxa" w:w="907"/>
+            <w:shd w:val="clear" w:fill="D9D9D9"/>
+          </w:tcPr>
+          <w:p>
+            <w:pPr>
+              <w:spacing w:line="240" w:lineRule="auto" w:after="40"/>
+              <w:jc w:val="center"/>
+            </w:pPr>
+            <w:r/>
+            <w:r>
+              <w:rPr>
+                <w:rFonts w:ascii="Arial" w:hAnsi="Arial"/>
+                <w:b/>
+                <w:sz w:val="20"/>
+              </w:rPr>
+              <w:t>Razão</w:t>
+            </w:r>
+          </w:p>
+        </w:tc>
+        <w:tc>
+          <w:tcPr>
+            <w:tcW w:type="dxa" w:w="1020"/>
+            <w:shd w:val="clear" w:fill="D9D9D9"/>
+          </w:tcPr>
+          <w:p>
+            <w:pPr>
+              <w:spacing w:line="240" w:lineRule="auto" w:after="40"/>
+              <w:jc w:val="center"/>
+            </w:pPr>
+            <w:r/>
+            <w:r>
+              <w:rPr>
+                <w:rFonts w:ascii="Arial" w:hAnsi="Arial"/>
+                <w:b/>
+                <w:sz w:val="20"/>
+              </w:rPr>
+              <w:t>Exigido</w:t>
+            </w:r>
+          </w:p>
+        </w:tc>
+      </w:tr>
+      <w:tr>
+        <w:tc>
+          <w:tcPr>
+            <w:tcW w:type="dxa" w:w="3175"/>
+          </w:tcPr>
+          <w:p>
+            <w:pPr>
+              <w:spacing w:line="240" w:lineRule="auto" w:after="40"/>
+            </w:pPr>
+            <w:r/>
+            <w:r>
+              <w:rPr>
+                <w:rFonts w:ascii="Arial" w:hAnsi="Arial"/>
+                <w:b w:val="0"/>
+                <w:sz w:val="20"/>
+              </w:rPr>
+              <w:t>Botão de navegação do banner rotativo (slides 1, 3 e 4)</w:t>
+            </w:r>
+          </w:p>
+        </w:tc>
+        <w:tc>
+          <w:tcPr>
+            <w:tcW w:type="dxa" w:w="1701"/>
+          </w:tcPr>
+          <w:p>
+            <w:pPr>
+              <w:spacing w:line="240" w:lineRule="auto" w:after="40"/>
+            </w:pPr>
+            <w:r/>
+            <w:r>
+              <w:rPr>
+                <w:rFonts w:ascii="Arial" w:hAnsi="Arial"/>
+                <w:b w:val="0"/>
+                <w:sz w:val="20"/>
+              </w:rPr>
+              <w:t>rgb(44,103,205)</w:t>
+            </w:r>
+          </w:p>
+        </w:tc>
+        <w:tc>
+          <w:tcPr>
+            <w:tcW w:type="dxa" w:w="1701"/>
+          </w:tcPr>
+          <w:p>
+            <w:pPr>
+              <w:spacing w:line="240" w:lineRule="auto" w:after="40"/>
+            </w:pPr>
+            <w:r/>
+            <w:r>
+              <w:rPr>
+                <w:rFonts w:ascii="Arial" w:hAnsi="Arial"/>
+                <w:b w:val="0"/>
+                <w:sz w:val="20"/>
+              </w:rPr>
+              <w:t>rgb(14,86,31)</w:t>
+            </w:r>
+          </w:p>
+        </w:tc>
+        <w:tc>
+          <w:tcPr>
+            <w:tcW w:type="dxa" w:w="907"/>
+          </w:tcPr>
+          <w:p>
+            <w:pPr>
+              <w:spacing w:line="240" w:lineRule="auto" w:after="40"/>
+            </w:pPr>
+            <w:r/>
+            <w:r>
+              <w:rPr>
+                <w:rFonts w:ascii="Arial" w:hAnsi="Arial"/>
+                <w:b w:val="0"/>
+                <w:sz w:val="20"/>
+              </w:rPr>
+              <w:t>1.66:1</w:t>
+            </w:r>
+          </w:p>
+        </w:tc>
+        <w:tc>
+          <w:tcPr>
+            <w:tcW w:type="dxa" w:w="1020"/>
+          </w:tcPr>
+          <w:p>
+            <w:pPr>
+              <w:spacing w:line="240" w:lineRule="auto" w:after="40"/>
+              <w:jc w:val="center"/>
+            </w:pPr>
+            <w:r/>
+            <w:r>
+              <w:rPr>
+                <w:rFonts w:ascii="Arial" w:hAnsi="Arial"/>
+                <w:b w:val="0"/>
+                <w:sz w:val="20"/>
+              </w:rPr>
+              <w:t>4.5:1</w:t>
+            </w:r>
+          </w:p>
+        </w:tc>
+      </w:tr>
+      <w:tr>
+        <w:tc>
+          <w:tcPr>
+            <w:tcW w:type="dxa" w:w="3175"/>
+          </w:tcPr>
+          <w:p>
+            <w:pPr>
+              <w:spacing w:line="240" w:lineRule="auto" w:after="40"/>
+            </w:pPr>
+            <w:r/>
+            <w:r>
+              <w:rPr>
+                <w:rFonts w:ascii="Arial" w:hAnsi="Arial"/>
+                <w:b w:val="0"/>
+                <w:sz w:val="20"/>
+              </w:rPr>
+              <w:t>Botão de navegação do banner rotativo (slide ativo)</w:t>
+            </w:r>
+          </w:p>
+        </w:tc>
+        <w:tc>
+          <w:tcPr>
+            <w:tcW w:type="dxa" w:w="1701"/>
+          </w:tcPr>
+          <w:p>
+            <w:pPr>
+              <w:spacing w:line="240" w:lineRule="auto" w:after="40"/>
+            </w:pPr>
+            <w:r/>
+            <w:r>
+              <w:rPr>
+                <w:rFonts w:ascii="Arial" w:hAnsi="Arial"/>
+                <w:b w:val="0"/>
+                <w:sz w:val="20"/>
+              </w:rPr>
+              <w:t>rgb(44,103,205)</w:t>
+            </w:r>
+          </w:p>
+        </w:tc>
+        <w:tc>
+          <w:tcPr>
+            <w:tcW w:type="dxa" w:w="1701"/>
+          </w:tcPr>
+          <w:p>
+            <w:pPr>
+              <w:spacing w:line="240" w:lineRule="auto" w:after="40"/>
+            </w:pPr>
+            <w:r/>
+            <w:r>
+              <w:rPr>
+                <w:rFonts w:ascii="Arial" w:hAnsi="Arial"/>
+                <w:b w:val="0"/>
+                <w:sz w:val="20"/>
+              </w:rPr>
+              <w:t>rgb(255,180,0)</w:t>
+            </w:r>
+          </w:p>
+        </w:tc>
+        <w:tc>
+          <w:tcPr>
+            <w:tcW w:type="dxa" w:w="907"/>
+          </w:tcPr>
+          <w:p>
+            <w:pPr>
+              <w:spacing w:line="240" w:lineRule="auto" w:after="40"/>
+            </w:pPr>
+            <w:r/>
+            <w:r>
+              <w:rPr>
+                <w:rFonts w:ascii="Arial" w:hAnsi="Arial"/>
+                <w:b w:val="0"/>
+                <w:sz w:val="20"/>
+              </w:rPr>
+              <w:t>3.0:1</w:t>
+            </w:r>
+          </w:p>
+        </w:tc>
+        <w:tc>
+          <w:tcPr>
+            <w:tcW w:type="dxa" w:w="1020"/>
+          </w:tcPr>
+          <w:p>
+            <w:pPr>
+              <w:spacing w:line="240" w:lineRule="auto" w:after="40"/>
+              <w:jc w:val="center"/>
+            </w:pPr>
+            <w:r/>
+            <w:r>
+              <w:rPr>
+                <w:rFonts w:ascii="Arial" w:hAnsi="Arial"/>
+                <w:b w:val="0"/>
+                <w:sz w:val="20"/>
+              </w:rPr>
+              <w:t>4.5:1</w:t>
+            </w:r>
+          </w:p>
+        </w:tc>
+      </w:tr>
+      <w:tr>
+        <w:tc>
+          <w:tcPr>
+            <w:tcW w:type="dxa" w:w="3175"/>
+          </w:tcPr>
+          <w:p>
+            <w:pPr>
+              <w:spacing w:line="240" w:lineRule="auto" w:after="40"/>
+            </w:pPr>
+            <w:r/>
+            <w:r>
+              <w:rPr>
+                <w:rFonts w:ascii="Arial" w:hAnsi="Arial"/>
+                <w:b w:val="0"/>
+                <w:sz w:val="20"/>
+              </w:rPr>
+              <w:t>Link "Voltar para o topo"</w:t>
+            </w:r>
+          </w:p>
+        </w:tc>
+        <w:tc>
+          <w:tcPr>
+            <w:tcW w:type="dxa" w:w="1701"/>
+          </w:tcPr>
+          <w:p>
+            <w:pPr>
+              <w:spacing w:line="240" w:lineRule="auto" w:after="40"/>
+            </w:pPr>
+            <w:r/>
+            <w:r>
+              <w:rPr>
+                <w:rFonts w:ascii="Arial" w:hAnsi="Arial"/>
+                <w:b w:val="0"/>
+                <w:sz w:val="20"/>
+              </w:rPr>
+              <w:t>rgb(119,119,119)</w:t>
+            </w:r>
+          </w:p>
+        </w:tc>
+        <w:tc>
+          <w:tcPr>
+            <w:tcW w:type="dxa" w:w="1701"/>
+          </w:tcPr>
+          <w:p>
+            <w:pPr>
+              <w:spacing w:line="240" w:lineRule="auto" w:after="40"/>
+            </w:pPr>
+            <w:r/>
+            <w:r>
+              <w:rPr>
+                <w:rFonts w:ascii="Arial" w:hAnsi="Arial"/>
+                <w:b w:val="0"/>
+                <w:sz w:val="20"/>
+              </w:rPr>
+              <w:t>rgb(255,255,255)</w:t>
+            </w:r>
+          </w:p>
+        </w:tc>
+        <w:tc>
+          <w:tcPr>
+            <w:tcW w:type="dxa" w:w="907"/>
+          </w:tcPr>
+          <w:p>
+            <w:pPr>
+              <w:spacing w:line="240" w:lineRule="auto" w:after="40"/>
+            </w:pPr>
+            <w:r/>
+            <w:r>
+              <w:rPr>
+                <w:rFonts w:ascii="Arial" w:hAnsi="Arial"/>
+                <w:b w:val="0"/>
+                <w:sz w:val="20"/>
+              </w:rPr>
+              <w:t>4.48:1</w:t>
+            </w:r>
+          </w:p>
+        </w:tc>
+        <w:tc>
+          <w:tcPr>
+            <w:tcW w:type="dxa" w:w="1020"/>
+          </w:tcPr>
+          <w:p>
+            <w:pPr>
+              <w:spacing w:line="240" w:lineRule="auto" w:after="40"/>
+              <w:jc w:val="center"/>
+            </w:pPr>
+            <w:r/>
+            <w:r>
+              <w:rPr>
+                <w:rFonts w:ascii="Arial" w:hAnsi="Arial"/>
+                <w:b w:val="0"/>
+                <w:sz w:val="20"/>
+              </w:rPr>
+              <w:t>4.5:1</w:t>
+            </w:r>
+          </w:p>
+        </w:tc>
+      </w:tr>
+      <w:tr>
+        <w:tc>
+          <w:tcPr>
+            <w:tcW w:type="dxa" w:w="3175"/>
+          </w:tcPr>
+          <w:p>
+            <w:pPr>
+              <w:spacing w:line="240" w:lineRule="auto" w:after="40"/>
+            </w:pPr>
+            <w:r/>
+            <w:r>
+              <w:rPr>
+                <w:rFonts w:ascii="Arial" w:hAnsi="Arial"/>
+                <w:b w:val="0"/>
+                <w:sz w:val="20"/>
+              </w:rPr>
+              <w:t>Barra do Governo Federal (barra.brasil.gov.br)</w:t>
+            </w:r>
+          </w:p>
+        </w:tc>
+        <w:tc>
+          <w:tcPr>
+            <w:tcW w:type="dxa" w:w="1701"/>
+          </w:tcPr>
+          <w:p>
+            <w:pPr>
+              <w:spacing w:line="240" w:lineRule="auto" w:after="40"/>
+            </w:pPr>
+            <w:r/>
+            <w:r>
+              <w:rPr>
+                <w:rFonts w:ascii="Arial" w:hAnsi="Arial"/>
+                <w:b w:val="0"/>
+                <w:sz w:val="20"/>
+              </w:rPr>
+              <w:t>rgb(255,255,255)</w:t>
+            </w:r>
+          </w:p>
+        </w:tc>
+        <w:tc>
+          <w:tcPr>
+            <w:tcW w:type="dxa" w:w="1701"/>
+          </w:tcPr>
+          <w:p>
+            <w:pPr>
+              <w:spacing w:line="240" w:lineRule="auto" w:after="40"/>
+            </w:pPr>
+            <w:r/>
+            <w:r>
+              <w:rPr>
+                <w:rFonts w:ascii="Arial" w:hAnsi="Arial"/>
+                <w:b w:val="0"/>
+                <w:sz w:val="20"/>
+              </w:rPr>
+              <w:t>rgb(127,127,127)</w:t>
+            </w:r>
+          </w:p>
+        </w:tc>
+        <w:tc>
+          <w:tcPr>
+            <w:tcW w:type="dxa" w:w="907"/>
+          </w:tcPr>
+          <w:p>
+            <w:pPr>
+              <w:spacing w:line="240" w:lineRule="auto" w:after="40"/>
+            </w:pPr>
+            <w:r/>
+            <w:r>
+              <w:rPr>
+                <w:rFonts w:ascii="Arial" w:hAnsi="Arial"/>
+                <w:b w:val="0"/>
+                <w:sz w:val="20"/>
+              </w:rPr>
+              <w:t>4.0:1</w:t>
+            </w:r>
+          </w:p>
+        </w:tc>
+        <w:tc>
+          <w:tcPr>
+            <w:tcW w:type="dxa" w:w="1020"/>
+          </w:tcPr>
+          <w:p>
+            <w:pPr>
+              <w:spacing w:line="240" w:lineRule="auto" w:after="40"/>
+              <w:jc w:val="center"/>
+            </w:pPr>
+            <w:r/>
+            <w:r>
+              <w:rPr>
+                <w:rFonts w:ascii="Arial" w:hAnsi="Arial"/>
+                <w:b w:val="0"/>
+                <w:sz w:val="20"/>
+              </w:rPr>
+              <w:t>4.5:1</w:t>
+            </w:r>
+          </w:p>
+        </w:tc>
+      </w:tr>
+    </w:tbl>
+    <w:p>
+      <w:pPr>
+        <w:spacing w:line="240" w:lineRule="auto" w:after="200"/>
+        <w:jc w:val="left"/>
+      </w:pPr>
+      <w:r>
+        <w:rPr>
+          <w:rFonts w:ascii="Arial" w:hAnsi="Arial"/>
+          <w:b w:val="0"/>
+          <w:sz w:val="20"/>
+        </w:rPr>
+        <w:t>Quadro 6 - Reprovações de contraste confirmadas por amostragem de pixels na página renderizada. Fonte: os autores.</w:t>
+      </w:r>
+    </w:p>
+    <w:p>
+      <w:pPr>
+        <w:spacing w:line="360" w:lineRule="auto" w:after="120"/>
+        <w:ind w:firstLine="709"/>
+        <w:jc w:val="both"/>
+      </w:pPr>
+      <w:r>
+        <w:rPr>
+          <w:rFonts w:ascii="Arial" w:hAnsi="Arial"/>
+          <w:b w:val="0"/>
+          <w:sz w:val="24"/>
+        </w:rPr>
+        <w:t>A reprovação mais severa é a dos botões numéricos que controlam o banner rotativo: com 1,66:1, o texto azul sobre o verde institucional fica praticamente indistinguível do fundo. São, ao mesmo tempo, os únicos controles do banner e alvos de apenas 22 por 20 pixels, o que os faz falhar também no critério 2.5.8.</w:t>
+      </w:r>
+    </w:p>
+    <w:p>
+      <w:pPr>
+        <w:spacing w:line="360" w:lineRule="auto" w:after="120"/>
+        <w:ind w:firstLine="709"/>
+        <w:jc w:val="both"/>
+      </w:pPr>
+      <w:r>
+        <w:rPr>
+          <w:rFonts w:ascii="Arial" w:hAnsi="Arial"/>
+          <w:b w:val="0"/>
+          <w:sz w:val="24"/>
+        </w:rPr>
+        <w:t>O indicador de foco do teclado merece registro separado. Ele está sempre presente, na cor rgb(241,202,127), e atinge 5.81:1 sobre o verde do cabeçalho e 6.96:1 sobre o verde do rodapé. Sobre o fundo branco da área de conteúdo, porém, cai para 1.56:1, abaixo dos 3.0:1 exigidos pelo critério 1.4.11. O resultado é que o foco fica nítido nas bordas da página e quase invisível exatamente onde se concentra a maior parte dos links.</w:t>
+      </w:r>
+    </w:p>
+    <w:p>
+      <w:pPr>
+        <w:spacing w:line="360" w:lineRule="auto" w:after="120"/>
+        <w:ind w:firstLine="709"/>
+        <w:jc w:val="both"/>
+      </w:pPr>
+      <w:r>
+        <w:rPr>
+          <w:rFonts w:ascii="Arial" w:hAnsi="Arial"/>
+          <w:b w:val="0"/>
+          <w:sz w:val="24"/>
+        </w:rPr>
+        <w:t>Registra-se, por honestidade metodológica, o que não foi possível medir: As legendas brancas sobre as fotografias do banner rotativo não puderam ser medidas: os quatro slides ocupam a mesma posição na tela e a amostra de pixels resulta em composição das camadas. Exigem conferência visual humana no site em operação.</w:t>
+      </w:r>
+    </w:p>
+    <w:p/>
+    <w:p>
+      <w:pPr>
+        <w:spacing w:line="360" w:lineRule="auto" w:after="120"/>
+        <w:jc w:val="left"/>
+      </w:pPr>
+      <w:r>
+        <w:rPr>
+          <w:rFonts w:ascii="Arial" w:hAnsi="Arial"/>
+          <w:b/>
+          <w:sz w:val="24"/>
+        </w:rPr>
+        <w:t>4.6 Evidências visuais da avaliação</w:t>
+      </w:r>
+    </w:p>
+    <w:p>
+      <w:pPr>
+        <w:spacing w:line="360" w:lineRule="auto" w:after="120"/>
+        <w:ind w:firstLine="709"/>
+        <w:jc w:val="both"/>
+      </w:pPr>
+      <w:r>
+        <w:rPr>
+          <w:rFonts w:ascii="Arial" w:hAnsi="Arial"/>
+          <w:b w:val="0"/>
+          <w:sz w:val="24"/>
+        </w:rPr>
+        <w:t>As figuras a seguir registram o estado do portal no momento da avaliação e sustentam as medições apresentadas nas subseções anteriores. Todas foram capturadas em Chromium, sobre as folhas de estilo e as imagens do próprio sítio.</w:t>
+      </w:r>
+    </w:p>
+    <w:p>
+      <w:pPr>
+        <w:jc w:val="center"/>
+      </w:pPr>
+      <w:r>
+        <w:drawing>
+          <wp:inline xmlns:a="http://schemas.openxmlformats.org/drawingml/2006/main" xmlns:pic="http://schemas.openxmlformats.org/drawingml/2006/picture">
+            <wp:extent cx="5580000" cy="1470571"/>
+            <wp:docPr id="1" name="Picture 1"/>
+            <wp:cNvGraphicFramePr>
+              <a:graphicFrameLocks noChangeAspect="1"/>
+            </wp:cNvGraphicFramePr>
+            <a:graphic>
+              <a:graphicData uri="http://schemas.openxmlformats.org/drawingml/2006/picture">
+                <pic:pic>
+                  <pic:nvPicPr>
+                    <pic:cNvPr id="0" name="02-topo-barra-acessibilidade.png"/>
+                    <pic:cNvPicPr/>
+                  </pic:nvPicPr>
+                  <pic:blipFill>
+                    <a:blip r:embed="rId10"/>
+                    <a:stretch>
+                      <a:fillRect/>
+                    </a:stretch>
+                  </pic:blipFill>
+                  <pic:spPr>
+                    <a:xfrm>
+                      <a:off x="0" y="0"/>
+                      <a:ext cx="5580000" cy="1470571"/>
+                    </a:xfrm>
+                    <a:prstGeom prst="rect"/>
+                  </pic:spPr>
+                </pic:pic>
+              </a:graphicData>
+            </a:graphic>
+          </wp:inline>
+        </w:drawing>
+      </w:r>
+    </w:p>
+    <w:p>
+      <w:pPr>
+        <w:spacing w:line="240" w:lineRule="auto" w:after="200"/>
+        <w:jc w:val="left"/>
+      </w:pPr>
+      <w:r>
+        <w:rPr>
+          <w:rFonts w:ascii="Arial" w:hAnsi="Arial"/>
+          <w:b w:val="0"/>
+          <w:sz w:val="20"/>
+        </w:rPr>
+        <w:t>Figura 1 - Barra de acessibilidade do portal, com os quatro atalhos de salto (Alt+1 a Alt+4) e os links Acessibilidade, Alto Contraste e Mapa do site. Fonte: os autores.</w:t>
+      </w:r>
+    </w:p>
+    <w:p>
+      <w:pPr>
+        <w:jc w:val="center"/>
+      </w:pPr>
+      <w:r>
+        <w:drawing>
+          <wp:inline xmlns:a="http://schemas.openxmlformats.org/drawingml/2006/main" xmlns:pic="http://schemas.openxmlformats.org/drawingml/2006/picture">
+            <wp:extent cx="5580000" cy="4324500"/>
+            <wp:docPr id="2" name="Picture 2"/>
+            <wp:cNvGraphicFramePr>
+              <a:graphicFrameLocks noChangeAspect="1"/>
+            </wp:cNvGraphicFramePr>
+            <a:graphic>
+              <a:graphicData uri="http://schemas.openxmlformats.org/drawingml/2006/picture">
+                <pic:pic>
+                  <pic:nvPicPr>
+                    <pic:cNvPr id="0" name="13-carrossel-banner-rotativo.png"/>
+                    <pic:cNvPicPr/>
+                  </pic:nvPicPr>
+                  <pic:blipFill>
+                    <a:blip r:embed="rId11"/>
+                    <a:stretch>
+                      <a:fillRect/>
+                    </a:stretch>
+                  </pic:blipFill>
+                  <pic:spPr>
+                    <a:xfrm>
+                      <a:off x="0" y="0"/>
+                      <a:ext cx="5580000" cy="4324500"/>
+                    </a:xfrm>
+                    <a:prstGeom prst="rect"/>
+                  </pic:spPr>
+                </pic:pic>
+              </a:graphicData>
+            </a:graphic>
+          </wp:inline>
+        </w:drawing>
+      </w:r>
+    </w:p>
+    <w:p>
+      <w:pPr>
+        <w:spacing w:line="240" w:lineRule="auto" w:after="200"/>
+        <w:jc w:val="left"/>
+      </w:pPr>
+      <w:r>
+        <w:rPr>
+          <w:rFonts w:ascii="Arial" w:hAnsi="Arial"/>
+          <w:b w:val="0"/>
+          <w:sz w:val="20"/>
+        </w:rPr>
+        <w:t>Figura 2 - Banner rotativo da página inicial. Os botões numéricos no canto inferior direito são os únicos controles do carrossel: medem 22 por 20 pixels, apresentam razão de contraste de 1,66:1 e sinalizam o slide em exibição apenas pela cor de fundo. Fonte: os autores.</w:t>
+      </w:r>
+    </w:p>
+    <w:p>
+      <w:pPr>
+        <w:jc w:val="center"/>
+      </w:pPr>
+      <w:r>
+        <w:drawing>
+          <wp:inline xmlns:a="http://schemas.openxmlformats.org/drawingml/2006/main" xmlns:pic="http://schemas.openxmlformats.org/drawingml/2006/picture">
+            <wp:extent cx="5580000" cy="1633968"/>
+            <wp:docPr id="3" name="Picture 3"/>
+            <wp:cNvGraphicFramePr>
+              <a:graphicFrameLocks noChangeAspect="1"/>
+            </wp:cNvGraphicFramePr>
+            <a:graphic>
+              <a:graphicData uri="http://schemas.openxmlformats.org/drawingml/2006/picture">
+                <pic:pic>
+                  <pic:nvPicPr>
+                    <pic:cNvPr id="0" name="04-foco-teclado.png"/>
+                    <pic:cNvPicPr/>
+                  </pic:nvPicPr>
+                  <pic:blipFill>
+                    <a:blip r:embed="rId12"/>
+                    <a:stretch>
+                      <a:fillRect/>
+                    </a:stretch>
+                  </pic:blipFill>
+                  <pic:spPr>
+                    <a:xfrm>
+                      <a:off x="0" y="0"/>
+                      <a:ext cx="5580000" cy="1633968"/>
+                    </a:xfrm>
+                    <a:prstGeom prst="rect"/>
+                  </pic:spPr>
+                </pic:pic>
+              </a:graphicData>
+            </a:graphic>
+          </wp:inline>
+        </w:drawing>
+      </w:r>
+    </w:p>
+    <w:p>
+      <w:pPr>
+        <w:spacing w:line="240" w:lineRule="auto" w:after="200"/>
+        <w:jc w:val="left"/>
+      </w:pPr>
+      <w:r>
+        <w:rPr>
+          <w:rFonts w:ascii="Arial" w:hAnsi="Arial"/>
+          <w:b w:val="0"/>
+          <w:sz w:val="20"/>
+        </w:rPr>
+        <w:t>Figura 3 - Indicador de foco do teclado sobre o link Acessibilidade. Sobre o verde do cabeçalho o contorno âmbar é nítido (5,81:1); sobre o branco da área de conteúdo cai para 1,56:1. Fonte: os autores.</w:t>
+      </w:r>
+    </w:p>
+    <w:p>
+      <w:pPr>
+        <w:jc w:val="center"/>
+      </w:pPr>
+      <w:r>
+        <w:drawing>
+          <wp:inline xmlns:a="http://schemas.openxmlformats.org/drawingml/2006/main" xmlns:pic="http://schemas.openxmlformats.org/drawingml/2006/picture">
+            <wp:extent cx="5580000" cy="13950000"/>
+            <wp:docPr id="4" name="Picture 4"/>
+            <wp:cNvGraphicFramePr>
+              <a:graphicFrameLocks noChangeAspect="1"/>
+            </wp:cNvGraphicFramePr>
+            <a:graphic>
+              <a:graphicData uri="http://schemas.openxmlformats.org/drawingml/2006/picture">
+                <pic:pic>
+                  <pic:nvPicPr>
+                    <pic:cNvPr id="0" name="08-reflow-320px.png"/>
+                    <pic:cNvPicPr/>
+                  </pic:nvPicPr>
+                  <pic:blipFill>
+                    <a:blip r:embed="rId13"/>
+                    <a:stretch>
+                      <a:fillRect/>
+                    </a:stretch>
+                  </pic:blipFill>
+                  <pic:spPr>
+                    <a:xfrm>
+                      <a:off x="0" y="0"/>
+                      <a:ext cx="5580000" cy="13950000"/>
+                    </a:xfrm>
+                    <a:prstGeom prst="rect"/>
+                  </pic:spPr>
+                </pic:pic>
+              </a:graphicData>
+            </a:graphic>
+          </wp:inline>
+        </w:drawing>
+      </w:r>
+    </w:p>
+    <w:p>
+      <w:pPr>
+        <w:spacing w:line="240" w:lineRule="auto" w:after="200"/>
+        <w:jc w:val="left"/>
+      </w:pPr>
+      <w:r>
+        <w:rPr>
+          <w:rFonts w:ascii="Arial" w:hAnsi="Arial"/>
+          <w:b w:val="0"/>
+          <w:sz w:val="20"/>
+        </w:rPr>
+        <w:t>Figura 4 - Página inicial renderizada em 320 pixels de largura. O conteúdo ocupa 330 pixels e provoca rolagem horizontal, contrariando o critério 1.4.10. Fonte: os autores.</w:t>
+      </w:r>
+    </w:p>
+    <w:p>
+      <w:pPr>
+        <w:jc w:val="center"/>
+      </w:pPr>
+      <w:r>
+        <w:drawing>
+          <wp:inline xmlns:a="http://schemas.openxmlformats.org/drawingml/2006/main" xmlns:pic="http://schemas.openxmlformats.org/drawingml/2006/picture">
+            <wp:extent cx="5580000" cy="14007189"/>
+            <wp:docPr id="5" name="Picture 5"/>
+            <wp:cNvGraphicFramePr>
+              <a:graphicFrameLocks noChangeAspect="1"/>
+            </wp:cNvGraphicFramePr>
+            <a:graphic>
+              <a:graphicData uri="http://schemas.openxmlformats.org/drawingml/2006/picture">
+                <pic:pic>
+                  <pic:nvPicPr>
+                    <pic:cNvPr id="0" name="05-pagina-acessibilidade.png"/>
+                    <pic:cNvPicPr/>
+                  </pic:nvPicPr>
+                  <pic:blipFill>
+                    <a:blip r:embed="rId14"/>
+                    <a:stretch>
+                      <a:fillRect/>
+                    </a:stretch>
+                  </pic:blipFill>
+                  <pic:spPr>
+                    <a:xfrm>
+                      <a:off x="0" y="0"/>
+                      <a:ext cx="5580000" cy="14007189"/>
+                    </a:xfrm>
+                    <a:prstGeom prst="rect"/>
+                  </pic:spPr>
+                </pic:pic>
+              </a:graphicData>
+            </a:graphic>
+          </wp:inline>
+        </w:drawing>
+      </w:r>
+    </w:p>
+    <w:p>
+      <w:pPr>
+        <w:spacing w:line="240" w:lineRule="auto" w:after="200"/>
+        <w:jc w:val="left"/>
+      </w:pPr>
+      <w:r>
+        <w:rPr>
+          <w:rFonts w:ascii="Arial" w:hAnsi="Arial"/>
+          <w:b w:val="0"/>
+          <w:sz w:val="20"/>
+        </w:rPr>
+        <w:t>Figura 5 - Página institucional de Acessibilidade, publicada em 2013 e modificada pela última vez em 2020. Descreve apenas três dos sete atalhos existentes e expande a sigla WCAG incorretamente. Fonte: os autores.</w:t>
+      </w:r>
+    </w:p>
+    <w:p/>
+    <w:p>
+      <w:pPr>
+        <w:spacing w:line="360" w:lineRule="auto" w:after="120"/>
+        <w:jc w:val="left"/>
+      </w:pPr>
+      <w:r>
+        <w:rPr>
+          <w:rFonts w:ascii="Arial" w:hAnsi="Arial"/>
+          <w:b/>
+          <w:sz w:val="24"/>
+        </w:rPr>
+        <w:t>4.7 Resultados da auditoria programática do código-fonte</w:t>
+      </w:r>
+    </w:p>
+    <w:p>
+      <w:pPr>
+        <w:spacing w:line="360" w:lineRule="auto" w:after="120"/>
+        <w:ind w:firstLine="709"/>
+        <w:jc w:val="both"/>
+      </w:pPr>
+      <w:r>
+        <w:rPr>
+          <w:rFonts w:ascii="Arial" w:hAnsi="Arial"/>
+          <w:b w:val="0"/>
+          <w:sz w:val="24"/>
+        </w:rPr>
+        <w:t>Como terceira frente de verificação, desenvolveu-se um auditor próprio em Python (ferramenta/auditor_wcag.py), que percorre o HTML das páginas e verifica programaticamente os nove itens automatizáveis do checklist. Seu papel e servir de conferência cruzada aos avaliadores comerciais e permitir reexecutar a medição sempre que o sítio for atualizado.</w:t>
+      </w:r>
+    </w:p>
+    <w:tbl>
+      <w:tblPr>
+        <w:tblStyle w:val="TableGrid"/>
+        <w:tblW w:type="auto" w:w="0"/>
+        <w:tblLayout w:type="fixed"/>
+        <w:tblLook w:firstColumn="1" w:firstRow="1" w:lastColumn="0" w:lastRow="0" w:noHBand="0" w:noVBand="1" w:val="04A0"/>
+      </w:tblPr>
+      <w:tblGrid>
+        <w:gridCol w:w="1814"/>
+        <w:gridCol w:w="1814"/>
+        <w:gridCol w:w="1814"/>
+        <w:gridCol w:w="1814"/>
+        <w:gridCol w:w="1814"/>
+      </w:tblGrid>
+      <w:tr>
+        <w:tc>
+          <w:tcPr>
+            <w:tcW w:type="dxa" w:w="3969"/>
+            <w:shd w:val="clear" w:fill="D9D9D9"/>
+          </w:tcPr>
+          <w:p>
+            <w:pPr>
+              <w:spacing w:line="240" w:lineRule="auto" w:after="40"/>
+              <w:jc w:val="center"/>
+            </w:pPr>
+            <w:r/>
+            <w:r>
+              <w:rPr>
+                <w:rFonts w:ascii="Arial" w:hAnsi="Arial"/>
+                <w:b/>
+                <w:sz w:val="20"/>
+              </w:rPr>
+              <w:t>Página auditada</w:t>
+            </w:r>
+          </w:p>
+        </w:tc>
+        <w:tc>
+          <w:tcPr>
+            <w:tcW w:type="dxa" w:w="1247"/>
+            <w:shd w:val="clear" w:fill="D9D9D9"/>
+          </w:tcPr>
+          <w:p>
+            <w:pPr>
+              <w:spacing w:line="240" w:lineRule="auto" w:after="40"/>
+              <w:jc w:val="center"/>
+            </w:pPr>
+            <w:r/>
+            <w:r>
+              <w:rPr>
+                <w:rFonts w:ascii="Arial" w:hAnsi="Arial"/>
+                <w:b/>
+                <w:sz w:val="20"/>
+              </w:rPr>
+              <w:t>Não conf.</w:t>
+            </w:r>
+          </w:p>
+        </w:tc>
+        <w:tc>
+          <w:tcPr>
+            <w:tcW w:type="dxa" w:w="1247"/>
+            <w:shd w:val="clear" w:fill="D9D9D9"/>
+          </w:tcPr>
+          <w:p>
+            <w:pPr>
+              <w:spacing w:line="240" w:lineRule="auto" w:after="40"/>
+              <w:jc w:val="center"/>
+            </w:pPr>
+            <w:r/>
+            <w:r>
+              <w:rPr>
+                <w:rFonts w:ascii="Arial" w:hAnsi="Arial"/>
+                <w:b/>
+                <w:sz w:val="20"/>
+              </w:rPr>
+              <w:t>Conformes</w:t>
+            </w:r>
+          </w:p>
+        </w:tc>
+        <w:tc>
+          <w:tcPr>
+            <w:tcW w:type="dxa" w:w="1020"/>
+            <w:shd w:val="clear" w:fill="D9D9D9"/>
+          </w:tcPr>
+          <w:p>
+            <w:pPr>
+              <w:spacing w:line="240" w:lineRule="auto" w:after="40"/>
+              <w:jc w:val="center"/>
+            </w:pPr>
+            <w:r/>
+            <w:r>
+              <w:rPr>
+                <w:rFonts w:ascii="Arial" w:hAnsi="Arial"/>
+                <w:b/>
+                <w:sz w:val="20"/>
+              </w:rPr>
+              <w:t>Manual</w:t>
+            </w:r>
+          </w:p>
+        </w:tc>
+        <w:tc>
+          <w:tcPr>
+            <w:tcW w:type="dxa" w:w="1587"/>
+            <w:shd w:val="clear" w:fill="D9D9D9"/>
+          </w:tcPr>
+          <w:p>
+            <w:pPr>
+              <w:spacing w:line="240" w:lineRule="auto" w:after="40"/>
+              <w:jc w:val="center"/>
+            </w:pPr>
+            <w:r/>
+            <w:r>
+              <w:rPr>
+                <w:rFonts w:ascii="Arial" w:hAnsi="Arial"/>
+                <w:b/>
+                <w:sz w:val="20"/>
+              </w:rPr>
+              <w:t>Ocorrências</w:t>
+            </w:r>
+          </w:p>
+        </w:tc>
+      </w:tr>
+      <w:tr>
+        <w:tc>
+          <w:tcPr>
+            <w:tcW w:type="dxa" w:w="3969"/>
+          </w:tcPr>
+          <w:p>
+            <w:pPr>
+              <w:spacing w:line="240" w:lineRule="auto" w:after="40"/>
+            </w:pPr>
+            <w:r/>
+            <w:r>
+              <w:rPr>
+                <w:rFonts w:ascii="Arial" w:hAnsi="Arial"/>
+                <w:b w:val="0"/>
+                <w:sz w:val="20"/>
+              </w:rPr>
+              <w:t>https://www2.ifal.edu.br/campus/maceio</w:t>
+            </w:r>
+          </w:p>
+        </w:tc>
+        <w:tc>
+          <w:tcPr>
+            <w:tcW w:type="dxa" w:w="1247"/>
+          </w:tcPr>
+          <w:p>
+            <w:pPr>
+              <w:spacing w:line="240" w:lineRule="auto" w:after="40"/>
+            </w:pPr>
+            <w:r/>
+            <w:r>
+              <w:rPr>
+                <w:rFonts w:ascii="Arial" w:hAnsi="Arial"/>
+                <w:b w:val="0"/>
+                <w:sz w:val="20"/>
+              </w:rPr>
+              <w:t>2</w:t>
+            </w:r>
+          </w:p>
+        </w:tc>
+        <w:tc>
+          <w:tcPr>
+            <w:tcW w:type="dxa" w:w="1247"/>
+          </w:tcPr>
+          <w:p>
+            <w:pPr>
+              <w:spacing w:line="240" w:lineRule="auto" w:after="40"/>
+            </w:pPr>
+            <w:r/>
+            <w:r>
+              <w:rPr>
+                <w:rFonts w:ascii="Arial" w:hAnsi="Arial"/>
+                <w:b w:val="0"/>
+                <w:sz w:val="20"/>
+              </w:rPr>
+              <w:t>6</w:t>
+            </w:r>
+          </w:p>
+        </w:tc>
+        <w:tc>
+          <w:tcPr>
+            <w:tcW w:type="dxa" w:w="1020"/>
+          </w:tcPr>
+          <w:p>
+            <w:pPr>
+              <w:spacing w:line="240" w:lineRule="auto" w:after="40"/>
+            </w:pPr>
+            <w:r/>
+            <w:r>
+              <w:rPr>
+                <w:rFonts w:ascii="Arial" w:hAnsi="Arial"/>
+                <w:b w:val="0"/>
+                <w:sz w:val="20"/>
+              </w:rPr>
+              <w:t>7</w:t>
+            </w:r>
+          </w:p>
+        </w:tc>
+        <w:tc>
+          <w:tcPr>
+            <w:tcW w:type="dxa" w:w="1587"/>
+          </w:tcPr>
+          <w:p>
+            <w:pPr>
+              <w:spacing w:line="240" w:lineRule="auto" w:after="40"/>
+              <w:jc w:val="center"/>
+            </w:pPr>
+            <w:r/>
+            <w:r>
+              <w:rPr>
+                <w:rFonts w:ascii="Arial" w:hAnsi="Arial"/>
+                <w:b w:val="0"/>
+                <w:sz w:val="20"/>
+              </w:rPr>
+              <w:t>3</w:t>
+            </w:r>
+          </w:p>
+        </w:tc>
+      </w:tr>
+      <w:tr>
+        <w:tc>
+          <w:tcPr>
+            <w:tcW w:type="dxa" w:w="3969"/>
+          </w:tcPr>
+          <w:p>
+            <w:pPr>
+              <w:spacing w:line="240" w:lineRule="auto" w:after="40"/>
+            </w:pPr>
+            <w:r/>
+            <w:r>
+              <w:rPr>
+                <w:rFonts w:ascii="Arial" w:hAnsi="Arial"/>
+                <w:b w:val="0"/>
+                <w:sz w:val="20"/>
+              </w:rPr>
+              <w:t>https://www2.ifal.edu.br/campus/maceio/noticias</w:t>
+            </w:r>
+          </w:p>
+        </w:tc>
+        <w:tc>
+          <w:tcPr>
+            <w:tcW w:type="dxa" w:w="1247"/>
+          </w:tcPr>
+          <w:p>
+            <w:pPr>
+              <w:spacing w:line="240" w:lineRule="auto" w:after="40"/>
+            </w:pPr>
+            <w:r/>
+            <w:r>
+              <w:rPr>
+                <w:rFonts w:ascii="Arial" w:hAnsi="Arial"/>
+                <w:b w:val="0"/>
+                <w:sz w:val="20"/>
+              </w:rPr>
+              <w:t>0</w:t>
+            </w:r>
+          </w:p>
+        </w:tc>
+        <w:tc>
+          <w:tcPr>
+            <w:tcW w:type="dxa" w:w="1247"/>
+          </w:tcPr>
+          <w:p>
+            <w:pPr>
+              <w:spacing w:line="240" w:lineRule="auto" w:after="40"/>
+            </w:pPr>
+            <w:r/>
+            <w:r>
+              <w:rPr>
+                <w:rFonts w:ascii="Arial" w:hAnsi="Arial"/>
+                <w:b w:val="0"/>
+                <w:sz w:val="20"/>
+              </w:rPr>
+              <w:t>8</w:t>
+            </w:r>
+          </w:p>
+        </w:tc>
+        <w:tc>
+          <w:tcPr>
+            <w:tcW w:type="dxa" w:w="1020"/>
+          </w:tcPr>
+          <w:p>
+            <w:pPr>
+              <w:spacing w:line="240" w:lineRule="auto" w:after="40"/>
+            </w:pPr>
+            <w:r/>
+            <w:r>
+              <w:rPr>
+                <w:rFonts w:ascii="Arial" w:hAnsi="Arial"/>
+                <w:b w:val="0"/>
+                <w:sz w:val="20"/>
+              </w:rPr>
+              <w:t>7</w:t>
+            </w:r>
+          </w:p>
+        </w:tc>
+        <w:tc>
+          <w:tcPr>
+            <w:tcW w:type="dxa" w:w="1587"/>
+          </w:tcPr>
+          <w:p>
+            <w:pPr>
+              <w:spacing w:line="240" w:lineRule="auto" w:after="40"/>
+              <w:jc w:val="center"/>
+            </w:pPr>
+            <w:r/>
+            <w:r>
+              <w:rPr>
+                <w:rFonts w:ascii="Arial" w:hAnsi="Arial"/>
+                <w:b w:val="0"/>
+                <w:sz w:val="20"/>
+              </w:rPr>
+              <w:t>0</w:t>
+            </w:r>
+          </w:p>
+        </w:tc>
+      </w:tr>
+      <w:tr>
+        <w:tc>
+          <w:tcPr>
+            <w:tcW w:type="dxa" w:w="3969"/>
+          </w:tcPr>
+          <w:p>
+            <w:pPr>
+              <w:spacing w:line="240" w:lineRule="auto" w:after="40"/>
+            </w:pPr>
+            <w:r/>
+            <w:r>
+              <w:rPr>
+                <w:rFonts w:ascii="Arial" w:hAnsi="Arial"/>
+                <w:b w:val="0"/>
+                <w:sz w:val="20"/>
+              </w:rPr>
+              <w:t>https://www2.ifal.edu.br/campus/maceio/contato</w:t>
+            </w:r>
+          </w:p>
+        </w:tc>
+        <w:tc>
+          <w:tcPr>
+            <w:tcW w:type="dxa" w:w="1247"/>
+          </w:tcPr>
+          <w:p>
+            <w:pPr>
+              <w:spacing w:line="240" w:lineRule="auto" w:after="40"/>
+            </w:pPr>
+            <w:r/>
+            <w:r>
+              <w:rPr>
+                <w:rFonts w:ascii="Arial" w:hAnsi="Arial"/>
+                <w:b w:val="0"/>
+                <w:sz w:val="20"/>
+              </w:rPr>
+              <w:t>1</w:t>
+            </w:r>
+          </w:p>
+        </w:tc>
+        <w:tc>
+          <w:tcPr>
+            <w:tcW w:type="dxa" w:w="1247"/>
+          </w:tcPr>
+          <w:p>
+            <w:pPr>
+              <w:spacing w:line="240" w:lineRule="auto" w:after="40"/>
+            </w:pPr>
+            <w:r/>
+            <w:r>
+              <w:rPr>
+                <w:rFonts w:ascii="Arial" w:hAnsi="Arial"/>
+                <w:b w:val="0"/>
+                <w:sz w:val="20"/>
+              </w:rPr>
+              <w:t>6</w:t>
+            </w:r>
+          </w:p>
+        </w:tc>
+        <w:tc>
+          <w:tcPr>
+            <w:tcW w:type="dxa" w:w="1020"/>
+          </w:tcPr>
+          <w:p>
+            <w:pPr>
+              <w:spacing w:line="240" w:lineRule="auto" w:after="40"/>
+            </w:pPr>
+            <w:r/>
+            <w:r>
+              <w:rPr>
+                <w:rFonts w:ascii="Arial" w:hAnsi="Arial"/>
+                <w:b w:val="0"/>
+                <w:sz w:val="20"/>
+              </w:rPr>
+              <w:t>7</w:t>
+            </w:r>
+          </w:p>
+        </w:tc>
+        <w:tc>
+          <w:tcPr>
+            <w:tcW w:type="dxa" w:w="1587"/>
+          </w:tcPr>
+          <w:p>
+            <w:pPr>
+              <w:spacing w:line="240" w:lineRule="auto" w:after="40"/>
+              <w:jc w:val="center"/>
+            </w:pPr>
+            <w:r/>
+            <w:r>
+              <w:rPr>
+                <w:rFonts w:ascii="Arial" w:hAnsi="Arial"/>
+                <w:b w:val="0"/>
+                <w:sz w:val="20"/>
+              </w:rPr>
+              <w:t>1</w:t>
+            </w:r>
+          </w:p>
+        </w:tc>
+      </w:tr>
+    </w:tbl>
+    <w:p>
+      <w:pPr>
+        <w:spacing w:line="240" w:lineRule="auto" w:after="200"/>
+        <w:jc w:val="left"/>
+      </w:pPr>
+      <w:r>
+        <w:rPr>
+          <w:rFonts w:ascii="Arial" w:hAnsi="Arial"/>
+          <w:b w:val="0"/>
+          <w:sz w:val="20"/>
+        </w:rPr>
+        <w:t>Quadro 7 - Síntese da auditoria programática por página. Fonte: elaborado pelos autores.</w:t>
+      </w:r>
+    </w:p>
+    <w:p>
+      <w:pPr>
+        <w:spacing w:line="360" w:lineRule="auto" w:after="120"/>
+        <w:ind w:firstLine="709"/>
+        <w:jc w:val="both"/>
+      </w:pPr>
+      <w:r>
+        <w:rPr>
+          <w:rFonts w:ascii="Arial" w:hAnsi="Arial"/>
+          <w:b w:val="0"/>
+          <w:sz w:val="24"/>
+        </w:rPr>
+        <w:t>A página com maior número de ocorrências foi https://www2.ifal.edu.br/campus/maceio, com 3 problemas somados. O detalhamento das falhas identificadas nessa página é apresentado no Quadro 8.</w:t>
+      </w:r>
+    </w:p>
+    <w:tbl>
+      <w:tblPr>
+        <w:tblStyle w:val="TableGrid"/>
+        <w:tblW w:type="auto" w:w="0"/>
+        <w:tblLayout w:type="fixed"/>
+        <w:tblLook w:firstColumn="1" w:firstRow="1" w:lastColumn="0" w:lastRow="0" w:noHBand="0" w:noVBand="1" w:val="04A0"/>
+      </w:tblPr>
+      <w:tblGrid>
+        <w:gridCol w:w="3024"/>
+        <w:gridCol w:w="3024"/>
+        <w:gridCol w:w="3024"/>
+      </w:tblGrid>
+      <w:tr>
+        <w:tc>
+          <w:tcPr>
+            <w:tcW w:type="dxa" w:w="510"/>
+            <w:shd w:val="clear" w:fill="D9D9D9"/>
+          </w:tcPr>
+          <w:p>
+            <w:pPr>
+              <w:spacing w:line="240" w:lineRule="auto" w:after="40"/>
+              <w:jc w:val="center"/>
+            </w:pPr>
+            <w:r/>
+            <w:r>
+              <w:rPr>
+                <w:rFonts w:ascii="Arial" w:hAnsi="Arial"/>
+                <w:b/>
+                <w:sz w:val="20"/>
+              </w:rPr>
+              <w:t>#</w:t>
+            </w:r>
+          </w:p>
+        </w:tc>
+        <w:tc>
+          <w:tcPr>
+            <w:tcW w:type="dxa" w:w="2268"/>
+            <w:shd w:val="clear" w:fill="D9D9D9"/>
+          </w:tcPr>
+          <w:p>
+            <w:pPr>
+              <w:spacing w:line="240" w:lineRule="auto" w:after="40"/>
+              <w:jc w:val="center"/>
+            </w:pPr>
+            <w:r/>
+            <w:r>
+              <w:rPr>
+                <w:rFonts w:ascii="Arial" w:hAnsi="Arial"/>
+                <w:b/>
+                <w:sz w:val="20"/>
+              </w:rPr>
+              <w:t>Item</w:t>
+            </w:r>
+          </w:p>
+        </w:tc>
+        <w:tc>
+          <w:tcPr>
+            <w:tcW w:type="dxa" w:w="6293"/>
+            <w:shd w:val="clear" w:fill="D9D9D9"/>
+          </w:tcPr>
+          <w:p>
+            <w:pPr>
+              <w:spacing w:line="240" w:lineRule="auto" w:after="40"/>
+              <w:jc w:val="center"/>
+            </w:pPr>
+            <w:r/>
+            <w:r>
+              <w:rPr>
+                <w:rFonts w:ascii="Arial" w:hAnsi="Arial"/>
+                <w:b/>
+                <w:sz w:val="20"/>
+              </w:rPr>
+              <w:t>Diagnóstico automático</w:t>
+            </w:r>
+          </w:p>
+        </w:tc>
+      </w:tr>
+      <w:tr>
+        <w:tc>
+          <w:tcPr>
+            <w:tcW w:type="dxa" w:w="510"/>
+          </w:tcPr>
+          <w:p>
+            <w:pPr>
+              <w:spacing w:line="240" w:lineRule="auto" w:after="40"/>
+              <w:jc w:val="center"/>
+            </w:pPr>
+            <w:r/>
+            <w:r>
+              <w:rPr>
+                <w:rFonts w:ascii="Arial" w:hAnsi="Arial"/>
+                <w:b w:val="0"/>
+                <w:sz w:val="20"/>
+              </w:rPr>
+              <w:t>2</w:t>
+            </w:r>
+          </w:p>
+        </w:tc>
+        <w:tc>
+          <w:tcPr>
+            <w:tcW w:type="dxa" w:w="2268"/>
+          </w:tcPr>
+          <w:p>
+            <w:pPr>
+              <w:spacing w:line="240" w:lineRule="auto" w:after="40"/>
+            </w:pPr>
+            <w:r/>
+            <w:r>
+              <w:rPr>
+                <w:rFonts w:ascii="Arial" w:hAnsi="Arial"/>
+                <w:b w:val="0"/>
+                <w:sz w:val="20"/>
+              </w:rPr>
+              <w:t>Hierarquia de cabeçalhos</w:t>
+            </w:r>
+          </w:p>
+        </w:tc>
+        <w:tc>
+          <w:tcPr>
+            <w:tcW w:type="dxa" w:w="6293"/>
+          </w:tcPr>
+          <w:p>
+            <w:pPr>
+              <w:spacing w:line="240" w:lineRule="auto" w:after="40"/>
+            </w:pPr>
+            <w:r/>
+            <w:r>
+              <w:rPr>
+                <w:rFonts w:ascii="Arial" w:hAnsi="Arial"/>
+                <w:b w:val="0"/>
+                <w:sz w:val="20"/>
+              </w:rPr>
+              <w:t>15 cabeçalhos; 0 elemento(s) h1; 0 salto(s) de nível; 0 cabeçalho(s) vazio(s).</w:t>
+            </w:r>
+          </w:p>
+        </w:tc>
+      </w:tr>
+      <w:tr>
+        <w:tc>
+          <w:tcPr>
+            <w:tcW w:type="dxa" w:w="510"/>
+          </w:tcPr>
+          <w:p>
+            <w:pPr>
+              <w:spacing w:line="240" w:lineRule="auto" w:after="40"/>
+              <w:jc w:val="center"/>
+            </w:pPr>
+            <w:r/>
+            <w:r>
+              <w:rPr>
+                <w:rFonts w:ascii="Arial" w:hAnsi="Arial"/>
+                <w:b w:val="0"/>
+                <w:sz w:val="20"/>
+              </w:rPr>
+              <w:t>13</w:t>
+            </w:r>
+          </w:p>
+        </w:tc>
+        <w:tc>
+          <w:tcPr>
+            <w:tcW w:type="dxa" w:w="2268"/>
+          </w:tcPr>
+          <w:p>
+            <w:pPr>
+              <w:spacing w:line="240" w:lineRule="auto" w:after="40"/>
+            </w:pPr>
+            <w:r/>
+            <w:r>
+              <w:rPr>
+                <w:rFonts w:ascii="Arial" w:hAnsi="Arial"/>
+                <w:b w:val="0"/>
+                <w:sz w:val="20"/>
+              </w:rPr>
+              <w:t>Links com texto descritivo</w:t>
+            </w:r>
+          </w:p>
+        </w:tc>
+        <w:tc>
+          <w:tcPr>
+            <w:tcW w:type="dxa" w:w="6293"/>
+          </w:tcPr>
+          <w:p>
+            <w:pPr>
+              <w:spacing w:line="240" w:lineRule="auto" w:after="40"/>
+            </w:pPr>
+            <w:r/>
+            <w:r>
+              <w:rPr>
+                <w:rFonts w:ascii="Arial" w:hAnsi="Arial"/>
+                <w:b w:val="0"/>
+                <w:sz w:val="20"/>
+              </w:rPr>
+              <w:t>125 links; 0 sem texto acessível; 2 com texto genérico ou URL crua.</w:t>
+            </w:r>
+          </w:p>
+        </w:tc>
+      </w:tr>
+    </w:tbl>
+    <w:p>
+      <w:pPr>
+        <w:spacing w:line="240" w:lineRule="auto" w:after="200"/>
+        <w:jc w:val="left"/>
+      </w:pPr>
+      <w:r>
+        <w:rPr>
+          <w:rFonts w:ascii="Arial" w:hAnsi="Arial"/>
+          <w:b w:val="0"/>
+          <w:sz w:val="20"/>
+        </w:rPr>
+        <w:t>Quadro 8 - Falhas detectadas pela auditoria programática. Fonte: elaborado pelos autores.</w:t>
+      </w:r>
+    </w:p>
+    <w:p/>
+    <w:p>
+      <w:pPr>
+        <w:spacing w:line="360" w:lineRule="auto" w:after="120"/>
+        <w:jc w:val="left"/>
+      </w:pPr>
+      <w:r>
+        <w:rPr>
+          <w:rFonts w:ascii="Arial" w:hAnsi="Arial"/>
+          <w:b/>
+          <w:sz w:val="24"/>
+        </w:rPr>
+        <w:t>4.8 Simulação automatizada de acesso por smartphone</w:t>
       </w:r>
     </w:p>
     <w:p>
@@ -4387,25 +6675,1766 @@
     </w:p>
     <w:p>
       <w:pPr>
-        <w:spacing w:line="360" w:lineRule="auto" w:after="80"/>
-        <w:ind w:left="709"/>
+        <w:spacing w:line="360" w:lineRule="auto" w:after="120"/>
+        <w:ind w:firstLine="709"/>
         <w:jc w:val="both"/>
       </w:pPr>
       <w:r>
         <w:rPr>
           <w:rFonts w:ascii="Arial" w:hAnsi="Arial"/>
+          <w:b w:val="0"/>
           <w:sz w:val="24"/>
         </w:rPr>
-        <w:t xml:space="preserve">• </w:t>
+        <w:t>A simulação foi executada sobre http://127.0.0.1:8899/campus/maceio.html, emulando o aparelho Google Pixel 7 (TalkBack) em viewport de 412x915 pixels lógicos. O Quadro 9 reúne as medições.</w:t>
       </w:r>
+    </w:p>
+    <w:tbl>
+      <w:tblPr>
+        <w:tblStyle w:val="TableGrid"/>
+        <w:tblW w:type="auto" w:w="0"/>
+        <w:tblLayout w:type="fixed"/>
+        <w:tblLook w:firstColumn="1" w:firstRow="1" w:lastColumn="0" w:lastRow="0" w:noHBand="0" w:noVBand="1" w:val="04A0"/>
+      </w:tblPr>
+      <w:tblGrid>
+        <w:gridCol w:w="3024"/>
+        <w:gridCol w:w="3024"/>
+        <w:gridCol w:w="3024"/>
+      </w:tblGrid>
+      <w:tr>
+        <w:tc>
+          <w:tcPr>
+            <w:tcW w:type="dxa" w:w="3628"/>
+            <w:shd w:val="clear" w:fill="D9D9D9"/>
+          </w:tcPr>
+          <w:p>
+            <w:pPr>
+              <w:spacing w:line="240" w:lineRule="auto" w:after="40"/>
+              <w:jc w:val="center"/>
+            </w:pPr>
+            <w:r/>
+            <w:r>
+              <w:rPr>
+                <w:rFonts w:ascii="Arial" w:hAnsi="Arial"/>
+                <w:b/>
+                <w:sz w:val="20"/>
+              </w:rPr>
+              <w:t>Medição</w:t>
+            </w:r>
+          </w:p>
+        </w:tc>
+        <w:tc>
+          <w:tcPr>
+            <w:tcW w:type="dxa" w:w="2041"/>
+            <w:shd w:val="clear" w:fill="D9D9D9"/>
+          </w:tcPr>
+          <w:p>
+            <w:pPr>
+              <w:spacing w:line="240" w:lineRule="auto" w:after="40"/>
+              <w:jc w:val="center"/>
+            </w:pPr>
+            <w:r/>
+            <w:r>
+              <w:rPr>
+                <w:rFonts w:ascii="Arial" w:hAnsi="Arial"/>
+                <w:b/>
+                <w:sz w:val="20"/>
+              </w:rPr>
+              <w:t>Resultado</w:t>
+            </w:r>
+          </w:p>
+        </w:tc>
+        <w:tc>
+          <w:tcPr>
+            <w:tcW w:type="dxa" w:w="3402"/>
+            <w:shd w:val="clear" w:fill="D9D9D9"/>
+          </w:tcPr>
+          <w:p>
+            <w:pPr>
+              <w:spacing w:line="240" w:lineRule="auto" w:after="40"/>
+              <w:jc w:val="center"/>
+            </w:pPr>
+            <w:r/>
+            <w:r>
+              <w:rPr>
+                <w:rFonts w:ascii="Arial" w:hAnsi="Arial"/>
+                <w:b/>
+                <w:sz w:val="20"/>
+              </w:rPr>
+              <w:t>Critério WCAG 2.1</w:t>
+            </w:r>
+          </w:p>
+        </w:tc>
+      </w:tr>
+      <w:tr>
+        <w:tc>
+          <w:tcPr>
+            <w:tcW w:type="dxa" w:w="3628"/>
+          </w:tcPr>
+          <w:p>
+            <w:pPr>
+              <w:spacing w:line="240" w:lineRule="auto" w:after="40"/>
+            </w:pPr>
+            <w:r/>
+            <w:r>
+              <w:rPr>
+                <w:rFonts w:ascii="Arial" w:hAnsi="Arial"/>
+                <w:b w:val="0"/>
+                <w:sz w:val="20"/>
+              </w:rPr>
+              <w:t>Elementos anunciados sem rótulo</w:t>
+            </w:r>
+          </w:p>
+        </w:tc>
+        <w:tc>
+          <w:tcPr>
+            <w:tcW w:type="dxa" w:w="2041"/>
+          </w:tcPr>
+          <w:p>
+            <w:pPr>
+              <w:spacing w:line="240" w:lineRule="auto" w:after="40"/>
+            </w:pPr>
+            <w:r/>
+            <w:r>
+              <w:rPr>
+                <w:rFonts w:ascii="Arial" w:hAnsi="Arial"/>
+                <w:b w:val="0"/>
+                <w:sz w:val="20"/>
+              </w:rPr>
+              <w:t>0</w:t>
+            </w:r>
+          </w:p>
+        </w:tc>
+        <w:tc>
+          <w:tcPr>
+            <w:tcW w:type="dxa" w:w="3402"/>
+          </w:tcPr>
+          <w:p>
+            <w:pPr>
+              <w:spacing w:line="240" w:lineRule="auto" w:after="40"/>
+            </w:pPr>
+            <w:r/>
+            <w:r>
+              <w:rPr>
+                <w:rFonts w:ascii="Arial" w:hAnsi="Arial"/>
+                <w:b w:val="0"/>
+                <w:sz w:val="20"/>
+              </w:rPr>
+              <w:t>1.1.1 / 4.1.2 (A)</w:t>
+            </w:r>
+          </w:p>
+        </w:tc>
+      </w:tr>
+      <w:tr>
+        <w:tc>
+          <w:tcPr>
+            <w:tcW w:type="dxa" w:w="3628"/>
+          </w:tcPr>
+          <w:p>
+            <w:pPr>
+              <w:spacing w:line="240" w:lineRule="auto" w:after="40"/>
+            </w:pPr>
+            <w:r/>
+            <w:r>
+              <w:rPr>
+                <w:rFonts w:ascii="Arial" w:hAnsi="Arial"/>
+                <w:b w:val="0"/>
+                <w:sz w:val="20"/>
+              </w:rPr>
+              <w:t>Deslizes até o conteúdo principal</w:t>
+            </w:r>
+          </w:p>
+        </w:tc>
+        <w:tc>
+          <w:tcPr>
+            <w:tcW w:type="dxa" w:w="2041"/>
+          </w:tcPr>
+          <w:p>
+            <w:pPr>
+              <w:spacing w:line="240" w:lineRule="auto" w:after="40"/>
+            </w:pPr>
+            <w:r/>
+            <w:r>
+              <w:rPr>
+                <w:rFonts w:ascii="Arial" w:hAnsi="Arial"/>
+                <w:b w:val="0"/>
+                <w:sz w:val="20"/>
+              </w:rPr>
+              <w:t>4</w:t>
+            </w:r>
+          </w:p>
+        </w:tc>
+        <w:tc>
+          <w:tcPr>
+            <w:tcW w:type="dxa" w:w="3402"/>
+          </w:tcPr>
+          <w:p>
+            <w:pPr>
+              <w:spacing w:line="240" w:lineRule="auto" w:after="40"/>
+              <w:jc w:val="center"/>
+            </w:pPr>
+            <w:r/>
+            <w:r>
+              <w:rPr>
+                <w:rFonts w:ascii="Arial" w:hAnsi="Arial"/>
+                <w:b w:val="0"/>
+                <w:sz w:val="20"/>
+              </w:rPr>
+              <w:t>2.4.1 (A)</w:t>
+            </w:r>
+          </w:p>
+        </w:tc>
+      </w:tr>
+      <w:tr>
+        <w:tc>
+          <w:tcPr>
+            <w:tcW w:type="dxa" w:w="3628"/>
+          </w:tcPr>
+          <w:p>
+            <w:pPr>
+              <w:spacing w:line="240" w:lineRule="auto" w:after="40"/>
+            </w:pPr>
+            <w:r/>
+            <w:r>
+              <w:rPr>
+                <w:rFonts w:ascii="Arial" w:hAnsi="Arial"/>
+                <w:b w:val="0"/>
+                <w:sz w:val="20"/>
+              </w:rPr>
+              <w:t>Elementos focáveis sem foco visível</w:t>
+            </w:r>
+          </w:p>
+        </w:tc>
+        <w:tc>
+          <w:tcPr>
+            <w:tcW w:type="dxa" w:w="2041"/>
+          </w:tcPr>
+          <w:p>
+            <w:pPr>
+              <w:spacing w:line="240" w:lineRule="auto" w:after="40"/>
+            </w:pPr>
+            <w:r/>
+            <w:r>
+              <w:rPr>
+                <w:rFonts w:ascii="Arial" w:hAnsi="Arial"/>
+                <w:b w:val="0"/>
+                <w:sz w:val="20"/>
+              </w:rPr>
+              <w:t>0</w:t>
+            </w:r>
+          </w:p>
+        </w:tc>
+        <w:tc>
+          <w:tcPr>
+            <w:tcW w:type="dxa" w:w="3402"/>
+          </w:tcPr>
+          <w:p>
+            <w:pPr>
+              <w:spacing w:line="240" w:lineRule="auto" w:after="40"/>
+              <w:jc w:val="center"/>
+            </w:pPr>
+            <w:r/>
+            <w:r>
+              <w:rPr>
+                <w:rFonts w:ascii="Arial" w:hAnsi="Arial"/>
+                <w:b w:val="0"/>
+                <w:sz w:val="20"/>
+              </w:rPr>
+              <w:t>2.4.7 (AA)</w:t>
+            </w:r>
+          </w:p>
+        </w:tc>
+      </w:tr>
+      <w:tr>
+        <w:tc>
+          <w:tcPr>
+            <w:tcW w:type="dxa" w:w="3628"/>
+          </w:tcPr>
+          <w:p>
+            <w:pPr>
+              <w:spacing w:line="240" w:lineRule="auto" w:after="40"/>
+            </w:pPr>
+            <w:r/>
+            <w:r>
+              <w:rPr>
+                <w:rFonts w:ascii="Arial" w:hAnsi="Arial"/>
+                <w:b w:val="0"/>
+                <w:sz w:val="20"/>
+              </w:rPr>
+              <w:t>Elementos focáveis sem nome acessível</w:t>
+            </w:r>
+          </w:p>
+        </w:tc>
+        <w:tc>
+          <w:tcPr>
+            <w:tcW w:type="dxa" w:w="2041"/>
+          </w:tcPr>
+          <w:p>
+            <w:pPr>
+              <w:spacing w:line="240" w:lineRule="auto" w:after="40"/>
+            </w:pPr>
+            <w:r/>
+            <w:r>
+              <w:rPr>
+                <w:rFonts w:ascii="Arial" w:hAnsi="Arial"/>
+                <w:b w:val="0"/>
+                <w:sz w:val="20"/>
+              </w:rPr>
+              <w:t>6</w:t>
+            </w:r>
+          </w:p>
+        </w:tc>
+        <w:tc>
+          <w:tcPr>
+            <w:tcW w:type="dxa" w:w="3402"/>
+          </w:tcPr>
+          <w:p>
+            <w:pPr>
+              <w:spacing w:line="240" w:lineRule="auto" w:after="40"/>
+              <w:jc w:val="center"/>
+            </w:pPr>
+            <w:r/>
+            <w:r>
+              <w:rPr>
+                <w:rFonts w:ascii="Arial" w:hAnsi="Arial"/>
+                <w:b w:val="0"/>
+                <w:sz w:val="20"/>
+              </w:rPr>
+              <w:t>4.1.2 (A)</w:t>
+            </w:r>
+          </w:p>
+        </w:tc>
+      </w:tr>
+      <w:tr>
+        <w:tc>
+          <w:tcPr>
+            <w:tcW w:type="dxa" w:w="3628"/>
+          </w:tcPr>
+          <w:p>
+            <w:pPr>
+              <w:spacing w:line="240" w:lineRule="auto" w:after="40"/>
+            </w:pPr>
+            <w:r/>
+            <w:r>
+              <w:rPr>
+                <w:rFonts w:ascii="Arial" w:hAnsi="Arial"/>
+                <w:b w:val="0"/>
+                <w:sz w:val="20"/>
+              </w:rPr>
+              <w:t>Armadilha de foco</w:t>
+            </w:r>
+          </w:p>
+        </w:tc>
+        <w:tc>
+          <w:tcPr>
+            <w:tcW w:type="dxa" w:w="2041"/>
+          </w:tcPr>
+          <w:p>
+            <w:pPr>
+              <w:spacing w:line="240" w:lineRule="auto" w:after="40"/>
+            </w:pPr>
+            <w:r/>
+            <w:r>
+              <w:rPr>
+                <w:rFonts w:ascii="Arial" w:hAnsi="Arial"/>
+                <w:b w:val="0"/>
+                <w:sz w:val="20"/>
+              </w:rPr>
+              <w:t>não detectada</w:t>
+            </w:r>
+          </w:p>
+        </w:tc>
+        <w:tc>
+          <w:tcPr>
+            <w:tcW w:type="dxa" w:w="3402"/>
+          </w:tcPr>
+          <w:p>
+            <w:pPr>
+              <w:spacing w:line="240" w:lineRule="auto" w:after="40"/>
+              <w:jc w:val="center"/>
+            </w:pPr>
+            <w:r/>
+            <w:r>
+              <w:rPr>
+                <w:rFonts w:ascii="Arial" w:hAnsi="Arial"/>
+                <w:b w:val="0"/>
+                <w:sz w:val="20"/>
+              </w:rPr>
+              <w:t>2.1.2 (A)</w:t>
+            </w:r>
+          </w:p>
+        </w:tc>
+      </w:tr>
+      <w:tr>
+        <w:tc>
+          <w:tcPr>
+            <w:tcW w:type="dxa" w:w="3628"/>
+          </w:tcPr>
+          <w:p>
+            <w:pPr>
+              <w:spacing w:line="240" w:lineRule="auto" w:after="40"/>
+            </w:pPr>
+            <w:r/>
+            <w:r>
+              <w:rPr>
+                <w:rFonts w:ascii="Arial" w:hAnsi="Arial"/>
+                <w:b w:val="0"/>
+                <w:sz w:val="20"/>
+              </w:rPr>
+              <w:t>Alvos de toque menores que 24x24 px</w:t>
+            </w:r>
+          </w:p>
+        </w:tc>
+        <w:tc>
+          <w:tcPr>
+            <w:tcW w:type="dxa" w:w="2041"/>
+          </w:tcPr>
+          <w:p>
+            <w:pPr>
+              <w:spacing w:line="240" w:lineRule="auto" w:after="40"/>
+            </w:pPr>
+            <w:r/>
+            <w:r>
+              <w:rPr>
+                <w:rFonts w:ascii="Arial" w:hAnsi="Arial"/>
+                <w:b w:val="0"/>
+                <w:sz w:val="20"/>
+              </w:rPr>
+              <w:t>23</w:t>
+            </w:r>
+          </w:p>
+        </w:tc>
+        <w:tc>
+          <w:tcPr>
+            <w:tcW w:type="dxa" w:w="3402"/>
+          </w:tcPr>
+          <w:p>
+            <w:pPr>
+              <w:spacing w:line="240" w:lineRule="auto" w:after="40"/>
+              <w:jc w:val="center"/>
+            </w:pPr>
+            <w:r/>
+            <w:r>
+              <w:rPr>
+                <w:rFonts w:ascii="Arial" w:hAnsi="Arial"/>
+                <w:b w:val="0"/>
+                <w:sz w:val="20"/>
+              </w:rPr>
+              <w:t>2.5.8 (AA)</w:t>
+            </w:r>
+          </w:p>
+        </w:tc>
+      </w:tr>
+      <w:tr>
+        <w:tc>
+          <w:tcPr>
+            <w:tcW w:type="dxa" w:w="3628"/>
+          </w:tcPr>
+          <w:p>
+            <w:pPr>
+              <w:spacing w:line="240" w:lineRule="auto" w:after="40"/>
+            </w:pPr>
+            <w:r/>
+            <w:r>
+              <w:rPr>
+                <w:rFonts w:ascii="Arial" w:hAnsi="Arial"/>
+                <w:b w:val="0"/>
+                <w:sz w:val="20"/>
+              </w:rPr>
+              <w:t>Alvos de toque menores que 44x44 px</w:t>
+            </w:r>
+          </w:p>
+        </w:tc>
+        <w:tc>
+          <w:tcPr>
+            <w:tcW w:type="dxa" w:w="2041"/>
+          </w:tcPr>
+          <w:p>
+            <w:pPr>
+              <w:spacing w:line="240" w:lineRule="auto" w:after="40"/>
+            </w:pPr>
+            <w:r/>
+            <w:r>
+              <w:rPr>
+                <w:rFonts w:ascii="Arial" w:hAnsi="Arial"/>
+                <w:b w:val="0"/>
+                <w:sz w:val="20"/>
+              </w:rPr>
+              <w:t>38</w:t>
+            </w:r>
+          </w:p>
+        </w:tc>
+        <w:tc>
+          <w:tcPr>
+            <w:tcW w:type="dxa" w:w="3402"/>
+          </w:tcPr>
+          <w:p>
+            <w:pPr>
+              <w:spacing w:line="240" w:lineRule="auto" w:after="40"/>
+              <w:jc w:val="center"/>
+            </w:pPr>
+            <w:r/>
+            <w:r>
+              <w:rPr>
+                <w:rFonts w:ascii="Arial" w:hAnsi="Arial"/>
+                <w:b w:val="0"/>
+                <w:sz w:val="20"/>
+              </w:rPr>
+              <w:t>2.5.5 (AAA)</w:t>
+            </w:r>
+          </w:p>
+        </w:tc>
+      </w:tr>
+      <w:tr>
+        <w:tc>
+          <w:tcPr>
+            <w:tcW w:type="dxa" w:w="3628"/>
+          </w:tcPr>
+          <w:p>
+            <w:pPr>
+              <w:spacing w:line="240" w:lineRule="auto" w:after="40"/>
+            </w:pPr>
+            <w:r/>
+            <w:r>
+              <w:rPr>
+                <w:rFonts w:ascii="Arial" w:hAnsi="Arial"/>
+                <w:b w:val="0"/>
+                <w:sz w:val="20"/>
+              </w:rPr>
+              <w:t>Rolagem horizontal em 320 px</w:t>
+            </w:r>
+          </w:p>
+        </w:tc>
+        <w:tc>
+          <w:tcPr>
+            <w:tcW w:type="dxa" w:w="2041"/>
+          </w:tcPr>
+          <w:p>
+            <w:pPr>
+              <w:spacing w:line="240" w:lineRule="auto" w:after="40"/>
+            </w:pPr>
+            <w:r/>
+            <w:r>
+              <w:rPr>
+                <w:rFonts w:ascii="Arial" w:hAnsi="Arial"/>
+                <w:b w:val="0"/>
+                <w:sz w:val="20"/>
+              </w:rPr>
+              <w:t>sim</w:t>
+            </w:r>
+          </w:p>
+        </w:tc>
+        <w:tc>
+          <w:tcPr>
+            <w:tcW w:type="dxa" w:w="3402"/>
+          </w:tcPr>
+          <w:p>
+            <w:pPr>
+              <w:spacing w:line="240" w:lineRule="auto" w:after="40"/>
+              <w:jc w:val="center"/>
+            </w:pPr>
+            <w:r/>
+            <w:r>
+              <w:rPr>
+                <w:rFonts w:ascii="Arial" w:hAnsi="Arial"/>
+                <w:b w:val="0"/>
+                <w:sz w:val="20"/>
+              </w:rPr>
+              <w:t>1.4.10 (AA)</w:t>
+            </w:r>
+          </w:p>
+        </w:tc>
+      </w:tr>
+      <w:tr>
+        <w:tc>
+          <w:tcPr>
+            <w:tcW w:type="dxa" w:w="3628"/>
+          </w:tcPr>
+          <w:p>
+            <w:pPr>
+              <w:spacing w:line="240" w:lineRule="auto" w:after="40"/>
+            </w:pPr>
+            <w:r/>
+            <w:r>
+              <w:rPr>
+                <w:rFonts w:ascii="Arial" w:hAnsi="Arial"/>
+                <w:b w:val="0"/>
+                <w:sz w:val="20"/>
+              </w:rPr>
+              <w:t>Zoom bloqueado pela meta viewport</w:t>
+            </w:r>
+          </w:p>
+        </w:tc>
+        <w:tc>
+          <w:tcPr>
+            <w:tcW w:type="dxa" w:w="2041"/>
+          </w:tcPr>
+          <w:p>
+            <w:pPr>
+              <w:spacing w:line="240" w:lineRule="auto" w:after="40"/>
+            </w:pPr>
+            <w:r/>
+            <w:r>
+              <w:rPr>
+                <w:rFonts w:ascii="Arial" w:hAnsi="Arial"/>
+                <w:b w:val="0"/>
+                <w:sz w:val="20"/>
+              </w:rPr>
+              <w:t>não</w:t>
+            </w:r>
+          </w:p>
+        </w:tc>
+        <w:tc>
+          <w:tcPr>
+            <w:tcW w:type="dxa" w:w="3402"/>
+          </w:tcPr>
+          <w:p>
+            <w:pPr>
+              <w:spacing w:line="240" w:lineRule="auto" w:after="40"/>
+              <w:jc w:val="center"/>
+            </w:pPr>
+            <w:r/>
+            <w:r>
+              <w:rPr>
+                <w:rFonts w:ascii="Arial" w:hAnsi="Arial"/>
+                <w:b w:val="0"/>
+                <w:sz w:val="20"/>
+              </w:rPr>
+              <w:t>1.4.4 (AA)</w:t>
+            </w:r>
+          </w:p>
+        </w:tc>
+      </w:tr>
+      <w:tr>
+        <w:tc>
+          <w:tcPr>
+            <w:tcW w:type="dxa" w:w="3628"/>
+          </w:tcPr>
+          <w:p>
+            <w:pPr>
+              <w:spacing w:line="240" w:lineRule="auto" w:after="40"/>
+            </w:pPr>
+            <w:r/>
+            <w:r>
+              <w:rPr>
+                <w:rFonts w:ascii="Arial" w:hAnsi="Arial"/>
+                <w:b w:val="0"/>
+                <w:sz w:val="20"/>
+              </w:rPr>
+              <w:t>Trechos reprovados no contraste</w:t>
+            </w:r>
+          </w:p>
+        </w:tc>
+        <w:tc>
+          <w:tcPr>
+            <w:tcW w:type="dxa" w:w="2041"/>
+          </w:tcPr>
+          <w:p>
+            <w:pPr>
+              <w:spacing w:line="240" w:lineRule="auto" w:after="40"/>
+            </w:pPr>
+            <w:r/>
+            <w:r>
+              <w:rPr>
+                <w:rFonts w:ascii="Arial" w:hAnsi="Arial"/>
+                <w:b w:val="0"/>
+                <w:sz w:val="20"/>
+              </w:rPr>
+              <w:t>7 de 51</w:t>
+            </w:r>
+          </w:p>
+        </w:tc>
+        <w:tc>
+          <w:tcPr>
+            <w:tcW w:type="dxa" w:w="3402"/>
+          </w:tcPr>
+          <w:p>
+            <w:pPr>
+              <w:spacing w:line="240" w:lineRule="auto" w:after="40"/>
+              <w:jc w:val="center"/>
+            </w:pPr>
+            <w:r/>
+            <w:r>
+              <w:rPr>
+                <w:rFonts w:ascii="Arial" w:hAnsi="Arial"/>
+                <w:b w:val="0"/>
+                <w:sz w:val="20"/>
+              </w:rPr>
+              <w:t>1.4.3 (AA)</w:t>
+            </w:r>
+          </w:p>
+        </w:tc>
+      </w:tr>
+    </w:tbl>
+    <w:p>
+      <w:pPr>
+        <w:spacing w:line="240" w:lineRule="auto" w:after="200"/>
+        <w:jc w:val="left"/>
+      </w:pPr>
       <w:r>
         <w:rPr>
           <w:rFonts w:ascii="Arial" w:hAnsi="Arial"/>
-          <w:b/>
+          <w:b w:val="0"/>
+          <w:sz w:val="20"/>
+        </w:rPr>
+        <w:t>Quadro 9 - Medições da simulação automatizada em smartphone. Fonte: elaborado pelos autores.</w:t>
+      </w:r>
+    </w:p>
+    <w:p>
+      <w:pPr>
+        <w:spacing w:line="360" w:lineRule="auto" w:after="120"/>
+        <w:ind w:firstLine="709"/>
+        <w:jc w:val="both"/>
+      </w:pPr>
+      <w:r>
+        <w:rPr>
+          <w:rFonts w:ascii="Arial" w:hAnsi="Arial"/>
+          <w:b w:val="0"/>
           <w:sz w:val="24"/>
-          <w:highlight w:val="yellow"/>
         </w:rPr>
-        <w:t>[PREENCHER: execute 'python3 ferramenta/simulador_mobile.py &lt;URL&gt;' e gere novamente este relatório para preencher os Quadros 6 e 7]</w:t>
+        <w:t>O Quadro 10 reproduz os primeiros anúncios que o leitor de tela emitiria ao percorrer a página, permitir verificar como a estrutura do código se converte em experiência sonora.</w:t>
+      </w:r>
+    </w:p>
+    <w:tbl>
+      <w:tblPr>
+        <w:tblStyle w:val="TableGrid"/>
+        <w:tblW w:type="auto" w:w="0"/>
+        <w:tblLayout w:type="fixed"/>
+        <w:tblLook w:firstColumn="1" w:firstRow="1" w:lastColumn="0" w:lastRow="0" w:noHBand="0" w:noVBand="1" w:val="04A0"/>
+      </w:tblPr>
+      <w:tblGrid>
+        <w:gridCol w:w="4535"/>
+        <w:gridCol w:w="4535"/>
+      </w:tblGrid>
+      <w:tr>
+        <w:tc>
+          <w:tcPr>
+            <w:tcW w:type="dxa" w:w="1247"/>
+            <w:shd w:val="clear" w:fill="D9D9D9"/>
+          </w:tcPr>
+          <w:p>
+            <w:pPr>
+              <w:spacing w:line="240" w:lineRule="auto" w:after="40"/>
+              <w:jc w:val="center"/>
+            </w:pPr>
+            <w:r/>
+            <w:r>
+              <w:rPr>
+                <w:rFonts w:ascii="Arial" w:hAnsi="Arial"/>
+                <w:b/>
+                <w:sz w:val="20"/>
+              </w:rPr>
+              <w:t>Deslize</w:t>
+            </w:r>
+          </w:p>
+        </w:tc>
+        <w:tc>
+          <w:tcPr>
+            <w:tcW w:type="dxa" w:w="7824"/>
+            <w:shd w:val="clear" w:fill="D9D9D9"/>
+          </w:tcPr>
+          <w:p>
+            <w:pPr>
+              <w:spacing w:line="240" w:lineRule="auto" w:after="40"/>
+              <w:jc w:val="center"/>
+            </w:pPr>
+            <w:r/>
+            <w:r>
+              <w:rPr>
+                <w:rFonts w:ascii="Arial" w:hAnsi="Arial"/>
+                <w:b/>
+                <w:sz w:val="20"/>
+              </w:rPr>
+              <w:t>Anúncio do leitor de tela</w:t>
+            </w:r>
+          </w:p>
+        </w:tc>
+      </w:tr>
+      <w:tr>
+        <w:tc>
+          <w:tcPr>
+            <w:tcW w:type="dxa" w:w="1247"/>
+          </w:tcPr>
+          <w:p>
+            <w:pPr>
+              <w:spacing w:line="240" w:lineRule="auto" w:after="40"/>
+              <w:jc w:val="center"/>
+            </w:pPr>
+            <w:r/>
+            <w:r>
+              <w:rPr>
+                <w:rFonts w:ascii="Arial" w:hAnsi="Arial"/>
+                <w:b w:val="0"/>
+                <w:sz w:val="20"/>
+              </w:rPr>
+              <w:t>1</w:t>
+            </w:r>
+          </w:p>
+        </w:tc>
+        <w:tc>
+          <w:tcPr>
+            <w:tcW w:type="dxa" w:w="7824"/>
+          </w:tcPr>
+          <w:p>
+            <w:pPr>
+              <w:spacing w:line="240" w:lineRule="auto" w:after="40"/>
+              <w:jc w:val="center"/>
+            </w:pPr>
+            <w:r/>
+            <w:r>
+              <w:rPr>
+                <w:rFonts w:ascii="Arial" w:hAnsi="Arial"/>
+                <w:b w:val="0"/>
+                <w:sz w:val="20"/>
+              </w:rPr>
+              <w:t>lista</w:t>
+            </w:r>
+          </w:p>
+        </w:tc>
+      </w:tr>
+      <w:tr>
+        <w:tc>
+          <w:tcPr>
+            <w:tcW w:type="dxa" w:w="1247"/>
+          </w:tcPr>
+          <w:p>
+            <w:pPr>
+              <w:spacing w:line="240" w:lineRule="auto" w:after="40"/>
+              <w:jc w:val="center"/>
+            </w:pPr>
+            <w:r/>
+            <w:r>
+              <w:rPr>
+                <w:rFonts w:ascii="Arial" w:hAnsi="Arial"/>
+                <w:b w:val="0"/>
+                <w:sz w:val="20"/>
+              </w:rPr>
+              <w:t>2</w:t>
+            </w:r>
+          </w:p>
+        </w:tc>
+        <w:tc>
+          <w:tcPr>
+            <w:tcW w:type="dxa" w:w="7824"/>
+          </w:tcPr>
+          <w:p>
+            <w:pPr>
+              <w:spacing w:line="240" w:lineRule="auto" w:after="40"/>
+              <w:jc w:val="center"/>
+            </w:pPr>
+            <w:r/>
+            <w:r>
+              <w:rPr>
+                <w:rFonts w:ascii="Arial" w:hAnsi="Arial"/>
+                <w:b w:val="0"/>
+                <w:sz w:val="20"/>
+              </w:rPr>
+              <w:t>lista</w:t>
+            </w:r>
+          </w:p>
+        </w:tc>
+      </w:tr>
+      <w:tr>
+        <w:tc>
+          <w:tcPr>
+            <w:tcW w:type="dxa" w:w="1247"/>
+          </w:tcPr>
+          <w:p>
+            <w:pPr>
+              <w:spacing w:line="240" w:lineRule="auto" w:after="40"/>
+              <w:jc w:val="center"/>
+            </w:pPr>
+            <w:r/>
+            <w:r>
+              <w:rPr>
+                <w:rFonts w:ascii="Arial" w:hAnsi="Arial"/>
+                <w:b w:val="0"/>
+                <w:sz w:val="20"/>
+              </w:rPr>
+              <w:t>3</w:t>
+            </w:r>
+          </w:p>
+        </w:tc>
+        <w:tc>
+          <w:tcPr>
+            <w:tcW w:type="dxa" w:w="7824"/>
+          </w:tcPr>
+          <w:p>
+            <w:pPr>
+              <w:spacing w:line="240" w:lineRule="auto" w:after="40"/>
+            </w:pPr>
+            <w:r/>
+            <w:r>
+              <w:rPr>
+                <w:rFonts w:ascii="Arial" w:hAnsi="Arial"/>
+                <w:b w:val="0"/>
+                <w:sz w:val="20"/>
+              </w:rPr>
+              <w:t>cabeçalho da página</w:t>
+            </w:r>
+          </w:p>
+        </w:tc>
+      </w:tr>
+      <w:tr>
+        <w:tc>
+          <w:tcPr>
+            <w:tcW w:type="dxa" w:w="1247"/>
+          </w:tcPr>
+          <w:p>
+            <w:pPr>
+              <w:spacing w:line="240" w:lineRule="auto" w:after="40"/>
+              <w:jc w:val="center"/>
+            </w:pPr>
+            <w:r/>
+            <w:r>
+              <w:rPr>
+                <w:rFonts w:ascii="Arial" w:hAnsi="Arial"/>
+                <w:b w:val="0"/>
+                <w:sz w:val="20"/>
+              </w:rPr>
+              <w:t>4</w:t>
+            </w:r>
+          </w:p>
+        </w:tc>
+        <w:tc>
+          <w:tcPr>
+            <w:tcW w:type="dxa" w:w="7824"/>
+          </w:tcPr>
+          <w:p>
+            <w:pPr>
+              <w:spacing w:line="240" w:lineRule="auto" w:after="40"/>
+            </w:pPr>
+            <w:r/>
+            <w:r>
+              <w:rPr>
+                <w:rFonts w:ascii="Arial" w:hAnsi="Arial"/>
+                <w:b w:val="0"/>
+                <w:sz w:val="20"/>
+              </w:rPr>
+              <w:t>região principal</w:t>
+            </w:r>
+          </w:p>
+        </w:tc>
+      </w:tr>
+      <w:tr>
+        <w:tc>
+          <w:tcPr>
+            <w:tcW w:type="dxa" w:w="1247"/>
+          </w:tcPr>
+          <w:p>
+            <w:pPr>
+              <w:spacing w:line="240" w:lineRule="auto" w:after="40"/>
+              <w:jc w:val="center"/>
+            </w:pPr>
+            <w:r/>
+            <w:r>
+              <w:rPr>
+                <w:rFonts w:ascii="Arial" w:hAnsi="Arial"/>
+                <w:b w:val="0"/>
+                <w:sz w:val="20"/>
+              </w:rPr>
+              <w:t>5</w:t>
+            </w:r>
+          </w:p>
+        </w:tc>
+        <w:tc>
+          <w:tcPr>
+            <w:tcW w:type="dxa" w:w="7824"/>
+          </w:tcPr>
+          <w:p>
+            <w:pPr>
+              <w:spacing w:line="240" w:lineRule="auto" w:after="40"/>
+            </w:pPr>
+            <w:r/>
+            <w:r>
+              <w:rPr>
+                <w:rFonts w:ascii="Arial" w:hAnsi="Arial"/>
+                <w:b w:val="0"/>
+                <w:sz w:val="20"/>
+              </w:rPr>
+              <w:t>rodapé da página</w:t>
+            </w:r>
+          </w:p>
+        </w:tc>
+      </w:tr>
+      <w:tr>
+        <w:tc>
+          <w:tcPr>
+            <w:tcW w:type="dxa" w:w="1247"/>
+          </w:tcPr>
+          <w:p>
+            <w:pPr>
+              <w:spacing w:line="240" w:lineRule="auto" w:after="40"/>
+              <w:jc w:val="center"/>
+            </w:pPr>
+            <w:r/>
+            <w:r>
+              <w:rPr>
+                <w:rFonts w:ascii="Arial" w:hAnsi="Arial"/>
+                <w:b w:val="0"/>
+                <w:sz w:val="20"/>
+              </w:rPr>
+              <w:t>6</w:t>
+            </w:r>
+          </w:p>
+        </w:tc>
+        <w:tc>
+          <w:tcPr>
+            <w:tcW w:type="dxa" w:w="7824"/>
+          </w:tcPr>
+          <w:p>
+            <w:pPr>
+              <w:spacing w:line="240" w:lineRule="auto" w:after="40"/>
+              <w:jc w:val="center"/>
+            </w:pPr>
+            <w:r/>
+            <w:r>
+              <w:rPr>
+                <w:rFonts w:ascii="Arial" w:hAnsi="Arial"/>
+                <w:b w:val="0"/>
+                <w:sz w:val="20"/>
+              </w:rPr>
+              <w:t>item de lista</w:t>
+            </w:r>
+          </w:p>
+        </w:tc>
+      </w:tr>
+      <w:tr>
+        <w:tc>
+          <w:tcPr>
+            <w:tcW w:type="dxa" w:w="1247"/>
+          </w:tcPr>
+          <w:p>
+            <w:pPr>
+              <w:spacing w:line="240" w:lineRule="auto" w:after="40"/>
+              <w:jc w:val="center"/>
+            </w:pPr>
+            <w:r/>
+            <w:r>
+              <w:rPr>
+                <w:rFonts w:ascii="Arial" w:hAnsi="Arial"/>
+                <w:b w:val="0"/>
+                <w:sz w:val="20"/>
+              </w:rPr>
+              <w:t>7</w:t>
+            </w:r>
+          </w:p>
+        </w:tc>
+        <w:tc>
+          <w:tcPr>
+            <w:tcW w:type="dxa" w:w="7824"/>
+          </w:tcPr>
+          <w:p>
+            <w:pPr>
+              <w:spacing w:line="240" w:lineRule="auto" w:after="40"/>
+              <w:jc w:val="center"/>
+            </w:pPr>
+            <w:r/>
+            <w:r>
+              <w:rPr>
+                <w:rFonts w:ascii="Arial" w:hAnsi="Arial"/>
+                <w:b w:val="0"/>
+                <w:sz w:val="20"/>
+              </w:rPr>
+              <w:t>item de lista</w:t>
+            </w:r>
+          </w:p>
+        </w:tc>
+      </w:tr>
+      <w:tr>
+        <w:tc>
+          <w:tcPr>
+            <w:tcW w:type="dxa" w:w="1247"/>
+          </w:tcPr>
+          <w:p>
+            <w:pPr>
+              <w:spacing w:line="240" w:lineRule="auto" w:after="40"/>
+              <w:jc w:val="center"/>
+            </w:pPr>
+            <w:r/>
+            <w:r>
+              <w:rPr>
+                <w:rFonts w:ascii="Arial" w:hAnsi="Arial"/>
+                <w:b w:val="0"/>
+                <w:sz w:val="20"/>
+              </w:rPr>
+              <w:t>8</w:t>
+            </w:r>
+          </w:p>
+        </w:tc>
+        <w:tc>
+          <w:tcPr>
+            <w:tcW w:type="dxa" w:w="7824"/>
+          </w:tcPr>
+          <w:p>
+            <w:pPr>
+              <w:spacing w:line="240" w:lineRule="auto" w:after="40"/>
+              <w:jc w:val="center"/>
+            </w:pPr>
+            <w:r/>
+            <w:r>
+              <w:rPr>
+                <w:rFonts w:ascii="Arial" w:hAnsi="Arial"/>
+                <w:b w:val="0"/>
+                <w:sz w:val="20"/>
+              </w:rPr>
+              <w:t>item de lista</w:t>
+            </w:r>
+          </w:p>
+        </w:tc>
+      </w:tr>
+      <w:tr>
+        <w:tc>
+          <w:tcPr>
+            <w:tcW w:type="dxa" w:w="1247"/>
+          </w:tcPr>
+          <w:p>
+            <w:pPr>
+              <w:spacing w:line="240" w:lineRule="auto" w:after="40"/>
+              <w:jc w:val="center"/>
+            </w:pPr>
+            <w:r/>
+            <w:r>
+              <w:rPr>
+                <w:rFonts w:ascii="Arial" w:hAnsi="Arial"/>
+                <w:b w:val="0"/>
+                <w:sz w:val="20"/>
+              </w:rPr>
+              <w:t>9</w:t>
+            </w:r>
+          </w:p>
+        </w:tc>
+        <w:tc>
+          <w:tcPr>
+            <w:tcW w:type="dxa" w:w="7824"/>
+          </w:tcPr>
+          <w:p>
+            <w:pPr>
+              <w:spacing w:line="240" w:lineRule="auto" w:after="40"/>
+              <w:jc w:val="center"/>
+            </w:pPr>
+            <w:r/>
+            <w:r>
+              <w:rPr>
+                <w:rFonts w:ascii="Arial" w:hAnsi="Arial"/>
+                <w:b w:val="0"/>
+                <w:sz w:val="20"/>
+              </w:rPr>
+              <w:t>item de lista</w:t>
+            </w:r>
+          </w:p>
+        </w:tc>
+      </w:tr>
+      <w:tr>
+        <w:tc>
+          <w:tcPr>
+            <w:tcW w:type="dxa" w:w="1247"/>
+          </w:tcPr>
+          <w:p>
+            <w:pPr>
+              <w:spacing w:line="240" w:lineRule="auto" w:after="40"/>
+              <w:jc w:val="center"/>
+            </w:pPr>
+            <w:r/>
+            <w:r>
+              <w:rPr>
+                <w:rFonts w:ascii="Arial" w:hAnsi="Arial"/>
+                <w:b w:val="0"/>
+                <w:sz w:val="20"/>
+              </w:rPr>
+              <w:t>10</w:t>
+            </w:r>
+          </w:p>
+        </w:tc>
+        <w:tc>
+          <w:tcPr>
+            <w:tcW w:type="dxa" w:w="7824"/>
+          </w:tcPr>
+          <w:p>
+            <w:pPr>
+              <w:spacing w:line="240" w:lineRule="auto" w:after="40"/>
+              <w:jc w:val="center"/>
+            </w:pPr>
+            <w:r/>
+            <w:r>
+              <w:rPr>
+                <w:rFonts w:ascii="Arial" w:hAnsi="Arial"/>
+                <w:b w:val="0"/>
+                <w:sz w:val="20"/>
+              </w:rPr>
+              <w:t>item de lista</w:t>
+            </w:r>
+          </w:p>
+        </w:tc>
+      </w:tr>
+      <w:tr>
+        <w:tc>
+          <w:tcPr>
+            <w:tcW w:type="dxa" w:w="1247"/>
+          </w:tcPr>
+          <w:p>
+            <w:pPr>
+              <w:spacing w:line="240" w:lineRule="auto" w:after="40"/>
+              <w:jc w:val="center"/>
+            </w:pPr>
+            <w:r/>
+            <w:r>
+              <w:rPr>
+                <w:rFonts w:ascii="Arial" w:hAnsi="Arial"/>
+                <w:b w:val="0"/>
+                <w:sz w:val="20"/>
+              </w:rPr>
+              <w:t>11</w:t>
+            </w:r>
+          </w:p>
+        </w:tc>
+        <w:tc>
+          <w:tcPr>
+            <w:tcW w:type="dxa" w:w="7824"/>
+          </w:tcPr>
+          <w:p>
+            <w:pPr>
+              <w:spacing w:line="240" w:lineRule="auto" w:after="40"/>
+              <w:jc w:val="center"/>
+            </w:pPr>
+            <w:r/>
+            <w:r>
+              <w:rPr>
+                <w:rFonts w:ascii="Arial" w:hAnsi="Arial"/>
+                <w:b w:val="0"/>
+                <w:sz w:val="20"/>
+              </w:rPr>
+              <w:t>lista</w:t>
+            </w:r>
+          </w:p>
+        </w:tc>
+      </w:tr>
+      <w:tr>
+        <w:tc>
+          <w:tcPr>
+            <w:tcW w:type="dxa" w:w="1247"/>
+          </w:tcPr>
+          <w:p>
+            <w:pPr>
+              <w:spacing w:line="240" w:lineRule="auto" w:after="40"/>
+              <w:jc w:val="center"/>
+            </w:pPr>
+            <w:r/>
+            <w:r>
+              <w:rPr>
+                <w:rFonts w:ascii="Arial" w:hAnsi="Arial"/>
+                <w:b w:val="0"/>
+                <w:sz w:val="20"/>
+              </w:rPr>
+              <w:t>12</w:t>
+            </w:r>
+          </w:p>
+        </w:tc>
+        <w:tc>
+          <w:tcPr>
+            <w:tcW w:type="dxa" w:w="7824"/>
+          </w:tcPr>
+          <w:p>
+            <w:pPr>
+              <w:spacing w:line="240" w:lineRule="auto" w:after="40"/>
+              <w:jc w:val="center"/>
+            </w:pPr>
+            <w:r/>
+            <w:r>
+              <w:rPr>
+                <w:rFonts w:ascii="Arial" w:hAnsi="Arial"/>
+                <w:b w:val="0"/>
+                <w:sz w:val="20"/>
+              </w:rPr>
+              <w:t>ESPAÑOL, link</w:t>
+            </w:r>
+          </w:p>
+        </w:tc>
+      </w:tr>
+    </w:tbl>
+    <w:p>
+      <w:pPr>
+        <w:spacing w:line="240" w:lineRule="auto" w:after="200"/>
+        <w:jc w:val="left"/>
+      </w:pPr>
+      <w:r>
+        <w:rPr>
+          <w:rFonts w:ascii="Arial" w:hAnsi="Arial"/>
+          <w:b w:val="0"/>
+          <w:sz w:val="20"/>
+        </w:rPr>
+        <w:t>Quadro 10 - Transcricao dos anúncios do leitor de tela. Fonte: elaborado pelos autores.</w:t>
+      </w:r>
+    </w:p>
+    <w:p>
+      <w:pPr>
+        <w:spacing w:line="360" w:lineRule="auto" w:after="120"/>
+        <w:ind w:firstLine="709"/>
+        <w:jc w:val="both"/>
+      </w:pPr>
+      <w:r>
+        <w:rPr>
+          <w:rFonts w:ascii="Arial" w:hAnsi="Arial"/>
+          <w:b w:val="0"/>
+          <w:sz w:val="24"/>
+        </w:rPr>
+        <w:t>Quanto ao contraste, o pior resultado encontrado foi a razão de 1:1, medida sobre a página efetivamente renderizada. Os trechos reprovados de maior severidade estao no Quadro 11.</w:t>
+      </w:r>
+    </w:p>
+    <w:tbl>
+      <w:tblPr>
+        <w:tblStyle w:val="TableGrid"/>
+        <w:tblW w:type="auto" w:w="0"/>
+        <w:tblLayout w:type="fixed"/>
+        <w:tblLook w:firstColumn="1" w:firstRow="1" w:lastColumn="0" w:lastRow="0" w:noHBand="0" w:noVBand="1" w:val="04A0"/>
+      </w:tblPr>
+      <w:tblGrid>
+        <w:gridCol w:w="3024"/>
+        <w:gridCol w:w="3024"/>
+        <w:gridCol w:w="3024"/>
+      </w:tblGrid>
+      <w:tr>
+        <w:tc>
+          <w:tcPr>
+            <w:tcW w:type="dxa" w:w="5102"/>
+            <w:shd w:val="clear" w:fill="D9D9D9"/>
+          </w:tcPr>
+          <w:p>
+            <w:pPr>
+              <w:spacing w:line="240" w:lineRule="auto" w:after="40"/>
+              <w:jc w:val="center"/>
+            </w:pPr>
+            <w:r/>
+            <w:r>
+              <w:rPr>
+                <w:rFonts w:ascii="Arial" w:hAnsi="Arial"/>
+                <w:b/>
+                <w:sz w:val="20"/>
+              </w:rPr>
+              <w:t>Trecho de texto</w:t>
+            </w:r>
+          </w:p>
+        </w:tc>
+        <w:tc>
+          <w:tcPr>
+            <w:tcW w:type="dxa" w:w="1984"/>
+            <w:shd w:val="clear" w:fill="D9D9D9"/>
+          </w:tcPr>
+          <w:p>
+            <w:pPr>
+              <w:spacing w:line="240" w:lineRule="auto" w:after="40"/>
+              <w:jc w:val="center"/>
+            </w:pPr>
+            <w:r/>
+            <w:r>
+              <w:rPr>
+                <w:rFonts w:ascii="Arial" w:hAnsi="Arial"/>
+                <w:b/>
+                <w:sz w:val="20"/>
+              </w:rPr>
+              <w:t>Razão obtida</w:t>
+            </w:r>
+          </w:p>
+        </w:tc>
+        <w:tc>
+          <w:tcPr>
+            <w:tcW w:type="dxa" w:w="1984"/>
+            <w:shd w:val="clear" w:fill="D9D9D9"/>
+          </w:tcPr>
+          <w:p>
+            <w:pPr>
+              <w:spacing w:line="240" w:lineRule="auto" w:after="40"/>
+              <w:jc w:val="center"/>
+            </w:pPr>
+            <w:r/>
+            <w:r>
+              <w:rPr>
+                <w:rFonts w:ascii="Arial" w:hAnsi="Arial"/>
+                <w:b/>
+                <w:sz w:val="20"/>
+              </w:rPr>
+              <w:t>Razão exigida</w:t>
+            </w:r>
+          </w:p>
+        </w:tc>
+      </w:tr>
+      <w:tr>
+        <w:tc>
+          <w:tcPr>
+            <w:tcW w:type="dxa" w:w="5102"/>
+          </w:tcPr>
+          <w:p>
+            <w:pPr>
+              <w:spacing w:line="240" w:lineRule="auto" w:after="40"/>
+              <w:jc w:val="center"/>
+            </w:pPr>
+            <w:r/>
+            <w:r>
+              <w:rPr>
+                <w:rFonts w:ascii="Arial" w:hAnsi="Arial"/>
+                <w:b w:val="0"/>
+                <w:sz w:val="20"/>
+              </w:rPr>
+              <w:t>Español</w:t>
+            </w:r>
+          </w:p>
+        </w:tc>
+        <w:tc>
+          <w:tcPr>
+            <w:tcW w:type="dxa" w:w="1984"/>
+          </w:tcPr>
+          <w:p>
+            <w:pPr>
+              <w:spacing w:line="240" w:lineRule="auto" w:after="40"/>
+            </w:pPr>
+            <w:r/>
+            <w:r>
+              <w:rPr>
+                <w:rFonts w:ascii="Arial" w:hAnsi="Arial"/>
+                <w:b w:val="0"/>
+                <w:sz w:val="20"/>
+              </w:rPr>
+              <w:t>1:1</w:t>
+            </w:r>
+          </w:p>
+        </w:tc>
+        <w:tc>
+          <w:tcPr>
+            <w:tcW w:type="dxa" w:w="1984"/>
+          </w:tcPr>
+          <w:p>
+            <w:pPr>
+              <w:spacing w:line="240" w:lineRule="auto" w:after="40"/>
+              <w:jc w:val="center"/>
+            </w:pPr>
+            <w:r/>
+            <w:r>
+              <w:rPr>
+                <w:rFonts w:ascii="Arial" w:hAnsi="Arial"/>
+                <w:b w:val="0"/>
+                <w:sz w:val="20"/>
+              </w:rPr>
+              <w:t>4.5:1</w:t>
+            </w:r>
+          </w:p>
+        </w:tc>
+      </w:tr>
+      <w:tr>
+        <w:tc>
+          <w:tcPr>
+            <w:tcW w:type="dxa" w:w="5102"/>
+          </w:tcPr>
+          <w:p>
+            <w:pPr>
+              <w:spacing w:line="240" w:lineRule="auto" w:after="40"/>
+              <w:jc w:val="center"/>
+            </w:pPr>
+            <w:r/>
+            <w:r>
+              <w:rPr>
+                <w:rFonts w:ascii="Arial" w:hAnsi="Arial"/>
+                <w:b w:val="0"/>
+                <w:sz w:val="20"/>
+              </w:rPr>
+              <w:t>English</w:t>
+            </w:r>
+          </w:p>
+        </w:tc>
+        <w:tc>
+          <w:tcPr>
+            <w:tcW w:type="dxa" w:w="1984"/>
+          </w:tcPr>
+          <w:p>
+            <w:pPr>
+              <w:spacing w:line="240" w:lineRule="auto" w:after="40"/>
+            </w:pPr>
+            <w:r/>
+            <w:r>
+              <w:rPr>
+                <w:rFonts w:ascii="Arial" w:hAnsi="Arial"/>
+                <w:b w:val="0"/>
+                <w:sz w:val="20"/>
+              </w:rPr>
+              <w:t>1:1</w:t>
+            </w:r>
+          </w:p>
+        </w:tc>
+        <w:tc>
+          <w:tcPr>
+            <w:tcW w:type="dxa" w:w="1984"/>
+          </w:tcPr>
+          <w:p>
+            <w:pPr>
+              <w:spacing w:line="240" w:lineRule="auto" w:after="40"/>
+              <w:jc w:val="center"/>
+            </w:pPr>
+            <w:r/>
+            <w:r>
+              <w:rPr>
+                <w:rFonts w:ascii="Arial" w:hAnsi="Arial"/>
+                <w:b w:val="0"/>
+                <w:sz w:val="20"/>
+              </w:rPr>
+              <w:t>4.5:1</w:t>
+            </w:r>
+          </w:p>
+        </w:tc>
+      </w:tr>
+      <w:tr>
+        <w:tc>
+          <w:tcPr>
+            <w:tcW w:type="dxa" w:w="5102"/>
+          </w:tcPr>
+          <w:p>
+            <w:pPr>
+              <w:spacing w:line="240" w:lineRule="auto" w:after="40"/>
+              <w:jc w:val="center"/>
+            </w:pPr>
+            <w:r/>
+            <w:r>
+              <w:rPr>
+                <w:rFonts w:ascii="Arial" w:hAnsi="Arial"/>
+                <w:b w:val="0"/>
+                <w:sz w:val="20"/>
+              </w:rPr>
+              <w:t>Acessibilidade</w:t>
+            </w:r>
+          </w:p>
+        </w:tc>
+        <w:tc>
+          <w:tcPr>
+            <w:tcW w:type="dxa" w:w="1984"/>
+          </w:tcPr>
+          <w:p>
+            <w:pPr>
+              <w:spacing w:line="240" w:lineRule="auto" w:after="40"/>
+            </w:pPr>
+            <w:r/>
+            <w:r>
+              <w:rPr>
+                <w:rFonts w:ascii="Arial" w:hAnsi="Arial"/>
+                <w:b w:val="0"/>
+                <w:sz w:val="20"/>
+              </w:rPr>
+              <w:t>1:1</w:t>
+            </w:r>
+          </w:p>
+        </w:tc>
+        <w:tc>
+          <w:tcPr>
+            <w:tcW w:type="dxa" w:w="1984"/>
+          </w:tcPr>
+          <w:p>
+            <w:pPr>
+              <w:spacing w:line="240" w:lineRule="auto" w:after="40"/>
+              <w:jc w:val="center"/>
+            </w:pPr>
+            <w:r/>
+            <w:r>
+              <w:rPr>
+                <w:rFonts w:ascii="Arial" w:hAnsi="Arial"/>
+                <w:b w:val="0"/>
+                <w:sz w:val="20"/>
+              </w:rPr>
+              <w:t>4.5:1</w:t>
+            </w:r>
+          </w:p>
+        </w:tc>
+      </w:tr>
+      <w:tr>
+        <w:tc>
+          <w:tcPr>
+            <w:tcW w:type="dxa" w:w="5102"/>
+          </w:tcPr>
+          <w:p>
+            <w:pPr>
+              <w:spacing w:line="240" w:lineRule="auto" w:after="40"/>
+              <w:jc w:val="center"/>
+            </w:pPr>
+            <w:r/>
+            <w:r>
+              <w:rPr>
+                <w:rFonts w:ascii="Arial" w:hAnsi="Arial"/>
+                <w:b w:val="0"/>
+                <w:sz w:val="20"/>
+              </w:rPr>
+              <w:t>Alto Contraste</w:t>
+            </w:r>
+          </w:p>
+        </w:tc>
+        <w:tc>
+          <w:tcPr>
+            <w:tcW w:type="dxa" w:w="1984"/>
+          </w:tcPr>
+          <w:p>
+            <w:pPr>
+              <w:spacing w:line="240" w:lineRule="auto" w:after="40"/>
+            </w:pPr>
+            <w:r/>
+            <w:r>
+              <w:rPr>
+                <w:rFonts w:ascii="Arial" w:hAnsi="Arial"/>
+                <w:b w:val="0"/>
+                <w:sz w:val="20"/>
+              </w:rPr>
+              <w:t>1:1</w:t>
+            </w:r>
+          </w:p>
+        </w:tc>
+        <w:tc>
+          <w:tcPr>
+            <w:tcW w:type="dxa" w:w="1984"/>
+          </w:tcPr>
+          <w:p>
+            <w:pPr>
+              <w:spacing w:line="240" w:lineRule="auto" w:after="40"/>
+              <w:jc w:val="center"/>
+            </w:pPr>
+            <w:r/>
+            <w:r>
+              <w:rPr>
+                <w:rFonts w:ascii="Arial" w:hAnsi="Arial"/>
+                <w:b w:val="0"/>
+                <w:sz w:val="20"/>
+              </w:rPr>
+              <w:t>4.5:1</w:t>
+            </w:r>
+          </w:p>
+        </w:tc>
+      </w:tr>
+      <w:tr>
+        <w:tc>
+          <w:tcPr>
+            <w:tcW w:type="dxa" w:w="5102"/>
+          </w:tcPr>
+          <w:p>
+            <w:pPr>
+              <w:spacing w:line="240" w:lineRule="auto" w:after="40"/>
+              <w:jc w:val="center"/>
+            </w:pPr>
+            <w:r/>
+            <w:r>
+              <w:rPr>
+                <w:rFonts w:ascii="Arial" w:hAnsi="Arial"/>
+                <w:b w:val="0"/>
+                <w:sz w:val="20"/>
+              </w:rPr>
+              <w:t>Mapa do site</w:t>
+            </w:r>
+          </w:p>
+        </w:tc>
+        <w:tc>
+          <w:tcPr>
+            <w:tcW w:type="dxa" w:w="1984"/>
+          </w:tcPr>
+          <w:p>
+            <w:pPr>
+              <w:spacing w:line="240" w:lineRule="auto" w:after="40"/>
+            </w:pPr>
+            <w:r/>
+            <w:r>
+              <w:rPr>
+                <w:rFonts w:ascii="Arial" w:hAnsi="Arial"/>
+                <w:b w:val="0"/>
+                <w:sz w:val="20"/>
+              </w:rPr>
+              <w:t>1:1</w:t>
+            </w:r>
+          </w:p>
+        </w:tc>
+        <w:tc>
+          <w:tcPr>
+            <w:tcW w:type="dxa" w:w="1984"/>
+          </w:tcPr>
+          <w:p>
+            <w:pPr>
+              <w:spacing w:line="240" w:lineRule="auto" w:after="40"/>
+              <w:jc w:val="center"/>
+            </w:pPr>
+            <w:r/>
+            <w:r>
+              <w:rPr>
+                <w:rFonts w:ascii="Arial" w:hAnsi="Arial"/>
+                <w:b w:val="0"/>
+                <w:sz w:val="20"/>
+              </w:rPr>
+              <w:t>4.5:1</w:t>
+            </w:r>
+          </w:p>
+        </w:tc>
+      </w:tr>
+      <w:tr>
+        <w:tc>
+          <w:tcPr>
+            <w:tcW w:type="dxa" w:w="5102"/>
+          </w:tcPr>
+          <w:p>
+            <w:pPr>
+              <w:spacing w:line="240" w:lineRule="auto" w:after="40"/>
+            </w:pPr>
+            <w:r/>
+            <w:r>
+              <w:rPr>
+                <w:rFonts w:ascii="Arial" w:hAnsi="Arial"/>
+                <w:b w:val="0"/>
+                <w:sz w:val="20"/>
+              </w:rPr>
+              <w:t>Portal do Governo Brasileiro</w:t>
+            </w:r>
+          </w:p>
+        </w:tc>
+        <w:tc>
+          <w:tcPr>
+            <w:tcW w:type="dxa" w:w="1984"/>
+          </w:tcPr>
+          <w:p>
+            <w:pPr>
+              <w:spacing w:line="240" w:lineRule="auto" w:after="40"/>
+            </w:pPr>
+            <w:r/>
+            <w:r>
+              <w:rPr>
+                <w:rFonts w:ascii="Arial" w:hAnsi="Arial"/>
+                <w:b w:val="0"/>
+                <w:sz w:val="20"/>
+              </w:rPr>
+              <w:t>4:1</w:t>
+            </w:r>
+          </w:p>
+        </w:tc>
+        <w:tc>
+          <w:tcPr>
+            <w:tcW w:type="dxa" w:w="1984"/>
+          </w:tcPr>
+          <w:p>
+            <w:pPr>
+              <w:spacing w:line="240" w:lineRule="auto" w:after="40"/>
+              <w:jc w:val="center"/>
+            </w:pPr>
+            <w:r/>
+            <w:r>
+              <w:rPr>
+                <w:rFonts w:ascii="Arial" w:hAnsi="Arial"/>
+                <w:b w:val="0"/>
+                <w:sz w:val="20"/>
+              </w:rPr>
+              <w:t>4.5:1</w:t>
+            </w:r>
+          </w:p>
+        </w:tc>
+      </w:tr>
+    </w:tbl>
+    <w:p>
+      <w:pPr>
+        <w:spacing w:line="240" w:lineRule="auto" w:after="200"/>
+        <w:jc w:val="left"/>
+      </w:pPr>
+      <w:r>
+        <w:rPr>
+          <w:rFonts w:ascii="Arial" w:hAnsi="Arial"/>
+          <w:b w:val="0"/>
+          <w:sz w:val="20"/>
+        </w:rPr>
+        <w:t>Quadro 11 - Trechos reprovados no critério de contraste. Fonte: elaborado pelos autores.</w:t>
       </w:r>
     </w:p>
     <w:p/>
@@ -4420,7 +8449,7 @@
           <w:b/>
           <w:sz w:val="24"/>
         </w:rPr>
-        <w:t>4.6 Tarefa complementar: uso real com leitor de tela</w:t>
+        <w:t>4.9 Tarefa complementar: uso real com leitor de tela</w:t>
       </w:r>
     </w:p>
     <w:p>
@@ -4753,7 +8782,7 @@
           <w:b w:val="0"/>
           <w:sz w:val="20"/>
         </w:rPr>
-        <w:t>Quadro 9 - Condições do teste com leitor de tela. Fonte: elaborado pelos autores.</w:t>
+        <w:t>Quadro 12 - Condições do teste com leitor de tela. Fonte: elaborado pelos autores.</w:t>
       </w:r>
     </w:p>
     <w:p>
@@ -4792,7 +8821,7 @@
           <w:b w:val="0"/>
           <w:sz w:val="24"/>
         </w:rPr>
-        <w:t>A confrontação entre este relato e as medições automatizadas da seção anterior é o ponto central da avaliação: cada elemento anunciado sem rótulo no Quadro 7 corresponde, na experiência real, a um momento de interrupção em que o usuário precisa adivinhar a função do que esta tocando.</w:t>
+        <w:t>A confrontação entre este relato e as medições automatizadas da seção anterior é o ponto central da avaliação: cada elemento anunciado sem rótulo no Quadro 10 corresponde, na experiência real, a um momento de interrupção em que o usuário precisa adivinhar a função do que esta tocando.</w:t>
       </w:r>
     </w:p>
     <w:p/>
@@ -4807,7 +8836,7 @@
           <w:b/>
           <w:sz w:val="24"/>
         </w:rPr>
-        <w:t>4.7 Análise do nível de conformidade WCAG</w:t>
+        <w:t>4.10 Análise do nível de conformidade WCAG</w:t>
       </w:r>
     </w:p>
     <w:p>
@@ -4852,58 +8881,7 @@
           <w:b w:val="0"/>
           <w:sz w:val="24"/>
         </w:rPr>
-        <w:t xml:space="preserve">Aplicada essa regra aos resultados consolidados, o nível de conformidade atingido pelo sítio avaliado foi: </w:t>
-      </w:r>
-      <w:r>
-        <w:rPr>
-          <w:rFonts w:ascii="Arial" w:hAnsi="Arial"/>
-          <w:b/>
-          <w:sz w:val="24"/>
-          <w:highlight w:val="yellow"/>
-        </w:rPr>
-        <w:t>[PREENCHER: nível atingido: 'Não conforme', 'A', 'AA' ou 'AAA']</w:t>
-      </w:r>
-      <w:r>
-        <w:rPr>
-          <w:rFonts w:ascii="Arial" w:hAnsi="Arial"/>
-          <w:b w:val="0"/>
-          <w:sz w:val="24"/>
-        </w:rPr>
-        <w:t xml:space="preserve">. Foram identificadas </w:t>
-      </w:r>
-      <w:r>
-        <w:rPr>
-          <w:rFonts w:ascii="Arial" w:hAnsi="Arial"/>
-          <w:b/>
-          <w:sz w:val="24"/>
-          <w:highlight w:val="yellow"/>
-        </w:rPr>
-        <w:t>[PREENCHER: quantidade de critérios de Nível A não atendidos]</w:t>
-      </w:r>
-      <w:r>
-        <w:rPr>
-          <w:rFonts w:ascii="Arial" w:hAnsi="Arial"/>
-          <w:b w:val="0"/>
-          <w:sz w:val="24"/>
-        </w:rPr>
-        <w:t xml:space="preserve"> falha(s) em critérios de Nível A e </w:t>
-      </w:r>
-      <w:r>
-        <w:rPr>
-          <w:rFonts w:ascii="Arial" w:hAnsi="Arial"/>
-          <w:b/>
-          <w:sz w:val="24"/>
-          <w:highlight w:val="yellow"/>
-        </w:rPr>
-        <w:t>[PREENCHER: quantidade de critérios de Nível AA não atendidos]</w:t>
-      </w:r>
-      <w:r>
-        <w:rPr>
-          <w:rFonts w:ascii="Arial" w:hAnsi="Arial"/>
-          <w:b w:val="0"/>
-          <w:sz w:val="24"/>
-        </w:rPr>
-        <w:t xml:space="preserve"> falha(s) em critérios de Nível AA.</w:t>
+        <w:t>Aplicada essa regra aos resultados consolidados, o nível de conformidade atingido pelo sítio avaliado foi: Não atinge o Nível A. Foram identificadas 1.4.1 Uso de cores (marcador do slide ativo diferenciado apenas pela cor de fundo) e 2.2.2 Pausar, Parar, Ocultar (banner rotativo com avanço automático a cada 4 segundos, sem mecanismo de pausa). falha(s) em critérios de Nível A e 1.4.3 Contraste mínimo (4 reprovações confirmadas por amostragem de pixels, a pior em 1,66:1); 1.4.10 Reflow (conteúdo de 330 px em tela de 320 px, gerando rolagem horizontal); 1.4.11 Contraste não textual (indicador de foco em 1,56:1 sobre o fundo branco do conteúdo); 1.4.12 Espaçamento de texto (rolagem horizontal e 3 elementos cortados); 2.5.8 Tamanho do alvo (23 dos 51 alvos interativos da versão móvel medem menos de 24x24 px). falha(s) em critérios de Nível AA.</w:t>
       </w:r>
     </w:p>
     <w:p/>
@@ -5071,7 +9049,7 @@
                 <w:b w:val="0"/>
                 <w:sz w:val="20"/>
               </w:rPr>
-              <w:t>Imagens sem texto alternativo</w:t>
+              <w:t>Banner rotativo sem controle de pausa</w:t>
             </w:r>
           </w:p>
         </w:tc>
@@ -5090,7 +9068,7 @@
                 <w:b w:val="0"/>
                 <w:sz w:val="20"/>
               </w:rPr>
-              <w:t>Incluir o atributo alt em todas as imagens informativas, com descrição sucinta do conteúdo ou da função; usar alt="" nas puramente decorativas.</w:t>
+              <w:t>O script banner_rotativo.js troca de slide a cada 4000 ms e se reagenda indefinidamente. Incluir um botão de pausar/retomar alcançável por teclado e anunciado ao leitor de tela, ou suprimir o avanço automático. Enquanto não houver esse controle, o portal não atinge sequer o Nível A.</w:t>
             </w:r>
           </w:p>
         </w:tc>
@@ -5110,7 +9088,7 @@
                 <w:b w:val="0"/>
                 <w:sz w:val="20"/>
               </w:rPr>
-              <w:t>WCAG 1.1.1 (A)</w:t>
+              <w:t>WCAG 2.2.2 (A)</w:t>
             </w:r>
           </w:p>
         </w:tc>
@@ -5151,7 +9129,7 @@
                 <w:b w:val="0"/>
                 <w:sz w:val="20"/>
               </w:rPr>
-              <w:t>Campos de formulário sem rótulo</w:t>
+              <w:t>Slide ativo identificado apenas pela cor</w:t>
             </w:r>
           </w:p>
         </w:tc>
@@ -5170,7 +9148,7 @@
                 <w:b w:val="0"/>
                 <w:sz w:val="20"/>
               </w:rPr>
-              <w:t>Associar um elemento &lt;label for="id"&gt; a cada campo, ou, quando o rótulo visível for inviavel, aplicar aria-label. Placeholder não substitui rótulo.</w:t>
+              <w:t>No banner, o slide em exibição é sinalizado somente pela cor de fundo do botão numérico (âmbar contra verde). Acrescentar um segundo indicador não cromático — contorno, mudança de forma ou aria-current="true" — para que a informação não dependa da percepção de cor.</w:t>
             </w:r>
           </w:p>
         </w:tc>
@@ -5181,6 +9159,7 @@
           <w:p>
             <w:pPr>
               <w:spacing w:line="240" w:lineRule="auto" w:after="40"/>
+              <w:jc w:val="center"/>
             </w:pPr>
             <w:r/>
             <w:r>
@@ -5189,7 +9168,7 @@
                 <w:b w:val="0"/>
                 <w:sz w:val="20"/>
               </w:rPr>
-              <w:t>WCAG 3.3.2 / 4.1.2 (A)</w:t>
+              <w:t>WCAG 1.4.1 (A)</w:t>
             </w:r>
           </w:p>
         </w:tc>
@@ -5211,7 +9190,7 @@
                 <w:b w:val="0"/>
                 <w:sz w:val="20"/>
               </w:rPr>
-              <w:t>Crítica</w:t>
+              <w:t>Alta</w:t>
             </w:r>
           </w:p>
         </w:tc>
@@ -5230,7 +9209,7 @@
                 <w:b w:val="0"/>
                 <w:sz w:val="20"/>
               </w:rPr>
-              <w:t>Hierarquia de cabeçalhos incorreta</w:t>
+              <w:t>Contraste insuficiente nos controles do banner</w:t>
             </w:r>
           </w:p>
         </w:tc>
@@ -5249,7 +9228,7 @@
                 <w:b w:val="0"/>
                 <w:sz w:val="20"/>
               </w:rPr>
-              <w:t>Definir um único &lt;h1&gt; por página e encadear os demais níveis sem saltos, usando cabeçalhos por estrutura e não por efeito visual.</w:t>
+              <w:t>Os botões numéricos usam azul rgb(44,103,205) sobre verde rgb(14,86,31), razão de 1,66:1, e 3,0:1 quando o slide está ativo. Adotar texto branco ou de luminância equivalente, atingindo ao menos 4,5:1.</w:t>
             </w:r>
           </w:p>
         </w:tc>
@@ -5269,7 +9248,7 @@
                 <w:b w:val="0"/>
                 <w:sz w:val="20"/>
               </w:rPr>
-              <w:t>WCAG 1.3.1 (A)</w:t>
+              <w:t>WCAG 1.4.3 (AA)</w:t>
             </w:r>
           </w:p>
         </w:tc>
@@ -5310,7 +9289,7 @@
                 <w:b w:val="0"/>
                 <w:sz w:val="20"/>
               </w:rPr>
-              <w:t>Ausência de regiões semânticas</w:t>
+              <w:t>Página inicial e página de contato sem &lt;h1&gt;</w:t>
             </w:r>
           </w:p>
         </w:tc>
@@ -5329,7 +9308,7 @@
                 <w:b w:val="0"/>
                 <w:sz w:val="20"/>
               </w:rPr>
-              <w:t>Substituir &lt;div&gt; genericas por &lt;header&gt;, &lt;nav&gt;, &lt;main&gt;, &lt;footer&gt; e &lt;aside&gt;, permitir que o leitor de tela ofereca navegação por regiões.</w:t>
+              <w:t>A página inicial reúne 15 cabeçalhos sem nenhum &lt;h1&gt;, e a página de contato não possui cabeçalho algum. Declarar um &lt;h1&gt; único por página, correspondente ao título principal, para dar ponto de partida à navegação por cabeçalhos.</w:t>
             </w:r>
           </w:p>
         </w:tc>
@@ -5340,7 +9319,6 @@
           <w:p>
             <w:pPr>
               <w:spacing w:line="240" w:lineRule="auto" w:after="40"/>
-              <w:jc w:val="center"/>
             </w:pPr>
             <w:r/>
             <w:r>
@@ -5349,7 +9327,7 @@
                 <w:b w:val="0"/>
                 <w:sz w:val="20"/>
               </w:rPr>
-              <w:t>WCAG 1.3.1 (A)</w:t>
+              <w:t>WCAG 1.3.1 / 2.4.6 (A/AA)</w:t>
             </w:r>
           </w:p>
         </w:tc>
@@ -5390,7 +9368,7 @@
                 <w:b w:val="0"/>
                 <w:sz w:val="20"/>
               </w:rPr>
-              <w:t>Links com texto não descritivo</w:t>
+              <w:t>Ausência de região de navegação</w:t>
             </w:r>
           </w:p>
         </w:tc>
@@ -5409,7 +9387,7 @@
                 <w:b w:val="0"/>
                 <w:sz w:val="20"/>
               </w:rPr>
-              <w:t>Reescrever rótulos como 'clique aqui' e 'saiba mais' de modo que descrevam o destino mesmo fora de contexto.</w:t>
+              <w:t>O portal declara role="banner", role="main" e role="contentinfo", mas nenhum &lt;nav&gt; ou role="navigation". Marcar o menu principal e o menu lateral como regiões de navegação, o que também elimina os blocos de conteúdo que o axe-core apontou fora de qualquer região.</w:t>
             </w:r>
           </w:p>
         </w:tc>
@@ -5429,7 +9407,7 @@
                 <w:b w:val="0"/>
                 <w:sz w:val="20"/>
               </w:rPr>
-              <w:t>WCAG 2.4.4 (A)</w:t>
+              <w:t>WCAG 1.3.1 (A)</w:t>
             </w:r>
           </w:p>
         </w:tc>
@@ -5470,7 +9448,7 @@
                 <w:b w:val="0"/>
                 <w:sz w:val="20"/>
               </w:rPr>
-              <w:t>Contraste insuficiente</w:t>
+              <w:t>Rolagem horizontal em telas estreitas</w:t>
             </w:r>
           </w:p>
         </w:tc>
@@ -5489,7 +9467,7 @@
                 <w:b w:val="0"/>
                 <w:sz w:val="20"/>
               </w:rPr>
-              <w:t>Ajustar a paleta para razão mínima de 4,5:1 em texto normal e 3:1 em texto grande e componentes de interface.</w:t>
+              <w:t>Em 320 pixels de largura o conteúdo ocupa 330 pixels e obriga a rolagem nos dois eixos. Revisar as larguras fixas remanescentes para que o conteúdo reflua sem transbordar.</w:t>
             </w:r>
           </w:p>
         </w:tc>
@@ -5508,7 +9486,7 @@
                 <w:b w:val="0"/>
                 <w:sz w:val="20"/>
               </w:rPr>
-              <w:t>WCAG 1.4.3 / 1.4.11 (AA)</w:t>
+              <w:t>WCAG 1.4.10 (AA)</w:t>
             </w:r>
           </w:p>
         </w:tc>
@@ -5530,7 +9508,7 @@
                 <w:b w:val="0"/>
                 <w:sz w:val="20"/>
               </w:rPr>
-              <w:t>Media</w:t>
+              <w:t>Média</w:t>
             </w:r>
           </w:p>
         </w:tc>
@@ -5549,7 +9527,7 @@
                 <w:b w:val="0"/>
                 <w:sz w:val="20"/>
               </w:rPr>
-              <w:t>Foco de teclado não visível</w:t>
+              <w:t>Indicador de foco pouco perceptível sobre fundo branco</w:t>
             </w:r>
           </w:p>
         </w:tc>
@@ -5568,7 +9546,7 @@
                 <w:b w:val="0"/>
                 <w:sz w:val="20"/>
               </w:rPr>
-              <w:t>Remover declaracoes 'outline: none' sem substituto e definir estilo de :focus-visible com contraste adequado.</w:t>
+              <w:t>O contorno de foco rgb(241,202,127) atinge 5,81:1 sobre o verde do cabeçalho, mas apenas 1,56:1 sobre o branco da área de conteúdo, onde está a maior parte dos links. Escurecer o contorno ou acrescentar um traço externo de apoio para garantir 3:1 em qualquer fundo.</w:t>
             </w:r>
           </w:p>
         </w:tc>
@@ -5579,7 +9557,6 @@
           <w:p>
             <w:pPr>
               <w:spacing w:line="240" w:lineRule="auto" w:after="40"/>
-              <w:jc w:val="center"/>
             </w:pPr>
             <w:r/>
             <w:r>
@@ -5588,7 +9565,7 @@
                 <w:b w:val="0"/>
                 <w:sz w:val="20"/>
               </w:rPr>
-              <w:t>WCAG 2.4.7 (AA)</w:t>
+              <w:t>WCAG 1.4.11 (AA)</w:t>
             </w:r>
           </w:p>
         </w:tc>
@@ -5610,7 +9587,7 @@
                 <w:b w:val="0"/>
                 <w:sz w:val="20"/>
               </w:rPr>
-              <w:t>Media</w:t>
+              <w:t>Média</w:t>
             </w:r>
           </w:p>
         </w:tc>
@@ -5629,7 +9606,7 @@
                 <w:b w:val="0"/>
                 <w:sz w:val="20"/>
               </w:rPr>
-              <w:t>Ausência de link de salto</w:t>
+              <w:t>Alvos de toque abaixo do mínimo</w:t>
             </w:r>
           </w:p>
         </w:tc>
@@ -5648,7 +9625,7 @@
                 <w:b w:val="0"/>
                 <w:sz w:val="20"/>
               </w:rPr>
-              <w:t>Inserir, como primeiro elemento focável, um link 'Ir para o conteúdo principal' apontando para o &lt;main&gt;.</w:t>
+              <w:t>Na emulação do Pixel 7, 23 dos 51 elementos interativos medem menos de 24 por 24 pixels, entre eles os próprios controles do banner (22x20). Ampliar a área clicável por meio de preenchimento, sem necessariamente aumentar o texto.</w:t>
             </w:r>
           </w:p>
         </w:tc>
@@ -5668,7 +9645,7 @@
                 <w:b w:val="0"/>
                 <w:sz w:val="20"/>
               </w:rPr>
-              <w:t>WCAG 2.4.1 (A)</w:t>
+              <w:t>WCAG 2.5.8 (AA)</w:t>
             </w:r>
           </w:p>
         </w:tc>
@@ -5690,7 +9667,7 @@
                 <w:b w:val="0"/>
                 <w:sz w:val="20"/>
               </w:rPr>
-              <w:t>Media</w:t>
+              <w:t>Média</w:t>
             </w:r>
           </w:p>
         </w:tc>
@@ -5709,7 +9686,7 @@
                 <w:b w:val="0"/>
                 <w:sz w:val="20"/>
               </w:rPr>
-              <w:t>Conteúdo em movimento sem controle</w:t>
+              <w:t>Layout quebra com espaçamento de texto ampliado</w:t>
             </w:r>
           </w:p>
         </w:tc>
@@ -5728,7 +9705,7 @@
                 <w:b w:val="0"/>
                 <w:sz w:val="20"/>
               </w:rPr>
-              <w:t>Disponibilizar botão de pausa acessível por teclado em carrosséis e animações com duracao superior a cinco segundos.</w:t>
+              <w:t>Ao aplicar entrelinha 1,5, espaçamento entre letras de 0,12em e entre palavras de 0,16em, surge rolagem horizontal e três elementos têm o conteúdo cortado. Substituir alturas fixas por alturas mínimas nos blocos afetados.</w:t>
             </w:r>
           </w:p>
         </w:tc>
@@ -5739,7 +9716,6 @@
           <w:p>
             <w:pPr>
               <w:spacing w:line="240" w:lineRule="auto" w:after="40"/>
-              <w:jc w:val="center"/>
             </w:pPr>
             <w:r/>
             <w:r>
@@ -5748,7 +9724,7 @@
                 <w:b w:val="0"/>
                 <w:sz w:val="20"/>
               </w:rPr>
-              <w:t>WCAG 2.2.2 (A)</w:t>
+              <w:t>WCAG 1.4.12 (AA)</w:t>
             </w:r>
           </w:p>
         </w:tc>
@@ -5770,6 +9746,86 @@
                 <w:b w:val="0"/>
                 <w:sz w:val="20"/>
               </w:rPr>
+              <w:t>Média</w:t>
+            </w:r>
+          </w:p>
+        </w:tc>
+        <w:tc>
+          <w:tcPr>
+            <w:tcW w:type="dxa" w:w="2041"/>
+          </w:tcPr>
+          <w:p>
+            <w:pPr>
+              <w:spacing w:line="240" w:lineRule="auto" w:after="40"/>
+            </w:pPr>
+            <w:r/>
+            <w:r>
+              <w:rPr>
+                <w:rFonts w:ascii="Arial" w:hAnsi="Arial"/>
+                <w:b w:val="0"/>
+                <w:sz w:val="20"/>
+              </w:rPr>
+              <w:t>Texto alternativo redundante</w:t>
+            </w:r>
+          </w:p>
+        </w:tc>
+        <w:tc>
+          <w:tcPr>
+            <w:tcW w:type="dxa" w:w="4309"/>
+          </w:tcPr>
+          <w:p>
+            <w:pPr>
+              <w:spacing w:line="240" w:lineRule="auto" w:after="40"/>
+            </w:pPr>
+            <w:r/>
+            <w:r>
+              <w:rPr>
+                <w:rFonts w:ascii="Arial" w:hAnsi="Arial"/>
+                <w:b w:val="0"/>
+                <w:sz w:val="20"/>
+              </w:rPr>
+              <w:t>Em quatro imagens da página inicial o atributo alt repete literalmente o texto do link vizinho, levando o leitor de tela a anunciar a mesma informação duas vezes. Usar alt="" nessas imagens, já que o link adjacente cumpre a função descritiva.</w:t>
+            </w:r>
+          </w:p>
+        </w:tc>
+        <w:tc>
+          <w:tcPr>
+            <w:tcW w:type="dxa" w:w="1474"/>
+          </w:tcPr>
+          <w:p>
+            <w:pPr>
+              <w:spacing w:line="240" w:lineRule="auto" w:after="40"/>
+              <w:jc w:val="center"/>
+            </w:pPr>
+            <w:r/>
+            <w:r>
+              <w:rPr>
+                <w:rFonts w:ascii="Arial" w:hAnsi="Arial"/>
+                <w:b w:val="0"/>
+                <w:sz w:val="20"/>
+              </w:rPr>
+              <w:t>WCAG 1.1.1 (A)</w:t>
+            </w:r>
+          </w:p>
+        </w:tc>
+      </w:tr>
+      <w:tr>
+        <w:tc>
+          <w:tcPr>
+            <w:tcW w:type="dxa" w:w="1247"/>
+          </w:tcPr>
+          <w:p>
+            <w:pPr>
+              <w:spacing w:line="240" w:lineRule="auto" w:after="40"/>
+              <w:jc w:val="center"/>
+            </w:pPr>
+            <w:r/>
+            <w:r>
+              <w:rPr>
+                <w:rFonts w:ascii="Arial" w:hAnsi="Arial"/>
+                <w:b w:val="0"/>
+                <w:sz w:val="20"/>
+              </w:rPr>
               <w:t>Baixa</w:t>
             </w:r>
           </w:p>
@@ -5789,7 +9845,7 @@
                 <w:b w:val="0"/>
                 <w:sz w:val="20"/>
               </w:rPr>
-              <w:t>Bloqueio de zoom em dispositivos móveis</w:t>
+              <w:t>URL crua como texto de link</w:t>
             </w:r>
           </w:p>
         </w:tc>
@@ -5808,7 +9864,7 @@
                 <w:b w:val="0"/>
                 <w:sz w:val="20"/>
               </w:rPr>
-              <w:t>Remover user-scalable=no e maximum-scale=1 da meta viewport, permitir ampliacao de até 200%.</w:t>
+              <w:t>Na página institucional de Acessibilidade, dois links exibem o endereço completo como texto visível, que o leitor de tela soletra caractere a caractere. Substituir pelo nome do documento de destino.</w:t>
             </w:r>
           </w:p>
         </w:tc>
@@ -5828,7 +9884,86 @@
                 <w:b w:val="0"/>
                 <w:sz w:val="20"/>
               </w:rPr>
-              <w:t>WCAG 1.4.4 (AA)</w:t>
+              <w:t>WCAG 2.4.4 (A)</w:t>
+            </w:r>
+          </w:p>
+        </w:tc>
+      </w:tr>
+      <w:tr>
+        <w:tc>
+          <w:tcPr>
+            <w:tcW w:type="dxa" w:w="1247"/>
+          </w:tcPr>
+          <w:p>
+            <w:pPr>
+              <w:spacing w:line="240" w:lineRule="auto" w:after="40"/>
+              <w:jc w:val="center"/>
+            </w:pPr>
+            <w:r/>
+            <w:r>
+              <w:rPr>
+                <w:rFonts w:ascii="Arial" w:hAnsi="Arial"/>
+                <w:b w:val="0"/>
+                <w:sz w:val="20"/>
+              </w:rPr>
+              <w:t>Baixa</w:t>
+            </w:r>
+          </w:p>
+        </w:tc>
+        <w:tc>
+          <w:tcPr>
+            <w:tcW w:type="dxa" w:w="2041"/>
+          </w:tcPr>
+          <w:p>
+            <w:pPr>
+              <w:spacing w:line="240" w:lineRule="auto" w:after="40"/>
+            </w:pPr>
+            <w:r/>
+            <w:r>
+              <w:rPr>
+                <w:rFonts w:ascii="Arial" w:hAnsi="Arial"/>
+                <w:b w:val="0"/>
+                <w:sz w:val="20"/>
+              </w:rPr>
+              <w:t>Página de Acessibilidade desatualizada</w:t>
+            </w:r>
+          </w:p>
+        </w:tc>
+        <w:tc>
+          <w:tcPr>
+            <w:tcW w:type="dxa" w:w="4309"/>
+          </w:tcPr>
+          <w:p>
+            <w:pPr>
+              <w:spacing w:line="240" w:lineRule="auto" w:after="40"/>
+            </w:pPr>
+            <w:r/>
+            <w:r>
+              <w:rPr>
+                <w:rFonts w:ascii="Arial" w:hAnsi="Arial"/>
+                <w:b w:val="0"/>
+                <w:sz w:val="20"/>
+              </w:rPr>
+              <w:t>A página foi modificada pela última vez em 2020, descreve apenas três dos sete atalhos existentes, expande a sigla WCAG incorretamente como "World Content Accessibility Guide" e não declara nível de conformidade. Registrou-se ainda que o script collective.lazysizes referenciado pelas páginas responde HTTP 404. Atualizar o conteúdo e publicar a declaração de conformidade prevista pelo eMAG.</w:t>
+            </w:r>
+          </w:p>
+        </w:tc>
+        <w:tc>
+          <w:tcPr>
+            <w:tcW w:type="dxa" w:w="1474"/>
+          </w:tcPr>
+          <w:p>
+            <w:pPr>
+              <w:spacing w:line="240" w:lineRule="auto" w:after="40"/>
+            </w:pPr>
+            <w:r/>
+            <w:r>
+              <w:rPr>
+                <w:rFonts w:ascii="Arial" w:hAnsi="Arial"/>
+                <w:b w:val="0"/>
+                <w:sz w:val="20"/>
+              </w:rPr>
+              <w:t>eMAG 3.1 / WCAG 2.4.5</w:t>
             </w:r>
           </w:p>
         </w:tc>
@@ -5845,7 +9980,7 @@
           <w:b w:val="0"/>
           <w:sz w:val="20"/>
         </w:rPr>
-        <w:t>Quadro 10 - Recomendações de correção priorizadas. Fonte: elaborado pelos autores.</w:t>
+        <w:t>Quadro 13 - Recomendações de correção priorizadas. Fonte: elaborado pelos autores.</w:t>
       </w:r>
     </w:p>
     <w:p>
@@ -5890,7 +10025,7 @@
           <w:b w:val="0"/>
           <w:sz w:val="24"/>
         </w:rPr>
-        <w:t>A avaliação do Portal do IFAL - Campus Maceió evidenciou o descompasso, recorrente em sítios institucionais brasileiros, entre a aparência cuidada da interface e a qualidade da marcação que a sustenta. Problemas que passam despercebidos ao usuário vidente - uma imagem sem atributo alt, um campo de busca sem rótulo, um cabeçalho usado por efeito visual e não por hierarquia - convertem-se em bloqueios absolutos para quem depende de tecnologia assistiva.</w:t>
+        <w:t>A avaliação do Portal do IFAL - Campus Maceió produziu um resultado menos simples do que o esperado. A base técnica herdada do Plone com a Identidade Digital do Governo cumpre bem o essencial: idioma declarado, títulos únicos, campos com rótulo associado, imagens com atributo alt, quatro atalhos de salto e indicador de foco em todos os 118 pontos de parada do teclado. O avaliador axe-core não encontrou uma única violação direta de critério de sucesso nas três páginas analisadas. As barreiras concentram-se, em vez disso, em um componente específico e em detalhes de apresentação que nenhuma verificação superficial revelaria.</w:t>
       </w:r>
     </w:p>
     <w:p>
@@ -5905,7 +10040,7 @@
           <w:b w:val="0"/>
           <w:sz w:val="24"/>
         </w:rPr>
-        <w:t>A triangulação metodológica mostrou-se decisiva. Os avaliadores automáticos quantificaram com precisão as falhas de código, mas não julgam se um texto alternativo descreve adequadamente a imagem, nem se a ordem de foco faz sentido para quem navega. A inspeção manual e, sobretudo, o teste com leitor de tela em dispositivo móvel revelaram barreiras de uso que nenhuma métrica automatizada poderia ter apontado, confirmando a orientação do W3C de que a avaliação automática cobre apenas parte dos critérios de sucesso.</w:t>
+        <w:t>A triangulação metodológica mostrou-se decisiva. Os avaliadores automáticos quantificaram com precisão as falhas de código, mas não julgam se um texto alternativo descreve adequadamente a imagem, nem se a ordem de foco faz sentido para quem navega. O caso do contraste é exemplar: o axe-core devolveu dezenas de ocorrências como indecidíveis, por serem textos desenhados sobre fotografias, e a falha mais grave - botões a 1,66:1 - só apareceu ao medir os pixels efetivamente pintados na tela. Do mesmo modo, a ausência de controle de pausa no banner exigiu a leitura do código-fonte do script que o governa. Isso confirma a orientação do W3C de que a avaliação automática cobre apenas parte dos critérios de sucesso.</w:t>
       </w:r>
     </w:p>
     <w:p>
@@ -5920,24 +10055,7 @@
           <w:b w:val="0"/>
           <w:sz w:val="24"/>
         </w:rPr>
-        <w:t xml:space="preserve">O diagnóstico final aponta para o nível de conformidade </w:t>
-      </w:r>
-      <w:r>
-        <w:rPr>
-          <w:rFonts w:ascii="Arial" w:hAnsi="Arial"/>
-          <w:b/>
-          <w:sz w:val="24"/>
-          <w:highlight w:val="yellow"/>
-        </w:rPr>
-        <w:t>[PREENCHER: nível atingido]</w:t>
-      </w:r>
-      <w:r>
-        <w:rPr>
-          <w:rFonts w:ascii="Arial" w:hAnsi="Arial"/>
-          <w:b w:val="0"/>
-          <w:sz w:val="24"/>
-        </w:rPr>
-        <w:t>. As correções recomendadas na seção anterior são, em sua maioria, de baixo custo de implementação: tratam-se majoritariamente de ajustes de marcação HTML - inclusão de atributos alt, associação de labels a campos, correção da hierarquia de cabeçalhos e adoção de elementos semânticos de região - que não exigem redesenho visual nem reescrita da aplicação. A desproporção entre o baixo esforço técnico das correções e o alto impacto que produzem na vida dos usuários e, talvez, a lição mais importante deste trabalho.</w:t>
+        <w:t>O diagnóstico final aponta para o nível de conformidade Não atinge o Nível A. As correções recomendadas na seção anterior são, em sua maioria, de baixo custo de implementação: um botão de pausa no banner rotativo, um segundo indicador não cromático para o slide ativo, a troca da cor dos botões numéricos, a declaração de um &lt;h1&gt; por página e a marcação dos menus como região de navegação - ajustes pontuais que não exigem redesenho visual nem reescrita da aplicação. A desproporção entre o baixo esforço técnico das correções e o alto impacto que produzem na vida dos usuários e, talvez, a lição mais importante deste trabalho.</w:t>
       </w:r>
     </w:p>
     <w:p>

--- a/relatorio/RELATORIO_AVALIACAO_ACESSIBILIDADE_WCAG.docx
+++ b/relatorio/RELATORIO_AVALIACAO_ACESSIBILIDADE_WCAG.docx
@@ -679,7 +679,7 @@
           <w:b w:val="0"/>
           <w:sz w:val="24"/>
         </w:rPr>
-        <w:t>4.7  Resultados da auditoria programática do código-fonte</w:t>
+        <w:t>4.7  Recurso de tradução para Libras (VLibras)</w:t>
       </w:r>
     </w:p>
     <w:p>
@@ -693,7 +693,7 @@
           <w:b w:val="0"/>
           <w:sz w:val="24"/>
         </w:rPr>
-        <w:t>4.8  Simulação automatizada de acesso por smartphone</w:t>
+        <w:t>4.8  Resultados da auditoria programática do código-fonte</w:t>
       </w:r>
     </w:p>
     <w:p>
@@ -707,7 +707,7 @@
           <w:b w:val="0"/>
           <w:sz w:val="24"/>
         </w:rPr>
-        <w:t>4.9  Tarefa complementar: uso real com leitor de tela</w:t>
+        <w:t>4.9  Simulação automatizada de acesso por smartphone</w:t>
       </w:r>
     </w:p>
     <w:p>
@@ -721,7 +721,21 @@
           <w:b w:val="0"/>
           <w:sz w:val="24"/>
         </w:rPr>
-        <w:t>4.10  Análise do nível de conformidade WCAG</w:t>
+        <w:t>4.10  Tarefa complementar: uso real com leitor de tela</w:t>
+      </w:r>
+    </w:p>
+    <w:p>
+      <w:pPr>
+        <w:spacing w:line="360" w:lineRule="auto" w:after="0"/>
+        <w:ind w:left="454"/>
+      </w:pPr>
+      <w:r>
+        <w:rPr>
+          <w:rFonts w:ascii="Arial" w:hAnsi="Arial"/>
+          <w:b w:val="0"/>
+          <w:sz w:val="24"/>
+        </w:rPr>
+        <w:t>4.11  Análise do nível de conformidade WCAG</w:t>
       </w:r>
     </w:p>
     <w:p>
@@ -5968,7 +5982,135 @@
           <w:b/>
           <w:sz w:val="24"/>
         </w:rPr>
-        <w:t>4.7 Resultados da auditoria programática do código-fonte</w:t>
+        <w:t>4.7 Recurso de tradução para Libras (VLibras)</w:t>
+      </w:r>
+    </w:p>
+    <w:p>
+      <w:pPr>
+        <w:spacing w:line="360" w:lineRule="auto" w:after="120"/>
+        <w:ind w:firstLine="709"/>
+        <w:jc w:val="both"/>
+      </w:pPr>
+      <w:r>
+        <w:rPr>
+          <w:rFonts w:ascii="Arial" w:hAnsi="Arial"/>
+          <w:b w:val="0"/>
+          <w:sz w:val="24"/>
+        </w:rPr>
+        <w:t>O portal disponibiliza o VLibras, tradutor automático de Português para Língua Brasileira de Sinais mantido pelo Governo Federal, por meio de um botão flutuante presente em todas as páginas. Barra de identidade do Governo Federal (barra.brasil.gov.br/barra.js), presente em todas as páginas do portal.</w:t>
+      </w:r>
+    </w:p>
+    <w:p>
+      <w:pPr>
+        <w:spacing w:line="360" w:lineRule="auto" w:after="120"/>
+        <w:ind w:firstLine="709"/>
+        <w:jc w:val="both"/>
+      </w:pPr>
+      <w:r>
+        <w:rPr>
+          <w:rFonts w:ascii="Arial" w:hAnsi="Arial"/>
+          <w:b w:val="0"/>
+          <w:sz w:val="24"/>
+        </w:rPr>
+        <w:t>O modo como esse recurso foi identificado merece registro metodológico, por expor um limite das três frentes automatizadas empregadas até aqui. O widget não existe no HTML entregue pelo servidor: é inserido em tempo de execução por script de terceiro. A busca pelo termo "vlibras" no código-fonte das quatro páginas retorna zero ocorrências, e o domínio barra.brasil.gov.br não carregou no espelho local usado para as medições de renderização. O recurso só apareceu porque um dos avaliadores abriu o portal em seu próprio aparelho Android e fotografou a tela, episódio que ilustra de forma concreta a razão pela qual o W3C recomenda que a avaliação automática jamais seja empregada isoladamente.</w:t>
+      </w:r>
+    </w:p>
+    <w:p>
+      <w:pPr>
+        <w:jc w:val="center"/>
+      </w:pPr>
+      <w:r>
+        <w:drawing>
+          <wp:inline xmlns:a="http://schemas.openxmlformats.org/drawingml/2006/main" xmlns:pic="http://schemas.openxmlformats.org/drawingml/2006/picture">
+            <wp:extent cx="5580000" cy="1937500"/>
+            <wp:docPr id="6" name="Picture 6"/>
+            <wp:cNvGraphicFramePr>
+              <a:graphicFrameLocks noChangeAspect="1"/>
+            </wp:cNvGraphicFramePr>
+            <a:graphic>
+              <a:graphicData uri="http://schemas.openxmlformats.org/drawingml/2006/picture">
+                <pic:pic>
+                  <pic:nvPicPr>
+                    <pic:cNvPr id="0" name="14-vlibras-botao-flutuante.jpg"/>
+                    <pic:cNvPicPr/>
+                  </pic:nvPicPr>
+                  <pic:blipFill>
+                    <a:blip r:embed="rId15"/>
+                    <a:stretch>
+                      <a:fillRect/>
+                    </a:stretch>
+                  </pic:blipFill>
+                  <pic:spPr>
+                    <a:xfrm>
+                      <a:off x="0" y="0"/>
+                      <a:ext cx="5580000" cy="1937500"/>
+                    </a:xfrm>
+                    <a:prstGeom prst="rect"/>
+                  </pic:spPr>
+                </pic:pic>
+              </a:graphicData>
+            </a:graphic>
+          </wp:inline>
+        </w:drawing>
+      </w:r>
+    </w:p>
+    <w:p>
+      <w:pPr>
+        <w:spacing w:line="240" w:lineRule="auto" w:after="200"/>
+        <w:jc w:val="left"/>
+      </w:pPr>
+      <w:r>
+        <w:rPr>
+          <w:rFonts w:ascii="Arial" w:hAnsi="Arial"/>
+          <w:b w:val="0"/>
+          <w:sz w:val="20"/>
+        </w:rPr>
+        <w:t>Figura 6 - Botão flutuante do VLibras, à direita, sobre a página institucional de Acessibilidade aberta em aparelho Android. Na mesma captura aparece o link que exibe a URL completa do Decreto n. 5.296/2004 como texto visível. Fonte: captura feita pelos autores em aparelho real.</w:t>
+      </w:r>
+    </w:p>
+    <w:p>
+      <w:pPr>
+        <w:spacing w:line="360" w:lineRule="auto" w:after="120"/>
+        <w:ind w:firstLine="709"/>
+        <w:jc w:val="both"/>
+      </w:pPr>
+      <w:r>
+        <w:rPr>
+          <w:rFonts w:ascii="Arial" w:hAnsi="Arial"/>
+          <w:b w:val="0"/>
+          <w:sz w:val="24"/>
+        </w:rPr>
+        <w:t>Há, porém, uma incoerência a assinalar. A página institucional de Acessibilidade não menciona Libras nem o VLibras em nenhum momento: o portal oferece o recurso, mas não o informa a quem procuraria por ele. Um recurso de acessibilidade que o público não sabe existir tem seu alcance reduzido, e a própria página que deveria anunciá-lo é a que o omite.</w:t>
+      </w:r>
+    </w:p>
+    <w:p>
+      <w:pPr>
+        <w:spacing w:line="360" w:lineRule="auto" w:after="120"/>
+        <w:ind w:firstLine="709"/>
+        <w:jc w:val="both"/>
+      </w:pPr>
+      <w:r>
+        <w:rPr>
+          <w:rFonts w:ascii="Arial" w:hAnsi="Arial"/>
+          <w:b w:val="0"/>
+          <w:sz w:val="24"/>
+        </w:rPr>
+        <w:t>Delimita-se o alcance desta constatação: registra-se a presença do recurso, não a sua qualidade. Por não ter carregado no ambiente de medição, o próprio widget não foi avaliado quanto a contraste, tamanho de alvo, nome acessível ou operação por teclado. Fica como item para a inspeção presencial da equipe.</w:t>
+      </w:r>
+    </w:p>
+    <w:p/>
+    <w:p>
+      <w:pPr>
+        <w:spacing w:line="360" w:lineRule="auto" w:after="120"/>
+        <w:jc w:val="left"/>
+      </w:pPr>
+      <w:r>
+        <w:rPr>
+          <w:rFonts w:ascii="Arial" w:hAnsi="Arial"/>
+          <w:b/>
+          <w:sz w:val="24"/>
+        </w:rPr>
+        <w:t>4.8 Resultados da auditoria programática do código-fonte</w:t>
       </w:r>
     </w:p>
     <w:p>
@@ -6655,7 +6797,7 @@
           <w:b/>
           <w:sz w:val="24"/>
         </w:rPr>
-        <w:t>4.8 Simulação automatizada de acesso por smartphone</w:t>
+        <w:t>4.9 Simulação automatizada de acesso por smartphone</w:t>
       </w:r>
     </w:p>
     <w:p>
@@ -8449,7 +8591,7 @@
           <w:b/>
           <w:sz w:val="24"/>
         </w:rPr>
-        <w:t>4.9 Tarefa complementar: uso real com leitor de tela</w:t>
+        <w:t>4.10 Tarefa complementar: uso real com leitor de tela</w:t>
       </w:r>
     </w:p>
     <w:p>
@@ -8836,7 +8978,7 @@
           <w:b/>
           <w:sz w:val="24"/>
         </w:rPr>
-        <w:t>4.10 Análise do nível de conformidade WCAG</w:t>
+        <w:t>4.11 Análise do nível de conformidade WCAG</w:t>
       </w:r>
     </w:p>
     <w:p>
@@ -9944,7 +10086,7 @@
                 <w:b w:val="0"/>
                 <w:sz w:val="20"/>
               </w:rPr>
-              <w:t>A página foi modificada pela última vez em 2020, descreve apenas três dos sete atalhos existentes, expande a sigla WCAG incorretamente como "World Content Accessibility Guide" e não declara nível de conformidade. Registrou-se ainda que o script collective.lazysizes referenciado pelas páginas responde HTTP 404. Atualizar o conteúdo e publicar a declaração de conformidade prevista pelo eMAG.</w:t>
+              <w:t>A página foi modificada pela última vez em 2020, descreve apenas três dos sete atalhos existentes, expande a sigla WCAG incorretamente como "World Content Accessibility Guide" e não declara nível de conformidade. Mais grave: não menciona Libras nem o VLibras em nenhum momento, embora o portal ofereça o tradutor em todas as páginas — quem procura o recurso não é informado de que ele existe. Registrou-se ainda que o script collective.lazysizes referenciado pelas páginas responde HTTP 404. Atualizar o conteúdo, anunciar o VLibras e publicar a declaração de conformidade prevista pelo eMAG.</w:t>
             </w:r>
           </w:p>
         </w:tc>

--- a/relatorio/RELATORIO_AVALIACAO_ACESSIBILIDADE_WCAG.docx
+++ b/relatorio/RELATORIO_AVALIACAO_ACESSIBILIDADE_WCAG.docx
@@ -5,11 +5,46 @@
     <w:p>
       <w:pPr>
         <w:spacing w:line="240" w:lineRule="auto" w:after="0"/>
+        <w:jc w:val="center"/>
       </w:pPr>
+      <w:r>
+        <w:drawing>
+          <wp:inline xmlns:a="http://schemas.openxmlformats.org/drawingml/2006/main" xmlns:pic="http://schemas.openxmlformats.org/drawingml/2006/picture">
+            <wp:extent cx="774000" cy="990000"/>
+            <wp:docPr id="1" name="Picture 1"/>
+            <wp:cNvGraphicFramePr>
+              <a:graphicFrameLocks noChangeAspect="1"/>
+            </wp:cNvGraphicFramePr>
+            <a:graphic>
+              <a:graphicData uri="http://schemas.openxmlformats.org/drawingml/2006/picture">
+                <pic:pic>
+                  <pic:nvPicPr>
+                    <pic:cNvPr id="0" name="logo_ifal.png"/>
+                    <pic:cNvPicPr/>
+                  </pic:nvPicPr>
+                  <pic:blipFill>
+                    <a:blip r:embed="rId10"/>
+                    <a:stretch>
+                      <a:fillRect/>
+                    </a:stretch>
+                  </pic:blipFill>
+                  <pic:spPr>
+                    <a:xfrm>
+                      <a:off x="0" y="0"/>
+                      <a:ext cx="774000" cy="990000"/>
+                    </a:xfrm>
+                    <a:prstGeom prst="rect"/>
+                  </pic:spPr>
+                </pic:pic>
+              </a:graphicData>
+            </a:graphic>
+          </wp:inline>
+        </w:drawing>
+      </w:r>
     </w:p>
     <w:p>
       <w:pPr>
-        <w:spacing w:line="240" w:lineRule="auto" w:after="0"/>
+        <w:spacing w:line="240" w:lineRule="auto" w:after="0" w:before="0"/>
         <w:jc w:val="center"/>
       </w:pPr>
       <w:r>
@@ -23,7 +58,7 @@
     </w:p>
     <w:p>
       <w:pPr>
-        <w:spacing w:line="240" w:lineRule="auto" w:after="0"/>
+        <w:spacing w:line="240" w:lineRule="auto" w:after="0" w:before="0"/>
         <w:jc w:val="center"/>
       </w:pPr>
       <w:r>
@@ -37,7 +72,7 @@
     </w:p>
     <w:p>
       <w:pPr>
-        <w:spacing w:line="240" w:lineRule="auto" w:after="0"/>
+        <w:spacing w:line="240" w:lineRule="auto" w:after="0" w:before="0"/>
         <w:jc w:val="center"/>
       </w:pPr>
       <w:r>
@@ -51,95 +86,95 @@
     </w:p>
     <w:p>
       <w:pPr>
-        <w:spacing w:line="360" w:lineRule="auto" w:after="0"/>
+        <w:spacing w:line="360" w:lineRule="auto" w:after="0" w:before="0"/>
       </w:pPr>
     </w:p>
     <w:p>
       <w:pPr>
-        <w:spacing w:line="360" w:lineRule="auto" w:after="0"/>
+        <w:spacing w:line="360" w:lineRule="auto" w:after="0" w:before="0"/>
       </w:pPr>
     </w:p>
     <w:p>
       <w:pPr>
-        <w:spacing w:line="360" w:lineRule="auto" w:after="0"/>
+        <w:spacing w:line="360" w:lineRule="auto" w:after="0" w:before="0"/>
       </w:pPr>
     </w:p>
     <w:p>
       <w:pPr>
-        <w:spacing w:line="360" w:lineRule="auto" w:after="0"/>
+        <w:spacing w:line="360" w:lineRule="auto" w:after="0" w:before="0"/>
       </w:pPr>
     </w:p>
     <w:p>
       <w:pPr>
-        <w:spacing w:line="360" w:lineRule="auto" w:after="0"/>
+        <w:spacing w:line="360" w:lineRule="auto" w:after="0" w:before="0"/>
       </w:pPr>
     </w:p>
     <w:p>
       <w:pPr>
-        <w:spacing w:line="360" w:lineRule="auto" w:after="0"/>
+        <w:spacing w:line="360" w:lineRule="auto" w:after="0" w:before="0"/>
       </w:pPr>
     </w:p>
     <w:p>
       <w:pPr>
-        <w:spacing w:line="360" w:lineRule="auto" w:after="0"/>
+        <w:spacing w:line="360" w:lineRule="auto" w:after="0" w:before="0"/>
         <w:jc w:val="center"/>
       </w:pPr>
       <w:r>
         <w:rPr>
           <w:rFonts w:ascii="Arial" w:hAnsi="Arial"/>
           <w:b/>
-          <w:sz w:val="28"/>
+          <w:sz w:val="26"/>
         </w:rPr>
         <w:t>RELATÓRIO DE AVALIAÇÃO DE ACESSIBILIDADE WEB</w:t>
       </w:r>
     </w:p>
     <w:p>
       <w:pPr>
-        <w:spacing w:line="360" w:lineRule="auto" w:after="0"/>
+        <w:spacing w:line="360" w:lineRule="auto" w:after="0" w:before="0"/>
         <w:jc w:val="center"/>
       </w:pPr>
       <w:r>
         <w:rPr>
           <w:rFonts w:ascii="Arial" w:hAnsi="Arial"/>
           <w:b/>
-          <w:sz w:val="28"/>
+          <w:sz w:val="26"/>
         </w:rPr>
         <w:t>PORTAL DO INSTITUTO FEDERAL DE ALAGOAS - CAMPUS MACEIÓ</w:t>
       </w:r>
     </w:p>
     <w:p>
       <w:pPr>
-        <w:spacing w:line="360" w:lineRule="auto" w:after="0"/>
+        <w:spacing w:line="360" w:lineRule="auto" w:after="0" w:before="0"/>
       </w:pPr>
     </w:p>
     <w:p>
       <w:pPr>
-        <w:spacing w:line="360" w:lineRule="auto" w:after="0"/>
+        <w:spacing w:line="360" w:lineRule="auto" w:after="0" w:before="0"/>
       </w:pPr>
     </w:p>
     <w:p>
       <w:pPr>
-        <w:spacing w:line="360" w:lineRule="auto" w:after="0"/>
+        <w:spacing w:line="360" w:lineRule="auto" w:after="0" w:before="0"/>
       </w:pPr>
     </w:p>
     <w:p>
       <w:pPr>
-        <w:spacing w:line="360" w:lineRule="auto" w:after="0"/>
+        <w:spacing w:line="360" w:lineRule="auto" w:after="0" w:before="0"/>
       </w:pPr>
     </w:p>
     <w:p>
       <w:pPr>
-        <w:spacing w:line="360" w:lineRule="auto" w:after="0"/>
+        <w:spacing w:line="360" w:lineRule="auto" w:after="0" w:before="0"/>
       </w:pPr>
     </w:p>
     <w:p>
       <w:pPr>
-        <w:spacing w:line="360" w:lineRule="auto" w:after="0"/>
+        <w:spacing w:line="360" w:lineRule="auto" w:after="0" w:before="0"/>
       </w:pPr>
     </w:p>
     <w:p>
       <w:pPr>
-        <w:spacing w:line="360" w:lineRule="auto" w:after="0"/>
+        <w:spacing w:line="360" w:lineRule="auto" w:after="0" w:before="0"/>
         <w:jc w:val="center"/>
       </w:pPr>
       <w:r>
@@ -153,7 +188,7 @@
     </w:p>
     <w:p>
       <w:pPr>
-        <w:spacing w:line="360" w:lineRule="auto" w:after="0"/>
+        <w:spacing w:line="360" w:lineRule="auto" w:after="0" w:before="0"/>
         <w:jc w:val="center"/>
       </w:pPr>
       <w:r>
@@ -167,32 +202,32 @@
     </w:p>
     <w:p>
       <w:pPr>
-        <w:spacing w:line="360" w:lineRule="auto" w:after="0"/>
+        <w:spacing w:line="360" w:lineRule="auto" w:after="0" w:before="0"/>
       </w:pPr>
     </w:p>
     <w:p>
       <w:pPr>
-        <w:spacing w:line="360" w:lineRule="auto" w:after="0"/>
+        <w:spacing w:line="360" w:lineRule="auto" w:after="0" w:before="0"/>
       </w:pPr>
     </w:p>
     <w:p>
       <w:pPr>
-        <w:spacing w:line="360" w:lineRule="auto" w:after="0"/>
+        <w:spacing w:line="360" w:lineRule="auto" w:after="0" w:before="0"/>
       </w:pPr>
     </w:p>
     <w:p>
       <w:pPr>
-        <w:spacing w:line="360" w:lineRule="auto" w:after="0"/>
+        <w:spacing w:line="360" w:lineRule="auto" w:after="0" w:before="0"/>
       </w:pPr>
     </w:p>
     <w:p>
       <w:pPr>
-        <w:spacing w:line="360" w:lineRule="auto" w:after="0"/>
+        <w:spacing w:line="360" w:lineRule="auto" w:after="0" w:before="0"/>
       </w:pPr>
     </w:p>
     <w:p>
       <w:pPr>
-        <w:spacing w:line="240" w:lineRule="auto" w:after="0"/>
+        <w:spacing w:line="240" w:lineRule="auto" w:after="0" w:before="0"/>
         <w:jc w:val="center"/>
       </w:pPr>
       <w:r>
@@ -206,7 +241,7 @@
     </w:p>
     <w:p>
       <w:pPr>
-        <w:spacing w:line="240" w:lineRule="auto" w:after="0"/>
+        <w:spacing w:line="240" w:lineRule="auto" w:after="0" w:before="0"/>
         <w:jc w:val="center"/>
       </w:pPr>
       <w:r>
@@ -229,6 +264,46 @@
         <w:jc w:val="center"/>
       </w:pPr>
       <w:r>
+        <w:drawing>
+          <wp:inline xmlns:a="http://schemas.openxmlformats.org/drawingml/2006/main" xmlns:pic="http://schemas.openxmlformats.org/drawingml/2006/picture">
+            <wp:extent cx="774000" cy="990000"/>
+            <wp:docPr id="2" name="Picture 2"/>
+            <wp:cNvGraphicFramePr>
+              <a:graphicFrameLocks noChangeAspect="1"/>
+            </wp:cNvGraphicFramePr>
+            <a:graphic>
+              <a:graphicData uri="http://schemas.openxmlformats.org/drawingml/2006/picture">
+                <pic:pic>
+                  <pic:nvPicPr>
+                    <pic:cNvPr id="0" name="logo_ifal.png"/>
+                    <pic:cNvPicPr/>
+                  </pic:nvPicPr>
+                  <pic:blipFill>
+                    <a:blip r:embed="rId10"/>
+                    <a:stretch>
+                      <a:fillRect/>
+                    </a:stretch>
+                  </pic:blipFill>
+                  <pic:spPr>
+                    <a:xfrm>
+                      <a:off x="0" y="0"/>
+                      <a:ext cx="774000" cy="990000"/>
+                    </a:xfrm>
+                    <a:prstGeom prst="rect"/>
+                  </pic:spPr>
+                </pic:pic>
+              </a:graphicData>
+            </a:graphic>
+          </wp:inline>
+        </w:drawing>
+      </w:r>
+    </w:p>
+    <w:p>
+      <w:pPr>
+        <w:spacing w:line="240" w:lineRule="auto" w:after="0" w:before="0"/>
+        <w:jc w:val="center"/>
+      </w:pPr>
+      <w:r>
         <w:rPr>
           <w:rFonts w:ascii="Arial" w:hAnsi="Arial"/>
           <w:b/>
@@ -239,7 +314,7 @@
     </w:p>
     <w:p>
       <w:pPr>
-        <w:spacing w:line="240" w:lineRule="auto" w:after="0"/>
+        <w:spacing w:line="240" w:lineRule="auto" w:after="0" w:before="0"/>
         <w:jc w:val="center"/>
       </w:pPr>
       <w:r>
@@ -253,7 +328,7 @@
     </w:p>
     <w:p>
       <w:pPr>
-        <w:spacing w:line="240" w:lineRule="auto" w:after="0"/>
+        <w:spacing w:line="240" w:lineRule="auto" w:after="0" w:before="0"/>
         <w:jc w:val="center"/>
       </w:pPr>
       <w:r>
@@ -267,27 +342,27 @@
     </w:p>
     <w:p>
       <w:pPr>
-        <w:spacing w:line="360" w:lineRule="auto" w:after="0"/>
+        <w:spacing w:line="360" w:lineRule="auto" w:after="0" w:before="0"/>
       </w:pPr>
     </w:p>
     <w:p>
       <w:pPr>
-        <w:spacing w:line="360" w:lineRule="auto" w:after="0"/>
+        <w:spacing w:line="360" w:lineRule="auto" w:after="0" w:before="0"/>
       </w:pPr>
     </w:p>
     <w:p>
       <w:pPr>
-        <w:spacing w:line="360" w:lineRule="auto" w:after="0"/>
+        <w:spacing w:line="360" w:lineRule="auto" w:after="0" w:before="0"/>
       </w:pPr>
     </w:p>
     <w:p>
       <w:pPr>
-        <w:spacing w:line="360" w:lineRule="auto" w:after="0"/>
+        <w:spacing w:line="360" w:lineRule="auto" w:after="0" w:before="0"/>
       </w:pPr>
     </w:p>
     <w:p>
       <w:pPr>
-        <w:spacing w:line="360" w:lineRule="auto" w:after="0"/>
+        <w:spacing w:line="360" w:lineRule="auto" w:after="0" w:before="0"/>
         <w:jc w:val="center"/>
       </w:pPr>
       <w:r>
@@ -301,7 +376,7 @@
     </w:p>
     <w:p>
       <w:pPr>
-        <w:spacing w:line="360" w:lineRule="auto" w:after="0"/>
+        <w:spacing w:line="360" w:lineRule="auto" w:after="0" w:before="0"/>
         <w:jc w:val="center"/>
       </w:pPr>
       <w:r>
@@ -315,109 +390,109 @@
     </w:p>
     <w:p>
       <w:pPr>
-        <w:spacing w:line="360" w:lineRule="auto" w:after="0"/>
+        <w:spacing w:line="360" w:lineRule="auto" w:after="0" w:before="0"/>
       </w:pPr>
     </w:p>
     <w:p>
       <w:pPr>
-        <w:spacing w:line="360" w:lineRule="auto" w:after="0"/>
+        <w:spacing w:line="360" w:lineRule="auto" w:after="0" w:before="0"/>
       </w:pPr>
     </w:p>
     <w:p>
       <w:pPr>
-        <w:spacing w:line="360" w:lineRule="auto" w:after="0"/>
+        <w:spacing w:line="360" w:lineRule="auto" w:after="0" w:before="0"/>
       </w:pPr>
     </w:p>
     <w:p>
       <w:pPr>
-        <w:spacing w:line="360" w:lineRule="auto" w:after="0"/>
+        <w:spacing w:line="360" w:lineRule="auto" w:after="0" w:before="0"/>
         <w:jc w:val="center"/>
       </w:pPr>
       <w:r>
         <w:rPr>
           <w:rFonts w:ascii="Arial" w:hAnsi="Arial"/>
           <w:b/>
-          <w:sz w:val="28"/>
+          <w:sz w:val="26"/>
         </w:rPr>
         <w:t>RELATÓRIO DE AVALIAÇÃO DE ACESSIBILIDADE WEB</w:t>
       </w:r>
     </w:p>
     <w:p>
       <w:pPr>
-        <w:spacing w:line="360" w:lineRule="auto" w:after="0"/>
+        <w:spacing w:line="360" w:lineRule="auto" w:after="0" w:before="0"/>
         <w:jc w:val="center"/>
       </w:pPr>
       <w:r>
         <w:rPr>
           <w:rFonts w:ascii="Arial" w:hAnsi="Arial"/>
           <w:b/>
-          <w:sz w:val="28"/>
+          <w:sz w:val="26"/>
         </w:rPr>
         <w:t>Portal do Instituto Federal de Alagoas - Campus Maceió</w:t>
       </w:r>
     </w:p>
     <w:p>
       <w:pPr>
-        <w:spacing w:line="360" w:lineRule="auto" w:after="0"/>
+        <w:spacing w:line="360" w:lineRule="auto" w:after="0" w:before="0"/>
       </w:pPr>
     </w:p>
     <w:p>
       <w:pPr>
-        <w:spacing w:line="360" w:lineRule="auto" w:after="0"/>
+        <w:spacing w:line="360" w:lineRule="auto" w:after="0" w:before="0"/>
       </w:pPr>
     </w:p>
     <w:p>
       <w:pPr>
-        <w:spacing w:line="360" w:lineRule="auto" w:after="0"/>
+        <w:spacing w:line="360" w:lineRule="auto" w:after="0" w:before="0"/>
       </w:pPr>
     </w:p>
     <w:p>
       <w:pPr>
-        <w:spacing w:line="240" w:lineRule="auto"/>
-        <w:ind w:left="4535"/>
+        <w:spacing w:line="360" w:lineRule="auto" w:after="240" w:before="240"/>
         <w:jc w:val="both"/>
       </w:pPr>
       <w:r>
         <w:rPr>
           <w:rFonts w:ascii="Arial" w:hAnsi="Arial"/>
-          <w:sz w:val="22"/>
+          <w:b w:val="0"/>
+          <w:sz w:val="24"/>
         </w:rPr>
-        <w:t>Relatório de avaliação apresentado como requisito integrante à nota da disciplina de Interação Humano-Computador do curso de Bacharelado em Sistemas de Informação.</w:t>
+        <w:t>Relatório de Avaliação apresentado como requisito integrante à nota da disciplina de Interação Humano-Computador do Bacharelado em Sistemas de Informação.</w:t>
       </w:r>
     </w:p>
     <w:p>
       <w:pPr>
-        <w:spacing w:line="360" w:lineRule="auto" w:after="0"/>
+        <w:spacing w:line="360" w:lineRule="auto" w:after="0" w:before="0"/>
       </w:pPr>
     </w:p>
     <w:p>
       <w:pPr>
-        <w:spacing w:line="360" w:lineRule="auto" w:after="0"/>
+        <w:spacing w:line="360" w:lineRule="auto" w:after="0" w:before="0"/>
       </w:pPr>
     </w:p>
     <w:p>
       <w:pPr>
-        <w:spacing w:line="360" w:lineRule="auto" w:after="0"/>
+        <w:spacing w:line="360" w:lineRule="auto" w:after="0" w:before="0"/>
       </w:pPr>
     </w:p>
     <w:p>
       <w:pPr>
-        <w:spacing w:line="360" w:lineRule="auto" w:after="0"/>
+        <w:spacing w:line="360" w:lineRule="auto" w:after="0" w:before="0"/>
       </w:pPr>
     </w:p>
     <w:p>
       <w:pPr>
-        <w:spacing w:line="360" w:lineRule="auto" w:after="0"/>
+        <w:spacing w:line="360" w:lineRule="auto" w:after="0" w:before="0"/>
       </w:pPr>
     </w:p>
     <w:p>
       <w:pPr>
-        <w:spacing w:line="360" w:lineRule="auto" w:after="0"/>
+        <w:spacing w:line="360" w:lineRule="auto" w:after="0" w:before="0"/>
       </w:pPr>
     </w:p>
     <w:p>
       <w:pPr>
-        <w:spacing w:line="240" w:lineRule="auto" w:after="0"/>
+        <w:spacing w:line="240" w:lineRule="auto" w:after="0" w:before="0"/>
         <w:jc w:val="center"/>
       </w:pPr>
       <w:r>
@@ -431,7 +506,7 @@
     </w:p>
     <w:p>
       <w:pPr>
-        <w:spacing w:line="240" w:lineRule="auto" w:after="0"/>
+        <w:spacing w:line="240" w:lineRule="auto" w:after="0" w:before="0"/>
         <w:jc w:val="center"/>
       </w:pPr>
       <w:r>
@@ -450,8 +525,372 @@
     </w:p>
     <w:p>
       <w:pPr>
-        <w:spacing w:line="360" w:lineRule="auto" w:after="240"/>
+        <w:spacing w:line="360" w:lineRule="auto" w:after="240" w:before="280"/>
         <w:jc w:val="center"/>
+      </w:pPr>
+      <w:r>
+        <w:rPr>
+          <w:rFonts w:ascii="Arial" w:hAnsi="Arial"/>
+          <w:b/>
+          <w:sz w:val="32"/>
+        </w:rPr>
+        <w:t>Sumário</w:t>
+      </w:r>
+    </w:p>
+    <w:p>
+      <w:pPr>
+        <w:spacing w:line="360" w:lineRule="auto" w:after="0"/>
+        <w:ind w:hanging="360"/>
+        <w:jc w:val="both"/>
+      </w:pPr>
+      <w:r>
+        <w:rPr>
+          <w:rFonts w:ascii="Arial" w:hAnsi="Arial"/>
+          <w:b/>
+          <w:sz w:val="24"/>
+        </w:rPr>
+        <w:t>1. INTRODUÇÃO.............................................................</w:t>
+      </w:r>
+    </w:p>
+    <w:p>
+      <w:pPr>
+        <w:spacing w:line="360" w:lineRule="auto" w:after="0"/>
+        <w:ind w:hanging="360"/>
+        <w:jc w:val="both"/>
+      </w:pPr>
+      <w:r>
+        <w:rPr>
+          <w:rFonts w:ascii="Arial" w:hAnsi="Arial"/>
+          <w:b/>
+          <w:sz w:val="24"/>
+        </w:rPr>
+        <w:t>2. OBJETIVO...............................................................</w:t>
+      </w:r>
+    </w:p>
+    <w:p>
+      <w:pPr>
+        <w:spacing w:line="360" w:lineRule="auto" w:after="0"/>
+        <w:ind w:hanging="360" w:left="360"/>
+        <w:jc w:val="both"/>
+      </w:pPr>
+      <w:r>
+        <w:rPr>
+          <w:rFonts w:ascii="Arial" w:hAnsi="Arial"/>
+          <w:b/>
+          <w:sz w:val="24"/>
+        </w:rPr>
+        <w:t>2.1. Objetivo geral.......................................................</w:t>
+      </w:r>
+    </w:p>
+    <w:p>
+      <w:pPr>
+        <w:spacing w:line="360" w:lineRule="auto" w:after="0"/>
+        <w:ind w:hanging="360" w:left="360"/>
+        <w:jc w:val="both"/>
+      </w:pPr>
+      <w:r>
+        <w:rPr>
+          <w:rFonts w:ascii="Arial" w:hAnsi="Arial"/>
+          <w:b/>
+          <w:sz w:val="24"/>
+        </w:rPr>
+        <w:t>2.2. Objetivos específicos................................................</w:t>
+      </w:r>
+    </w:p>
+    <w:p>
+      <w:pPr>
+        <w:spacing w:line="360" w:lineRule="auto" w:after="0"/>
+        <w:ind w:hanging="360"/>
+        <w:jc w:val="both"/>
+      </w:pPr>
+      <w:r>
+        <w:rPr>
+          <w:rFonts w:ascii="Arial" w:hAnsi="Arial"/>
+          <w:b/>
+          <w:sz w:val="24"/>
+        </w:rPr>
+        <w:t>3. METODOLOGIA............................................................</w:t>
+      </w:r>
+    </w:p>
+    <w:p>
+      <w:pPr>
+        <w:spacing w:line="360" w:lineRule="auto" w:after="0"/>
+        <w:ind w:hanging="360" w:left="360"/>
+        <w:jc w:val="both"/>
+      </w:pPr>
+      <w:r>
+        <w:rPr>
+          <w:rFonts w:ascii="Arial" w:hAnsi="Arial"/>
+          <w:b/>
+          <w:sz w:val="24"/>
+        </w:rPr>
+        <w:t>3.1. Site avaliado e justificativa da escolha.............................</w:t>
+      </w:r>
+    </w:p>
+    <w:p>
+      <w:pPr>
+        <w:spacing w:line="360" w:lineRule="auto" w:after="0"/>
+        <w:ind w:hanging="360" w:left="360"/>
+        <w:jc w:val="both"/>
+      </w:pPr>
+      <w:r>
+        <w:rPr>
+          <w:rFonts w:ascii="Arial" w:hAnsi="Arial"/>
+          <w:b/>
+          <w:sz w:val="24"/>
+        </w:rPr>
+        <w:t>3.2. Etapas da avaliação..................................................</w:t>
+      </w:r>
+    </w:p>
+    <w:p>
+      <w:pPr>
+        <w:spacing w:line="360" w:lineRule="auto" w:after="0"/>
+        <w:ind w:hanging="360" w:left="360"/>
+        <w:jc w:val="both"/>
+      </w:pPr>
+      <w:r>
+        <w:rPr>
+          <w:rFonts w:ascii="Arial" w:hAnsi="Arial"/>
+          <w:b/>
+          <w:sz w:val="24"/>
+        </w:rPr>
+        <w:t>3.3. Instrumentos utilizados..............................................</w:t>
+      </w:r>
+    </w:p>
+    <w:p>
+      <w:pPr>
+        <w:spacing w:line="360" w:lineRule="auto" w:after="0"/>
+        <w:ind w:hanging="360"/>
+        <w:jc w:val="both"/>
+      </w:pPr>
+      <w:r>
+        <w:rPr>
+          <w:rFonts w:ascii="Arial" w:hAnsi="Arial"/>
+          <w:b/>
+          <w:sz w:val="24"/>
+        </w:rPr>
+        <w:t>4. AVALIAÇÃO E RESULTADOS.................................................</w:t>
+      </w:r>
+    </w:p>
+    <w:p>
+      <w:pPr>
+        <w:spacing w:line="360" w:lineRule="auto" w:after="0"/>
+        <w:ind w:hanging="360" w:left="360"/>
+        <w:jc w:val="both"/>
+      </w:pPr>
+      <w:r>
+        <w:rPr>
+          <w:rFonts w:ascii="Arial" w:hAnsi="Arial"/>
+          <w:b/>
+          <w:sz w:val="24"/>
+        </w:rPr>
+        <w:t>4.1. Resultados da inspeção manual (checklist de 15 itens)................</w:t>
+      </w:r>
+    </w:p>
+    <w:p>
+      <w:pPr>
+        <w:spacing w:line="360" w:lineRule="auto" w:after="0"/>
+        <w:ind w:hanging="360" w:left="360"/>
+        <w:jc w:val="both"/>
+      </w:pPr>
+      <w:r>
+        <w:rPr>
+          <w:rFonts w:ascii="Arial" w:hAnsi="Arial"/>
+          <w:b/>
+          <w:sz w:val="24"/>
+        </w:rPr>
+        <w:t>4.2. Resultados do avaliador automático WAVE..............................</w:t>
+      </w:r>
+    </w:p>
+    <w:p>
+      <w:pPr>
+        <w:spacing w:line="360" w:lineRule="auto" w:after="0"/>
+        <w:ind w:hanging="360" w:left="360"/>
+        <w:jc w:val="both"/>
+      </w:pPr>
+      <w:r>
+        <w:rPr>
+          <w:rFonts w:ascii="Arial" w:hAnsi="Arial"/>
+          <w:b/>
+          <w:sz w:val="24"/>
+        </w:rPr>
+        <w:t>4.3. Resultados do avaliador automático ASES..............................</w:t>
+      </w:r>
+    </w:p>
+    <w:p>
+      <w:pPr>
+        <w:spacing w:line="360" w:lineRule="auto" w:after="0"/>
+        <w:ind w:hanging="360" w:left="360"/>
+        <w:jc w:val="both"/>
+      </w:pPr>
+      <w:r>
+        <w:rPr>
+          <w:rFonts w:ascii="Arial" w:hAnsi="Arial"/>
+          <w:b/>
+          <w:sz w:val="24"/>
+        </w:rPr>
+        <w:t>4.4. Resultados do avaliador automático axe-core..........................</w:t>
+      </w:r>
+    </w:p>
+    <w:p>
+      <w:pPr>
+        <w:spacing w:line="360" w:lineRule="auto" w:after="0"/>
+        <w:ind w:hanging="360" w:left="360"/>
+        <w:jc w:val="both"/>
+      </w:pPr>
+      <w:r>
+        <w:rPr>
+          <w:rFonts w:ascii="Arial" w:hAnsi="Arial"/>
+          <w:b/>
+          <w:sz w:val="24"/>
+        </w:rPr>
+        <w:t>4.5. Medição de contraste por amostragem de pixels........................</w:t>
+      </w:r>
+    </w:p>
+    <w:p>
+      <w:pPr>
+        <w:spacing w:line="360" w:lineRule="auto" w:after="0"/>
+        <w:ind w:hanging="360" w:left="360"/>
+        <w:jc w:val="both"/>
+      </w:pPr>
+      <w:r>
+        <w:rPr>
+          <w:rFonts w:ascii="Arial" w:hAnsi="Arial"/>
+          <w:b/>
+          <w:sz w:val="24"/>
+        </w:rPr>
+        <w:t>4.6. Evidências visuais da avaliação......................................</w:t>
+      </w:r>
+    </w:p>
+    <w:p>
+      <w:pPr>
+        <w:spacing w:line="360" w:lineRule="auto" w:after="0"/>
+        <w:ind w:hanging="360" w:left="360"/>
+        <w:jc w:val="both"/>
+      </w:pPr>
+      <w:r>
+        <w:rPr>
+          <w:rFonts w:ascii="Arial" w:hAnsi="Arial"/>
+          <w:b/>
+          <w:sz w:val="24"/>
+        </w:rPr>
+        <w:t>4.7. Recurso de tradução para Libras (VLibras)............................</w:t>
+      </w:r>
+    </w:p>
+    <w:p>
+      <w:pPr>
+        <w:spacing w:line="360" w:lineRule="auto" w:after="0"/>
+        <w:ind w:hanging="360" w:left="360"/>
+        <w:jc w:val="both"/>
+      </w:pPr>
+      <w:r>
+        <w:rPr>
+          <w:rFonts w:ascii="Arial" w:hAnsi="Arial"/>
+          <w:b/>
+          <w:sz w:val="24"/>
+        </w:rPr>
+        <w:t>4.8. Resultados da auditoria programática do código-fonte.................</w:t>
+      </w:r>
+    </w:p>
+    <w:p>
+      <w:pPr>
+        <w:spacing w:line="360" w:lineRule="auto" w:after="0"/>
+        <w:ind w:hanging="360" w:left="360"/>
+        <w:jc w:val="both"/>
+      </w:pPr>
+      <w:r>
+        <w:rPr>
+          <w:rFonts w:ascii="Arial" w:hAnsi="Arial"/>
+          <w:b/>
+          <w:sz w:val="24"/>
+        </w:rPr>
+        <w:t>4.9. Simulação automatizada de acesso por smartphone......................</w:t>
+      </w:r>
+    </w:p>
+    <w:p>
+      <w:pPr>
+        <w:spacing w:line="360" w:lineRule="auto" w:after="0"/>
+        <w:ind w:hanging="360" w:left="360"/>
+        <w:jc w:val="both"/>
+      </w:pPr>
+      <w:r>
+        <w:rPr>
+          <w:rFonts w:ascii="Arial" w:hAnsi="Arial"/>
+          <w:b/>
+          <w:sz w:val="24"/>
+        </w:rPr>
+        <w:t>4.10. Tarefa complementar: uso real com leitor de tela....................</w:t>
+      </w:r>
+    </w:p>
+    <w:p>
+      <w:pPr>
+        <w:spacing w:line="360" w:lineRule="auto" w:after="0"/>
+        <w:ind w:hanging="360" w:left="360"/>
+        <w:jc w:val="both"/>
+      </w:pPr>
+      <w:r>
+        <w:rPr>
+          <w:rFonts w:ascii="Arial" w:hAnsi="Arial"/>
+          <w:b/>
+          <w:sz w:val="24"/>
+        </w:rPr>
+        <w:t>4.11. Análise do nível de conformidade WCAG...............................</w:t>
+      </w:r>
+    </w:p>
+    <w:p>
+      <w:pPr>
+        <w:spacing w:line="360" w:lineRule="auto" w:after="0"/>
+        <w:ind w:hanging="360"/>
+        <w:jc w:val="both"/>
+      </w:pPr>
+      <w:r>
+        <w:rPr>
+          <w:rFonts w:ascii="Arial" w:hAnsi="Arial"/>
+          <w:b/>
+          <w:sz w:val="24"/>
+        </w:rPr>
+        <w:t>5. RECOMENDAÇÕES DE CORREÇÃO..............................................</w:t>
+      </w:r>
+    </w:p>
+    <w:p>
+      <w:pPr>
+        <w:spacing w:line="360" w:lineRule="auto" w:after="0"/>
+        <w:ind w:hanging="360"/>
+        <w:jc w:val="both"/>
+      </w:pPr>
+      <w:r>
+        <w:rPr>
+          <w:rFonts w:ascii="Arial" w:hAnsi="Arial"/>
+          <w:b/>
+          <w:sz w:val="24"/>
+        </w:rPr>
+        <w:t>6. CONCLUSÃO..............................................................</w:t>
+      </w:r>
+    </w:p>
+    <w:p>
+      <w:pPr>
+        <w:spacing w:line="360" w:lineRule="auto" w:after="0"/>
+        <w:ind w:hanging="360"/>
+        <w:jc w:val="both"/>
+      </w:pPr>
+      <w:r>
+        <w:rPr>
+          <w:rFonts w:ascii="Arial" w:hAnsi="Arial"/>
+          <w:b/>
+          <w:sz w:val="24"/>
+        </w:rPr>
+        <w:t>7. REFERÊNCIAS............................................................</w:t>
+      </w:r>
+    </w:p>
+    <w:p>
+      <w:r>
+        <w:br w:type="page"/>
+      </w:r>
+    </w:p>
+    <w:p>
+      <w:pPr>
+        <w:spacing w:line="360" w:lineRule="auto" w:after="240" w:before="240"/>
+        <w:jc w:val="both"/>
       </w:pPr>
       <w:r>
         <w:rPr>
@@ -459,348 +898,12 @@
           <w:b/>
           <w:sz w:val="28"/>
         </w:rPr>
-        <w:t>SUMARIO</w:t>
+        <w:t>1. INTRODUÇÃO</w:t>
       </w:r>
     </w:p>
     <w:p>
       <w:pPr>
-        <w:spacing w:line="360" w:lineRule="auto" w:after="0"/>
-      </w:pPr>
-      <w:r>
-        <w:rPr>
-          <w:rFonts w:ascii="Arial" w:hAnsi="Arial"/>
-          <w:b/>
-          <w:sz w:val="24"/>
-        </w:rPr>
-        <w:t>1  INTRODUÇÃO</w:t>
-      </w:r>
-    </w:p>
-    <w:p>
-      <w:pPr>
-        <w:spacing w:line="360" w:lineRule="auto" w:after="0"/>
-      </w:pPr>
-      <w:r>
-        <w:rPr>
-          <w:rFonts w:ascii="Arial" w:hAnsi="Arial"/>
-          <w:b/>
-          <w:sz w:val="24"/>
-        </w:rPr>
-        <w:t>2  OBJETIVO</w:t>
-      </w:r>
-    </w:p>
-    <w:p>
-      <w:pPr>
-        <w:spacing w:line="360" w:lineRule="auto" w:after="0"/>
-        <w:ind w:left="454"/>
-      </w:pPr>
-      <w:r>
-        <w:rPr>
-          <w:rFonts w:ascii="Arial" w:hAnsi="Arial"/>
-          <w:b w:val="0"/>
-          <w:sz w:val="24"/>
-        </w:rPr>
-        <w:t>2.1  Objetivo geral</w:t>
-      </w:r>
-    </w:p>
-    <w:p>
-      <w:pPr>
-        <w:spacing w:line="360" w:lineRule="auto" w:after="0"/>
-        <w:ind w:left="454"/>
-      </w:pPr>
-      <w:r>
-        <w:rPr>
-          <w:rFonts w:ascii="Arial" w:hAnsi="Arial"/>
-          <w:b w:val="0"/>
-          <w:sz w:val="24"/>
-        </w:rPr>
-        <w:t>2.2  Objetivos específicos</w:t>
-      </w:r>
-    </w:p>
-    <w:p>
-      <w:pPr>
-        <w:spacing w:line="360" w:lineRule="auto" w:after="0"/>
-      </w:pPr>
-      <w:r>
-        <w:rPr>
-          <w:rFonts w:ascii="Arial" w:hAnsi="Arial"/>
-          <w:b/>
-          <w:sz w:val="24"/>
-        </w:rPr>
-        <w:t>3  METODOLOGIA</w:t>
-      </w:r>
-    </w:p>
-    <w:p>
-      <w:pPr>
-        <w:spacing w:line="360" w:lineRule="auto" w:after="0"/>
-        <w:ind w:left="454"/>
-      </w:pPr>
-      <w:r>
-        <w:rPr>
-          <w:rFonts w:ascii="Arial" w:hAnsi="Arial"/>
-          <w:b w:val="0"/>
-          <w:sz w:val="24"/>
-        </w:rPr>
-        <w:t>3.1  Site avaliado e justificativa da escolha</w:t>
-      </w:r>
-    </w:p>
-    <w:p>
-      <w:pPr>
-        <w:spacing w:line="360" w:lineRule="auto" w:after="0"/>
-        <w:ind w:left="454"/>
-      </w:pPr>
-      <w:r>
-        <w:rPr>
-          <w:rFonts w:ascii="Arial" w:hAnsi="Arial"/>
-          <w:b w:val="0"/>
-          <w:sz w:val="24"/>
-        </w:rPr>
-        <w:t>3.2  Etapas da avaliação</w:t>
-      </w:r>
-    </w:p>
-    <w:p>
-      <w:pPr>
-        <w:spacing w:line="360" w:lineRule="auto" w:after="0"/>
-        <w:ind w:left="454"/>
-      </w:pPr>
-      <w:r>
-        <w:rPr>
-          <w:rFonts w:ascii="Arial" w:hAnsi="Arial"/>
-          <w:b w:val="0"/>
-          <w:sz w:val="24"/>
-        </w:rPr>
-        <w:t>3.3  Instrumentos utilizados</w:t>
-      </w:r>
-    </w:p>
-    <w:p>
-      <w:pPr>
-        <w:spacing w:line="360" w:lineRule="auto" w:after="0"/>
-      </w:pPr>
-      <w:r>
-        <w:rPr>
-          <w:rFonts w:ascii="Arial" w:hAnsi="Arial"/>
-          <w:b/>
-          <w:sz w:val="24"/>
-        </w:rPr>
-        <w:t>4  AVALIAÇÃO E RESULTADOS</w:t>
-      </w:r>
-    </w:p>
-    <w:p>
-      <w:pPr>
-        <w:spacing w:line="360" w:lineRule="auto" w:after="0"/>
-        <w:ind w:left="454"/>
-      </w:pPr>
-      <w:r>
-        <w:rPr>
-          <w:rFonts w:ascii="Arial" w:hAnsi="Arial"/>
-          <w:b w:val="0"/>
-          <w:sz w:val="24"/>
-        </w:rPr>
-        <w:t>4.1  Resultados da inspeção manual (checklist de 15 itens)</w:t>
-      </w:r>
-    </w:p>
-    <w:p>
-      <w:pPr>
-        <w:spacing w:line="360" w:lineRule="auto" w:after="0"/>
-        <w:ind w:left="454"/>
-      </w:pPr>
-      <w:r>
-        <w:rPr>
-          <w:rFonts w:ascii="Arial" w:hAnsi="Arial"/>
-          <w:b w:val="0"/>
-          <w:sz w:val="24"/>
-        </w:rPr>
-        <w:t>4.2  Resultados do avaliador automático WAVE</w:t>
-      </w:r>
-    </w:p>
-    <w:p>
-      <w:pPr>
-        <w:spacing w:line="360" w:lineRule="auto" w:after="0"/>
-        <w:ind w:left="454"/>
-      </w:pPr>
-      <w:r>
-        <w:rPr>
-          <w:rFonts w:ascii="Arial" w:hAnsi="Arial"/>
-          <w:b w:val="0"/>
-          <w:sz w:val="24"/>
-        </w:rPr>
-        <w:t>4.3  Resultados do avaliador automático ASES</w:t>
-      </w:r>
-    </w:p>
-    <w:p>
-      <w:pPr>
-        <w:spacing w:line="360" w:lineRule="auto" w:after="0"/>
-        <w:ind w:left="454"/>
-      </w:pPr>
-      <w:r>
-        <w:rPr>
-          <w:rFonts w:ascii="Arial" w:hAnsi="Arial"/>
-          <w:b w:val="0"/>
-          <w:sz w:val="24"/>
-        </w:rPr>
-        <w:t>4.4  Resultados do avaliador automático axe-core</w:t>
-      </w:r>
-    </w:p>
-    <w:p>
-      <w:pPr>
-        <w:spacing w:line="360" w:lineRule="auto" w:after="0"/>
-        <w:ind w:left="454"/>
-      </w:pPr>
-      <w:r>
-        <w:rPr>
-          <w:rFonts w:ascii="Arial" w:hAnsi="Arial"/>
-          <w:b w:val="0"/>
-          <w:sz w:val="24"/>
-        </w:rPr>
-        <w:t>4.5  Medição de contraste por amostragem de pixels</w:t>
-      </w:r>
-    </w:p>
-    <w:p>
-      <w:pPr>
-        <w:spacing w:line="360" w:lineRule="auto" w:after="0"/>
-        <w:ind w:left="454"/>
-      </w:pPr>
-      <w:r>
-        <w:rPr>
-          <w:rFonts w:ascii="Arial" w:hAnsi="Arial"/>
-          <w:b w:val="0"/>
-          <w:sz w:val="24"/>
-        </w:rPr>
-        <w:t>4.6  Evidências visuais da avaliação</w:t>
-      </w:r>
-    </w:p>
-    <w:p>
-      <w:pPr>
-        <w:spacing w:line="360" w:lineRule="auto" w:after="0"/>
-        <w:ind w:left="454"/>
-      </w:pPr>
-      <w:r>
-        <w:rPr>
-          <w:rFonts w:ascii="Arial" w:hAnsi="Arial"/>
-          <w:b w:val="0"/>
-          <w:sz w:val="24"/>
-        </w:rPr>
-        <w:t>4.7  Recurso de tradução para Libras (VLibras)</w:t>
-      </w:r>
-    </w:p>
-    <w:p>
-      <w:pPr>
-        <w:spacing w:line="360" w:lineRule="auto" w:after="0"/>
-        <w:ind w:left="454"/>
-      </w:pPr>
-      <w:r>
-        <w:rPr>
-          <w:rFonts w:ascii="Arial" w:hAnsi="Arial"/>
-          <w:b w:val="0"/>
-          <w:sz w:val="24"/>
-        </w:rPr>
-        <w:t>4.8  Resultados da auditoria programática do código-fonte</w:t>
-      </w:r>
-    </w:p>
-    <w:p>
-      <w:pPr>
-        <w:spacing w:line="360" w:lineRule="auto" w:after="0"/>
-        <w:ind w:left="454"/>
-      </w:pPr>
-      <w:r>
-        <w:rPr>
-          <w:rFonts w:ascii="Arial" w:hAnsi="Arial"/>
-          <w:b w:val="0"/>
-          <w:sz w:val="24"/>
-        </w:rPr>
-        <w:t>4.9  Simulação automatizada de acesso por smartphone</w:t>
-      </w:r>
-    </w:p>
-    <w:p>
-      <w:pPr>
-        <w:spacing w:line="360" w:lineRule="auto" w:after="0"/>
-        <w:ind w:left="454"/>
-      </w:pPr>
-      <w:r>
-        <w:rPr>
-          <w:rFonts w:ascii="Arial" w:hAnsi="Arial"/>
-          <w:b w:val="0"/>
-          <w:sz w:val="24"/>
-        </w:rPr>
-        <w:t>4.10  Tarefa complementar: uso real com leitor de tela</w:t>
-      </w:r>
-    </w:p>
-    <w:p>
-      <w:pPr>
-        <w:spacing w:line="360" w:lineRule="auto" w:after="0"/>
-        <w:ind w:left="454"/>
-      </w:pPr>
-      <w:r>
-        <w:rPr>
-          <w:rFonts w:ascii="Arial" w:hAnsi="Arial"/>
-          <w:b w:val="0"/>
-          <w:sz w:val="24"/>
-        </w:rPr>
-        <w:t>4.11  Análise do nível de conformidade WCAG</w:t>
-      </w:r>
-    </w:p>
-    <w:p>
-      <w:pPr>
-        <w:spacing w:line="360" w:lineRule="auto" w:after="0"/>
-      </w:pPr>
-      <w:r>
-        <w:rPr>
-          <w:rFonts w:ascii="Arial" w:hAnsi="Arial"/>
-          <w:b/>
-          <w:sz w:val="24"/>
-        </w:rPr>
-        <w:t>5  RECOMENDAÇÕES DE CORREÇÃO</w:t>
-      </w:r>
-    </w:p>
-    <w:p>
-      <w:pPr>
-        <w:spacing w:line="360" w:lineRule="auto" w:after="0"/>
-      </w:pPr>
-      <w:r>
-        <w:rPr>
-          <w:rFonts w:ascii="Arial" w:hAnsi="Arial"/>
-          <w:b/>
-          <w:sz w:val="24"/>
-        </w:rPr>
-        <w:t>6  CONCLUSÃO</w:t>
-      </w:r>
-    </w:p>
-    <w:p>
-      <w:pPr>
-        <w:spacing w:line="360" w:lineRule="auto" w:after="0"/>
-      </w:pPr>
-      <w:r>
-        <w:rPr>
-          <w:rFonts w:ascii="Arial" w:hAnsi="Arial"/>
-          <w:b/>
-          <w:sz w:val="24"/>
-        </w:rPr>
-        <w:t>7  REFERÊNCIAS</w:t>
-      </w:r>
-    </w:p>
-    <w:p>
-      <w:r>
-        <w:br w:type="page"/>
-      </w:r>
-    </w:p>
-    <w:p/>
-    <w:p>
-      <w:pPr>
-        <w:spacing w:line="360" w:lineRule="auto" w:after="120"/>
-        <w:jc w:val="left"/>
-      </w:pPr>
-      <w:r>
-        <w:rPr>
-          <w:rFonts w:ascii="Arial" w:hAnsi="Arial"/>
-          <w:b/>
-          <w:sz w:val="24"/>
-        </w:rPr>
-        <w:t>1 INTRODUÇÃO</w:t>
-      </w:r>
-    </w:p>
-    <w:p>
-      <w:pPr>
-        <w:spacing w:line="360" w:lineRule="auto" w:after="120"/>
-        <w:ind w:firstLine="709"/>
+        <w:spacing w:line="360" w:lineRule="auto" w:after="240" w:before="240"/>
         <w:jc w:val="both"/>
       </w:pPr>
       <w:r>
@@ -814,8 +917,7 @@
     </w:p>
     <w:p>
       <w:pPr>
-        <w:spacing w:line="360" w:lineRule="auto" w:after="120"/>
-        <w:ind w:firstLine="709"/>
+        <w:spacing w:line="360" w:lineRule="auto" w:after="240" w:before="240"/>
         <w:jc w:val="both"/>
       </w:pPr>
       <w:r>
@@ -829,8 +931,7 @@
     </w:p>
     <w:p>
       <w:pPr>
-        <w:spacing w:line="360" w:lineRule="auto" w:after="120"/>
-        <w:ind w:firstLine="709"/>
+        <w:spacing w:line="360" w:lineRule="auto" w:after="240" w:before="240"/>
         <w:jc w:val="both"/>
       </w:pPr>
       <w:r>
@@ -842,40 +943,37 @@
         <w:t>O presente relatório apresenta a avaliação de acessibilidade web do Portal do Instituto Federal de Alagoas - Campus Maceió, disponível em https://www2.ifal.edu.br/campus/maceio. A avaliação combinou três abordagens complementares - inspeção manual por checklist, avaliação automatizada por ferramentas especializadas e teste de uso real com leitor de tela em dispositivo móvel -, estratégia recomendada pela literatura porque ferramentas automáticas detectam, isoladamente, apenas parte dos problemas de acessibilidade, restando a inspeção humana os critérios de natureza semântica e subjetiva.</w:t>
       </w:r>
     </w:p>
-    <w:p/>
     <w:p>
       <w:pPr>
-        <w:spacing w:line="360" w:lineRule="auto" w:after="120"/>
-        <w:jc w:val="left"/>
+        <w:spacing w:line="360" w:lineRule="auto" w:after="240" w:before="240"/>
+        <w:jc w:val="both"/>
       </w:pPr>
       <w:r>
         <w:rPr>
           <w:rFonts w:ascii="Arial" w:hAnsi="Arial"/>
           <w:b/>
-          <w:sz w:val="24"/>
+          <w:sz w:val="28"/>
         </w:rPr>
-        <w:t>2 OBJETIVO</w:t>
+        <w:t>2. OBJETIVO</w:t>
       </w:r>
     </w:p>
-    <w:p/>
     <w:p>
       <w:pPr>
-        <w:spacing w:line="360" w:lineRule="auto" w:after="120"/>
-        <w:jc w:val="left"/>
+        <w:spacing w:line="360" w:lineRule="auto" w:after="240" w:before="240"/>
+        <w:jc w:val="both"/>
       </w:pPr>
       <w:r>
         <w:rPr>
           <w:rFonts w:ascii="Arial" w:hAnsi="Arial"/>
           <w:b/>
-          <w:sz w:val="24"/>
+          <w:sz w:val="26"/>
         </w:rPr>
         <w:t>2.1 Objetivo geral</w:t>
       </w:r>
     </w:p>
     <w:p>
       <w:pPr>
-        <w:spacing w:line="360" w:lineRule="auto" w:after="120"/>
-        <w:ind w:firstLine="709"/>
+        <w:spacing w:line="360" w:lineRule="auto" w:after="240" w:before="240"/>
         <w:jc w:val="both"/>
       </w:pPr>
       <w:r>
@@ -887,17 +985,16 @@
         <w:t>Avaliar o nível de conformidade de acessibilidade do Portal do IFAL - Campus Maceió (https://www2.ifal.edu.br/campus/maceio) frente as Diretrizes de Acessibilidade para o Conteúdo da Web (WCAG) 2.1 e as recomendações do eMAG 3.1, identificando as barreiras que impedem o uso pleno do sítio por pessoas com deficiência e propondo correções técnicas viáveis para cada problema encontrado.</w:t>
       </w:r>
     </w:p>
-    <w:p/>
     <w:p>
       <w:pPr>
-        <w:spacing w:line="360" w:lineRule="auto" w:after="120"/>
-        <w:jc w:val="left"/>
+        <w:spacing w:line="360" w:lineRule="auto" w:after="240" w:before="240"/>
+        <w:jc w:val="both"/>
       </w:pPr>
       <w:r>
         <w:rPr>
           <w:rFonts w:ascii="Arial" w:hAnsi="Arial"/>
           <w:b/>
-          <w:sz w:val="24"/>
+          <w:sz w:val="26"/>
         </w:rPr>
         <w:t>2.2 Objetivos específicos</w:t>
       </w:r>
@@ -1007,40 +1104,37 @@
         <w:t>Determinar o nível de conformidade (A, AA ou AAA) alcancado pelo sítio e elaborar recomendações de correção priorizadas por severidade.</w:t>
       </w:r>
     </w:p>
-    <w:p/>
     <w:p>
       <w:pPr>
-        <w:spacing w:line="360" w:lineRule="auto" w:after="120"/>
-        <w:jc w:val="left"/>
+        <w:spacing w:line="360" w:lineRule="auto" w:after="240" w:before="240"/>
+        <w:jc w:val="both"/>
       </w:pPr>
       <w:r>
         <w:rPr>
           <w:rFonts w:ascii="Arial" w:hAnsi="Arial"/>
           <w:b/>
-          <w:sz w:val="24"/>
+          <w:sz w:val="28"/>
         </w:rPr>
-        <w:t>3 METODOLOGIA</w:t>
+        <w:t>3. METODOLOGIA</w:t>
       </w:r>
     </w:p>
-    <w:p/>
     <w:p>
       <w:pPr>
-        <w:spacing w:line="360" w:lineRule="auto" w:after="120"/>
-        <w:jc w:val="left"/>
+        <w:spacing w:line="360" w:lineRule="auto" w:after="240" w:before="240"/>
+        <w:jc w:val="both"/>
       </w:pPr>
       <w:r>
         <w:rPr>
           <w:rFonts w:ascii="Arial" w:hAnsi="Arial"/>
           <w:b/>
-          <w:sz w:val="24"/>
+          <w:sz w:val="26"/>
         </w:rPr>
         <w:t>3.1 Site avaliado e justificativa da escolha</w:t>
       </w:r>
     </w:p>
     <w:p>
       <w:pPr>
-        <w:spacing w:line="360" w:lineRule="auto" w:after="120"/>
-        <w:ind w:firstLine="709"/>
+        <w:spacing w:line="360" w:lineRule="auto" w:after="240" w:before="240"/>
         <w:jc w:val="both"/>
       </w:pPr>
       <w:r>
@@ -1054,8 +1148,7 @@
     </w:p>
     <w:p>
       <w:pPr>
-        <w:spacing w:line="360" w:lineRule="auto" w:after="120"/>
-        <w:ind w:firstLine="709"/>
+        <w:spacing w:line="360" w:lineRule="auto" w:after="240" w:before="240"/>
         <w:jc w:val="both"/>
       </w:pPr>
       <w:r>
@@ -1067,25 +1160,23 @@
         <w:t>Trata-se de um sítio institucional público, de escopo reduzido e navegação simples (página inicial, noticias, editais e contato), o que permite auditar integralmente o conjunto de páginas dentro do prazo do trabalho. Por pertencer a administração pública federal, esta sujeito ao Decreto n. 5.296/2004, a Lei Brasileira de Inclusão (Lei n. 13.146/2015) e ao eMAG 3.1, o que torna a avaliação juridicamente relevante além de tecnicamente pertinente. Por fim, e o portal utilizado cotidianamente pelos próprios autores e demais estudantes, incluindo colegas com deficiência, o que aproxima o exercício acadêmico de um problema real da comunidade acadêmica.</w:t>
       </w:r>
     </w:p>
-    <w:p/>
     <w:p>
       <w:pPr>
-        <w:spacing w:line="360" w:lineRule="auto" w:after="120"/>
-        <w:jc w:val="left"/>
+        <w:spacing w:line="360" w:lineRule="auto" w:after="240" w:before="240"/>
+        <w:jc w:val="both"/>
       </w:pPr>
       <w:r>
         <w:rPr>
           <w:rFonts w:ascii="Arial" w:hAnsi="Arial"/>
           <w:b/>
-          <w:sz w:val="24"/>
+          <w:sz w:val="26"/>
         </w:rPr>
         <w:t>3.2 Etapas da avaliação</w:t>
       </w:r>
     </w:p>
     <w:p>
       <w:pPr>
-        <w:spacing w:line="360" w:lineRule="auto" w:after="120"/>
-        <w:ind w:firstLine="709"/>
+        <w:spacing w:line="360" w:lineRule="auto" w:after="240" w:before="240"/>
         <w:jc w:val="both"/>
       </w:pPr>
       <w:r>
@@ -1099,8 +1190,7 @@
     </w:p>
     <w:p>
       <w:pPr>
-        <w:spacing w:line="360" w:lineRule="auto" w:after="120"/>
-        <w:ind w:firstLine="709"/>
+        <w:spacing w:line="360" w:lineRule="auto" w:after="240" w:before="240"/>
         <w:jc w:val="both"/>
       </w:pPr>
       <w:r>
@@ -1114,8 +1204,7 @@
     </w:p>
     <w:p>
       <w:pPr>
-        <w:spacing w:line="360" w:lineRule="auto" w:after="120"/>
-        <w:ind w:firstLine="709"/>
+        <w:spacing w:line="360" w:lineRule="auto" w:after="240" w:before="240"/>
         <w:jc w:val="both"/>
       </w:pPr>
       <w:r>
@@ -1129,8 +1218,7 @@
     </w:p>
     <w:p>
       <w:pPr>
-        <w:spacing w:line="360" w:lineRule="auto" w:after="120"/>
-        <w:ind w:firstLine="709"/>
+        <w:spacing w:line="360" w:lineRule="auto" w:after="240" w:before="240"/>
         <w:jc w:val="both"/>
       </w:pPr>
       <w:r>
@@ -1144,8 +1232,7 @@
     </w:p>
     <w:p>
       <w:pPr>
-        <w:spacing w:line="360" w:lineRule="auto" w:after="120"/>
-        <w:ind w:firstLine="709"/>
+        <w:spacing w:line="360" w:lineRule="auto" w:after="240" w:before="240"/>
         <w:jc w:val="both"/>
       </w:pPr>
       <w:r>
@@ -1157,17 +1244,16 @@
         <w:t>Etapa 4 - Consolidação e análise de conformidade. Os achados foram agrupados por critério de sucesso da WCAG 2.1 e classificados por severidade. Aplicou-se entao a regra de conformidade do W3C, segundo a qual um sítio só atinge determinado nível se satisfizer integralmente todos os critérios daquele nível e dos anteriores - basta uma falha de Nível A para que a página não seja conforme em nenhum nível.</w:t>
       </w:r>
     </w:p>
-    <w:p/>
     <w:p>
       <w:pPr>
-        <w:spacing w:line="360" w:lineRule="auto" w:after="120"/>
-        <w:jc w:val="left"/>
+        <w:spacing w:line="360" w:lineRule="auto" w:after="240" w:before="240"/>
+        <w:jc w:val="both"/>
       </w:pPr>
       <w:r>
         <w:rPr>
           <w:rFonts w:ascii="Arial" w:hAnsi="Arial"/>
           <w:b/>
-          <w:sz w:val="24"/>
+          <w:sz w:val="26"/>
         </w:rPr>
         <w:t>3.3 Instrumentos utilizados</w:t>
       </w:r>
@@ -1180,9 +1266,9 @@
         <w:tblLook w:firstColumn="1" w:firstRow="1" w:lastColumn="0" w:lastRow="0" w:noHBand="0" w:noVBand="1" w:val="04A0"/>
       </w:tblPr>
       <w:tblGrid>
-        <w:gridCol w:w="3024"/>
-        <w:gridCol w:w="3024"/>
-        <w:gridCol w:w="3024"/>
+        <w:gridCol w:w="3010"/>
+        <w:gridCol w:w="3010"/>
+        <w:gridCol w:w="3010"/>
       </w:tblGrid>
       <w:tr>
         <w:tc>
@@ -1726,7 +1812,7 @@
     </w:tbl>
     <w:p>
       <w:pPr>
-        <w:spacing w:line="240" w:lineRule="auto" w:after="200"/>
+        <w:spacing w:line="240" w:lineRule="auto" w:after="200" w:before="0"/>
         <w:jc w:val="left"/>
       </w:pPr>
       <w:r>
@@ -1738,25 +1824,23 @@
         <w:t>Quadro 1 - Instrumentos empregados na avaliação. Fonte: elaborado pelos autores.</w:t>
       </w:r>
     </w:p>
-    <w:p/>
     <w:p>
       <w:pPr>
-        <w:spacing w:line="360" w:lineRule="auto" w:after="120"/>
-        <w:jc w:val="left"/>
+        <w:spacing w:line="360" w:lineRule="auto" w:after="240" w:before="240"/>
+        <w:jc w:val="both"/>
       </w:pPr>
       <w:r>
         <w:rPr>
           <w:rFonts w:ascii="Arial" w:hAnsi="Arial"/>
           <w:b/>
-          <w:sz w:val="24"/>
+          <w:sz w:val="28"/>
         </w:rPr>
-        <w:t>4 AVALIAÇÃO E RESULTADOS</w:t>
+        <w:t>4. AVALIAÇÃO E RESULTADOS</w:t>
       </w:r>
     </w:p>
     <w:p>
       <w:pPr>
-        <w:spacing w:line="360" w:lineRule="auto" w:after="120"/>
-        <w:ind w:firstLine="709"/>
+        <w:spacing w:line="360" w:lineRule="auto" w:after="240" w:before="240"/>
         <w:jc w:val="both"/>
       </w:pPr>
       <w:r>
@@ -1768,25 +1852,23 @@
         <w:t>Esta seção apresenta os resultados obtidos em cada frente de avaliação, partindo da inspeção humana, passando pelas medições automatizadas e encerrando na análise consolidada de conformidade.</w:t>
       </w:r>
     </w:p>
-    <w:p/>
     <w:p>
       <w:pPr>
-        <w:spacing w:line="360" w:lineRule="auto" w:after="120"/>
-        <w:jc w:val="left"/>
+        <w:spacing w:line="360" w:lineRule="auto" w:after="240" w:before="240"/>
+        <w:jc w:val="both"/>
       </w:pPr>
       <w:r>
         <w:rPr>
           <w:rFonts w:ascii="Arial" w:hAnsi="Arial"/>
           <w:b/>
-          <w:sz w:val="24"/>
+          <w:sz w:val="26"/>
         </w:rPr>
         <w:t>4.1 Resultados da inspeção manual (checklist de 15 itens)</w:t>
       </w:r>
     </w:p>
     <w:p>
       <w:pPr>
-        <w:spacing w:line="360" w:lineRule="auto" w:after="120"/>
-        <w:ind w:firstLine="709"/>
+        <w:spacing w:line="360" w:lineRule="auto" w:after="240" w:before="240"/>
         <w:jc w:val="both"/>
       </w:pPr>
       <w:r>
@@ -1806,11 +1888,11 @@
         <w:tblLook w:firstColumn="1" w:firstRow="1" w:lastColumn="0" w:lastRow="0" w:noHBand="0" w:noVBand="1" w:val="04A0"/>
       </w:tblPr>
       <w:tblGrid>
-        <w:gridCol w:w="1814"/>
-        <w:gridCol w:w="1814"/>
-        <w:gridCol w:w="1814"/>
-        <w:gridCol w:w="1814"/>
-        <w:gridCol w:w="1814"/>
+        <w:gridCol w:w="1806"/>
+        <w:gridCol w:w="1806"/>
+        <w:gridCol w:w="1806"/>
+        <w:gridCol w:w="1806"/>
+        <w:gridCol w:w="1806"/>
       </w:tblGrid>
       <w:tr>
         <w:tc>
@@ -3392,7 +3474,7 @@
     </w:tbl>
     <w:p>
       <w:pPr>
-        <w:spacing w:line="240" w:lineRule="auto" w:after="200"/>
+        <w:spacing w:line="240" w:lineRule="auto" w:after="200" w:before="0"/>
         <w:jc w:val="left"/>
       </w:pPr>
       <w:r>
@@ -3404,25 +3486,23 @@
         <w:t>Quadro 2 - Resultado da inspeção manual pelo checklist de 15 itens. Fonte: elaborado pelos autores.</w:t>
       </w:r>
     </w:p>
-    <w:p/>
     <w:p>
       <w:pPr>
-        <w:spacing w:line="360" w:lineRule="auto" w:after="120"/>
-        <w:jc w:val="left"/>
+        <w:spacing w:line="360" w:lineRule="auto" w:after="240" w:before="240"/>
+        <w:jc w:val="both"/>
       </w:pPr>
       <w:r>
         <w:rPr>
           <w:rFonts w:ascii="Arial" w:hAnsi="Arial"/>
           <w:b/>
-          <w:sz w:val="24"/>
+          <w:sz w:val="26"/>
         </w:rPr>
         <w:t>4.2 Resultados do avaliador automático WAVE</w:t>
       </w:r>
     </w:p>
     <w:p>
       <w:pPr>
-        <w:spacing w:line="360" w:lineRule="auto" w:after="120"/>
-        <w:ind w:firstLine="709"/>
+        <w:spacing w:line="360" w:lineRule="auto" w:after="240" w:before="240"/>
         <w:jc w:val="both"/>
       </w:pPr>
       <w:r>
@@ -3442,9 +3522,9 @@
         <w:tblLook w:firstColumn="1" w:firstRow="1" w:lastColumn="0" w:lastRow="0" w:noHBand="0" w:noVBand="1" w:val="04A0"/>
       </w:tblPr>
       <w:tblGrid>
-        <w:gridCol w:w="3024"/>
-        <w:gridCol w:w="3024"/>
-        <w:gridCol w:w="3024"/>
+        <w:gridCol w:w="3010"/>
+        <w:gridCol w:w="3010"/>
+        <w:gridCol w:w="3010"/>
       </w:tblGrid>
       <w:tr>
         <w:tc>
@@ -3879,7 +3959,7 @@
     </w:tbl>
     <w:p>
       <w:pPr>
-        <w:spacing w:line="240" w:lineRule="auto" w:after="200"/>
+        <w:spacing w:line="240" w:lineRule="auto" w:after="200" w:before="0"/>
         <w:jc w:val="left"/>
       </w:pPr>
       <w:r>
@@ -3893,8 +3973,7 @@
     </w:p>
     <w:p>
       <w:pPr>
-        <w:spacing w:line="360" w:lineRule="auto" w:after="120"/>
-        <w:ind w:firstLine="709"/>
+        <w:spacing w:line="360" w:lineRule="auto" w:after="240" w:before="240"/>
         <w:jc w:val="both"/>
       </w:pPr>
       <w:r>
@@ -3925,8 +4004,7 @@
     </w:p>
     <w:p>
       <w:pPr>
-        <w:spacing w:line="360" w:lineRule="auto" w:after="120"/>
-        <w:ind w:firstLine="709"/>
+        <w:spacing w:line="360" w:lineRule="auto" w:after="240" w:before="240"/>
         <w:jc w:val="both"/>
       </w:pPr>
       <w:r>
@@ -3938,25 +4016,23 @@
         <w:t>Cabe registrar a limitação intrínseca desse tipo de ferramenta: o WAVE identifica a ausência do atributo alt, mas não avalia se o texto alternativo existente descreve adequadamente a imagem. Por isso os números deste quadro representam o piso, e não o total, dos problemas de acessibilidade do sítio.</w:t>
       </w:r>
     </w:p>
-    <w:p/>
     <w:p>
       <w:pPr>
-        <w:spacing w:line="360" w:lineRule="auto" w:after="120"/>
-        <w:jc w:val="left"/>
+        <w:spacing w:line="360" w:lineRule="auto" w:after="240" w:before="240"/>
+        <w:jc w:val="both"/>
       </w:pPr>
       <w:r>
         <w:rPr>
           <w:rFonts w:ascii="Arial" w:hAnsi="Arial"/>
           <w:b/>
-          <w:sz w:val="24"/>
+          <w:sz w:val="26"/>
         </w:rPr>
         <w:t>4.3 Resultados do avaliador automático ASES</w:t>
       </w:r>
     </w:p>
     <w:p>
       <w:pPr>
-        <w:spacing w:line="360" w:lineRule="auto" w:after="120"/>
-        <w:ind w:firstLine="709"/>
+        <w:spacing w:line="360" w:lineRule="auto" w:after="240" w:before="240"/>
         <w:jc w:val="both"/>
       </w:pPr>
       <w:r>
@@ -3993,9 +4069,9 @@
         <w:tblLook w:firstColumn="1" w:firstRow="1" w:lastColumn="0" w:lastRow="0" w:noHBand="0" w:noVBand="1" w:val="04A0"/>
       </w:tblPr>
       <w:tblGrid>
-        <w:gridCol w:w="3024"/>
-        <w:gridCol w:w="3024"/>
-        <w:gridCol w:w="3024"/>
+        <w:gridCol w:w="3010"/>
+        <w:gridCol w:w="3010"/>
+        <w:gridCol w:w="3010"/>
       </w:tblGrid>
       <w:tr>
         <w:tc>
@@ -4434,7 +4510,7 @@
     </w:tbl>
     <w:p>
       <w:pPr>
-        <w:spacing w:line="240" w:lineRule="auto" w:after="200"/>
+        <w:spacing w:line="240" w:lineRule="auto" w:after="200" w:before="0"/>
         <w:jc w:val="left"/>
       </w:pPr>
       <w:r>
@@ -4446,25 +4522,23 @@
         <w:t>Quadro 4 - Ocorrências por seção do eMAG 3.1 segundo o ASES. Fonte: asesweb.governoeletronico.gov.br.</w:t>
       </w:r>
     </w:p>
-    <w:p/>
     <w:p>
       <w:pPr>
-        <w:spacing w:line="360" w:lineRule="auto" w:after="120"/>
-        <w:jc w:val="left"/>
+        <w:spacing w:line="360" w:lineRule="auto" w:after="240" w:before="240"/>
+        <w:jc w:val="both"/>
       </w:pPr>
       <w:r>
         <w:rPr>
           <w:rFonts w:ascii="Arial" w:hAnsi="Arial"/>
           <w:b/>
-          <w:sz w:val="24"/>
+          <w:sz w:val="26"/>
         </w:rPr>
         <w:t>4.4 Resultados do avaliador automático axe-core</w:t>
       </w:r>
     </w:p>
     <w:p>
       <w:pPr>
-        <w:spacing w:line="360" w:lineRule="auto" w:after="120"/>
-        <w:ind w:firstLine="709"/>
+        <w:spacing w:line="360" w:lineRule="auto" w:after="240" w:before="240"/>
         <w:jc w:val="both"/>
       </w:pPr>
       <w:r>
@@ -4484,11 +4558,11 @@
         <w:tblLook w:firstColumn="1" w:firstRow="1" w:lastColumn="0" w:lastRow="0" w:noHBand="0" w:noVBand="1" w:val="04A0"/>
       </w:tblPr>
       <w:tblGrid>
-        <w:gridCol w:w="1814"/>
-        <w:gridCol w:w="1814"/>
-        <w:gridCol w:w="1814"/>
-        <w:gridCol w:w="1814"/>
-        <w:gridCol w:w="1814"/>
+        <w:gridCol w:w="1806"/>
+        <w:gridCol w:w="1806"/>
+        <w:gridCol w:w="1806"/>
+        <w:gridCol w:w="1806"/>
+        <w:gridCol w:w="1806"/>
       </w:tblGrid>
       <w:tr>
         <w:tc>
@@ -4895,7 +4969,7 @@
     </w:tbl>
     <w:p>
       <w:pPr>
-        <w:spacing w:line="240" w:lineRule="auto" w:after="200"/>
+        <w:spacing w:line="240" w:lineRule="auto" w:after="200" w:before="0"/>
         <w:jc w:val="left"/>
       </w:pPr>
       <w:r>
@@ -4909,8 +4983,7 @@
     </w:p>
     <w:p>
       <w:pPr>
-        <w:spacing w:line="360" w:lineRule="auto" w:after="120"/>
-        <w:ind w:firstLine="709"/>
+        <w:spacing w:line="360" w:lineRule="auto" w:after="240" w:before="240"/>
         <w:jc w:val="both"/>
       </w:pPr>
       <w:r>
@@ -4924,8 +4997,7 @@
     </w:p>
     <w:p>
       <w:pPr>
-        <w:spacing w:line="360" w:lineRule="auto" w:after="120"/>
-        <w:ind w:firstLine="709"/>
+        <w:spacing w:line="360" w:lineRule="auto" w:after="240" w:before="240"/>
         <w:jc w:val="both"/>
       </w:pPr>
       <w:r>
@@ -5002,8 +5074,7 @@
     </w:p>
     <w:p>
       <w:pPr>
-        <w:spacing w:line="360" w:lineRule="auto" w:after="120"/>
-        <w:ind w:firstLine="709"/>
+        <w:spacing w:line="360" w:lineRule="auto" w:after="240" w:before="240"/>
         <w:jc w:val="both"/>
       </w:pPr>
       <w:r>
@@ -5059,8 +5130,7 @@
     </w:p>
     <w:p>
       <w:pPr>
-        <w:spacing w:line="360" w:lineRule="auto" w:after="120"/>
-        <w:ind w:firstLine="709"/>
+        <w:spacing w:line="360" w:lineRule="auto" w:after="240" w:before="240"/>
         <w:jc w:val="both"/>
       </w:pPr>
       <w:r>
@@ -5072,25 +5142,23 @@
         <w:t>O dado mais relevante deste quadro é justamente o que a ferramenta devolveu sem resposta: a regra de contraste apareceu como indecidível dezenas de vezes porque o texto é desenhado sobre fotografias. Isso não significa aprovação — significa que o critério 1.4.3 precisou ser medido por outro caminho, descrito na subseção seguinte.</w:t>
       </w:r>
     </w:p>
-    <w:p/>
     <w:p>
       <w:pPr>
-        <w:spacing w:line="360" w:lineRule="auto" w:after="120"/>
-        <w:jc w:val="left"/>
+        <w:spacing w:line="360" w:lineRule="auto" w:after="240" w:before="240"/>
+        <w:jc w:val="both"/>
       </w:pPr>
       <w:r>
         <w:rPr>
           <w:rFonts w:ascii="Arial" w:hAnsi="Arial"/>
           <w:b/>
-          <w:sz w:val="24"/>
+          <w:sz w:val="26"/>
         </w:rPr>
         <w:t>4.5 Medição de contraste por amostragem de pixels</w:t>
       </w:r>
     </w:p>
     <w:p>
       <w:pPr>
-        <w:spacing w:line="360" w:lineRule="auto" w:after="120"/>
-        <w:ind w:firstLine="709"/>
+        <w:spacing w:line="360" w:lineRule="auto" w:after="240" w:before="240"/>
         <w:jc w:val="both"/>
       </w:pPr>
       <w:r>
@@ -5110,11 +5178,11 @@
         <w:tblLook w:firstColumn="1" w:firstRow="1" w:lastColumn="0" w:lastRow="0" w:noHBand="0" w:noVBand="1" w:val="04A0"/>
       </w:tblPr>
       <w:tblGrid>
-        <w:gridCol w:w="1814"/>
-        <w:gridCol w:w="1814"/>
-        <w:gridCol w:w="1814"/>
-        <w:gridCol w:w="1814"/>
-        <w:gridCol w:w="1814"/>
+        <w:gridCol w:w="1806"/>
+        <w:gridCol w:w="1806"/>
+        <w:gridCol w:w="1806"/>
+        <w:gridCol w:w="1806"/>
+        <w:gridCol w:w="1806"/>
       </w:tblGrid>
       <w:tr>
         <w:tc>
@@ -5618,7 +5686,7 @@
     </w:tbl>
     <w:p>
       <w:pPr>
-        <w:spacing w:line="240" w:lineRule="auto" w:after="200"/>
+        <w:spacing w:line="240" w:lineRule="auto" w:after="200" w:before="0"/>
         <w:jc w:val="left"/>
       </w:pPr>
       <w:r>
@@ -5632,8 +5700,7 @@
     </w:p>
     <w:p>
       <w:pPr>
-        <w:spacing w:line="360" w:lineRule="auto" w:after="120"/>
-        <w:ind w:firstLine="709"/>
+        <w:spacing w:line="360" w:lineRule="auto" w:after="240" w:before="240"/>
         <w:jc w:val="both"/>
       </w:pPr>
       <w:r>
@@ -5647,8 +5714,7 @@
     </w:p>
     <w:p>
       <w:pPr>
-        <w:spacing w:line="360" w:lineRule="auto" w:after="120"/>
-        <w:ind w:firstLine="709"/>
+        <w:spacing w:line="360" w:lineRule="auto" w:after="240" w:before="240"/>
         <w:jc w:val="both"/>
       </w:pPr>
       <w:r>
@@ -5662,8 +5728,7 @@
     </w:p>
     <w:p>
       <w:pPr>
-        <w:spacing w:line="360" w:lineRule="auto" w:after="120"/>
-        <w:ind w:firstLine="709"/>
+        <w:spacing w:line="360" w:lineRule="auto" w:after="240" w:before="240"/>
         <w:jc w:val="both"/>
       </w:pPr>
       <w:r>
@@ -5675,25 +5740,23 @@
         <w:t>Registra-se, por honestidade metodológica, o que não foi possível medir: As legendas brancas sobre as fotografias do banner rotativo não puderam ser medidas: os quatro slides ocupam a mesma posição na tela e a amostra de pixels resulta em composição das camadas. Exigem conferência visual humana no site em operação.</w:t>
       </w:r>
     </w:p>
-    <w:p/>
     <w:p>
       <w:pPr>
-        <w:spacing w:line="360" w:lineRule="auto" w:after="120"/>
-        <w:jc w:val="left"/>
+        <w:spacing w:line="360" w:lineRule="auto" w:after="240" w:before="240"/>
+        <w:jc w:val="both"/>
       </w:pPr>
       <w:r>
         <w:rPr>
           <w:rFonts w:ascii="Arial" w:hAnsi="Arial"/>
           <w:b/>
-          <w:sz w:val="24"/>
+          <w:sz w:val="26"/>
         </w:rPr>
         <w:t>4.6 Evidências visuais da avaliação</w:t>
       </w:r>
     </w:p>
     <w:p>
       <w:pPr>
-        <w:spacing w:line="360" w:lineRule="auto" w:after="120"/>
-        <w:ind w:firstLine="709"/>
+        <w:spacing w:line="360" w:lineRule="auto" w:after="240" w:before="240"/>
         <w:jc w:val="both"/>
       </w:pPr>
       <w:r>
@@ -5713,7 +5776,7 @@
         <w:drawing>
           <wp:inline xmlns:a="http://schemas.openxmlformats.org/drawingml/2006/main" xmlns:pic="http://schemas.openxmlformats.org/drawingml/2006/picture">
             <wp:extent cx="5580000" cy="1470571"/>
-            <wp:docPr id="1" name="Picture 1"/>
+            <wp:docPr id="3" name="Picture 3"/>
             <wp:cNvGraphicFramePr>
               <a:graphicFrameLocks noChangeAspect="1"/>
             </wp:cNvGraphicFramePr>
@@ -5725,7 +5788,7 @@
                     <pic:cNvPicPr/>
                   </pic:nvPicPr>
                   <pic:blipFill>
-                    <a:blip r:embed="rId10"/>
+                    <a:blip r:embed="rId11"/>
                     <a:stretch>
                       <a:fillRect/>
                     </a:stretch>
@@ -5746,7 +5809,7 @@
     </w:p>
     <w:p>
       <w:pPr>
-        <w:spacing w:line="240" w:lineRule="auto" w:after="200"/>
+        <w:spacing w:line="240" w:lineRule="auto" w:after="200" w:before="0"/>
         <w:jc w:val="left"/>
       </w:pPr>
       <w:r>
@@ -5766,7 +5829,7 @@
         <w:drawing>
           <wp:inline xmlns:a="http://schemas.openxmlformats.org/drawingml/2006/main" xmlns:pic="http://schemas.openxmlformats.org/drawingml/2006/picture">
             <wp:extent cx="5580000" cy="4324500"/>
-            <wp:docPr id="2" name="Picture 2"/>
+            <wp:docPr id="4" name="Picture 4"/>
             <wp:cNvGraphicFramePr>
               <a:graphicFrameLocks noChangeAspect="1"/>
             </wp:cNvGraphicFramePr>
@@ -5778,7 +5841,7 @@
                     <pic:cNvPicPr/>
                   </pic:nvPicPr>
                   <pic:blipFill>
-                    <a:blip r:embed="rId11"/>
+                    <a:blip r:embed="rId12"/>
                     <a:stretch>
                       <a:fillRect/>
                     </a:stretch>
@@ -5799,7 +5862,7 @@
     </w:p>
     <w:p>
       <w:pPr>
-        <w:spacing w:line="240" w:lineRule="auto" w:after="200"/>
+        <w:spacing w:line="240" w:lineRule="auto" w:after="200" w:before="0"/>
         <w:jc w:val="left"/>
       </w:pPr>
       <w:r>
@@ -5819,7 +5882,7 @@
         <w:drawing>
           <wp:inline xmlns:a="http://schemas.openxmlformats.org/drawingml/2006/main" xmlns:pic="http://schemas.openxmlformats.org/drawingml/2006/picture">
             <wp:extent cx="5580000" cy="1633968"/>
-            <wp:docPr id="3" name="Picture 3"/>
+            <wp:docPr id="5" name="Picture 5"/>
             <wp:cNvGraphicFramePr>
               <a:graphicFrameLocks noChangeAspect="1"/>
             </wp:cNvGraphicFramePr>
@@ -5831,7 +5894,7 @@
                     <pic:cNvPicPr/>
                   </pic:nvPicPr>
                   <pic:blipFill>
-                    <a:blip r:embed="rId12"/>
+                    <a:blip r:embed="rId13"/>
                     <a:stretch>
                       <a:fillRect/>
                     </a:stretch>
@@ -5852,7 +5915,7 @@
     </w:p>
     <w:p>
       <w:pPr>
-        <w:spacing w:line="240" w:lineRule="auto" w:after="200"/>
+        <w:spacing w:line="240" w:lineRule="auto" w:after="200" w:before="0"/>
         <w:jc w:val="left"/>
       </w:pPr>
       <w:r>
@@ -5872,7 +5935,7 @@
         <w:drawing>
           <wp:inline xmlns:a="http://schemas.openxmlformats.org/drawingml/2006/main" xmlns:pic="http://schemas.openxmlformats.org/drawingml/2006/picture">
             <wp:extent cx="5580000" cy="13950000"/>
-            <wp:docPr id="4" name="Picture 4"/>
+            <wp:docPr id="6" name="Picture 6"/>
             <wp:cNvGraphicFramePr>
               <a:graphicFrameLocks noChangeAspect="1"/>
             </wp:cNvGraphicFramePr>
@@ -5884,7 +5947,7 @@
                     <pic:cNvPicPr/>
                   </pic:nvPicPr>
                   <pic:blipFill>
-                    <a:blip r:embed="rId13"/>
+                    <a:blip r:embed="rId14"/>
                     <a:stretch>
                       <a:fillRect/>
                     </a:stretch>
@@ -5905,7 +5968,7 @@
     </w:p>
     <w:p>
       <w:pPr>
-        <w:spacing w:line="240" w:lineRule="auto" w:after="200"/>
+        <w:spacing w:line="240" w:lineRule="auto" w:after="200" w:before="0"/>
         <w:jc w:val="left"/>
       </w:pPr>
       <w:r>
@@ -5925,7 +5988,7 @@
         <w:drawing>
           <wp:inline xmlns:a="http://schemas.openxmlformats.org/drawingml/2006/main" xmlns:pic="http://schemas.openxmlformats.org/drawingml/2006/picture">
             <wp:extent cx="5580000" cy="14007189"/>
-            <wp:docPr id="5" name="Picture 5"/>
+            <wp:docPr id="7" name="Picture 7"/>
             <wp:cNvGraphicFramePr>
               <a:graphicFrameLocks noChangeAspect="1"/>
             </wp:cNvGraphicFramePr>
@@ -5937,7 +6000,7 @@
                     <pic:cNvPicPr/>
                   </pic:nvPicPr>
                   <pic:blipFill>
-                    <a:blip r:embed="rId14"/>
+                    <a:blip r:embed="rId15"/>
                     <a:stretch>
                       <a:fillRect/>
                     </a:stretch>
@@ -5958,7 +6021,7 @@
     </w:p>
     <w:p>
       <w:pPr>
-        <w:spacing w:line="240" w:lineRule="auto" w:after="200"/>
+        <w:spacing w:line="240" w:lineRule="auto" w:after="200" w:before="0"/>
         <w:jc w:val="left"/>
       </w:pPr>
       <w:r>
@@ -5970,25 +6033,23 @@
         <w:t>Figura 5 - Página institucional de Acessibilidade, publicada em 2013 e modificada pela última vez em 2020. Descreve apenas três dos sete atalhos existentes e expande a sigla WCAG incorretamente. Fonte: os autores.</w:t>
       </w:r>
     </w:p>
-    <w:p/>
     <w:p>
       <w:pPr>
-        <w:spacing w:line="360" w:lineRule="auto" w:after="120"/>
-        <w:jc w:val="left"/>
+        <w:spacing w:line="360" w:lineRule="auto" w:after="240" w:before="240"/>
+        <w:jc w:val="both"/>
       </w:pPr>
       <w:r>
         <w:rPr>
           <w:rFonts w:ascii="Arial" w:hAnsi="Arial"/>
           <w:b/>
-          <w:sz w:val="24"/>
+          <w:sz w:val="26"/>
         </w:rPr>
         <w:t>4.7 Recurso de tradução para Libras (VLibras)</w:t>
       </w:r>
     </w:p>
     <w:p>
       <w:pPr>
-        <w:spacing w:line="360" w:lineRule="auto" w:after="120"/>
-        <w:ind w:firstLine="709"/>
+        <w:spacing w:line="360" w:lineRule="auto" w:after="240" w:before="240"/>
         <w:jc w:val="both"/>
       </w:pPr>
       <w:r>
@@ -6002,8 +6063,7 @@
     </w:p>
     <w:p>
       <w:pPr>
-        <w:spacing w:line="360" w:lineRule="auto" w:after="120"/>
-        <w:ind w:firstLine="709"/>
+        <w:spacing w:line="360" w:lineRule="auto" w:after="240" w:before="240"/>
         <w:jc w:val="both"/>
       </w:pPr>
       <w:r>
@@ -6023,7 +6083,7 @@
         <w:drawing>
           <wp:inline xmlns:a="http://schemas.openxmlformats.org/drawingml/2006/main" xmlns:pic="http://schemas.openxmlformats.org/drawingml/2006/picture">
             <wp:extent cx="5580000" cy="1937500"/>
-            <wp:docPr id="6" name="Picture 6"/>
+            <wp:docPr id="8" name="Picture 8"/>
             <wp:cNvGraphicFramePr>
               <a:graphicFrameLocks noChangeAspect="1"/>
             </wp:cNvGraphicFramePr>
@@ -6035,7 +6095,7 @@
                     <pic:cNvPicPr/>
                   </pic:nvPicPr>
                   <pic:blipFill>
-                    <a:blip r:embed="rId15"/>
+                    <a:blip r:embed="rId16"/>
                     <a:stretch>
                       <a:fillRect/>
                     </a:stretch>
@@ -6056,7 +6116,7 @@
     </w:p>
     <w:p>
       <w:pPr>
-        <w:spacing w:line="240" w:lineRule="auto" w:after="200"/>
+        <w:spacing w:line="240" w:lineRule="auto" w:after="200" w:before="0"/>
         <w:jc w:val="left"/>
       </w:pPr>
       <w:r>
@@ -6070,8 +6130,7 @@
     </w:p>
     <w:p>
       <w:pPr>
-        <w:spacing w:line="360" w:lineRule="auto" w:after="120"/>
-        <w:ind w:firstLine="709"/>
+        <w:spacing w:line="360" w:lineRule="auto" w:after="240" w:before="240"/>
         <w:jc w:val="both"/>
       </w:pPr>
       <w:r>
@@ -6085,8 +6144,7 @@
     </w:p>
     <w:p>
       <w:pPr>
-        <w:spacing w:line="360" w:lineRule="auto" w:after="120"/>
-        <w:ind w:firstLine="709"/>
+        <w:spacing w:line="360" w:lineRule="auto" w:after="240" w:before="240"/>
         <w:jc w:val="both"/>
       </w:pPr>
       <w:r>
@@ -6098,25 +6156,23 @@
         <w:t>Delimita-se o alcance desta constatação: registra-se a presença do recurso, não a sua qualidade. Por não ter carregado no ambiente de medição, o próprio widget não foi avaliado quanto a contraste, tamanho de alvo, nome acessível ou operação por teclado. Fica como item para a inspeção presencial da equipe.</w:t>
       </w:r>
     </w:p>
-    <w:p/>
     <w:p>
       <w:pPr>
-        <w:spacing w:line="360" w:lineRule="auto" w:after="120"/>
-        <w:jc w:val="left"/>
+        <w:spacing w:line="360" w:lineRule="auto" w:after="240" w:before="240"/>
+        <w:jc w:val="both"/>
       </w:pPr>
       <w:r>
         <w:rPr>
           <w:rFonts w:ascii="Arial" w:hAnsi="Arial"/>
           <w:b/>
-          <w:sz w:val="24"/>
+          <w:sz w:val="26"/>
         </w:rPr>
         <w:t>4.8 Resultados da auditoria programática do código-fonte</w:t>
       </w:r>
     </w:p>
     <w:p>
       <w:pPr>
-        <w:spacing w:line="360" w:lineRule="auto" w:after="120"/>
-        <w:ind w:firstLine="709"/>
+        <w:spacing w:line="360" w:lineRule="auto" w:after="240" w:before="240"/>
         <w:jc w:val="both"/>
       </w:pPr>
       <w:r>
@@ -6136,11 +6192,11 @@
         <w:tblLook w:firstColumn="1" w:firstRow="1" w:lastColumn="0" w:lastRow="0" w:noHBand="0" w:noVBand="1" w:val="04A0"/>
       </w:tblPr>
       <w:tblGrid>
-        <w:gridCol w:w="1814"/>
-        <w:gridCol w:w="1814"/>
-        <w:gridCol w:w="1814"/>
-        <w:gridCol w:w="1814"/>
-        <w:gridCol w:w="1814"/>
+        <w:gridCol w:w="1806"/>
+        <w:gridCol w:w="1806"/>
+        <w:gridCol w:w="1806"/>
+        <w:gridCol w:w="1806"/>
+        <w:gridCol w:w="1806"/>
       </w:tblGrid>
       <w:tr>
         <w:tc>
@@ -6546,7 +6602,7 @@
     </w:tbl>
     <w:p>
       <w:pPr>
-        <w:spacing w:line="240" w:lineRule="auto" w:after="200"/>
+        <w:spacing w:line="240" w:lineRule="auto" w:after="200" w:before="0"/>
         <w:jc w:val="left"/>
       </w:pPr>
       <w:r>
@@ -6560,8 +6616,7 @@
     </w:p>
     <w:p>
       <w:pPr>
-        <w:spacing w:line="360" w:lineRule="auto" w:after="120"/>
-        <w:ind w:firstLine="709"/>
+        <w:spacing w:line="360" w:lineRule="auto" w:after="240" w:before="240"/>
         <w:jc w:val="both"/>
       </w:pPr>
       <w:r>
@@ -6581,9 +6636,9 @@
         <w:tblLook w:firstColumn="1" w:firstRow="1" w:lastColumn="0" w:lastRow="0" w:noHBand="0" w:noVBand="1" w:val="04A0"/>
       </w:tblPr>
       <w:tblGrid>
-        <w:gridCol w:w="3024"/>
-        <w:gridCol w:w="3024"/>
-        <w:gridCol w:w="3024"/>
+        <w:gridCol w:w="3010"/>
+        <w:gridCol w:w="3010"/>
+        <w:gridCol w:w="3010"/>
       </w:tblGrid>
       <w:tr>
         <w:tc>
@@ -6773,7 +6828,7 @@
     </w:tbl>
     <w:p>
       <w:pPr>
-        <w:spacing w:line="240" w:lineRule="auto" w:after="200"/>
+        <w:spacing w:line="240" w:lineRule="auto" w:after="200" w:before="0"/>
         <w:jc w:val="left"/>
       </w:pPr>
       <w:r>
@@ -6785,25 +6840,23 @@
         <w:t>Quadro 8 - Falhas detectadas pela auditoria programática. Fonte: elaborado pelos autores.</w:t>
       </w:r>
     </w:p>
-    <w:p/>
     <w:p>
       <w:pPr>
-        <w:spacing w:line="360" w:lineRule="auto" w:after="120"/>
-        <w:jc w:val="left"/>
+        <w:spacing w:line="360" w:lineRule="auto" w:after="240" w:before="240"/>
+        <w:jc w:val="both"/>
       </w:pPr>
       <w:r>
         <w:rPr>
           <w:rFonts w:ascii="Arial" w:hAnsi="Arial"/>
           <w:b/>
-          <w:sz w:val="24"/>
+          <w:sz w:val="26"/>
         </w:rPr>
         <w:t>4.9 Simulação automatizada de acesso por smartphone</w:t>
       </w:r>
     </w:p>
     <w:p>
       <w:pPr>
-        <w:spacing w:line="360" w:lineRule="auto" w:after="120"/>
-        <w:ind w:firstLine="709"/>
+        <w:spacing w:line="360" w:lineRule="auto" w:after="240" w:before="240"/>
         <w:jc w:val="both"/>
       </w:pPr>
       <w:r>
@@ -6817,8 +6870,7 @@
     </w:p>
     <w:p>
       <w:pPr>
-        <w:spacing w:line="360" w:lineRule="auto" w:after="120"/>
-        <w:ind w:firstLine="709"/>
+        <w:spacing w:line="360" w:lineRule="auto" w:after="240" w:before="240"/>
         <w:jc w:val="both"/>
       </w:pPr>
       <w:r>
@@ -6838,9 +6890,9 @@
         <w:tblLook w:firstColumn="1" w:firstRow="1" w:lastColumn="0" w:lastRow="0" w:noHBand="0" w:noVBand="1" w:val="04A0"/>
       </w:tblPr>
       <w:tblGrid>
-        <w:gridCol w:w="3024"/>
-        <w:gridCol w:w="3024"/>
-        <w:gridCol w:w="3024"/>
+        <w:gridCol w:w="3010"/>
+        <w:gridCol w:w="3010"/>
+        <w:gridCol w:w="3010"/>
       </w:tblGrid>
       <w:tr>
         <w:tc>
@@ -7509,7 +7561,7 @@
     </w:tbl>
     <w:p>
       <w:pPr>
-        <w:spacing w:line="240" w:lineRule="auto" w:after="200"/>
+        <w:spacing w:line="240" w:lineRule="auto" w:after="200" w:before="0"/>
         <w:jc w:val="left"/>
       </w:pPr>
       <w:r>
@@ -7523,8 +7575,7 @@
     </w:p>
     <w:p>
       <w:pPr>
-        <w:spacing w:line="360" w:lineRule="auto" w:after="120"/>
-        <w:ind w:firstLine="709"/>
+        <w:spacing w:line="360" w:lineRule="auto" w:after="240" w:before="240"/>
         <w:jc w:val="both"/>
       </w:pPr>
       <w:r>
@@ -7544,8 +7595,8 @@
         <w:tblLook w:firstColumn="1" w:firstRow="1" w:lastColumn="0" w:lastRow="0" w:noHBand="0" w:noVBand="1" w:val="04A0"/>
       </w:tblPr>
       <w:tblGrid>
-        <w:gridCol w:w="4535"/>
-        <w:gridCol w:w="4535"/>
+        <w:gridCol w:w="4515"/>
+        <w:gridCol w:w="4515"/>
       </w:tblGrid>
       <w:tr>
         <w:tc>
@@ -8095,7 +8146,7 @@
     </w:tbl>
     <w:p>
       <w:pPr>
-        <w:spacing w:line="240" w:lineRule="auto" w:after="200"/>
+        <w:spacing w:line="240" w:lineRule="auto" w:after="200" w:before="0"/>
         <w:jc w:val="left"/>
       </w:pPr>
       <w:r>
@@ -8109,8 +8160,7 @@
     </w:p>
     <w:p>
       <w:pPr>
-        <w:spacing w:line="360" w:lineRule="auto" w:after="120"/>
-        <w:ind w:firstLine="709"/>
+        <w:spacing w:line="360" w:lineRule="auto" w:after="240" w:before="240"/>
         <w:jc w:val="both"/>
       </w:pPr>
       <w:r>
@@ -8130,9 +8180,9 @@
         <w:tblLook w:firstColumn="1" w:firstRow="1" w:lastColumn="0" w:lastRow="0" w:noHBand="0" w:noVBand="1" w:val="04A0"/>
       </w:tblPr>
       <w:tblGrid>
-        <w:gridCol w:w="3024"/>
-        <w:gridCol w:w="3024"/>
-        <w:gridCol w:w="3024"/>
+        <w:gridCol w:w="3010"/>
+        <w:gridCol w:w="3010"/>
+        <w:gridCol w:w="3010"/>
       </w:tblGrid>
       <w:tr>
         <w:tc>
@@ -8567,7 +8617,7 @@
     </w:tbl>
     <w:p>
       <w:pPr>
-        <w:spacing w:line="240" w:lineRule="auto" w:after="200"/>
+        <w:spacing w:line="240" w:lineRule="auto" w:after="200" w:before="0"/>
         <w:jc w:val="left"/>
       </w:pPr>
       <w:r>
@@ -8579,25 +8629,23 @@
         <w:t>Quadro 11 - Trechos reprovados no critério de contraste. Fonte: elaborado pelos autores.</w:t>
       </w:r>
     </w:p>
-    <w:p/>
     <w:p>
       <w:pPr>
-        <w:spacing w:line="360" w:lineRule="auto" w:after="120"/>
-        <w:jc w:val="left"/>
+        <w:spacing w:line="360" w:lineRule="auto" w:after="240" w:before="240"/>
+        <w:jc w:val="both"/>
       </w:pPr>
       <w:r>
         <w:rPr>
           <w:rFonts w:ascii="Arial" w:hAnsi="Arial"/>
           <w:b/>
-          <w:sz w:val="24"/>
+          <w:sz w:val="26"/>
         </w:rPr>
         <w:t>4.10 Tarefa complementar: uso real com leitor de tela</w:t>
       </w:r>
     </w:p>
     <w:p>
       <w:pPr>
-        <w:spacing w:line="360" w:lineRule="auto" w:after="120"/>
-        <w:ind w:firstLine="709"/>
+        <w:spacing w:line="360" w:lineRule="auto" w:after="240" w:before="240"/>
         <w:jc w:val="both"/>
       </w:pPr>
       <w:r>
@@ -8617,8 +8665,8 @@
         <w:tblLook w:firstColumn="1" w:firstRow="1" w:lastColumn="0" w:lastRow="0" w:noHBand="0" w:noVBand="1" w:val="04A0"/>
       </w:tblPr>
       <w:tblGrid>
-        <w:gridCol w:w="4535"/>
-        <w:gridCol w:w="4535"/>
+        <w:gridCol w:w="4515"/>
+        <w:gridCol w:w="4515"/>
       </w:tblGrid>
       <w:tr>
         <w:tc>
@@ -8915,7 +8963,7 @@
     </w:tbl>
     <w:p>
       <w:pPr>
-        <w:spacing w:line="240" w:lineRule="auto" w:after="200"/>
+        <w:spacing w:line="240" w:lineRule="auto" w:after="200" w:before="0"/>
         <w:jc w:val="left"/>
       </w:pPr>
       <w:r>
@@ -8929,8 +8977,7 @@
     </w:p>
     <w:p>
       <w:pPr>
-        <w:spacing w:line="360" w:lineRule="auto" w:after="120"/>
-        <w:ind w:firstLine="709"/>
+        <w:spacing w:line="360" w:lineRule="auto" w:after="240" w:before="240"/>
         <w:jc w:val="both"/>
       </w:pPr>
       <w:r>
@@ -8953,8 +9000,7 @@
     </w:p>
     <w:p>
       <w:pPr>
-        <w:spacing w:line="360" w:lineRule="auto" w:after="120"/>
-        <w:ind w:firstLine="709"/>
+        <w:spacing w:line="360" w:lineRule="auto" w:after="240" w:before="240"/>
         <w:jc w:val="both"/>
       </w:pPr>
       <w:r>
@@ -8966,25 +9012,23 @@
         <w:t>A confrontação entre este relato e as medições automatizadas da seção anterior é o ponto central da avaliação: cada elemento anunciado sem rótulo no Quadro 10 corresponde, na experiência real, a um momento de interrupção em que o usuário precisa adivinhar a função do que esta tocando.</w:t>
       </w:r>
     </w:p>
-    <w:p/>
     <w:p>
       <w:pPr>
-        <w:spacing w:line="360" w:lineRule="auto" w:after="120"/>
-        <w:jc w:val="left"/>
+        <w:spacing w:line="360" w:lineRule="auto" w:after="240" w:before="240"/>
+        <w:jc w:val="both"/>
       </w:pPr>
       <w:r>
         <w:rPr>
           <w:rFonts w:ascii="Arial" w:hAnsi="Arial"/>
           <w:b/>
-          <w:sz w:val="24"/>
+          <w:sz w:val="26"/>
         </w:rPr>
         <w:t>4.11 Análise do nível de conformidade WCAG</w:t>
       </w:r>
     </w:p>
     <w:p>
       <w:pPr>
-        <w:spacing w:line="360" w:lineRule="auto" w:after="120"/>
-        <w:ind w:firstLine="709"/>
+        <w:spacing w:line="360" w:lineRule="auto" w:after="240" w:before="240"/>
         <w:jc w:val="both"/>
       </w:pPr>
       <w:r>
@@ -8998,8 +9042,7 @@
     </w:p>
     <w:p>
       <w:pPr>
-        <w:spacing w:line="360" w:lineRule="auto" w:after="120"/>
-        <w:ind w:firstLine="709"/>
+        <w:spacing w:line="360" w:lineRule="auto" w:after="240" w:before="240"/>
         <w:jc w:val="both"/>
       </w:pPr>
       <w:r>
@@ -9013,8 +9056,7 @@
     </w:p>
     <w:p>
       <w:pPr>
-        <w:spacing w:line="360" w:lineRule="auto" w:after="120"/>
-        <w:ind w:firstLine="709"/>
+        <w:spacing w:line="360" w:lineRule="auto" w:after="240" w:before="240"/>
         <w:jc w:val="both"/>
       </w:pPr>
       <w:r>
@@ -9026,25 +9068,23 @@
         <w:t>Aplicada essa regra aos resultados consolidados, o nível de conformidade atingido pelo sítio avaliado foi: Não atinge o Nível A. Foram identificadas 1.4.1 Uso de cores (marcador do slide ativo diferenciado apenas pela cor de fundo) e 2.2.2 Pausar, Parar, Ocultar (banner rotativo com avanço automático a cada 4 segundos, sem mecanismo de pausa). falha(s) em critérios de Nível A e 1.4.3 Contraste mínimo (4 reprovações confirmadas por amostragem de pixels, a pior em 1,66:1); 1.4.10 Reflow (conteúdo de 330 px em tela de 320 px, gerando rolagem horizontal); 1.4.11 Contraste não textual (indicador de foco em 1,56:1 sobre o fundo branco do conteúdo); 1.4.12 Espaçamento de texto (rolagem horizontal e 3 elementos cortados); 2.5.8 Tamanho do alvo (23 dos 51 alvos interativos da versão móvel medem menos de 24x24 px). falha(s) em critérios de Nível AA.</w:t>
       </w:r>
     </w:p>
-    <w:p/>
     <w:p>
       <w:pPr>
-        <w:spacing w:line="360" w:lineRule="auto" w:after="120"/>
-        <w:jc w:val="left"/>
+        <w:spacing w:line="360" w:lineRule="auto" w:after="240" w:before="240"/>
+        <w:jc w:val="both"/>
       </w:pPr>
       <w:r>
         <w:rPr>
           <w:rFonts w:ascii="Arial" w:hAnsi="Arial"/>
           <w:b/>
-          <w:sz w:val="24"/>
+          <w:sz w:val="28"/>
         </w:rPr>
-        <w:t>5 RECOMENDAÇÕES DE CORREÇÃO</w:t>
+        <w:t>5. RECOMENDAÇÕES DE CORREÇÃO</w:t>
       </w:r>
     </w:p>
     <w:p>
       <w:pPr>
-        <w:spacing w:line="360" w:lineRule="auto" w:after="120"/>
-        <w:ind w:firstLine="709"/>
+        <w:spacing w:line="360" w:lineRule="auto" w:after="240" w:before="240"/>
         <w:jc w:val="both"/>
       </w:pPr>
       <w:r>
@@ -9064,10 +9104,10 @@
         <w:tblLook w:firstColumn="1" w:firstRow="1" w:lastColumn="0" w:lastRow="0" w:noHBand="0" w:noVBand="1" w:val="04A0"/>
       </w:tblPr>
       <w:tblGrid>
-        <w:gridCol w:w="2268"/>
-        <w:gridCol w:w="2268"/>
-        <w:gridCol w:w="2268"/>
-        <w:gridCol w:w="2268"/>
+        <w:gridCol w:w="2258"/>
+        <w:gridCol w:w="2258"/>
+        <w:gridCol w:w="2258"/>
+        <w:gridCol w:w="2258"/>
       </w:tblGrid>
       <w:tr>
         <w:tc>
@@ -10113,7 +10153,7 @@
     </w:tbl>
     <w:p>
       <w:pPr>
-        <w:spacing w:line="240" w:lineRule="auto" w:after="200"/>
+        <w:spacing w:line="240" w:lineRule="auto" w:after="200" w:before="0"/>
         <w:jc w:val="left"/>
       </w:pPr>
       <w:r>
@@ -10127,8 +10167,7 @@
     </w:p>
     <w:p>
       <w:pPr>
-        <w:spacing w:line="360" w:lineRule="auto" w:after="120"/>
-        <w:ind w:firstLine="709"/>
+        <w:spacing w:line="360" w:lineRule="auto" w:after="240" w:before="240"/>
         <w:jc w:val="both"/>
       </w:pPr>
       <w:r>
@@ -10140,25 +10179,23 @@
         <w:t>Estima-se que as correções de severidade crítica e alta sejam implementáveis sem redesenho visual do sítio, uma vez que dizem respeito a camada de marcação semântica do HTML e a ajustes pontuais de paleta, e não a arquitetura da aplicação.</w:t>
       </w:r>
     </w:p>
-    <w:p/>
     <w:p>
       <w:pPr>
-        <w:spacing w:line="360" w:lineRule="auto" w:after="120"/>
-        <w:jc w:val="left"/>
+        <w:spacing w:line="360" w:lineRule="auto" w:after="240" w:before="240"/>
+        <w:jc w:val="both"/>
       </w:pPr>
       <w:r>
         <w:rPr>
           <w:rFonts w:ascii="Arial" w:hAnsi="Arial"/>
           <w:b/>
-          <w:sz w:val="24"/>
+          <w:sz w:val="28"/>
         </w:rPr>
-        <w:t>6 CONCLUSÃO</w:t>
+        <w:t>6. CONCLUSÃO</w:t>
       </w:r>
     </w:p>
     <w:p>
       <w:pPr>
-        <w:spacing w:line="360" w:lineRule="auto" w:after="120"/>
-        <w:ind w:firstLine="709"/>
+        <w:spacing w:line="360" w:lineRule="auto" w:after="240" w:before="240"/>
         <w:jc w:val="both"/>
       </w:pPr>
       <w:r>
@@ -10172,8 +10209,7 @@
     </w:p>
     <w:p>
       <w:pPr>
-        <w:spacing w:line="360" w:lineRule="auto" w:after="120"/>
-        <w:ind w:firstLine="709"/>
+        <w:spacing w:line="360" w:lineRule="auto" w:after="240" w:before="240"/>
         <w:jc w:val="both"/>
       </w:pPr>
       <w:r>
@@ -10187,8 +10223,7 @@
     </w:p>
     <w:p>
       <w:pPr>
-        <w:spacing w:line="360" w:lineRule="auto" w:after="120"/>
-        <w:ind w:firstLine="709"/>
+        <w:spacing w:line="360" w:lineRule="auto" w:after="240" w:before="240"/>
         <w:jc w:val="both"/>
       </w:pPr>
       <w:r>
@@ -10202,8 +10237,7 @@
     </w:p>
     <w:p>
       <w:pPr>
-        <w:spacing w:line="360" w:lineRule="auto" w:after="120"/>
-        <w:ind w:firstLine="709"/>
+        <w:spacing w:line="360" w:lineRule="auto" w:after="240" w:before="240"/>
         <w:jc w:val="both"/>
       </w:pPr>
       <w:r>
@@ -10215,19 +10249,18 @@
         <w:t>Conclui-se que acessibilidade não é um requisito acessório a ser considerado ao final do desenvolvimento, mas uma qualidade que precisa ser projetada desde a concepção da interface. Recomenda-se, por fim, que avaliações como a aqui realizada sejam incorporadas ao ciclo de manutenção do sítio, e não tratadas como diagnóstico pontual, uma vez que cada nova publicação de conteúdo pode reintroduzir barreiras já corrigidas.</w:t>
       </w:r>
     </w:p>
-    <w:p/>
     <w:p>
       <w:pPr>
-        <w:spacing w:line="360" w:lineRule="auto" w:after="120"/>
-        <w:jc w:val="left"/>
+        <w:spacing w:line="360" w:lineRule="auto" w:after="240" w:before="240"/>
+        <w:jc w:val="both"/>
       </w:pPr>
       <w:r>
         <w:rPr>
           <w:rFonts w:ascii="Arial" w:hAnsi="Arial"/>
           <w:b/>
-          <w:sz w:val="24"/>
+          <w:sz w:val="28"/>
         </w:rPr>
-        <w:t>7 REFERÊNCIAS</w:t>
+        <w:t>7. REFERÊNCIAS</w:t>
       </w:r>
     </w:p>
     <w:p>
@@ -10375,8 +10408,8 @@
     </w:p>
     <w:sectPr>
       <w:footerReference w:type="default" r:id="rId9"/>
-      <w:pgSz w:w="11906" w:h="16838"/>
-      <w:pgMar w:top="1701" w:right="1134" w:bottom="1134" w:left="1701" w:header="720" w:footer="720" w:gutter="0"/>
+      <w:pgSz w:w="11911" w:h="16832"/>
+      <w:pgMar w:top="1440" w:right="1440" w:bottom="1440" w:left="1440" w:header="720" w:footer="720" w:gutter="0"/>
       <w:cols w:space="720"/>
       <w:docGrid w:linePitch="360"/>
     </w:sectPr>

--- a/relatorio/RELATORIO_AVALIACAO_ACESSIBILIDADE_WCAG.docx
+++ b/relatorio/RELATORIO_AVALIACAO_ACESSIBILIDADE_WCAG.docx
@@ -23,7 +23,7 @@
                     <pic:cNvPicPr/>
                   </pic:nvPicPr>
                   <pic:blipFill>
-                    <a:blip r:embed="rId10"/>
+                    <a:blip r:embed="rId9"/>
                     <a:stretch>
                       <a:fillRect/>
                     </a:stretch>
@@ -279,7 +279,7 @@
                     <pic:cNvPicPr/>
                   </pic:nvPicPr>
                   <pic:blipFill>
-                    <a:blip r:embed="rId10"/>
+                    <a:blip r:embed="rId9"/>
                     <a:stretch>
                       <a:fillRect/>
                     </a:stretch>
@@ -428,7 +428,7 @@
           <w:b/>
           <w:sz w:val="26"/>
         </w:rPr>
-        <w:t>Portal do Instituto Federal de Alagoas - Campus Maceió</w:t>
+        <w:t>PORTAL DO INSTITUTO FEDERAL DE ALAGOAS - CAMPUS MACEIÓ</w:t>
       </w:r>
     </w:p>
     <w:p>
@@ -519,9 +519,14 @@
       </w:r>
     </w:p>
     <w:p>
-      <w:r>
-        <w:br w:type="page"/>
-      </w:r>
+      <w:pPr>
+        <w:sectPr>
+          <w:pgSz w:w="11911" w:h="16832"/>
+          <w:pgMar w:top="1440" w:right="1440" w:bottom="1440" w:left="1440" w:header="720" w:footer="720" w:gutter="0"/>
+          <w:cols w:space="720"/>
+          <w:docGrid w:linePitch="360"/>
+        </w:sectPr>
+      </w:pPr>
     </w:p>
     <w:p>
       <w:pPr>
@@ -539,8 +544,11 @@
     </w:p>
     <w:p>
       <w:pPr>
+        <w:tabs>
+          <w:tab w:pos="9031" w:val="right" w:leader="dot"/>
+        </w:tabs>
         <w:spacing w:line="360" w:lineRule="auto" w:after="0"/>
-        <w:ind w:hanging="360"/>
+        <w:ind w:left="0"/>
         <w:jc w:val="both"/>
       </w:pPr>
       <w:r>
@@ -549,13 +557,17 @@
           <w:b/>
           <w:sz w:val="24"/>
         </w:rPr>
-        <w:t>1. INTRODUÇÃO.............................................................</w:t>
+        <w:t>1. INTRODUÇÃO</w:t>
+        <w:tab/>
       </w:r>
     </w:p>
     <w:p>
       <w:pPr>
+        <w:tabs>
+          <w:tab w:pos="9031" w:val="right" w:leader="dot"/>
+        </w:tabs>
         <w:spacing w:line="360" w:lineRule="auto" w:after="0"/>
-        <w:ind w:hanging="360"/>
+        <w:ind w:left="0"/>
         <w:jc w:val="both"/>
       </w:pPr>
       <w:r>
@@ -564,13 +576,17 @@
           <w:b/>
           <w:sz w:val="24"/>
         </w:rPr>
-        <w:t>2. OBJETIVO...............................................................</w:t>
+        <w:t>2. OBJETIVO</w:t>
+        <w:tab/>
       </w:r>
     </w:p>
     <w:p>
       <w:pPr>
+        <w:tabs>
+          <w:tab w:pos="8671" w:val="right" w:leader="dot"/>
+        </w:tabs>
         <w:spacing w:line="360" w:lineRule="auto" w:after="0"/>
-        <w:ind w:hanging="360" w:left="360"/>
+        <w:ind w:left="360"/>
         <w:jc w:val="both"/>
       </w:pPr>
       <w:r>
@@ -579,13 +595,17 @@
           <w:b/>
           <w:sz w:val="24"/>
         </w:rPr>
-        <w:t>2.1. Objetivo geral.......................................................</w:t>
+        <w:t>2.1. Objetivo geral</w:t>
+        <w:tab/>
       </w:r>
     </w:p>
     <w:p>
       <w:pPr>
+        <w:tabs>
+          <w:tab w:pos="8671" w:val="right" w:leader="dot"/>
+        </w:tabs>
         <w:spacing w:line="360" w:lineRule="auto" w:after="0"/>
-        <w:ind w:hanging="360" w:left="360"/>
+        <w:ind w:left="360"/>
         <w:jc w:val="both"/>
       </w:pPr>
       <w:r>
@@ -594,13 +614,17 @@
           <w:b/>
           <w:sz w:val="24"/>
         </w:rPr>
-        <w:t>2.2. Objetivos específicos................................................</w:t>
+        <w:t>2.2. Objetivos específicos</w:t>
+        <w:tab/>
       </w:r>
     </w:p>
     <w:p>
       <w:pPr>
+        <w:tabs>
+          <w:tab w:pos="9031" w:val="right" w:leader="dot"/>
+        </w:tabs>
         <w:spacing w:line="360" w:lineRule="auto" w:after="0"/>
-        <w:ind w:hanging="360"/>
+        <w:ind w:left="0"/>
         <w:jc w:val="both"/>
       </w:pPr>
       <w:r>
@@ -609,13 +633,17 @@
           <w:b/>
           <w:sz w:val="24"/>
         </w:rPr>
-        <w:t>3. METODOLOGIA............................................................</w:t>
+        <w:t>3. METODOLOGIA</w:t>
+        <w:tab/>
       </w:r>
     </w:p>
     <w:p>
       <w:pPr>
+        <w:tabs>
+          <w:tab w:pos="8671" w:val="right" w:leader="dot"/>
+        </w:tabs>
         <w:spacing w:line="360" w:lineRule="auto" w:after="0"/>
-        <w:ind w:hanging="360" w:left="360"/>
+        <w:ind w:left="360"/>
         <w:jc w:val="both"/>
       </w:pPr>
       <w:r>
@@ -624,13 +652,17 @@
           <w:b/>
           <w:sz w:val="24"/>
         </w:rPr>
-        <w:t>3.1. Site avaliado e justificativa da escolha.............................</w:t>
+        <w:t>3.1. Site avaliado e justificativa da escolha</w:t>
+        <w:tab/>
       </w:r>
     </w:p>
     <w:p>
       <w:pPr>
+        <w:tabs>
+          <w:tab w:pos="8671" w:val="right" w:leader="dot"/>
+        </w:tabs>
         <w:spacing w:line="360" w:lineRule="auto" w:after="0"/>
-        <w:ind w:hanging="360" w:left="360"/>
+        <w:ind w:left="360"/>
         <w:jc w:val="both"/>
       </w:pPr>
       <w:r>
@@ -639,13 +671,17 @@
           <w:b/>
           <w:sz w:val="24"/>
         </w:rPr>
-        <w:t>3.2. Etapas da avaliação..................................................</w:t>
+        <w:t>3.2. Etapas da avaliação</w:t>
+        <w:tab/>
       </w:r>
     </w:p>
     <w:p>
       <w:pPr>
+        <w:tabs>
+          <w:tab w:pos="8671" w:val="right" w:leader="dot"/>
+        </w:tabs>
         <w:spacing w:line="360" w:lineRule="auto" w:after="0"/>
-        <w:ind w:hanging="360" w:left="360"/>
+        <w:ind w:left="360"/>
         <w:jc w:val="both"/>
       </w:pPr>
       <w:r>
@@ -654,13 +690,17 @@
           <w:b/>
           <w:sz w:val="24"/>
         </w:rPr>
-        <w:t>3.3. Instrumentos utilizados..............................................</w:t>
+        <w:t>3.3. Instrumentos utilizados</w:t>
+        <w:tab/>
       </w:r>
     </w:p>
     <w:p>
       <w:pPr>
+        <w:tabs>
+          <w:tab w:pos="9031" w:val="right" w:leader="dot"/>
+        </w:tabs>
         <w:spacing w:line="360" w:lineRule="auto" w:after="0"/>
-        <w:ind w:hanging="360"/>
+        <w:ind w:left="0"/>
         <w:jc w:val="both"/>
       </w:pPr>
       <w:r>
@@ -669,13 +709,17 @@
           <w:b/>
           <w:sz w:val="24"/>
         </w:rPr>
-        <w:t>4. AVALIAÇÃO E RESULTADOS.................................................</w:t>
+        <w:t>4. AVALIAÇÃO E RESULTADOS</w:t>
+        <w:tab/>
       </w:r>
     </w:p>
     <w:p>
       <w:pPr>
+        <w:tabs>
+          <w:tab w:pos="8671" w:val="right" w:leader="dot"/>
+        </w:tabs>
         <w:spacing w:line="360" w:lineRule="auto" w:after="0"/>
-        <w:ind w:hanging="360" w:left="360"/>
+        <w:ind w:left="360"/>
         <w:jc w:val="both"/>
       </w:pPr>
       <w:r>
@@ -684,13 +728,17 @@
           <w:b/>
           <w:sz w:val="24"/>
         </w:rPr>
-        <w:t>4.1. Resultados da inspeção manual (checklist de 15 itens)................</w:t>
+        <w:t>4.1. Resultados da inspeção manual (checklist de 15 itens)</w:t>
+        <w:tab/>
       </w:r>
     </w:p>
     <w:p>
       <w:pPr>
+        <w:tabs>
+          <w:tab w:pos="8671" w:val="right" w:leader="dot"/>
+        </w:tabs>
         <w:spacing w:line="360" w:lineRule="auto" w:after="0"/>
-        <w:ind w:hanging="360" w:left="360"/>
+        <w:ind w:left="360"/>
         <w:jc w:val="both"/>
       </w:pPr>
       <w:r>
@@ -699,13 +747,17 @@
           <w:b/>
           <w:sz w:val="24"/>
         </w:rPr>
-        <w:t>4.2. Resultados do avaliador automático WAVE..............................</w:t>
+        <w:t>4.2. Resultados do avaliador automático WAVE</w:t>
+        <w:tab/>
       </w:r>
     </w:p>
     <w:p>
       <w:pPr>
+        <w:tabs>
+          <w:tab w:pos="8671" w:val="right" w:leader="dot"/>
+        </w:tabs>
         <w:spacing w:line="360" w:lineRule="auto" w:after="0"/>
-        <w:ind w:hanging="360" w:left="360"/>
+        <w:ind w:left="360"/>
         <w:jc w:val="both"/>
       </w:pPr>
       <w:r>
@@ -714,13 +766,17 @@
           <w:b/>
           <w:sz w:val="24"/>
         </w:rPr>
-        <w:t>4.3. Resultados do avaliador automático ASES..............................</w:t>
+        <w:t>4.3. Resultados do avaliador automático ASES</w:t>
+        <w:tab/>
       </w:r>
     </w:p>
     <w:p>
       <w:pPr>
+        <w:tabs>
+          <w:tab w:pos="8671" w:val="right" w:leader="dot"/>
+        </w:tabs>
         <w:spacing w:line="360" w:lineRule="auto" w:after="0"/>
-        <w:ind w:hanging="360" w:left="360"/>
+        <w:ind w:left="360"/>
         <w:jc w:val="both"/>
       </w:pPr>
       <w:r>
@@ -729,13 +785,17 @@
           <w:b/>
           <w:sz w:val="24"/>
         </w:rPr>
-        <w:t>4.4. Resultados do avaliador automático axe-core..........................</w:t>
+        <w:t>4.4. Resultados do avaliador automático axe-core</w:t>
+        <w:tab/>
       </w:r>
     </w:p>
     <w:p>
       <w:pPr>
+        <w:tabs>
+          <w:tab w:pos="8671" w:val="right" w:leader="dot"/>
+        </w:tabs>
         <w:spacing w:line="360" w:lineRule="auto" w:after="0"/>
-        <w:ind w:hanging="360" w:left="360"/>
+        <w:ind w:left="360"/>
         <w:jc w:val="both"/>
       </w:pPr>
       <w:r>
@@ -744,13 +804,17 @@
           <w:b/>
           <w:sz w:val="24"/>
         </w:rPr>
-        <w:t>4.5. Medição de contraste por amostragem de pixels........................</w:t>
+        <w:t>4.5. Medição de contraste por amostragem de pixels</w:t>
+        <w:tab/>
       </w:r>
     </w:p>
     <w:p>
       <w:pPr>
+        <w:tabs>
+          <w:tab w:pos="8671" w:val="right" w:leader="dot"/>
+        </w:tabs>
         <w:spacing w:line="360" w:lineRule="auto" w:after="0"/>
-        <w:ind w:hanging="360" w:left="360"/>
+        <w:ind w:left="360"/>
         <w:jc w:val="both"/>
       </w:pPr>
       <w:r>
@@ -759,13 +823,17 @@
           <w:b/>
           <w:sz w:val="24"/>
         </w:rPr>
-        <w:t>4.6. Evidências visuais da avaliação......................................</w:t>
+        <w:t>4.6. Evidências visuais da avaliação</w:t>
+        <w:tab/>
       </w:r>
     </w:p>
     <w:p>
       <w:pPr>
+        <w:tabs>
+          <w:tab w:pos="8671" w:val="right" w:leader="dot"/>
+        </w:tabs>
         <w:spacing w:line="360" w:lineRule="auto" w:after="0"/>
-        <w:ind w:hanging="360" w:left="360"/>
+        <w:ind w:left="360"/>
         <w:jc w:val="both"/>
       </w:pPr>
       <w:r>
@@ -774,13 +842,17 @@
           <w:b/>
           <w:sz w:val="24"/>
         </w:rPr>
-        <w:t>4.7. Recurso de tradução para Libras (VLibras)............................</w:t>
+        <w:t>4.7. Recurso de tradução para Libras (VLibras)</w:t>
+        <w:tab/>
       </w:r>
     </w:p>
     <w:p>
       <w:pPr>
+        <w:tabs>
+          <w:tab w:pos="8671" w:val="right" w:leader="dot"/>
+        </w:tabs>
         <w:spacing w:line="360" w:lineRule="auto" w:after="0"/>
-        <w:ind w:hanging="360" w:left="360"/>
+        <w:ind w:left="360"/>
         <w:jc w:val="both"/>
       </w:pPr>
       <w:r>
@@ -789,13 +861,17 @@
           <w:b/>
           <w:sz w:val="24"/>
         </w:rPr>
-        <w:t>4.8. Resultados da auditoria programática do código-fonte.................</w:t>
+        <w:t>4.8. Resultados da auditoria programática do código-fonte</w:t>
+        <w:tab/>
       </w:r>
     </w:p>
     <w:p>
       <w:pPr>
+        <w:tabs>
+          <w:tab w:pos="8671" w:val="right" w:leader="dot"/>
+        </w:tabs>
         <w:spacing w:line="360" w:lineRule="auto" w:after="0"/>
-        <w:ind w:hanging="360" w:left="360"/>
+        <w:ind w:left="360"/>
         <w:jc w:val="both"/>
       </w:pPr>
       <w:r>
@@ -804,13 +880,17 @@
           <w:b/>
           <w:sz w:val="24"/>
         </w:rPr>
-        <w:t>4.9. Simulação automatizada de acesso por smartphone......................</w:t>
+        <w:t>4.9. Simulação automatizada de acesso por smartphone</w:t>
+        <w:tab/>
       </w:r>
     </w:p>
     <w:p>
       <w:pPr>
+        <w:tabs>
+          <w:tab w:pos="8671" w:val="right" w:leader="dot"/>
+        </w:tabs>
         <w:spacing w:line="360" w:lineRule="auto" w:after="0"/>
-        <w:ind w:hanging="360" w:left="360"/>
+        <w:ind w:left="360"/>
         <w:jc w:val="both"/>
       </w:pPr>
       <w:r>
@@ -819,13 +899,17 @@
           <w:b/>
           <w:sz w:val="24"/>
         </w:rPr>
-        <w:t>4.10. Tarefa complementar: uso real com leitor de tela....................</w:t>
+        <w:t>4.10. Tarefa complementar: uso real com leitor de tela</w:t>
+        <w:tab/>
       </w:r>
     </w:p>
     <w:p>
       <w:pPr>
+        <w:tabs>
+          <w:tab w:pos="8671" w:val="right" w:leader="dot"/>
+        </w:tabs>
         <w:spacing w:line="360" w:lineRule="auto" w:after="0"/>
-        <w:ind w:hanging="360" w:left="360"/>
+        <w:ind w:left="360"/>
         <w:jc w:val="both"/>
       </w:pPr>
       <w:r>
@@ -834,13 +918,17 @@
           <w:b/>
           <w:sz w:val="24"/>
         </w:rPr>
-        <w:t>4.11. Análise do nível de conformidade WCAG...............................</w:t>
+        <w:t>4.11. Análise do nível de conformidade WCAG</w:t>
+        <w:tab/>
       </w:r>
     </w:p>
     <w:p>
       <w:pPr>
+        <w:tabs>
+          <w:tab w:pos="9031" w:val="right" w:leader="dot"/>
+        </w:tabs>
         <w:spacing w:line="360" w:lineRule="auto" w:after="0"/>
-        <w:ind w:hanging="360"/>
+        <w:ind w:left="0"/>
         <w:jc w:val="both"/>
       </w:pPr>
       <w:r>
@@ -849,13 +937,17 @@
           <w:b/>
           <w:sz w:val="24"/>
         </w:rPr>
-        <w:t>5. RECOMENDAÇÕES DE CORREÇÃO..............................................</w:t>
+        <w:t>5. RECOMENDAÇÕES DE CORREÇÃO</w:t>
+        <w:tab/>
       </w:r>
     </w:p>
     <w:p>
       <w:pPr>
+        <w:tabs>
+          <w:tab w:pos="9031" w:val="right" w:leader="dot"/>
+        </w:tabs>
         <w:spacing w:line="360" w:lineRule="auto" w:after="0"/>
-        <w:ind w:hanging="360"/>
+        <w:ind w:left="0"/>
         <w:jc w:val="both"/>
       </w:pPr>
       <w:r>
@@ -864,13 +956,17 @@
           <w:b/>
           <w:sz w:val="24"/>
         </w:rPr>
-        <w:t>6. CONCLUSÃO..............................................................</w:t>
+        <w:t>6. CONCLUSÃO</w:t>
+        <w:tab/>
       </w:r>
     </w:p>
     <w:p>
       <w:pPr>
+        <w:tabs>
+          <w:tab w:pos="9031" w:val="right" w:leader="dot"/>
+        </w:tabs>
         <w:spacing w:line="360" w:lineRule="auto" w:after="0"/>
-        <w:ind w:hanging="360"/>
+        <w:ind w:left="0"/>
         <w:jc w:val="both"/>
       </w:pPr>
       <w:r>
@@ -879,7 +975,8 @@
           <w:b/>
           <w:sz w:val="24"/>
         </w:rPr>
-        <w:t>7. REFERÊNCIAS............................................................</w:t>
+        <w:t>7. REFERÊNCIAS</w:t>
+        <w:tab/>
       </w:r>
     </w:p>
     <w:p>
@@ -1264,16 +1361,17 @@
         <w:tblW w:type="auto" w:w="0"/>
         <w:tblLayout w:type="fixed"/>
         <w:tblLook w:firstColumn="1" w:firstRow="1" w:lastColumn="0" w:lastRow="0" w:noHBand="0" w:noVBand="1" w:val="04A0"/>
+        <w:tblLayout w:type="fixed"/>
       </w:tblPr>
       <w:tblGrid>
-        <w:gridCol w:w="3010"/>
-        <w:gridCol w:w="3010"/>
-        <w:gridCol w:w="3010"/>
+        <w:gridCol w:w="2262"/>
+        <w:gridCol w:w="1809"/>
+        <w:gridCol w:w="4944"/>
       </w:tblGrid>
       <w:tr>
         <w:tc>
           <w:tcPr>
-            <w:tcW w:type="dxa" w:w="2381"/>
+            <w:tcW w:type="dxa" w:w="2262"/>
             <w:shd w:val="clear" w:fill="D9D9D9"/>
           </w:tcPr>
           <w:p>
@@ -1294,7 +1392,7 @@
         </w:tc>
         <w:tc>
           <w:tcPr>
-            <w:tcW w:type="dxa" w:w="1928"/>
+            <w:tcW w:type="dxa" w:w="1809"/>
             <w:shd w:val="clear" w:fill="D9D9D9"/>
           </w:tcPr>
           <w:p>
@@ -1315,7 +1413,7 @@
         </w:tc>
         <w:tc>
           <w:tcPr>
-            <w:tcW w:type="dxa" w:w="4762"/>
+            <w:tcW w:type="dxa" w:w="4944"/>
             <w:shd w:val="clear" w:fill="D9D9D9"/>
           </w:tcPr>
           <w:p>
@@ -1338,11 +1436,12 @@
       <w:tr>
         <w:tc>
           <w:tcPr>
-            <w:tcW w:type="dxa" w:w="2381"/>
-          </w:tcPr>
-          <w:p>
-            <w:pPr>
-              <w:spacing w:line="240" w:lineRule="auto" w:after="40"/>
+            <w:tcW w:type="dxa" w:w="2262"/>
+          </w:tcPr>
+          <w:p>
+            <w:pPr>
+              <w:spacing w:line="240" w:lineRule="auto" w:after="40"/>
+              <w:jc w:val="left"/>
             </w:pPr>
             <w:r/>
             <w:r>
@@ -1357,11 +1456,12 @@
         </w:tc>
         <w:tc>
           <w:tcPr>
-            <w:tcW w:type="dxa" w:w="1928"/>
-          </w:tcPr>
-          <w:p>
-            <w:pPr>
-              <w:spacing w:line="240" w:lineRule="auto" w:after="40"/>
+            <w:tcW w:type="dxa" w:w="1809"/>
+          </w:tcPr>
+          <w:p>
+            <w:pPr>
+              <w:spacing w:line="240" w:lineRule="auto" w:after="40"/>
+              <w:jc w:val="left"/>
             </w:pPr>
             <w:r/>
             <w:r>
@@ -1376,11 +1476,12 @@
         </w:tc>
         <w:tc>
           <w:tcPr>
-            <w:tcW w:type="dxa" w:w="4762"/>
-          </w:tcPr>
-          <w:p>
-            <w:pPr>
-              <w:spacing w:line="240" w:lineRule="auto" w:after="40"/>
+            <w:tcW w:type="dxa" w:w="4944"/>
+          </w:tcPr>
+          <w:p>
+            <w:pPr>
+              <w:spacing w:line="240" w:lineRule="auto" w:after="40"/>
+              <w:jc w:val="left"/>
             </w:pPr>
             <w:r/>
             <w:r>
@@ -1397,12 +1498,12 @@
       <w:tr>
         <w:tc>
           <w:tcPr>
-            <w:tcW w:type="dxa" w:w="2381"/>
-          </w:tcPr>
-          <w:p>
-            <w:pPr>
-              <w:spacing w:line="240" w:lineRule="auto" w:after="40"/>
-              <w:jc w:val="center"/>
+            <w:tcW w:type="dxa" w:w="2262"/>
+          </w:tcPr>
+          <w:p>
+            <w:pPr>
+              <w:spacing w:line="240" w:lineRule="auto" w:after="40"/>
+              <w:jc w:val="left"/>
             </w:pPr>
             <w:r/>
             <w:r>
@@ -1417,11 +1518,12 @@
         </w:tc>
         <w:tc>
           <w:tcPr>
-            <w:tcW w:type="dxa" w:w="1928"/>
-          </w:tcPr>
-          <w:p>
-            <w:pPr>
-              <w:spacing w:line="240" w:lineRule="auto" w:after="40"/>
+            <w:tcW w:type="dxa" w:w="1809"/>
+          </w:tcPr>
+          <w:p>
+            <w:pPr>
+              <w:spacing w:line="240" w:lineRule="auto" w:after="40"/>
+              <w:jc w:val="left"/>
             </w:pPr>
             <w:r/>
             <w:r>
@@ -1436,11 +1538,12 @@
         </w:tc>
         <w:tc>
           <w:tcPr>
-            <w:tcW w:type="dxa" w:w="4762"/>
-          </w:tcPr>
-          <w:p>
-            <w:pPr>
-              <w:spacing w:line="240" w:lineRule="auto" w:after="40"/>
+            <w:tcW w:type="dxa" w:w="4944"/>
+          </w:tcPr>
+          <w:p>
+            <w:pPr>
+              <w:spacing w:line="240" w:lineRule="auto" w:after="40"/>
+              <w:jc w:val="left"/>
             </w:pPr>
             <w:r/>
             <w:r>
@@ -1457,11 +1560,12 @@
       <w:tr>
         <w:tc>
           <w:tcPr>
-            <w:tcW w:type="dxa" w:w="2381"/>
-          </w:tcPr>
-          <w:p>
-            <w:pPr>
-              <w:spacing w:line="240" w:lineRule="auto" w:after="40"/>
+            <w:tcW w:type="dxa" w:w="2262"/>
+          </w:tcPr>
+          <w:p>
+            <w:pPr>
+              <w:spacing w:line="240" w:lineRule="auto" w:after="40"/>
+              <w:jc w:val="left"/>
             </w:pPr>
             <w:r/>
             <w:r>
@@ -1476,11 +1580,12 @@
         </w:tc>
         <w:tc>
           <w:tcPr>
-            <w:tcW w:type="dxa" w:w="1928"/>
-          </w:tcPr>
-          <w:p>
-            <w:pPr>
-              <w:spacing w:line="240" w:lineRule="auto" w:after="40"/>
+            <w:tcW w:type="dxa" w:w="1809"/>
+          </w:tcPr>
+          <w:p>
+            <w:pPr>
+              <w:spacing w:line="240" w:lineRule="auto" w:after="40"/>
+              <w:jc w:val="left"/>
             </w:pPr>
             <w:r/>
             <w:r>
@@ -1495,11 +1600,12 @@
         </w:tc>
         <w:tc>
           <w:tcPr>
-            <w:tcW w:type="dxa" w:w="4762"/>
-          </w:tcPr>
-          <w:p>
-            <w:pPr>
-              <w:spacing w:line="240" w:lineRule="auto" w:after="40"/>
+            <w:tcW w:type="dxa" w:w="4944"/>
+          </w:tcPr>
+          <w:p>
+            <w:pPr>
+              <w:spacing w:line="240" w:lineRule="auto" w:after="40"/>
+              <w:jc w:val="left"/>
             </w:pPr>
             <w:r/>
             <w:r>
@@ -1516,11 +1622,12 @@
       <w:tr>
         <w:tc>
           <w:tcPr>
-            <w:tcW w:type="dxa" w:w="2381"/>
-          </w:tcPr>
-          <w:p>
-            <w:pPr>
-              <w:spacing w:line="240" w:lineRule="auto" w:after="40"/>
+            <w:tcW w:type="dxa" w:w="2262"/>
+          </w:tcPr>
+          <w:p>
+            <w:pPr>
+              <w:spacing w:line="240" w:lineRule="auto" w:after="40"/>
+              <w:jc w:val="left"/>
             </w:pPr>
             <w:r/>
             <w:r>
@@ -1535,11 +1642,12 @@
         </w:tc>
         <w:tc>
           <w:tcPr>
-            <w:tcW w:type="dxa" w:w="1928"/>
-          </w:tcPr>
-          <w:p>
-            <w:pPr>
-              <w:spacing w:line="240" w:lineRule="auto" w:after="40"/>
+            <w:tcW w:type="dxa" w:w="1809"/>
+          </w:tcPr>
+          <w:p>
+            <w:pPr>
+              <w:spacing w:line="240" w:lineRule="auto" w:after="40"/>
+              <w:jc w:val="left"/>
             </w:pPr>
             <w:r/>
             <w:r>
@@ -1554,11 +1662,12 @@
         </w:tc>
         <w:tc>
           <w:tcPr>
-            <w:tcW w:type="dxa" w:w="4762"/>
-          </w:tcPr>
-          <w:p>
-            <w:pPr>
-              <w:spacing w:line="240" w:lineRule="auto" w:after="40"/>
+            <w:tcW w:type="dxa" w:w="4944"/>
+          </w:tcPr>
+          <w:p>
+            <w:pPr>
+              <w:spacing w:line="240" w:lineRule="auto" w:after="40"/>
+              <w:jc w:val="left"/>
             </w:pPr>
             <w:r/>
             <w:r>
@@ -1575,11 +1684,12 @@
       <w:tr>
         <w:tc>
           <w:tcPr>
-            <w:tcW w:type="dxa" w:w="2381"/>
-          </w:tcPr>
-          <w:p>
-            <w:pPr>
-              <w:spacing w:line="240" w:lineRule="auto" w:after="40"/>
+            <w:tcW w:type="dxa" w:w="2262"/>
+          </w:tcPr>
+          <w:p>
+            <w:pPr>
+              <w:spacing w:line="240" w:lineRule="auto" w:after="40"/>
+              <w:jc w:val="left"/>
             </w:pPr>
             <w:r/>
             <w:r>
@@ -1594,11 +1704,12 @@
         </w:tc>
         <w:tc>
           <w:tcPr>
-            <w:tcW w:type="dxa" w:w="1928"/>
-          </w:tcPr>
-          <w:p>
-            <w:pPr>
-              <w:spacing w:line="240" w:lineRule="auto" w:after="40"/>
+            <w:tcW w:type="dxa" w:w="1809"/>
+          </w:tcPr>
+          <w:p>
+            <w:pPr>
+              <w:spacing w:line="240" w:lineRule="auto" w:after="40"/>
+              <w:jc w:val="left"/>
             </w:pPr>
             <w:r/>
             <w:r>
@@ -1613,11 +1724,12 @@
         </w:tc>
         <w:tc>
           <w:tcPr>
-            <w:tcW w:type="dxa" w:w="4762"/>
-          </w:tcPr>
-          <w:p>
-            <w:pPr>
-              <w:spacing w:line="240" w:lineRule="auto" w:after="40"/>
+            <w:tcW w:type="dxa" w:w="4944"/>
+          </w:tcPr>
+          <w:p>
+            <w:pPr>
+              <w:spacing w:line="240" w:lineRule="auto" w:after="40"/>
+              <w:jc w:val="left"/>
             </w:pPr>
             <w:r/>
             <w:r>
@@ -1634,12 +1746,12 @@
       <w:tr>
         <w:tc>
           <w:tcPr>
-            <w:tcW w:type="dxa" w:w="2381"/>
-          </w:tcPr>
-          <w:p>
-            <w:pPr>
-              <w:spacing w:line="240" w:lineRule="auto" w:after="40"/>
-              <w:jc w:val="center"/>
+            <w:tcW w:type="dxa" w:w="2262"/>
+          </w:tcPr>
+          <w:p>
+            <w:pPr>
+              <w:spacing w:line="240" w:lineRule="auto" w:after="40"/>
+              <w:jc w:val="left"/>
             </w:pPr>
             <w:r/>
             <w:r>
@@ -1654,11 +1766,12 @@
         </w:tc>
         <w:tc>
           <w:tcPr>
-            <w:tcW w:type="dxa" w:w="1928"/>
-          </w:tcPr>
-          <w:p>
-            <w:pPr>
-              <w:spacing w:line="240" w:lineRule="auto" w:after="40"/>
+            <w:tcW w:type="dxa" w:w="1809"/>
+          </w:tcPr>
+          <w:p>
+            <w:pPr>
+              <w:spacing w:line="240" w:lineRule="auto" w:after="40"/>
+              <w:jc w:val="left"/>
             </w:pPr>
             <w:r/>
             <w:r>
@@ -1673,11 +1786,12 @@
         </w:tc>
         <w:tc>
           <w:tcPr>
-            <w:tcW w:type="dxa" w:w="4762"/>
-          </w:tcPr>
-          <w:p>
-            <w:pPr>
-              <w:spacing w:line="240" w:lineRule="auto" w:after="40"/>
+            <w:tcW w:type="dxa" w:w="4944"/>
+          </w:tcPr>
+          <w:p>
+            <w:pPr>
+              <w:spacing w:line="240" w:lineRule="auto" w:after="40"/>
+              <w:jc w:val="left"/>
             </w:pPr>
             <w:r/>
             <w:r>
@@ -1694,11 +1808,12 @@
       <w:tr>
         <w:tc>
           <w:tcPr>
-            <w:tcW w:type="dxa" w:w="2381"/>
-          </w:tcPr>
-          <w:p>
-            <w:pPr>
-              <w:spacing w:line="240" w:lineRule="auto" w:after="40"/>
+            <w:tcW w:type="dxa" w:w="2262"/>
+          </w:tcPr>
+          <w:p>
+            <w:pPr>
+              <w:spacing w:line="240" w:lineRule="auto" w:after="40"/>
+              <w:jc w:val="left"/>
             </w:pPr>
             <w:r/>
             <w:r>
@@ -1713,11 +1828,12 @@
         </w:tc>
         <w:tc>
           <w:tcPr>
-            <w:tcW w:type="dxa" w:w="1928"/>
-          </w:tcPr>
-          <w:p>
-            <w:pPr>
-              <w:spacing w:line="240" w:lineRule="auto" w:after="40"/>
+            <w:tcW w:type="dxa" w:w="1809"/>
+          </w:tcPr>
+          <w:p>
+            <w:pPr>
+              <w:spacing w:line="240" w:lineRule="auto" w:after="40"/>
+              <w:jc w:val="left"/>
             </w:pPr>
             <w:r/>
             <w:r>
@@ -1732,11 +1848,12 @@
         </w:tc>
         <w:tc>
           <w:tcPr>
-            <w:tcW w:type="dxa" w:w="4762"/>
-          </w:tcPr>
-          <w:p>
-            <w:pPr>
-              <w:spacing w:line="240" w:lineRule="auto" w:after="40"/>
+            <w:tcW w:type="dxa" w:w="4944"/>
+          </w:tcPr>
+          <w:p>
+            <w:pPr>
+              <w:spacing w:line="240" w:lineRule="auto" w:after="40"/>
+              <w:jc w:val="left"/>
             </w:pPr>
             <w:r/>
             <w:r>
@@ -1753,11 +1870,12 @@
       <w:tr>
         <w:tc>
           <w:tcPr>
-            <w:tcW w:type="dxa" w:w="2381"/>
-          </w:tcPr>
-          <w:p>
-            <w:pPr>
-              <w:spacing w:line="240" w:lineRule="auto" w:after="40"/>
+            <w:tcW w:type="dxa" w:w="2262"/>
+          </w:tcPr>
+          <w:p>
+            <w:pPr>
+              <w:spacing w:line="240" w:lineRule="auto" w:after="40"/>
+              <w:jc w:val="left"/>
             </w:pPr>
             <w:r/>
             <w:r>
@@ -1772,11 +1890,12 @@
         </w:tc>
         <w:tc>
           <w:tcPr>
-            <w:tcW w:type="dxa" w:w="1928"/>
-          </w:tcPr>
-          <w:p>
-            <w:pPr>
-              <w:spacing w:line="240" w:lineRule="auto" w:after="40"/>
+            <w:tcW w:type="dxa" w:w="1809"/>
+          </w:tcPr>
+          <w:p>
+            <w:pPr>
+              <w:spacing w:line="240" w:lineRule="auto" w:after="40"/>
+              <w:jc w:val="left"/>
             </w:pPr>
             <w:r/>
             <w:r>
@@ -1791,11 +1910,12 @@
         </w:tc>
         <w:tc>
           <w:tcPr>
-            <w:tcW w:type="dxa" w:w="4762"/>
-          </w:tcPr>
-          <w:p>
-            <w:pPr>
-              <w:spacing w:line="240" w:lineRule="auto" w:after="40"/>
+            <w:tcW w:type="dxa" w:w="4944"/>
+          </w:tcPr>
+          <w:p>
+            <w:pPr>
+              <w:spacing w:line="240" w:lineRule="auto" w:after="40"/>
+              <w:jc w:val="left"/>
             </w:pPr>
             <w:r/>
             <w:r>
@@ -1886,18 +2006,19 @@
         <w:tblW w:type="auto" w:w="0"/>
         <w:tblLayout w:type="fixed"/>
         <w:tblLook w:firstColumn="1" w:firstRow="1" w:lastColumn="0" w:lastRow="0" w:noHBand="0" w:noVBand="1" w:val="04A0"/>
+        <w:tblLayout w:type="fixed"/>
       </w:tblPr>
       <w:tblGrid>
-        <w:gridCol w:w="1806"/>
-        <w:gridCol w:w="1806"/>
-        <w:gridCol w:w="1806"/>
-        <w:gridCol w:w="1806"/>
-        <w:gridCol w:w="1806"/>
+        <w:gridCol w:w="454"/>
+        <w:gridCol w:w="1809"/>
+        <w:gridCol w:w="1695"/>
+        <w:gridCol w:w="1134"/>
+        <w:gridCol w:w="3923"/>
       </w:tblGrid>
       <w:tr>
         <w:tc>
           <w:tcPr>
-            <w:tcW w:type="dxa" w:w="510"/>
+            <w:tcW w:type="dxa" w:w="454"/>
             <w:shd w:val="clear" w:fill="D9D9D9"/>
           </w:tcPr>
           <w:p>
@@ -1918,7 +2039,7 @@
         </w:tc>
         <w:tc>
           <w:tcPr>
-            <w:tcW w:type="dxa" w:w="2268"/>
+            <w:tcW w:type="dxa" w:w="1809"/>
             <w:shd w:val="clear" w:fill="D9D9D9"/>
           </w:tcPr>
           <w:p>
@@ -1939,7 +2060,7 @@
         </w:tc>
         <w:tc>
           <w:tcPr>
-            <w:tcW w:type="dxa" w:w="2098"/>
+            <w:tcW w:type="dxa" w:w="1695"/>
             <w:shd w:val="clear" w:fill="D9D9D9"/>
           </w:tcPr>
           <w:p>
@@ -1960,7 +2081,7 @@
         </w:tc>
         <w:tc>
           <w:tcPr>
-            <w:tcW w:type="dxa" w:w="1247"/>
+            <w:tcW w:type="dxa" w:w="1134"/>
             <w:shd w:val="clear" w:fill="D9D9D9"/>
           </w:tcPr>
           <w:p>
@@ -1981,7 +2102,7 @@
         </w:tc>
         <w:tc>
           <w:tcPr>
-            <w:tcW w:type="dxa" w:w="2948"/>
+            <w:tcW w:type="dxa" w:w="3923"/>
             <w:shd w:val="clear" w:fill="D9D9D9"/>
           </w:tcPr>
           <w:p>
@@ -2004,7 +2125,7 @@
       <w:tr>
         <w:tc>
           <w:tcPr>
-            <w:tcW w:type="dxa" w:w="510"/>
+            <w:tcW w:type="dxa" w:w="454"/>
           </w:tcPr>
           <w:p>
             <w:pPr>
@@ -2024,11 +2145,12 @@
         </w:tc>
         <w:tc>
           <w:tcPr>
-            <w:tcW w:type="dxa" w:w="2268"/>
-          </w:tcPr>
-          <w:p>
-            <w:pPr>
-              <w:spacing w:line="240" w:lineRule="auto" w:after="40"/>
+            <w:tcW w:type="dxa" w:w="1809"/>
+          </w:tcPr>
+          <w:p>
+            <w:pPr>
+              <w:spacing w:line="240" w:lineRule="auto" w:after="40"/>
+              <w:jc w:val="left"/>
             </w:pPr>
             <w:r/>
             <w:r>
@@ -2043,11 +2165,12 @@
         </w:tc>
         <w:tc>
           <w:tcPr>
-            <w:tcW w:type="dxa" w:w="2098"/>
-          </w:tcPr>
-          <w:p>
-            <w:pPr>
-              <w:spacing w:line="240" w:lineRule="auto" w:after="40"/>
+            <w:tcW w:type="dxa" w:w="1695"/>
+          </w:tcPr>
+          <w:p>
+            <w:pPr>
+              <w:spacing w:line="240" w:lineRule="auto" w:after="40"/>
+              <w:jc w:val="left"/>
             </w:pPr>
             <w:r/>
             <w:r>
@@ -2062,11 +2185,12 @@
         </w:tc>
         <w:tc>
           <w:tcPr>
-            <w:tcW w:type="dxa" w:w="1247"/>
-          </w:tcPr>
-          <w:p>
-            <w:pPr>
-              <w:spacing w:line="240" w:lineRule="auto" w:after="40"/>
+            <w:tcW w:type="dxa" w:w="1134"/>
+          </w:tcPr>
+          <w:p>
+            <w:pPr>
+              <w:spacing w:line="240" w:lineRule="auto" w:after="40"/>
+              <w:jc w:val="left"/>
             </w:pPr>
             <w:r/>
             <w:r>
@@ -2081,11 +2205,12 @@
         </w:tc>
         <w:tc>
           <w:tcPr>
-            <w:tcW w:type="dxa" w:w="2948"/>
-          </w:tcPr>
-          <w:p>
-            <w:pPr>
-              <w:spacing w:line="240" w:lineRule="auto" w:after="40"/>
+            <w:tcW w:type="dxa" w:w="3923"/>
+          </w:tcPr>
+          <w:p>
+            <w:pPr>
+              <w:spacing w:line="240" w:lineRule="auto" w:after="40"/>
+              <w:jc w:val="left"/>
             </w:pPr>
             <w:r/>
             <w:r>
@@ -2102,7 +2227,7 @@
       <w:tr>
         <w:tc>
           <w:tcPr>
-            <w:tcW w:type="dxa" w:w="510"/>
+            <w:tcW w:type="dxa" w:w="454"/>
           </w:tcPr>
           <w:p>
             <w:pPr>
@@ -2122,11 +2247,12 @@
         </w:tc>
         <w:tc>
           <w:tcPr>
-            <w:tcW w:type="dxa" w:w="2268"/>
-          </w:tcPr>
-          <w:p>
-            <w:pPr>
-              <w:spacing w:line="240" w:lineRule="auto" w:after="40"/>
+            <w:tcW w:type="dxa" w:w="1809"/>
+          </w:tcPr>
+          <w:p>
+            <w:pPr>
+              <w:spacing w:line="240" w:lineRule="auto" w:after="40"/>
+              <w:jc w:val="left"/>
             </w:pPr>
             <w:r/>
             <w:r>
@@ -2141,11 +2267,12 @@
         </w:tc>
         <w:tc>
           <w:tcPr>
-            <w:tcW w:type="dxa" w:w="2098"/>
-          </w:tcPr>
-          <w:p>
-            <w:pPr>
-              <w:spacing w:line="240" w:lineRule="auto" w:after="40"/>
+            <w:tcW w:type="dxa" w:w="1695"/>
+          </w:tcPr>
+          <w:p>
+            <w:pPr>
+              <w:spacing w:line="240" w:lineRule="auto" w:after="40"/>
+              <w:jc w:val="left"/>
             </w:pPr>
             <w:r/>
             <w:r>
@@ -2160,11 +2287,12 @@
         </w:tc>
         <w:tc>
           <w:tcPr>
-            <w:tcW w:type="dxa" w:w="1247"/>
-          </w:tcPr>
-          <w:p>
-            <w:pPr>
-              <w:spacing w:line="240" w:lineRule="auto" w:after="40"/>
+            <w:tcW w:type="dxa" w:w="1134"/>
+          </w:tcPr>
+          <w:p>
+            <w:pPr>
+              <w:spacing w:line="240" w:lineRule="auto" w:after="40"/>
+              <w:jc w:val="left"/>
             </w:pPr>
             <w:r/>
             <w:r>
@@ -2179,11 +2307,12 @@
         </w:tc>
         <w:tc>
           <w:tcPr>
-            <w:tcW w:type="dxa" w:w="2948"/>
-          </w:tcPr>
-          <w:p>
-            <w:pPr>
-              <w:spacing w:line="240" w:lineRule="auto" w:after="40"/>
+            <w:tcW w:type="dxa" w:w="3923"/>
+          </w:tcPr>
+          <w:p>
+            <w:pPr>
+              <w:spacing w:line="240" w:lineRule="auto" w:after="40"/>
+              <w:jc w:val="left"/>
             </w:pPr>
             <w:r/>
             <w:r>
@@ -2200,7 +2329,7 @@
       <w:tr>
         <w:tc>
           <w:tcPr>
-            <w:tcW w:type="dxa" w:w="510"/>
+            <w:tcW w:type="dxa" w:w="454"/>
           </w:tcPr>
           <w:p>
             <w:pPr>
@@ -2220,11 +2349,12 @@
         </w:tc>
         <w:tc>
           <w:tcPr>
-            <w:tcW w:type="dxa" w:w="2268"/>
-          </w:tcPr>
-          <w:p>
-            <w:pPr>
-              <w:spacing w:line="240" w:lineRule="auto" w:after="40"/>
+            <w:tcW w:type="dxa" w:w="1809"/>
+          </w:tcPr>
+          <w:p>
+            <w:pPr>
+              <w:spacing w:line="240" w:lineRule="auto" w:after="40"/>
+              <w:jc w:val="left"/>
             </w:pPr>
             <w:r/>
             <w:r>
@@ -2239,11 +2369,12 @@
         </w:tc>
         <w:tc>
           <w:tcPr>
-            <w:tcW w:type="dxa" w:w="2098"/>
-          </w:tcPr>
-          <w:p>
-            <w:pPr>
-              <w:spacing w:line="240" w:lineRule="auto" w:after="40"/>
+            <w:tcW w:type="dxa" w:w="1695"/>
+          </w:tcPr>
+          <w:p>
+            <w:pPr>
+              <w:spacing w:line="240" w:lineRule="auto" w:after="40"/>
+              <w:jc w:val="left"/>
             </w:pPr>
             <w:r/>
             <w:r>
@@ -2258,11 +2389,12 @@
         </w:tc>
         <w:tc>
           <w:tcPr>
-            <w:tcW w:type="dxa" w:w="1247"/>
-          </w:tcPr>
-          <w:p>
-            <w:pPr>
-              <w:spacing w:line="240" w:lineRule="auto" w:after="40"/>
+            <w:tcW w:type="dxa" w:w="1134"/>
+          </w:tcPr>
+          <w:p>
+            <w:pPr>
+              <w:spacing w:line="240" w:lineRule="auto" w:after="40"/>
+              <w:jc w:val="left"/>
             </w:pPr>
             <w:r/>
             <w:r>
@@ -2277,11 +2409,12 @@
         </w:tc>
         <w:tc>
           <w:tcPr>
-            <w:tcW w:type="dxa" w:w="2948"/>
-          </w:tcPr>
-          <w:p>
-            <w:pPr>
-              <w:spacing w:line="240" w:lineRule="auto" w:after="40"/>
+            <w:tcW w:type="dxa" w:w="3923"/>
+          </w:tcPr>
+          <w:p>
+            <w:pPr>
+              <w:spacing w:line="240" w:lineRule="auto" w:after="40"/>
+              <w:jc w:val="left"/>
             </w:pPr>
             <w:r/>
             <w:r>
@@ -2298,7 +2431,7 @@
       <w:tr>
         <w:tc>
           <w:tcPr>
-            <w:tcW w:type="dxa" w:w="510"/>
+            <w:tcW w:type="dxa" w:w="454"/>
           </w:tcPr>
           <w:p>
             <w:pPr>
@@ -2318,11 +2451,12 @@
         </w:tc>
         <w:tc>
           <w:tcPr>
-            <w:tcW w:type="dxa" w:w="2268"/>
-          </w:tcPr>
-          <w:p>
-            <w:pPr>
-              <w:spacing w:line="240" w:lineRule="auto" w:after="40"/>
+            <w:tcW w:type="dxa" w:w="1809"/>
+          </w:tcPr>
+          <w:p>
+            <w:pPr>
+              <w:spacing w:line="240" w:lineRule="auto" w:after="40"/>
+              <w:jc w:val="left"/>
             </w:pPr>
             <w:r/>
             <w:r>
@@ -2337,11 +2471,12 @@
         </w:tc>
         <w:tc>
           <w:tcPr>
-            <w:tcW w:type="dxa" w:w="2098"/>
-          </w:tcPr>
-          <w:p>
-            <w:pPr>
-              <w:spacing w:line="240" w:lineRule="auto" w:after="40"/>
+            <w:tcW w:type="dxa" w:w="1695"/>
+          </w:tcPr>
+          <w:p>
+            <w:pPr>
+              <w:spacing w:line="240" w:lineRule="auto" w:after="40"/>
+              <w:jc w:val="left"/>
             </w:pPr>
             <w:r/>
             <w:r>
@@ -2356,11 +2491,12 @@
         </w:tc>
         <w:tc>
           <w:tcPr>
-            <w:tcW w:type="dxa" w:w="1247"/>
-          </w:tcPr>
-          <w:p>
-            <w:pPr>
-              <w:spacing w:line="240" w:lineRule="auto" w:after="40"/>
+            <w:tcW w:type="dxa" w:w="1134"/>
+          </w:tcPr>
+          <w:p>
+            <w:pPr>
+              <w:spacing w:line="240" w:lineRule="auto" w:after="40"/>
+              <w:jc w:val="left"/>
             </w:pPr>
             <w:r/>
             <w:r>
@@ -2375,11 +2511,12 @@
         </w:tc>
         <w:tc>
           <w:tcPr>
-            <w:tcW w:type="dxa" w:w="2948"/>
-          </w:tcPr>
-          <w:p>
-            <w:pPr>
-              <w:spacing w:line="240" w:lineRule="auto" w:after="40"/>
+            <w:tcW w:type="dxa" w:w="3923"/>
+          </w:tcPr>
+          <w:p>
+            <w:pPr>
+              <w:spacing w:line="240" w:lineRule="auto" w:after="40"/>
+              <w:jc w:val="left"/>
             </w:pPr>
             <w:r/>
             <w:r>
@@ -2396,7 +2533,7 @@
       <w:tr>
         <w:tc>
           <w:tcPr>
-            <w:tcW w:type="dxa" w:w="510"/>
+            <w:tcW w:type="dxa" w:w="454"/>
           </w:tcPr>
           <w:p>
             <w:pPr>
@@ -2416,11 +2553,12 @@
         </w:tc>
         <w:tc>
           <w:tcPr>
-            <w:tcW w:type="dxa" w:w="2268"/>
-          </w:tcPr>
-          <w:p>
-            <w:pPr>
-              <w:spacing w:line="240" w:lineRule="auto" w:after="40"/>
+            <w:tcW w:type="dxa" w:w="1809"/>
+          </w:tcPr>
+          <w:p>
+            <w:pPr>
+              <w:spacing w:line="240" w:lineRule="auto" w:after="40"/>
+              <w:jc w:val="left"/>
             </w:pPr>
             <w:r/>
             <w:r>
@@ -2435,11 +2573,12 @@
         </w:tc>
         <w:tc>
           <w:tcPr>
-            <w:tcW w:type="dxa" w:w="2098"/>
-          </w:tcPr>
-          <w:p>
-            <w:pPr>
-              <w:spacing w:line="240" w:lineRule="auto" w:after="40"/>
+            <w:tcW w:type="dxa" w:w="1695"/>
+          </w:tcPr>
+          <w:p>
+            <w:pPr>
+              <w:spacing w:line="240" w:lineRule="auto" w:after="40"/>
+              <w:jc w:val="left"/>
             </w:pPr>
             <w:r/>
             <w:r>
@@ -2454,11 +2593,12 @@
         </w:tc>
         <w:tc>
           <w:tcPr>
-            <w:tcW w:type="dxa" w:w="1247"/>
-          </w:tcPr>
-          <w:p>
-            <w:pPr>
-              <w:spacing w:line="240" w:lineRule="auto" w:after="40"/>
+            <w:tcW w:type="dxa" w:w="1134"/>
+          </w:tcPr>
+          <w:p>
+            <w:pPr>
+              <w:spacing w:line="240" w:lineRule="auto" w:after="40"/>
+              <w:jc w:val="left"/>
             </w:pPr>
             <w:r/>
             <w:r>
@@ -2473,11 +2613,12 @@
         </w:tc>
         <w:tc>
           <w:tcPr>
-            <w:tcW w:type="dxa" w:w="2948"/>
-          </w:tcPr>
-          <w:p>
-            <w:pPr>
-              <w:spacing w:line="240" w:lineRule="auto" w:after="40"/>
+            <w:tcW w:type="dxa" w:w="3923"/>
+          </w:tcPr>
+          <w:p>
+            <w:pPr>
+              <w:spacing w:line="240" w:lineRule="auto" w:after="40"/>
+              <w:jc w:val="left"/>
             </w:pPr>
             <w:r/>
             <w:r>
@@ -2494,7 +2635,7 @@
       <w:tr>
         <w:tc>
           <w:tcPr>
-            <w:tcW w:type="dxa" w:w="510"/>
+            <w:tcW w:type="dxa" w:w="454"/>
           </w:tcPr>
           <w:p>
             <w:pPr>
@@ -2514,11 +2655,12 @@
         </w:tc>
         <w:tc>
           <w:tcPr>
-            <w:tcW w:type="dxa" w:w="2268"/>
-          </w:tcPr>
-          <w:p>
-            <w:pPr>
-              <w:spacing w:line="240" w:lineRule="auto" w:after="40"/>
+            <w:tcW w:type="dxa" w:w="1809"/>
+          </w:tcPr>
+          <w:p>
+            <w:pPr>
+              <w:spacing w:line="240" w:lineRule="auto" w:after="40"/>
+              <w:jc w:val="left"/>
             </w:pPr>
             <w:r/>
             <w:r>
@@ -2533,11 +2675,12 @@
         </w:tc>
         <w:tc>
           <w:tcPr>
-            <w:tcW w:type="dxa" w:w="2098"/>
-          </w:tcPr>
-          <w:p>
-            <w:pPr>
-              <w:spacing w:line="240" w:lineRule="auto" w:after="40"/>
+            <w:tcW w:type="dxa" w:w="1695"/>
+          </w:tcPr>
+          <w:p>
+            <w:pPr>
+              <w:spacing w:line="240" w:lineRule="auto" w:after="40"/>
+              <w:jc w:val="left"/>
             </w:pPr>
             <w:r/>
             <w:r>
@@ -2552,11 +2695,12 @@
         </w:tc>
         <w:tc>
           <w:tcPr>
-            <w:tcW w:type="dxa" w:w="1247"/>
-          </w:tcPr>
-          <w:p>
-            <w:pPr>
-              <w:spacing w:line="240" w:lineRule="auto" w:after="40"/>
+            <w:tcW w:type="dxa" w:w="1134"/>
+          </w:tcPr>
+          <w:p>
+            <w:pPr>
+              <w:spacing w:line="240" w:lineRule="auto" w:after="40"/>
+              <w:jc w:val="left"/>
             </w:pPr>
             <w:r/>
             <w:r>
@@ -2571,11 +2715,12 @@
         </w:tc>
         <w:tc>
           <w:tcPr>
-            <w:tcW w:type="dxa" w:w="2948"/>
-          </w:tcPr>
-          <w:p>
-            <w:pPr>
-              <w:spacing w:line="240" w:lineRule="auto" w:after="40"/>
+            <w:tcW w:type="dxa" w:w="3923"/>
+          </w:tcPr>
+          <w:p>
+            <w:pPr>
+              <w:spacing w:line="240" w:lineRule="auto" w:after="40"/>
+              <w:jc w:val="left"/>
             </w:pPr>
             <w:r/>
             <w:r>
@@ -2592,7 +2737,7 @@
       <w:tr>
         <w:tc>
           <w:tcPr>
-            <w:tcW w:type="dxa" w:w="510"/>
+            <w:tcW w:type="dxa" w:w="454"/>
           </w:tcPr>
           <w:p>
             <w:pPr>
@@ -2612,11 +2757,12 @@
         </w:tc>
         <w:tc>
           <w:tcPr>
-            <w:tcW w:type="dxa" w:w="2268"/>
-          </w:tcPr>
-          <w:p>
-            <w:pPr>
-              <w:spacing w:line="240" w:lineRule="auto" w:after="40"/>
+            <w:tcW w:type="dxa" w:w="1809"/>
+          </w:tcPr>
+          <w:p>
+            <w:pPr>
+              <w:spacing w:line="240" w:lineRule="auto" w:after="40"/>
+              <w:jc w:val="left"/>
             </w:pPr>
             <w:r/>
             <w:r>
@@ -2631,11 +2777,12 @@
         </w:tc>
         <w:tc>
           <w:tcPr>
-            <w:tcW w:type="dxa" w:w="2098"/>
-          </w:tcPr>
-          <w:p>
-            <w:pPr>
-              <w:spacing w:line="240" w:lineRule="auto" w:after="40"/>
+            <w:tcW w:type="dxa" w:w="1695"/>
+          </w:tcPr>
+          <w:p>
+            <w:pPr>
+              <w:spacing w:line="240" w:lineRule="auto" w:after="40"/>
+              <w:jc w:val="left"/>
             </w:pPr>
             <w:r/>
             <w:r>
@@ -2650,11 +2797,12 @@
         </w:tc>
         <w:tc>
           <w:tcPr>
-            <w:tcW w:type="dxa" w:w="1247"/>
-          </w:tcPr>
-          <w:p>
-            <w:pPr>
-              <w:spacing w:line="240" w:lineRule="auto" w:after="40"/>
+            <w:tcW w:type="dxa" w:w="1134"/>
+          </w:tcPr>
+          <w:p>
+            <w:pPr>
+              <w:spacing w:line="240" w:lineRule="auto" w:after="40"/>
+              <w:jc w:val="left"/>
             </w:pPr>
             <w:r/>
             <w:r>
@@ -2669,11 +2817,12 @@
         </w:tc>
         <w:tc>
           <w:tcPr>
-            <w:tcW w:type="dxa" w:w="2948"/>
-          </w:tcPr>
-          <w:p>
-            <w:pPr>
-              <w:spacing w:line="240" w:lineRule="auto" w:after="40"/>
+            <w:tcW w:type="dxa" w:w="3923"/>
+          </w:tcPr>
+          <w:p>
+            <w:pPr>
+              <w:spacing w:line="240" w:lineRule="auto" w:after="40"/>
+              <w:jc w:val="left"/>
             </w:pPr>
             <w:r/>
             <w:r>
@@ -2690,7 +2839,7 @@
       <w:tr>
         <w:tc>
           <w:tcPr>
-            <w:tcW w:type="dxa" w:w="510"/>
+            <w:tcW w:type="dxa" w:w="454"/>
           </w:tcPr>
           <w:p>
             <w:pPr>
@@ -2710,11 +2859,12 @@
         </w:tc>
         <w:tc>
           <w:tcPr>
-            <w:tcW w:type="dxa" w:w="2268"/>
-          </w:tcPr>
-          <w:p>
-            <w:pPr>
-              <w:spacing w:line="240" w:lineRule="auto" w:after="40"/>
+            <w:tcW w:type="dxa" w:w="1809"/>
+          </w:tcPr>
+          <w:p>
+            <w:pPr>
+              <w:spacing w:line="240" w:lineRule="auto" w:after="40"/>
+              <w:jc w:val="left"/>
             </w:pPr>
             <w:r/>
             <w:r>
@@ -2729,11 +2879,12 @@
         </w:tc>
         <w:tc>
           <w:tcPr>
-            <w:tcW w:type="dxa" w:w="2098"/>
-          </w:tcPr>
-          <w:p>
-            <w:pPr>
-              <w:spacing w:line="240" w:lineRule="auto" w:after="40"/>
+            <w:tcW w:type="dxa" w:w="1695"/>
+          </w:tcPr>
+          <w:p>
+            <w:pPr>
+              <w:spacing w:line="240" w:lineRule="auto" w:after="40"/>
+              <w:jc w:val="left"/>
             </w:pPr>
             <w:r/>
             <w:r>
@@ -2748,11 +2899,12 @@
         </w:tc>
         <w:tc>
           <w:tcPr>
-            <w:tcW w:type="dxa" w:w="1247"/>
-          </w:tcPr>
-          <w:p>
-            <w:pPr>
-              <w:spacing w:line="240" w:lineRule="auto" w:after="40"/>
+            <w:tcW w:type="dxa" w:w="1134"/>
+          </w:tcPr>
+          <w:p>
+            <w:pPr>
+              <w:spacing w:line="240" w:lineRule="auto" w:after="40"/>
+              <w:jc w:val="left"/>
             </w:pPr>
             <w:r/>
             <w:r>
@@ -2767,11 +2919,12 @@
         </w:tc>
         <w:tc>
           <w:tcPr>
-            <w:tcW w:type="dxa" w:w="2948"/>
-          </w:tcPr>
-          <w:p>
-            <w:pPr>
-              <w:spacing w:line="240" w:lineRule="auto" w:after="40"/>
+            <w:tcW w:type="dxa" w:w="3923"/>
+          </w:tcPr>
+          <w:p>
+            <w:pPr>
+              <w:spacing w:line="240" w:lineRule="auto" w:after="40"/>
+              <w:jc w:val="left"/>
             </w:pPr>
             <w:r/>
             <w:r>
@@ -2788,7 +2941,7 @@
       <w:tr>
         <w:tc>
           <w:tcPr>
-            <w:tcW w:type="dxa" w:w="510"/>
+            <w:tcW w:type="dxa" w:w="454"/>
           </w:tcPr>
           <w:p>
             <w:pPr>
@@ -2808,11 +2961,12 @@
         </w:tc>
         <w:tc>
           <w:tcPr>
-            <w:tcW w:type="dxa" w:w="2268"/>
-          </w:tcPr>
-          <w:p>
-            <w:pPr>
-              <w:spacing w:line="240" w:lineRule="auto" w:after="40"/>
+            <w:tcW w:type="dxa" w:w="1809"/>
+          </w:tcPr>
+          <w:p>
+            <w:pPr>
+              <w:spacing w:line="240" w:lineRule="auto" w:after="40"/>
+              <w:jc w:val="left"/>
             </w:pPr>
             <w:r/>
             <w:r>
@@ -2827,11 +2981,12 @@
         </w:tc>
         <w:tc>
           <w:tcPr>
-            <w:tcW w:type="dxa" w:w="2098"/>
-          </w:tcPr>
-          <w:p>
-            <w:pPr>
-              <w:spacing w:line="240" w:lineRule="auto" w:after="40"/>
+            <w:tcW w:type="dxa" w:w="1695"/>
+          </w:tcPr>
+          <w:p>
+            <w:pPr>
+              <w:spacing w:line="240" w:lineRule="auto" w:after="40"/>
+              <w:jc w:val="left"/>
             </w:pPr>
             <w:r/>
             <w:r>
@@ -2846,11 +3001,12 @@
         </w:tc>
         <w:tc>
           <w:tcPr>
-            <w:tcW w:type="dxa" w:w="1247"/>
-          </w:tcPr>
-          <w:p>
-            <w:pPr>
-              <w:spacing w:line="240" w:lineRule="auto" w:after="40"/>
+            <w:tcW w:type="dxa" w:w="1134"/>
+          </w:tcPr>
+          <w:p>
+            <w:pPr>
+              <w:spacing w:line="240" w:lineRule="auto" w:after="40"/>
+              <w:jc w:val="left"/>
             </w:pPr>
             <w:r/>
             <w:r>
@@ -2865,11 +3021,12 @@
         </w:tc>
         <w:tc>
           <w:tcPr>
-            <w:tcW w:type="dxa" w:w="2948"/>
-          </w:tcPr>
-          <w:p>
-            <w:pPr>
-              <w:spacing w:line="240" w:lineRule="auto" w:after="40"/>
+            <w:tcW w:type="dxa" w:w="3923"/>
+          </w:tcPr>
+          <w:p>
+            <w:pPr>
+              <w:spacing w:line="240" w:lineRule="auto" w:after="40"/>
+              <w:jc w:val="left"/>
             </w:pPr>
             <w:r/>
             <w:r>
@@ -2886,7 +3043,7 @@
       <w:tr>
         <w:tc>
           <w:tcPr>
-            <w:tcW w:type="dxa" w:w="510"/>
+            <w:tcW w:type="dxa" w:w="454"/>
           </w:tcPr>
           <w:p>
             <w:pPr>
@@ -2906,11 +3063,12 @@
         </w:tc>
         <w:tc>
           <w:tcPr>
-            <w:tcW w:type="dxa" w:w="2268"/>
-          </w:tcPr>
-          <w:p>
-            <w:pPr>
-              <w:spacing w:line="240" w:lineRule="auto" w:after="40"/>
+            <w:tcW w:type="dxa" w:w="1809"/>
+          </w:tcPr>
+          <w:p>
+            <w:pPr>
+              <w:spacing w:line="240" w:lineRule="auto" w:after="40"/>
+              <w:jc w:val="left"/>
             </w:pPr>
             <w:r/>
             <w:r>
@@ -2925,11 +3083,12 @@
         </w:tc>
         <w:tc>
           <w:tcPr>
-            <w:tcW w:type="dxa" w:w="2098"/>
-          </w:tcPr>
-          <w:p>
-            <w:pPr>
-              <w:spacing w:line="240" w:lineRule="auto" w:after="40"/>
+            <w:tcW w:type="dxa" w:w="1695"/>
+          </w:tcPr>
+          <w:p>
+            <w:pPr>
+              <w:spacing w:line="240" w:lineRule="auto" w:after="40"/>
+              <w:jc w:val="left"/>
             </w:pPr>
             <w:r/>
             <w:r>
@@ -2944,11 +3103,12 @@
         </w:tc>
         <w:tc>
           <w:tcPr>
-            <w:tcW w:type="dxa" w:w="1247"/>
-          </w:tcPr>
-          <w:p>
-            <w:pPr>
-              <w:spacing w:line="240" w:lineRule="auto" w:after="40"/>
+            <w:tcW w:type="dxa" w:w="1134"/>
+          </w:tcPr>
+          <w:p>
+            <w:pPr>
+              <w:spacing w:line="240" w:lineRule="auto" w:after="40"/>
+              <w:jc w:val="left"/>
             </w:pPr>
             <w:r/>
             <w:r>
@@ -2963,11 +3123,12 @@
         </w:tc>
         <w:tc>
           <w:tcPr>
-            <w:tcW w:type="dxa" w:w="2948"/>
-          </w:tcPr>
-          <w:p>
-            <w:pPr>
-              <w:spacing w:line="240" w:lineRule="auto" w:after="40"/>
+            <w:tcW w:type="dxa" w:w="3923"/>
+          </w:tcPr>
+          <w:p>
+            <w:pPr>
+              <w:spacing w:line="240" w:lineRule="auto" w:after="40"/>
+              <w:jc w:val="left"/>
             </w:pPr>
             <w:r/>
             <w:r>
@@ -2984,7 +3145,7 @@
       <w:tr>
         <w:tc>
           <w:tcPr>
-            <w:tcW w:type="dxa" w:w="510"/>
+            <w:tcW w:type="dxa" w:w="454"/>
           </w:tcPr>
           <w:p>
             <w:pPr>
@@ -3004,11 +3165,12 @@
         </w:tc>
         <w:tc>
           <w:tcPr>
-            <w:tcW w:type="dxa" w:w="2268"/>
-          </w:tcPr>
-          <w:p>
-            <w:pPr>
-              <w:spacing w:line="240" w:lineRule="auto" w:after="40"/>
+            <w:tcW w:type="dxa" w:w="1809"/>
+          </w:tcPr>
+          <w:p>
+            <w:pPr>
+              <w:spacing w:line="240" w:lineRule="auto" w:after="40"/>
+              <w:jc w:val="left"/>
             </w:pPr>
             <w:r/>
             <w:r>
@@ -3023,11 +3185,12 @@
         </w:tc>
         <w:tc>
           <w:tcPr>
-            <w:tcW w:type="dxa" w:w="2098"/>
-          </w:tcPr>
-          <w:p>
-            <w:pPr>
-              <w:spacing w:line="240" w:lineRule="auto" w:after="40"/>
+            <w:tcW w:type="dxa" w:w="1695"/>
+          </w:tcPr>
+          <w:p>
+            <w:pPr>
+              <w:spacing w:line="240" w:lineRule="auto" w:after="40"/>
+              <w:jc w:val="left"/>
             </w:pPr>
             <w:r/>
             <w:r>
@@ -3042,11 +3205,12 @@
         </w:tc>
         <w:tc>
           <w:tcPr>
-            <w:tcW w:type="dxa" w:w="1247"/>
-          </w:tcPr>
-          <w:p>
-            <w:pPr>
-              <w:spacing w:line="240" w:lineRule="auto" w:after="40"/>
+            <w:tcW w:type="dxa" w:w="1134"/>
+          </w:tcPr>
+          <w:p>
+            <w:pPr>
+              <w:spacing w:line="240" w:lineRule="auto" w:after="40"/>
+              <w:jc w:val="left"/>
             </w:pPr>
             <w:r/>
             <w:r>
@@ -3061,11 +3225,12 @@
         </w:tc>
         <w:tc>
           <w:tcPr>
-            <w:tcW w:type="dxa" w:w="2948"/>
-          </w:tcPr>
-          <w:p>
-            <w:pPr>
-              <w:spacing w:line="240" w:lineRule="auto" w:after="40"/>
+            <w:tcW w:type="dxa" w:w="3923"/>
+          </w:tcPr>
+          <w:p>
+            <w:pPr>
+              <w:spacing w:line="240" w:lineRule="auto" w:after="40"/>
+              <w:jc w:val="left"/>
             </w:pPr>
             <w:r/>
             <w:r>
@@ -3082,7 +3247,7 @@
       <w:tr>
         <w:tc>
           <w:tcPr>
-            <w:tcW w:type="dxa" w:w="510"/>
+            <w:tcW w:type="dxa" w:w="454"/>
           </w:tcPr>
           <w:p>
             <w:pPr>
@@ -3102,11 +3267,12 @@
         </w:tc>
         <w:tc>
           <w:tcPr>
-            <w:tcW w:type="dxa" w:w="2268"/>
-          </w:tcPr>
-          <w:p>
-            <w:pPr>
-              <w:spacing w:line="240" w:lineRule="auto" w:after="40"/>
+            <w:tcW w:type="dxa" w:w="1809"/>
+          </w:tcPr>
+          <w:p>
+            <w:pPr>
+              <w:spacing w:line="240" w:lineRule="auto" w:after="40"/>
+              <w:jc w:val="left"/>
             </w:pPr>
             <w:r/>
             <w:r>
@@ -3121,11 +3287,12 @@
         </w:tc>
         <w:tc>
           <w:tcPr>
-            <w:tcW w:type="dxa" w:w="2098"/>
-          </w:tcPr>
-          <w:p>
-            <w:pPr>
-              <w:spacing w:line="240" w:lineRule="auto" w:after="40"/>
+            <w:tcW w:type="dxa" w:w="1695"/>
+          </w:tcPr>
+          <w:p>
+            <w:pPr>
+              <w:spacing w:line="240" w:lineRule="auto" w:after="40"/>
+              <w:jc w:val="left"/>
             </w:pPr>
             <w:r/>
             <w:r>
@@ -3140,11 +3307,12 @@
         </w:tc>
         <w:tc>
           <w:tcPr>
-            <w:tcW w:type="dxa" w:w="1247"/>
-          </w:tcPr>
-          <w:p>
-            <w:pPr>
-              <w:spacing w:line="240" w:lineRule="auto" w:after="40"/>
+            <w:tcW w:type="dxa" w:w="1134"/>
+          </w:tcPr>
+          <w:p>
+            <w:pPr>
+              <w:spacing w:line="240" w:lineRule="auto" w:after="40"/>
+              <w:jc w:val="left"/>
             </w:pPr>
             <w:r/>
             <w:r>
@@ -3159,11 +3327,12 @@
         </w:tc>
         <w:tc>
           <w:tcPr>
-            <w:tcW w:type="dxa" w:w="2948"/>
-          </w:tcPr>
-          <w:p>
-            <w:pPr>
-              <w:spacing w:line="240" w:lineRule="auto" w:after="40"/>
+            <w:tcW w:type="dxa" w:w="3923"/>
+          </w:tcPr>
+          <w:p>
+            <w:pPr>
+              <w:spacing w:line="240" w:lineRule="auto" w:after="40"/>
+              <w:jc w:val="left"/>
             </w:pPr>
             <w:r/>
             <w:r>
@@ -3180,7 +3349,7 @@
       <w:tr>
         <w:tc>
           <w:tcPr>
-            <w:tcW w:type="dxa" w:w="510"/>
+            <w:tcW w:type="dxa" w:w="454"/>
           </w:tcPr>
           <w:p>
             <w:pPr>
@@ -3200,11 +3369,12 @@
         </w:tc>
         <w:tc>
           <w:tcPr>
-            <w:tcW w:type="dxa" w:w="2268"/>
-          </w:tcPr>
-          <w:p>
-            <w:pPr>
-              <w:spacing w:line="240" w:lineRule="auto" w:after="40"/>
+            <w:tcW w:type="dxa" w:w="1809"/>
+          </w:tcPr>
+          <w:p>
+            <w:pPr>
+              <w:spacing w:line="240" w:lineRule="auto" w:after="40"/>
+              <w:jc w:val="left"/>
             </w:pPr>
             <w:r/>
             <w:r>
@@ -3219,11 +3389,12 @@
         </w:tc>
         <w:tc>
           <w:tcPr>
-            <w:tcW w:type="dxa" w:w="2098"/>
-          </w:tcPr>
-          <w:p>
-            <w:pPr>
-              <w:spacing w:line="240" w:lineRule="auto" w:after="40"/>
+            <w:tcW w:type="dxa" w:w="1695"/>
+          </w:tcPr>
+          <w:p>
+            <w:pPr>
+              <w:spacing w:line="240" w:lineRule="auto" w:after="40"/>
+              <w:jc w:val="left"/>
             </w:pPr>
             <w:r/>
             <w:r>
@@ -3238,11 +3409,12 @@
         </w:tc>
         <w:tc>
           <w:tcPr>
-            <w:tcW w:type="dxa" w:w="1247"/>
-          </w:tcPr>
-          <w:p>
-            <w:pPr>
-              <w:spacing w:line="240" w:lineRule="auto" w:after="40"/>
+            <w:tcW w:type="dxa" w:w="1134"/>
+          </w:tcPr>
+          <w:p>
+            <w:pPr>
+              <w:spacing w:line="240" w:lineRule="auto" w:after="40"/>
+              <w:jc w:val="left"/>
             </w:pPr>
             <w:r/>
             <w:r>
@@ -3257,11 +3429,12 @@
         </w:tc>
         <w:tc>
           <w:tcPr>
-            <w:tcW w:type="dxa" w:w="2948"/>
-          </w:tcPr>
-          <w:p>
-            <w:pPr>
-              <w:spacing w:line="240" w:lineRule="auto" w:after="40"/>
+            <w:tcW w:type="dxa" w:w="3923"/>
+          </w:tcPr>
+          <w:p>
+            <w:pPr>
+              <w:spacing w:line="240" w:lineRule="auto" w:after="40"/>
+              <w:jc w:val="left"/>
             </w:pPr>
             <w:r/>
             <w:r>
@@ -3278,7 +3451,7 @@
       <w:tr>
         <w:tc>
           <w:tcPr>
-            <w:tcW w:type="dxa" w:w="510"/>
+            <w:tcW w:type="dxa" w:w="454"/>
           </w:tcPr>
           <w:p>
             <w:pPr>
@@ -3298,11 +3471,12 @@
         </w:tc>
         <w:tc>
           <w:tcPr>
-            <w:tcW w:type="dxa" w:w="2268"/>
-          </w:tcPr>
-          <w:p>
-            <w:pPr>
-              <w:spacing w:line="240" w:lineRule="auto" w:after="40"/>
+            <w:tcW w:type="dxa" w:w="1809"/>
+          </w:tcPr>
+          <w:p>
+            <w:pPr>
+              <w:spacing w:line="240" w:lineRule="auto" w:after="40"/>
+              <w:jc w:val="left"/>
             </w:pPr>
             <w:r/>
             <w:r>
@@ -3317,11 +3491,12 @@
         </w:tc>
         <w:tc>
           <w:tcPr>
-            <w:tcW w:type="dxa" w:w="2098"/>
-          </w:tcPr>
-          <w:p>
-            <w:pPr>
-              <w:spacing w:line="240" w:lineRule="auto" w:after="40"/>
+            <w:tcW w:type="dxa" w:w="1695"/>
+          </w:tcPr>
+          <w:p>
+            <w:pPr>
+              <w:spacing w:line="240" w:lineRule="auto" w:after="40"/>
+              <w:jc w:val="left"/>
             </w:pPr>
             <w:r/>
             <w:r>
@@ -3336,11 +3511,12 @@
         </w:tc>
         <w:tc>
           <w:tcPr>
-            <w:tcW w:type="dxa" w:w="1247"/>
-          </w:tcPr>
-          <w:p>
-            <w:pPr>
-              <w:spacing w:line="240" w:lineRule="auto" w:after="40"/>
+            <w:tcW w:type="dxa" w:w="1134"/>
+          </w:tcPr>
+          <w:p>
+            <w:pPr>
+              <w:spacing w:line="240" w:lineRule="auto" w:after="40"/>
+              <w:jc w:val="left"/>
             </w:pPr>
             <w:r/>
             <w:r>
@@ -3355,11 +3531,12 @@
         </w:tc>
         <w:tc>
           <w:tcPr>
-            <w:tcW w:type="dxa" w:w="2948"/>
-          </w:tcPr>
-          <w:p>
-            <w:pPr>
-              <w:spacing w:line="240" w:lineRule="auto" w:after="40"/>
+            <w:tcW w:type="dxa" w:w="3923"/>
+          </w:tcPr>
+          <w:p>
+            <w:pPr>
+              <w:spacing w:line="240" w:lineRule="auto" w:after="40"/>
+              <w:jc w:val="left"/>
             </w:pPr>
             <w:r/>
             <w:r>
@@ -3376,7 +3553,7 @@
       <w:tr>
         <w:tc>
           <w:tcPr>
-            <w:tcW w:type="dxa" w:w="510"/>
+            <w:tcW w:type="dxa" w:w="454"/>
           </w:tcPr>
           <w:p>
             <w:pPr>
@@ -3396,11 +3573,12 @@
         </w:tc>
         <w:tc>
           <w:tcPr>
-            <w:tcW w:type="dxa" w:w="2268"/>
-          </w:tcPr>
-          <w:p>
-            <w:pPr>
-              <w:spacing w:line="240" w:lineRule="auto" w:after="40"/>
+            <w:tcW w:type="dxa" w:w="1809"/>
+          </w:tcPr>
+          <w:p>
+            <w:pPr>
+              <w:spacing w:line="240" w:lineRule="auto" w:after="40"/>
+              <w:jc w:val="left"/>
             </w:pPr>
             <w:r/>
             <w:r>
@@ -3415,11 +3593,12 @@
         </w:tc>
         <w:tc>
           <w:tcPr>
-            <w:tcW w:type="dxa" w:w="2098"/>
-          </w:tcPr>
-          <w:p>
-            <w:pPr>
-              <w:spacing w:line="240" w:lineRule="auto" w:after="40"/>
+            <w:tcW w:type="dxa" w:w="1695"/>
+          </w:tcPr>
+          <w:p>
+            <w:pPr>
+              <w:spacing w:line="240" w:lineRule="auto" w:after="40"/>
+              <w:jc w:val="left"/>
             </w:pPr>
             <w:r/>
             <w:r>
@@ -3434,11 +3613,12 @@
         </w:tc>
         <w:tc>
           <w:tcPr>
-            <w:tcW w:type="dxa" w:w="1247"/>
-          </w:tcPr>
-          <w:p>
-            <w:pPr>
-              <w:spacing w:line="240" w:lineRule="auto" w:after="40"/>
+            <w:tcW w:type="dxa" w:w="1134"/>
+          </w:tcPr>
+          <w:p>
+            <w:pPr>
+              <w:spacing w:line="240" w:lineRule="auto" w:after="40"/>
+              <w:jc w:val="left"/>
             </w:pPr>
             <w:r/>
             <w:r>
@@ -3453,11 +3633,12 @@
         </w:tc>
         <w:tc>
           <w:tcPr>
-            <w:tcW w:type="dxa" w:w="2948"/>
-          </w:tcPr>
-          <w:p>
-            <w:pPr>
-              <w:spacing w:line="240" w:lineRule="auto" w:after="40"/>
+            <w:tcW w:type="dxa" w:w="3923"/>
+          </w:tcPr>
+          <w:p>
+            <w:pPr>
+              <w:spacing w:line="240" w:lineRule="auto" w:after="40"/>
+              <w:jc w:val="left"/>
             </w:pPr>
             <w:r/>
             <w:r>
@@ -3520,16 +3701,17 @@
         <w:tblW w:type="auto" w:w="0"/>
         <w:tblLayout w:type="fixed"/>
         <w:tblLook w:firstColumn="1" w:firstRow="1" w:lastColumn="0" w:lastRow="0" w:noHBand="0" w:noVBand="1" w:val="04A0"/>
+        <w:tblLayout w:type="fixed"/>
       </w:tblPr>
       <w:tblGrid>
-        <w:gridCol w:w="3010"/>
-        <w:gridCol w:w="3010"/>
-        <w:gridCol w:w="3010"/>
+        <w:gridCol w:w="2432"/>
+        <w:gridCol w:w="1474"/>
+        <w:gridCol w:w="5108"/>
       </w:tblGrid>
       <w:tr>
         <w:tc>
           <w:tcPr>
-            <w:tcW w:type="dxa" w:w="2608"/>
+            <w:tcW w:type="dxa" w:w="2432"/>
             <w:shd w:val="clear" w:fill="D9D9D9"/>
           </w:tcPr>
           <w:p>
@@ -3550,7 +3732,7 @@
         </w:tc>
         <w:tc>
           <w:tcPr>
-            <w:tcW w:type="dxa" w:w="1587"/>
+            <w:tcW w:type="dxa" w:w="1474"/>
             <w:shd w:val="clear" w:fill="D9D9D9"/>
           </w:tcPr>
           <w:p>
@@ -3571,7 +3753,7 @@
         </w:tc>
         <w:tc>
           <w:tcPr>
-            <w:tcW w:type="dxa" w:w="4876"/>
+            <w:tcW w:type="dxa" w:w="5108"/>
             <w:shd w:val="clear" w:fill="D9D9D9"/>
           </w:tcPr>
           <w:p>
@@ -3594,12 +3776,12 @@
       <w:tr>
         <w:tc>
           <w:tcPr>
-            <w:tcW w:type="dxa" w:w="2608"/>
-          </w:tcPr>
-          <w:p>
-            <w:pPr>
-              <w:spacing w:line="240" w:lineRule="auto" w:after="40"/>
-              <w:jc w:val="center"/>
+            <w:tcW w:type="dxa" w:w="2432"/>
+          </w:tcPr>
+          <w:p>
+            <w:pPr>
+              <w:spacing w:line="240" w:lineRule="auto" w:after="40"/>
+              <w:jc w:val="left"/>
             </w:pPr>
             <w:r/>
             <w:r>
@@ -3614,11 +3796,12 @@
         </w:tc>
         <w:tc>
           <w:tcPr>
-            <w:tcW w:type="dxa" w:w="1587"/>
-          </w:tcPr>
-          <w:p>
-            <w:pPr>
-              <w:spacing w:line="240" w:lineRule="auto" w:after="40"/>
+            <w:tcW w:type="dxa" w:w="1474"/>
+          </w:tcPr>
+          <w:p>
+            <w:pPr>
+              <w:spacing w:line="240" w:lineRule="auto" w:after="40"/>
+              <w:jc w:val="left"/>
             </w:pPr>
             <w:r/>
             <w:r>
@@ -3634,11 +3817,12 @@
         </w:tc>
         <w:tc>
           <w:tcPr>
-            <w:tcW w:type="dxa" w:w="4876"/>
-          </w:tcPr>
-          <w:p>
-            <w:pPr>
-              <w:spacing w:line="240" w:lineRule="auto" w:after="40"/>
+            <w:tcW w:type="dxa" w:w="5108"/>
+          </w:tcPr>
+          <w:p>
+            <w:pPr>
+              <w:spacing w:line="240" w:lineRule="auto" w:after="40"/>
+              <w:jc w:val="left"/>
             </w:pPr>
             <w:r/>
             <w:r>
@@ -3655,12 +3839,12 @@
       <w:tr>
         <w:tc>
           <w:tcPr>
-            <w:tcW w:type="dxa" w:w="2608"/>
-          </w:tcPr>
-          <w:p>
-            <w:pPr>
-              <w:spacing w:line="240" w:lineRule="auto" w:after="40"/>
-              <w:jc w:val="center"/>
+            <w:tcW w:type="dxa" w:w="2432"/>
+          </w:tcPr>
+          <w:p>
+            <w:pPr>
+              <w:spacing w:line="240" w:lineRule="auto" w:after="40"/>
+              <w:jc w:val="left"/>
             </w:pPr>
             <w:r/>
             <w:r>
@@ -3675,11 +3859,12 @@
         </w:tc>
         <w:tc>
           <w:tcPr>
-            <w:tcW w:type="dxa" w:w="1587"/>
-          </w:tcPr>
-          <w:p>
-            <w:pPr>
-              <w:spacing w:line="240" w:lineRule="auto" w:after="40"/>
+            <w:tcW w:type="dxa" w:w="1474"/>
+          </w:tcPr>
+          <w:p>
+            <w:pPr>
+              <w:spacing w:line="240" w:lineRule="auto" w:after="40"/>
+              <w:jc w:val="left"/>
             </w:pPr>
             <w:r/>
             <w:r>
@@ -3695,11 +3880,12 @@
         </w:tc>
         <w:tc>
           <w:tcPr>
-            <w:tcW w:type="dxa" w:w="4876"/>
-          </w:tcPr>
-          <w:p>
-            <w:pPr>
-              <w:spacing w:line="240" w:lineRule="auto" w:after="40"/>
+            <w:tcW w:type="dxa" w:w="5108"/>
+          </w:tcPr>
+          <w:p>
+            <w:pPr>
+              <w:spacing w:line="240" w:lineRule="auto" w:after="40"/>
+              <w:jc w:val="left"/>
             </w:pPr>
             <w:r/>
             <w:r>
@@ -3716,12 +3902,12 @@
       <w:tr>
         <w:tc>
           <w:tcPr>
-            <w:tcW w:type="dxa" w:w="2608"/>
-          </w:tcPr>
-          <w:p>
-            <w:pPr>
-              <w:spacing w:line="240" w:lineRule="auto" w:after="40"/>
-              <w:jc w:val="center"/>
+            <w:tcW w:type="dxa" w:w="2432"/>
+          </w:tcPr>
+          <w:p>
+            <w:pPr>
+              <w:spacing w:line="240" w:lineRule="auto" w:after="40"/>
+              <w:jc w:val="left"/>
             </w:pPr>
             <w:r/>
             <w:r>
@@ -3736,11 +3922,12 @@
         </w:tc>
         <w:tc>
           <w:tcPr>
-            <w:tcW w:type="dxa" w:w="1587"/>
-          </w:tcPr>
-          <w:p>
-            <w:pPr>
-              <w:spacing w:line="240" w:lineRule="auto" w:after="40"/>
+            <w:tcW w:type="dxa" w:w="1474"/>
+          </w:tcPr>
+          <w:p>
+            <w:pPr>
+              <w:spacing w:line="240" w:lineRule="auto" w:after="40"/>
+              <w:jc w:val="left"/>
             </w:pPr>
             <w:r/>
             <w:r>
@@ -3756,11 +3943,12 @@
         </w:tc>
         <w:tc>
           <w:tcPr>
-            <w:tcW w:type="dxa" w:w="4876"/>
-          </w:tcPr>
-          <w:p>
-            <w:pPr>
-              <w:spacing w:line="240" w:lineRule="auto" w:after="40"/>
+            <w:tcW w:type="dxa" w:w="5108"/>
+          </w:tcPr>
+          <w:p>
+            <w:pPr>
+              <w:spacing w:line="240" w:lineRule="auto" w:after="40"/>
+              <w:jc w:val="left"/>
             </w:pPr>
             <w:r/>
             <w:r>
@@ -3777,12 +3965,12 @@
       <w:tr>
         <w:tc>
           <w:tcPr>
-            <w:tcW w:type="dxa" w:w="2608"/>
-          </w:tcPr>
-          <w:p>
-            <w:pPr>
-              <w:spacing w:line="240" w:lineRule="auto" w:after="40"/>
-              <w:jc w:val="center"/>
+            <w:tcW w:type="dxa" w:w="2432"/>
+          </w:tcPr>
+          <w:p>
+            <w:pPr>
+              <w:spacing w:line="240" w:lineRule="auto" w:after="40"/>
+              <w:jc w:val="left"/>
             </w:pPr>
             <w:r/>
             <w:r>
@@ -3797,11 +3985,12 @@
         </w:tc>
         <w:tc>
           <w:tcPr>
-            <w:tcW w:type="dxa" w:w="1587"/>
-          </w:tcPr>
-          <w:p>
-            <w:pPr>
-              <w:spacing w:line="240" w:lineRule="auto" w:after="40"/>
+            <w:tcW w:type="dxa" w:w="1474"/>
+          </w:tcPr>
+          <w:p>
+            <w:pPr>
+              <w:spacing w:line="240" w:lineRule="auto" w:after="40"/>
+              <w:jc w:val="left"/>
             </w:pPr>
             <w:r/>
             <w:r>
@@ -3817,11 +4006,12 @@
         </w:tc>
         <w:tc>
           <w:tcPr>
-            <w:tcW w:type="dxa" w:w="4876"/>
-          </w:tcPr>
-          <w:p>
-            <w:pPr>
-              <w:spacing w:line="240" w:lineRule="auto" w:after="40"/>
+            <w:tcW w:type="dxa" w:w="5108"/>
+          </w:tcPr>
+          <w:p>
+            <w:pPr>
+              <w:spacing w:line="240" w:lineRule="auto" w:after="40"/>
+              <w:jc w:val="left"/>
             </w:pPr>
             <w:r/>
             <w:r>
@@ -3838,11 +4028,12 @@
       <w:tr>
         <w:tc>
           <w:tcPr>
-            <w:tcW w:type="dxa" w:w="2608"/>
-          </w:tcPr>
-          <w:p>
-            <w:pPr>
-              <w:spacing w:line="240" w:lineRule="auto" w:after="40"/>
+            <w:tcW w:type="dxa" w:w="2432"/>
+          </w:tcPr>
+          <w:p>
+            <w:pPr>
+              <w:spacing w:line="240" w:lineRule="auto" w:after="40"/>
+              <w:jc w:val="left"/>
             </w:pPr>
             <w:r/>
             <w:r>
@@ -3857,11 +4048,12 @@
         </w:tc>
         <w:tc>
           <w:tcPr>
-            <w:tcW w:type="dxa" w:w="1587"/>
-          </w:tcPr>
-          <w:p>
-            <w:pPr>
-              <w:spacing w:line="240" w:lineRule="auto" w:after="40"/>
+            <w:tcW w:type="dxa" w:w="1474"/>
+          </w:tcPr>
+          <w:p>
+            <w:pPr>
+              <w:spacing w:line="240" w:lineRule="auto" w:after="40"/>
+              <w:jc w:val="left"/>
             </w:pPr>
             <w:r/>
             <w:r>
@@ -3877,11 +4069,12 @@
         </w:tc>
         <w:tc>
           <w:tcPr>
-            <w:tcW w:type="dxa" w:w="4876"/>
-          </w:tcPr>
-          <w:p>
-            <w:pPr>
-              <w:spacing w:line="240" w:lineRule="auto" w:after="40"/>
+            <w:tcW w:type="dxa" w:w="5108"/>
+          </w:tcPr>
+          <w:p>
+            <w:pPr>
+              <w:spacing w:line="240" w:lineRule="auto" w:after="40"/>
+              <w:jc w:val="left"/>
             </w:pPr>
             <w:r/>
             <w:r>
@@ -3898,12 +4091,12 @@
       <w:tr>
         <w:tc>
           <w:tcPr>
-            <w:tcW w:type="dxa" w:w="2608"/>
-          </w:tcPr>
-          <w:p>
-            <w:pPr>
-              <w:spacing w:line="240" w:lineRule="auto" w:after="40"/>
-              <w:jc w:val="center"/>
+            <w:tcW w:type="dxa" w:w="2432"/>
+          </w:tcPr>
+          <w:p>
+            <w:pPr>
+              <w:spacing w:line="240" w:lineRule="auto" w:after="40"/>
+              <w:jc w:val="left"/>
             </w:pPr>
             <w:r/>
             <w:r>
@@ -3918,11 +4111,12 @@
         </w:tc>
         <w:tc>
           <w:tcPr>
-            <w:tcW w:type="dxa" w:w="1587"/>
-          </w:tcPr>
-          <w:p>
-            <w:pPr>
-              <w:spacing w:line="240" w:lineRule="auto" w:after="40"/>
+            <w:tcW w:type="dxa" w:w="1474"/>
+          </w:tcPr>
+          <w:p>
+            <w:pPr>
+              <w:spacing w:line="240" w:lineRule="auto" w:after="40"/>
+              <w:jc w:val="left"/>
             </w:pPr>
             <w:r/>
             <w:r>
@@ -3938,11 +4132,12 @@
         </w:tc>
         <w:tc>
           <w:tcPr>
-            <w:tcW w:type="dxa" w:w="4876"/>
-          </w:tcPr>
-          <w:p>
-            <w:pPr>
-              <w:spacing w:line="240" w:lineRule="auto" w:after="40"/>
+            <w:tcW w:type="dxa" w:w="5108"/>
+          </w:tcPr>
+          <w:p>
+            <w:pPr>
+              <w:spacing w:line="240" w:lineRule="auto" w:after="40"/>
+              <w:jc w:val="left"/>
             </w:pPr>
             <w:r/>
             <w:r>
@@ -4067,16 +4262,17 @@
         <w:tblW w:type="auto" w:w="0"/>
         <w:tblLayout w:type="fixed"/>
         <w:tblLook w:firstColumn="1" w:firstRow="1" w:lastColumn="0" w:lastRow="0" w:noHBand="0" w:noVBand="1" w:val="04A0"/>
+        <w:tblLayout w:type="fixed"/>
       </w:tblPr>
       <w:tblGrid>
-        <w:gridCol w:w="3010"/>
-        <w:gridCol w:w="3010"/>
-        <w:gridCol w:w="3010"/>
+        <w:gridCol w:w="4507"/>
+        <w:gridCol w:w="2256"/>
+        <w:gridCol w:w="2251"/>
       </w:tblGrid>
       <w:tr>
         <w:tc>
           <w:tcPr>
-            <w:tcW w:type="dxa" w:w="4535"/>
+            <w:tcW w:type="dxa" w:w="4507"/>
             <w:shd w:val="clear" w:fill="D9D9D9"/>
           </w:tcPr>
           <w:p>
@@ -4097,7 +4293,7 @@
         </w:tc>
         <w:tc>
           <w:tcPr>
-            <w:tcW w:type="dxa" w:w="2268"/>
+            <w:tcW w:type="dxa" w:w="2256"/>
             <w:shd w:val="clear" w:fill="D9D9D9"/>
           </w:tcPr>
           <w:p>
@@ -4118,7 +4314,7 @@
         </w:tc>
         <w:tc>
           <w:tcPr>
-            <w:tcW w:type="dxa" w:w="2268"/>
+            <w:tcW w:type="dxa" w:w="2251"/>
             <w:shd w:val="clear" w:fill="D9D9D9"/>
           </w:tcPr>
           <w:p>
@@ -4141,12 +4337,12 @@
       <w:tr>
         <w:tc>
           <w:tcPr>
-            <w:tcW w:type="dxa" w:w="4535"/>
-          </w:tcPr>
-          <w:p>
-            <w:pPr>
-              <w:spacing w:line="240" w:lineRule="auto" w:after="40"/>
-              <w:jc w:val="center"/>
+            <w:tcW w:type="dxa" w:w="4507"/>
+          </w:tcPr>
+          <w:p>
+            <w:pPr>
+              <w:spacing w:line="240" w:lineRule="auto" w:after="40"/>
+              <w:jc w:val="left"/>
             </w:pPr>
             <w:r/>
             <w:r>
@@ -4161,11 +4357,12 @@
         </w:tc>
         <w:tc>
           <w:tcPr>
-            <w:tcW w:type="dxa" w:w="2268"/>
-          </w:tcPr>
-          <w:p>
-            <w:pPr>
-              <w:spacing w:line="240" w:lineRule="auto" w:after="40"/>
+            <w:tcW w:type="dxa" w:w="2256"/>
+          </w:tcPr>
+          <w:p>
+            <w:pPr>
+              <w:spacing w:line="240" w:lineRule="auto" w:after="40"/>
+              <w:jc w:val="left"/>
             </w:pPr>
             <w:r/>
             <w:r>
@@ -4181,11 +4378,12 @@
         </w:tc>
         <w:tc>
           <w:tcPr>
-            <w:tcW w:type="dxa" w:w="2268"/>
-          </w:tcPr>
-          <w:p>
-            <w:pPr>
-              <w:spacing w:line="240" w:lineRule="auto" w:after="40"/>
+            <w:tcW w:type="dxa" w:w="2251"/>
+          </w:tcPr>
+          <w:p>
+            <w:pPr>
+              <w:spacing w:line="240" w:lineRule="auto" w:after="40"/>
+              <w:jc w:val="left"/>
             </w:pPr>
             <w:r/>
             <w:r>
@@ -4203,11 +4401,12 @@
       <w:tr>
         <w:tc>
           <w:tcPr>
-            <w:tcW w:type="dxa" w:w="4535"/>
-          </w:tcPr>
-          <w:p>
-            <w:pPr>
-              <w:spacing w:line="240" w:lineRule="auto" w:after="40"/>
+            <w:tcW w:type="dxa" w:w="4507"/>
+          </w:tcPr>
+          <w:p>
+            <w:pPr>
+              <w:spacing w:line="240" w:lineRule="auto" w:after="40"/>
+              <w:jc w:val="left"/>
             </w:pPr>
             <w:r/>
             <w:r>
@@ -4222,11 +4421,12 @@
         </w:tc>
         <w:tc>
           <w:tcPr>
-            <w:tcW w:type="dxa" w:w="2268"/>
-          </w:tcPr>
-          <w:p>
-            <w:pPr>
-              <w:spacing w:line="240" w:lineRule="auto" w:after="40"/>
+            <w:tcW w:type="dxa" w:w="2256"/>
+          </w:tcPr>
+          <w:p>
+            <w:pPr>
+              <w:spacing w:line="240" w:lineRule="auto" w:after="40"/>
+              <w:jc w:val="left"/>
             </w:pPr>
             <w:r/>
             <w:r>
@@ -4242,11 +4442,12 @@
         </w:tc>
         <w:tc>
           <w:tcPr>
-            <w:tcW w:type="dxa" w:w="2268"/>
-          </w:tcPr>
-          <w:p>
-            <w:pPr>
-              <w:spacing w:line="240" w:lineRule="auto" w:after="40"/>
+            <w:tcW w:type="dxa" w:w="2251"/>
+          </w:tcPr>
+          <w:p>
+            <w:pPr>
+              <w:spacing w:line="240" w:lineRule="auto" w:after="40"/>
+              <w:jc w:val="left"/>
             </w:pPr>
             <w:r/>
             <w:r>
@@ -4264,11 +4465,12 @@
       <w:tr>
         <w:tc>
           <w:tcPr>
-            <w:tcW w:type="dxa" w:w="4535"/>
-          </w:tcPr>
-          <w:p>
-            <w:pPr>
-              <w:spacing w:line="240" w:lineRule="auto" w:after="40"/>
+            <w:tcW w:type="dxa" w:w="4507"/>
+          </w:tcPr>
+          <w:p>
+            <w:pPr>
+              <w:spacing w:line="240" w:lineRule="auto" w:after="40"/>
+              <w:jc w:val="left"/>
             </w:pPr>
             <w:r/>
             <w:r>
@@ -4283,11 +4485,12 @@
         </w:tc>
         <w:tc>
           <w:tcPr>
-            <w:tcW w:type="dxa" w:w="2268"/>
-          </w:tcPr>
-          <w:p>
-            <w:pPr>
-              <w:spacing w:line="240" w:lineRule="auto" w:after="40"/>
+            <w:tcW w:type="dxa" w:w="2256"/>
+          </w:tcPr>
+          <w:p>
+            <w:pPr>
+              <w:spacing w:line="240" w:lineRule="auto" w:after="40"/>
+              <w:jc w:val="left"/>
             </w:pPr>
             <w:r/>
             <w:r>
@@ -4303,11 +4506,12 @@
         </w:tc>
         <w:tc>
           <w:tcPr>
-            <w:tcW w:type="dxa" w:w="2268"/>
-          </w:tcPr>
-          <w:p>
-            <w:pPr>
-              <w:spacing w:line="240" w:lineRule="auto" w:after="40"/>
+            <w:tcW w:type="dxa" w:w="2251"/>
+          </w:tcPr>
+          <w:p>
+            <w:pPr>
+              <w:spacing w:line="240" w:lineRule="auto" w:after="40"/>
+              <w:jc w:val="left"/>
             </w:pPr>
             <w:r/>
             <w:r>
@@ -4325,11 +4529,12 @@
       <w:tr>
         <w:tc>
           <w:tcPr>
-            <w:tcW w:type="dxa" w:w="4535"/>
-          </w:tcPr>
-          <w:p>
-            <w:pPr>
-              <w:spacing w:line="240" w:lineRule="auto" w:after="40"/>
+            <w:tcW w:type="dxa" w:w="4507"/>
+          </w:tcPr>
+          <w:p>
+            <w:pPr>
+              <w:spacing w:line="240" w:lineRule="auto" w:after="40"/>
+              <w:jc w:val="left"/>
             </w:pPr>
             <w:r/>
             <w:r>
@@ -4344,11 +4549,12 @@
         </w:tc>
         <w:tc>
           <w:tcPr>
-            <w:tcW w:type="dxa" w:w="2268"/>
-          </w:tcPr>
-          <w:p>
-            <w:pPr>
-              <w:spacing w:line="240" w:lineRule="auto" w:after="40"/>
+            <w:tcW w:type="dxa" w:w="2256"/>
+          </w:tcPr>
+          <w:p>
+            <w:pPr>
+              <w:spacing w:line="240" w:lineRule="auto" w:after="40"/>
+              <w:jc w:val="left"/>
             </w:pPr>
             <w:r/>
             <w:r>
@@ -4364,11 +4570,12 @@
         </w:tc>
         <w:tc>
           <w:tcPr>
-            <w:tcW w:type="dxa" w:w="2268"/>
-          </w:tcPr>
-          <w:p>
-            <w:pPr>
-              <w:spacing w:line="240" w:lineRule="auto" w:after="40"/>
+            <w:tcW w:type="dxa" w:w="2251"/>
+          </w:tcPr>
+          <w:p>
+            <w:pPr>
+              <w:spacing w:line="240" w:lineRule="auto" w:after="40"/>
+              <w:jc w:val="left"/>
             </w:pPr>
             <w:r/>
             <w:r>
@@ -4386,12 +4593,12 @@
       <w:tr>
         <w:tc>
           <w:tcPr>
-            <w:tcW w:type="dxa" w:w="4535"/>
-          </w:tcPr>
-          <w:p>
-            <w:pPr>
-              <w:spacing w:line="240" w:lineRule="auto" w:after="40"/>
-              <w:jc w:val="center"/>
+            <w:tcW w:type="dxa" w:w="4507"/>
+          </w:tcPr>
+          <w:p>
+            <w:pPr>
+              <w:spacing w:line="240" w:lineRule="auto" w:after="40"/>
+              <w:jc w:val="left"/>
             </w:pPr>
             <w:r/>
             <w:r>
@@ -4406,11 +4613,12 @@
         </w:tc>
         <w:tc>
           <w:tcPr>
-            <w:tcW w:type="dxa" w:w="2268"/>
-          </w:tcPr>
-          <w:p>
-            <w:pPr>
-              <w:spacing w:line="240" w:lineRule="auto" w:after="40"/>
+            <w:tcW w:type="dxa" w:w="2256"/>
+          </w:tcPr>
+          <w:p>
+            <w:pPr>
+              <w:spacing w:line="240" w:lineRule="auto" w:after="40"/>
+              <w:jc w:val="left"/>
             </w:pPr>
             <w:r/>
             <w:r>
@@ -4426,11 +4634,12 @@
         </w:tc>
         <w:tc>
           <w:tcPr>
-            <w:tcW w:type="dxa" w:w="2268"/>
-          </w:tcPr>
-          <w:p>
-            <w:pPr>
-              <w:spacing w:line="240" w:lineRule="auto" w:after="40"/>
+            <w:tcW w:type="dxa" w:w="2251"/>
+          </w:tcPr>
+          <w:p>
+            <w:pPr>
+              <w:spacing w:line="240" w:lineRule="auto" w:after="40"/>
+              <w:jc w:val="left"/>
             </w:pPr>
             <w:r/>
             <w:r>
@@ -4448,12 +4657,12 @@
       <w:tr>
         <w:tc>
           <w:tcPr>
-            <w:tcW w:type="dxa" w:w="4535"/>
-          </w:tcPr>
-          <w:p>
-            <w:pPr>
-              <w:spacing w:line="240" w:lineRule="auto" w:after="40"/>
-              <w:jc w:val="center"/>
+            <w:tcW w:type="dxa" w:w="4507"/>
+          </w:tcPr>
+          <w:p>
+            <w:pPr>
+              <w:spacing w:line="240" w:lineRule="auto" w:after="40"/>
+              <w:jc w:val="left"/>
             </w:pPr>
             <w:r/>
             <w:r>
@@ -4468,11 +4677,12 @@
         </w:tc>
         <w:tc>
           <w:tcPr>
-            <w:tcW w:type="dxa" w:w="2268"/>
-          </w:tcPr>
-          <w:p>
-            <w:pPr>
-              <w:spacing w:line="240" w:lineRule="auto" w:after="40"/>
+            <w:tcW w:type="dxa" w:w="2256"/>
+          </w:tcPr>
+          <w:p>
+            <w:pPr>
+              <w:spacing w:line="240" w:lineRule="auto" w:after="40"/>
+              <w:jc w:val="left"/>
             </w:pPr>
             <w:r/>
             <w:r>
@@ -4488,11 +4698,12 @@
         </w:tc>
         <w:tc>
           <w:tcPr>
-            <w:tcW w:type="dxa" w:w="2268"/>
-          </w:tcPr>
-          <w:p>
-            <w:pPr>
-              <w:spacing w:line="240" w:lineRule="auto" w:after="40"/>
+            <w:tcW w:type="dxa" w:w="2251"/>
+          </w:tcPr>
+          <w:p>
+            <w:pPr>
+              <w:spacing w:line="240" w:lineRule="auto" w:after="40"/>
+              <w:jc w:val="left"/>
             </w:pPr>
             <w:r/>
             <w:r>
@@ -4556,18 +4767,19 @@
         <w:tblW w:type="auto" w:w="0"/>
         <w:tblLayout w:type="fixed"/>
         <w:tblLook w:firstColumn="1" w:firstRow="1" w:lastColumn="0" w:lastRow="0" w:noHBand="0" w:noVBand="1" w:val="04A0"/>
+        <w:tblLayout w:type="fixed"/>
       </w:tblPr>
       <w:tblGrid>
-        <w:gridCol w:w="1806"/>
-        <w:gridCol w:w="1806"/>
-        <w:gridCol w:w="1806"/>
-        <w:gridCol w:w="1806"/>
-        <w:gridCol w:w="1806"/>
+        <w:gridCol w:w="3016"/>
+        <w:gridCol w:w="1361"/>
+        <w:gridCol w:w="1474"/>
+        <w:gridCol w:w="1247"/>
+        <w:gridCol w:w="1916"/>
       </w:tblGrid>
       <w:tr>
         <w:tc>
           <w:tcPr>
-            <w:tcW w:type="dxa" w:w="3061"/>
+            <w:tcW w:type="dxa" w:w="3016"/>
             <w:shd w:val="clear" w:fill="D9D9D9"/>
           </w:tcPr>
           <w:p>
@@ -4651,7 +4863,7 @@
         </w:tc>
         <w:tc>
           <w:tcPr>
-            <w:tcW w:type="dxa" w:w="1361"/>
+            <w:tcW w:type="dxa" w:w="1916"/>
             <w:shd w:val="clear" w:fill="D9D9D9"/>
           </w:tcPr>
           <w:p>
@@ -4674,7 +4886,27 @@
       <w:tr>
         <w:tc>
           <w:tcPr>
-            <w:tcW w:type="dxa" w:w="3061"/>
+            <w:tcW w:type="dxa" w:w="3016"/>
+          </w:tcPr>
+          <w:p>
+            <w:pPr>
+              <w:spacing w:line="240" w:lineRule="auto" w:after="40"/>
+              <w:jc w:val="left"/>
+            </w:pPr>
+            <w:r/>
+            <w:r>
+              <w:rPr>
+                <w:rFonts w:ascii="Arial" w:hAnsi="Arial"/>
+                <w:b w:val="0"/>
+                <w:sz w:val="20"/>
+              </w:rPr>
+              <w:t>/campus/maceio</w:t>
+            </w:r>
+          </w:p>
+        </w:tc>
+        <w:tc>
+          <w:tcPr>
+            <w:tcW w:type="dxa" w:w="1361"/>
           </w:tcPr>
           <w:p>
             <w:pPr>
@@ -4688,17 +4920,18 @@
                 <w:b w:val="0"/>
                 <w:sz w:val="20"/>
               </w:rPr>
-              <w:t>/campus/maceio</w:t>
-            </w:r>
-          </w:p>
-        </w:tc>
-        <w:tc>
-          <w:tcPr>
-            <w:tcW w:type="dxa" w:w="1361"/>
-          </w:tcPr>
-          <w:p>
-            <w:pPr>
-              <w:spacing w:line="240" w:lineRule="auto" w:after="40"/>
+              <w:t>41</w:t>
+            </w:r>
+          </w:p>
+        </w:tc>
+        <w:tc>
+          <w:tcPr>
+            <w:tcW w:type="dxa" w:w="1474"/>
+          </w:tcPr>
+          <w:p>
+            <w:pPr>
+              <w:spacing w:line="240" w:lineRule="auto" w:after="40"/>
+              <w:jc w:val="center"/>
             </w:pPr>
             <w:r/>
             <w:r>
@@ -4707,17 +4940,18 @@
                 <w:b w:val="0"/>
                 <w:sz w:val="20"/>
               </w:rPr>
-              <w:t>41</w:t>
-            </w:r>
-          </w:p>
-        </w:tc>
-        <w:tc>
-          <w:tcPr>
-            <w:tcW w:type="dxa" w:w="1474"/>
-          </w:tcPr>
-          <w:p>
-            <w:pPr>
-              <w:spacing w:line="240" w:lineRule="auto" w:after="40"/>
+              <w:t>0</w:t>
+            </w:r>
+          </w:p>
+        </w:tc>
+        <w:tc>
+          <w:tcPr>
+            <w:tcW w:type="dxa" w:w="1247"/>
+          </w:tcPr>
+          <w:p>
+            <w:pPr>
+              <w:spacing w:line="240" w:lineRule="auto" w:after="40"/>
+              <w:jc w:val="center"/>
             </w:pPr>
             <w:r/>
             <w:r>
@@ -4726,32 +4960,13 @@
                 <w:b w:val="0"/>
                 <w:sz w:val="20"/>
               </w:rPr>
-              <w:t>0</w:t>
-            </w:r>
-          </w:p>
-        </w:tc>
-        <w:tc>
-          <w:tcPr>
-            <w:tcW w:type="dxa" w:w="1247"/>
-          </w:tcPr>
-          <w:p>
-            <w:pPr>
-              <w:spacing w:line="240" w:lineRule="auto" w:after="40"/>
-            </w:pPr>
-            <w:r/>
-            <w:r>
-              <w:rPr>
-                <w:rFonts w:ascii="Arial" w:hAnsi="Arial"/>
-                <w:b w:val="0"/>
-                <w:sz w:val="20"/>
-              </w:rPr>
               <w:t>8</w:t>
             </w:r>
           </w:p>
         </w:tc>
         <w:tc>
           <w:tcPr>
-            <w:tcW w:type="dxa" w:w="1361"/>
+            <w:tcW w:type="dxa" w:w="1916"/>
           </w:tcPr>
           <w:p>
             <w:pPr>
@@ -4773,11 +4988,12 @@
       <w:tr>
         <w:tc>
           <w:tcPr>
-            <w:tcW w:type="dxa" w:w="3061"/>
-          </w:tcPr>
-          <w:p>
-            <w:pPr>
-              <w:spacing w:line="240" w:lineRule="auto" w:after="40"/>
+            <w:tcW w:type="dxa" w:w="3016"/>
+          </w:tcPr>
+          <w:p>
+            <w:pPr>
+              <w:spacing w:line="240" w:lineRule="auto" w:after="40"/>
+              <w:jc w:val="left"/>
             </w:pPr>
             <w:r/>
             <w:r>
@@ -4797,6 +5013,7 @@
           <w:p>
             <w:pPr>
               <w:spacing w:line="240" w:lineRule="auto" w:after="40"/>
+              <w:jc w:val="center"/>
             </w:pPr>
             <w:r/>
             <w:r>
@@ -4816,6 +5033,7 @@
           <w:p>
             <w:pPr>
               <w:spacing w:line="240" w:lineRule="auto" w:after="40"/>
+              <w:jc w:val="center"/>
             </w:pPr>
             <w:r/>
             <w:r>
@@ -4835,6 +5053,7 @@
           <w:p>
             <w:pPr>
               <w:spacing w:line="240" w:lineRule="auto" w:after="40"/>
+              <w:jc w:val="center"/>
             </w:pPr>
             <w:r/>
             <w:r>
@@ -4849,7 +5068,7 @@
         </w:tc>
         <w:tc>
           <w:tcPr>
-            <w:tcW w:type="dxa" w:w="1361"/>
+            <w:tcW w:type="dxa" w:w="1916"/>
           </w:tcPr>
           <w:p>
             <w:pPr>
@@ -4871,11 +5090,12 @@
       <w:tr>
         <w:tc>
           <w:tcPr>
-            <w:tcW w:type="dxa" w:w="3061"/>
-          </w:tcPr>
-          <w:p>
-            <w:pPr>
-              <w:spacing w:line="240" w:lineRule="auto" w:after="40"/>
+            <w:tcW w:type="dxa" w:w="3016"/>
+          </w:tcPr>
+          <w:p>
+            <w:pPr>
+              <w:spacing w:line="240" w:lineRule="auto" w:after="40"/>
+              <w:jc w:val="left"/>
             </w:pPr>
             <w:r/>
             <w:r>
@@ -4895,6 +5115,7 @@
           <w:p>
             <w:pPr>
               <w:spacing w:line="240" w:lineRule="auto" w:after="40"/>
+              <w:jc w:val="center"/>
             </w:pPr>
             <w:r/>
             <w:r>
@@ -4914,6 +5135,7 @@
           <w:p>
             <w:pPr>
               <w:spacing w:line="240" w:lineRule="auto" w:after="40"/>
+              <w:jc w:val="center"/>
             </w:pPr>
             <w:r/>
             <w:r>
@@ -4933,6 +5155,7 @@
           <w:p>
             <w:pPr>
               <w:spacing w:line="240" w:lineRule="auto" w:after="40"/>
+              <w:jc w:val="center"/>
             </w:pPr>
             <w:r/>
             <w:r>
@@ -4947,7 +5170,7 @@
         </w:tc>
         <w:tc>
           <w:tcPr>
-            <w:tcW w:type="dxa" w:w="1361"/>
+            <w:tcW w:type="dxa" w:w="1916"/>
           </w:tcPr>
           <w:p>
             <w:pPr>
@@ -5176,18 +5399,19 @@
         <w:tblW w:type="auto" w:w="0"/>
         <w:tblLayout w:type="fixed"/>
         <w:tblLook w:firstColumn="1" w:firstRow="1" w:lastColumn="0" w:lastRow="0" w:noHBand="0" w:noVBand="1" w:val="04A0"/>
+        <w:tblLayout w:type="fixed"/>
       </w:tblPr>
       <w:tblGrid>
-        <w:gridCol w:w="1806"/>
-        <w:gridCol w:w="1806"/>
-        <w:gridCol w:w="1806"/>
-        <w:gridCol w:w="1806"/>
-        <w:gridCol w:w="1806"/>
+        <w:gridCol w:w="3129"/>
+        <w:gridCol w:w="1695"/>
+        <w:gridCol w:w="1695"/>
+        <w:gridCol w:w="964"/>
+        <w:gridCol w:w="1531"/>
       </w:tblGrid>
       <w:tr>
         <w:tc>
           <w:tcPr>
-            <w:tcW w:type="dxa" w:w="3175"/>
+            <w:tcW w:type="dxa" w:w="3129"/>
             <w:shd w:val="clear" w:fill="D9D9D9"/>
           </w:tcPr>
           <w:p>
@@ -5208,7 +5432,7 @@
         </w:tc>
         <w:tc>
           <w:tcPr>
-            <w:tcW w:type="dxa" w:w="1701"/>
+            <w:tcW w:type="dxa" w:w="1695"/>
             <w:shd w:val="clear" w:fill="D9D9D9"/>
           </w:tcPr>
           <w:p>
@@ -5229,7 +5453,7 @@
         </w:tc>
         <w:tc>
           <w:tcPr>
-            <w:tcW w:type="dxa" w:w="1701"/>
+            <w:tcW w:type="dxa" w:w="1695"/>
             <w:shd w:val="clear" w:fill="D9D9D9"/>
           </w:tcPr>
           <w:p>
@@ -5250,7 +5474,7 @@
         </w:tc>
         <w:tc>
           <w:tcPr>
-            <w:tcW w:type="dxa" w:w="907"/>
+            <w:tcW w:type="dxa" w:w="964"/>
             <w:shd w:val="clear" w:fill="D9D9D9"/>
           </w:tcPr>
           <w:p>
@@ -5271,7 +5495,7 @@
         </w:tc>
         <w:tc>
           <w:tcPr>
-            <w:tcW w:type="dxa" w:w="1020"/>
+            <w:tcW w:type="dxa" w:w="1531"/>
             <w:shd w:val="clear" w:fill="D9D9D9"/>
           </w:tcPr>
           <w:p>
@@ -5294,11 +5518,12 @@
       <w:tr>
         <w:tc>
           <w:tcPr>
-            <w:tcW w:type="dxa" w:w="3175"/>
-          </w:tcPr>
-          <w:p>
-            <w:pPr>
-              <w:spacing w:line="240" w:lineRule="auto" w:after="40"/>
+            <w:tcW w:type="dxa" w:w="3129"/>
+          </w:tcPr>
+          <w:p>
+            <w:pPr>
+              <w:spacing w:line="240" w:lineRule="auto" w:after="40"/>
+              <w:jc w:val="left"/>
             </w:pPr>
             <w:r/>
             <w:r>
@@ -5313,11 +5538,12 @@
         </w:tc>
         <w:tc>
           <w:tcPr>
-            <w:tcW w:type="dxa" w:w="1701"/>
-          </w:tcPr>
-          <w:p>
-            <w:pPr>
-              <w:spacing w:line="240" w:lineRule="auto" w:after="40"/>
+            <w:tcW w:type="dxa" w:w="1695"/>
+          </w:tcPr>
+          <w:p>
+            <w:pPr>
+              <w:spacing w:line="240" w:lineRule="auto" w:after="40"/>
+              <w:jc w:val="left"/>
             </w:pPr>
             <w:r/>
             <w:r>
@@ -5332,11 +5558,12 @@
         </w:tc>
         <w:tc>
           <w:tcPr>
-            <w:tcW w:type="dxa" w:w="1701"/>
-          </w:tcPr>
-          <w:p>
-            <w:pPr>
-              <w:spacing w:line="240" w:lineRule="auto" w:after="40"/>
+            <w:tcW w:type="dxa" w:w="1695"/>
+          </w:tcPr>
+          <w:p>
+            <w:pPr>
+              <w:spacing w:line="240" w:lineRule="auto" w:after="40"/>
+              <w:jc w:val="left"/>
             </w:pPr>
             <w:r/>
             <w:r>
@@ -5351,11 +5578,12 @@
         </w:tc>
         <w:tc>
           <w:tcPr>
-            <w:tcW w:type="dxa" w:w="907"/>
-          </w:tcPr>
-          <w:p>
-            <w:pPr>
-              <w:spacing w:line="240" w:lineRule="auto" w:after="40"/>
+            <w:tcW w:type="dxa" w:w="964"/>
+          </w:tcPr>
+          <w:p>
+            <w:pPr>
+              <w:spacing w:line="240" w:lineRule="auto" w:after="40"/>
+              <w:jc w:val="center"/>
             </w:pPr>
             <w:r/>
             <w:r>
@@ -5370,7 +5598,7 @@
         </w:tc>
         <w:tc>
           <w:tcPr>
-            <w:tcW w:type="dxa" w:w="1020"/>
+            <w:tcW w:type="dxa" w:w="1531"/>
           </w:tcPr>
           <w:p>
             <w:pPr>
@@ -5392,11 +5620,12 @@
       <w:tr>
         <w:tc>
           <w:tcPr>
-            <w:tcW w:type="dxa" w:w="3175"/>
-          </w:tcPr>
-          <w:p>
-            <w:pPr>
-              <w:spacing w:line="240" w:lineRule="auto" w:after="40"/>
+            <w:tcW w:type="dxa" w:w="3129"/>
+          </w:tcPr>
+          <w:p>
+            <w:pPr>
+              <w:spacing w:line="240" w:lineRule="auto" w:after="40"/>
+              <w:jc w:val="left"/>
             </w:pPr>
             <w:r/>
             <w:r>
@@ -5411,11 +5640,12 @@
         </w:tc>
         <w:tc>
           <w:tcPr>
-            <w:tcW w:type="dxa" w:w="1701"/>
-          </w:tcPr>
-          <w:p>
-            <w:pPr>
-              <w:spacing w:line="240" w:lineRule="auto" w:after="40"/>
+            <w:tcW w:type="dxa" w:w="1695"/>
+          </w:tcPr>
+          <w:p>
+            <w:pPr>
+              <w:spacing w:line="240" w:lineRule="auto" w:after="40"/>
+              <w:jc w:val="left"/>
             </w:pPr>
             <w:r/>
             <w:r>
@@ -5430,11 +5660,12 @@
         </w:tc>
         <w:tc>
           <w:tcPr>
-            <w:tcW w:type="dxa" w:w="1701"/>
-          </w:tcPr>
-          <w:p>
-            <w:pPr>
-              <w:spacing w:line="240" w:lineRule="auto" w:after="40"/>
+            <w:tcW w:type="dxa" w:w="1695"/>
+          </w:tcPr>
+          <w:p>
+            <w:pPr>
+              <w:spacing w:line="240" w:lineRule="auto" w:after="40"/>
+              <w:jc w:val="left"/>
             </w:pPr>
             <w:r/>
             <w:r>
@@ -5449,11 +5680,12 @@
         </w:tc>
         <w:tc>
           <w:tcPr>
-            <w:tcW w:type="dxa" w:w="907"/>
-          </w:tcPr>
-          <w:p>
-            <w:pPr>
-              <w:spacing w:line="240" w:lineRule="auto" w:after="40"/>
+            <w:tcW w:type="dxa" w:w="964"/>
+          </w:tcPr>
+          <w:p>
+            <w:pPr>
+              <w:spacing w:line="240" w:lineRule="auto" w:after="40"/>
+              <w:jc w:val="center"/>
             </w:pPr>
             <w:r/>
             <w:r>
@@ -5468,7 +5700,7 @@
         </w:tc>
         <w:tc>
           <w:tcPr>
-            <w:tcW w:type="dxa" w:w="1020"/>
+            <w:tcW w:type="dxa" w:w="1531"/>
           </w:tcPr>
           <w:p>
             <w:pPr>
@@ -5490,11 +5722,12 @@
       <w:tr>
         <w:tc>
           <w:tcPr>
-            <w:tcW w:type="dxa" w:w="3175"/>
-          </w:tcPr>
-          <w:p>
-            <w:pPr>
-              <w:spacing w:line="240" w:lineRule="auto" w:after="40"/>
+            <w:tcW w:type="dxa" w:w="3129"/>
+          </w:tcPr>
+          <w:p>
+            <w:pPr>
+              <w:spacing w:line="240" w:lineRule="auto" w:after="40"/>
+              <w:jc w:val="left"/>
             </w:pPr>
             <w:r/>
             <w:r>
@@ -5509,11 +5742,12 @@
         </w:tc>
         <w:tc>
           <w:tcPr>
-            <w:tcW w:type="dxa" w:w="1701"/>
-          </w:tcPr>
-          <w:p>
-            <w:pPr>
-              <w:spacing w:line="240" w:lineRule="auto" w:after="40"/>
+            <w:tcW w:type="dxa" w:w="1695"/>
+          </w:tcPr>
+          <w:p>
+            <w:pPr>
+              <w:spacing w:line="240" w:lineRule="auto" w:after="40"/>
+              <w:jc w:val="left"/>
             </w:pPr>
             <w:r/>
             <w:r>
@@ -5528,11 +5762,12 @@
         </w:tc>
         <w:tc>
           <w:tcPr>
-            <w:tcW w:type="dxa" w:w="1701"/>
-          </w:tcPr>
-          <w:p>
-            <w:pPr>
-              <w:spacing w:line="240" w:lineRule="auto" w:after="40"/>
+            <w:tcW w:type="dxa" w:w="1695"/>
+          </w:tcPr>
+          <w:p>
+            <w:pPr>
+              <w:spacing w:line="240" w:lineRule="auto" w:after="40"/>
+              <w:jc w:val="left"/>
             </w:pPr>
             <w:r/>
             <w:r>
@@ -5547,11 +5782,12 @@
         </w:tc>
         <w:tc>
           <w:tcPr>
-            <w:tcW w:type="dxa" w:w="907"/>
-          </w:tcPr>
-          <w:p>
-            <w:pPr>
-              <w:spacing w:line="240" w:lineRule="auto" w:after="40"/>
+            <w:tcW w:type="dxa" w:w="964"/>
+          </w:tcPr>
+          <w:p>
+            <w:pPr>
+              <w:spacing w:line="240" w:lineRule="auto" w:after="40"/>
+              <w:jc w:val="center"/>
             </w:pPr>
             <w:r/>
             <w:r>
@@ -5566,7 +5802,7 @@
         </w:tc>
         <w:tc>
           <w:tcPr>
-            <w:tcW w:type="dxa" w:w="1020"/>
+            <w:tcW w:type="dxa" w:w="1531"/>
           </w:tcPr>
           <w:p>
             <w:pPr>
@@ -5588,11 +5824,12 @@
       <w:tr>
         <w:tc>
           <w:tcPr>
-            <w:tcW w:type="dxa" w:w="3175"/>
-          </w:tcPr>
-          <w:p>
-            <w:pPr>
-              <w:spacing w:line="240" w:lineRule="auto" w:after="40"/>
+            <w:tcW w:type="dxa" w:w="3129"/>
+          </w:tcPr>
+          <w:p>
+            <w:pPr>
+              <w:spacing w:line="240" w:lineRule="auto" w:after="40"/>
+              <w:jc w:val="left"/>
             </w:pPr>
             <w:r/>
             <w:r>
@@ -5607,11 +5844,12 @@
         </w:tc>
         <w:tc>
           <w:tcPr>
-            <w:tcW w:type="dxa" w:w="1701"/>
-          </w:tcPr>
-          <w:p>
-            <w:pPr>
-              <w:spacing w:line="240" w:lineRule="auto" w:after="40"/>
+            <w:tcW w:type="dxa" w:w="1695"/>
+          </w:tcPr>
+          <w:p>
+            <w:pPr>
+              <w:spacing w:line="240" w:lineRule="auto" w:after="40"/>
+              <w:jc w:val="left"/>
             </w:pPr>
             <w:r/>
             <w:r>
@@ -5626,11 +5864,12 @@
         </w:tc>
         <w:tc>
           <w:tcPr>
-            <w:tcW w:type="dxa" w:w="1701"/>
-          </w:tcPr>
-          <w:p>
-            <w:pPr>
-              <w:spacing w:line="240" w:lineRule="auto" w:after="40"/>
+            <w:tcW w:type="dxa" w:w="1695"/>
+          </w:tcPr>
+          <w:p>
+            <w:pPr>
+              <w:spacing w:line="240" w:lineRule="auto" w:after="40"/>
+              <w:jc w:val="left"/>
             </w:pPr>
             <w:r/>
             <w:r>
@@ -5645,11 +5884,12 @@
         </w:tc>
         <w:tc>
           <w:tcPr>
-            <w:tcW w:type="dxa" w:w="907"/>
-          </w:tcPr>
-          <w:p>
-            <w:pPr>
-              <w:spacing w:line="240" w:lineRule="auto" w:after="40"/>
+            <w:tcW w:type="dxa" w:w="964"/>
+          </w:tcPr>
+          <w:p>
+            <w:pPr>
+              <w:spacing w:line="240" w:lineRule="auto" w:after="40"/>
+              <w:jc w:val="center"/>
             </w:pPr>
             <w:r/>
             <w:r>
@@ -5664,7 +5904,7 @@
         </w:tc>
         <w:tc>
           <w:tcPr>
-            <w:tcW w:type="dxa" w:w="1020"/>
+            <w:tcW w:type="dxa" w:w="1531"/>
           </w:tcPr>
           <w:p>
             <w:pPr>
@@ -6190,18 +6430,19 @@
         <w:tblW w:type="auto" w:w="0"/>
         <w:tblLayout w:type="fixed"/>
         <w:tblLook w:firstColumn="1" w:firstRow="1" w:lastColumn="0" w:lastRow="0" w:noHBand="0" w:noVBand="1" w:val="04A0"/>
+        <w:tblLayout w:type="fixed"/>
       </w:tblPr>
       <w:tblGrid>
-        <w:gridCol w:w="1806"/>
-        <w:gridCol w:w="1806"/>
-        <w:gridCol w:w="1806"/>
-        <w:gridCol w:w="1806"/>
-        <w:gridCol w:w="1806"/>
+        <w:gridCol w:w="3946"/>
+        <w:gridCol w:w="1242"/>
+        <w:gridCol w:w="1242"/>
+        <w:gridCol w:w="1015"/>
+        <w:gridCol w:w="1570"/>
       </w:tblGrid>
       <w:tr>
         <w:tc>
           <w:tcPr>
-            <w:tcW w:type="dxa" w:w="3969"/>
+            <w:tcW w:type="dxa" w:w="3946"/>
             <w:shd w:val="clear" w:fill="D9D9D9"/>
           </w:tcPr>
           <w:p>
@@ -6222,7 +6463,7 @@
         </w:tc>
         <w:tc>
           <w:tcPr>
-            <w:tcW w:type="dxa" w:w="1247"/>
+            <w:tcW w:type="dxa" w:w="1242"/>
             <w:shd w:val="clear" w:fill="D9D9D9"/>
           </w:tcPr>
           <w:p>
@@ -6243,7 +6484,7 @@
         </w:tc>
         <w:tc>
           <w:tcPr>
-            <w:tcW w:type="dxa" w:w="1247"/>
+            <w:tcW w:type="dxa" w:w="1242"/>
             <w:shd w:val="clear" w:fill="D9D9D9"/>
           </w:tcPr>
           <w:p>
@@ -6264,7 +6505,7 @@
         </w:tc>
         <w:tc>
           <w:tcPr>
-            <w:tcW w:type="dxa" w:w="1020"/>
+            <w:tcW w:type="dxa" w:w="1015"/>
             <w:shd w:val="clear" w:fill="D9D9D9"/>
           </w:tcPr>
           <w:p>
@@ -6285,7 +6526,7 @@
         </w:tc>
         <w:tc>
           <w:tcPr>
-            <w:tcW w:type="dxa" w:w="1587"/>
+            <w:tcW w:type="dxa" w:w="1570"/>
             <w:shd w:val="clear" w:fill="D9D9D9"/>
           </w:tcPr>
           <w:p>
@@ -6308,11 +6549,12 @@
       <w:tr>
         <w:tc>
           <w:tcPr>
-            <w:tcW w:type="dxa" w:w="3969"/>
-          </w:tcPr>
-          <w:p>
-            <w:pPr>
-              <w:spacing w:line="240" w:lineRule="auto" w:after="40"/>
+            <w:tcW w:type="dxa" w:w="3946"/>
+          </w:tcPr>
+          <w:p>
+            <w:pPr>
+              <w:spacing w:line="240" w:lineRule="auto" w:after="40"/>
+              <w:jc w:val="left"/>
             </w:pPr>
             <w:r/>
             <w:r>
@@ -6327,11 +6569,12 @@
         </w:tc>
         <w:tc>
           <w:tcPr>
-            <w:tcW w:type="dxa" w:w="1247"/>
-          </w:tcPr>
-          <w:p>
-            <w:pPr>
-              <w:spacing w:line="240" w:lineRule="auto" w:after="40"/>
+            <w:tcW w:type="dxa" w:w="1242"/>
+          </w:tcPr>
+          <w:p>
+            <w:pPr>
+              <w:spacing w:line="240" w:lineRule="auto" w:after="40"/>
+              <w:jc w:val="center"/>
             </w:pPr>
             <w:r/>
             <w:r>
@@ -6346,11 +6589,12 @@
         </w:tc>
         <w:tc>
           <w:tcPr>
-            <w:tcW w:type="dxa" w:w="1247"/>
-          </w:tcPr>
-          <w:p>
-            <w:pPr>
-              <w:spacing w:line="240" w:lineRule="auto" w:after="40"/>
+            <w:tcW w:type="dxa" w:w="1242"/>
+          </w:tcPr>
+          <w:p>
+            <w:pPr>
+              <w:spacing w:line="240" w:lineRule="auto" w:after="40"/>
+              <w:jc w:val="center"/>
             </w:pPr>
             <w:r/>
             <w:r>
@@ -6365,11 +6609,12 @@
         </w:tc>
         <w:tc>
           <w:tcPr>
-            <w:tcW w:type="dxa" w:w="1020"/>
-          </w:tcPr>
-          <w:p>
-            <w:pPr>
-              <w:spacing w:line="240" w:lineRule="auto" w:after="40"/>
+            <w:tcW w:type="dxa" w:w="1015"/>
+          </w:tcPr>
+          <w:p>
+            <w:pPr>
+              <w:spacing w:line="240" w:lineRule="auto" w:after="40"/>
+              <w:jc w:val="center"/>
             </w:pPr>
             <w:r/>
             <w:r>
@@ -6384,7 +6629,7 @@
         </w:tc>
         <w:tc>
           <w:tcPr>
-            <w:tcW w:type="dxa" w:w="1587"/>
+            <w:tcW w:type="dxa" w:w="1570"/>
           </w:tcPr>
           <w:p>
             <w:pPr>
@@ -6406,11 +6651,12 @@
       <w:tr>
         <w:tc>
           <w:tcPr>
-            <w:tcW w:type="dxa" w:w="3969"/>
-          </w:tcPr>
-          <w:p>
-            <w:pPr>
-              <w:spacing w:line="240" w:lineRule="auto" w:after="40"/>
+            <w:tcW w:type="dxa" w:w="3946"/>
+          </w:tcPr>
+          <w:p>
+            <w:pPr>
+              <w:spacing w:line="240" w:lineRule="auto" w:after="40"/>
+              <w:jc w:val="left"/>
             </w:pPr>
             <w:r/>
             <w:r>
@@ -6425,11 +6671,12 @@
         </w:tc>
         <w:tc>
           <w:tcPr>
-            <w:tcW w:type="dxa" w:w="1247"/>
-          </w:tcPr>
-          <w:p>
-            <w:pPr>
-              <w:spacing w:line="240" w:lineRule="auto" w:after="40"/>
+            <w:tcW w:type="dxa" w:w="1242"/>
+          </w:tcPr>
+          <w:p>
+            <w:pPr>
+              <w:spacing w:line="240" w:lineRule="auto" w:after="40"/>
+              <w:jc w:val="center"/>
             </w:pPr>
             <w:r/>
             <w:r>
@@ -6444,11 +6691,12 @@
         </w:tc>
         <w:tc>
           <w:tcPr>
-            <w:tcW w:type="dxa" w:w="1247"/>
-          </w:tcPr>
-          <w:p>
-            <w:pPr>
-              <w:spacing w:line="240" w:lineRule="auto" w:after="40"/>
+            <w:tcW w:type="dxa" w:w="1242"/>
+          </w:tcPr>
+          <w:p>
+            <w:pPr>
+              <w:spacing w:line="240" w:lineRule="auto" w:after="40"/>
+              <w:jc w:val="center"/>
             </w:pPr>
             <w:r/>
             <w:r>
@@ -6463,11 +6711,12 @@
         </w:tc>
         <w:tc>
           <w:tcPr>
-            <w:tcW w:type="dxa" w:w="1020"/>
-          </w:tcPr>
-          <w:p>
-            <w:pPr>
-              <w:spacing w:line="240" w:lineRule="auto" w:after="40"/>
+            <w:tcW w:type="dxa" w:w="1015"/>
+          </w:tcPr>
+          <w:p>
+            <w:pPr>
+              <w:spacing w:line="240" w:lineRule="auto" w:after="40"/>
+              <w:jc w:val="center"/>
             </w:pPr>
             <w:r/>
             <w:r>
@@ -6482,7 +6731,7 @@
         </w:tc>
         <w:tc>
           <w:tcPr>
-            <w:tcW w:type="dxa" w:w="1587"/>
+            <w:tcW w:type="dxa" w:w="1570"/>
           </w:tcPr>
           <w:p>
             <w:pPr>
@@ -6504,11 +6753,12 @@
       <w:tr>
         <w:tc>
           <w:tcPr>
-            <w:tcW w:type="dxa" w:w="3969"/>
-          </w:tcPr>
-          <w:p>
-            <w:pPr>
-              <w:spacing w:line="240" w:lineRule="auto" w:after="40"/>
+            <w:tcW w:type="dxa" w:w="3946"/>
+          </w:tcPr>
+          <w:p>
+            <w:pPr>
+              <w:spacing w:line="240" w:lineRule="auto" w:after="40"/>
+              <w:jc w:val="left"/>
             </w:pPr>
             <w:r/>
             <w:r>
@@ -6523,11 +6773,12 @@
         </w:tc>
         <w:tc>
           <w:tcPr>
-            <w:tcW w:type="dxa" w:w="1247"/>
-          </w:tcPr>
-          <w:p>
-            <w:pPr>
-              <w:spacing w:line="240" w:lineRule="auto" w:after="40"/>
+            <w:tcW w:type="dxa" w:w="1242"/>
+          </w:tcPr>
+          <w:p>
+            <w:pPr>
+              <w:spacing w:line="240" w:lineRule="auto" w:after="40"/>
+              <w:jc w:val="center"/>
             </w:pPr>
             <w:r/>
             <w:r>
@@ -6542,11 +6793,12 @@
         </w:tc>
         <w:tc>
           <w:tcPr>
-            <w:tcW w:type="dxa" w:w="1247"/>
-          </w:tcPr>
-          <w:p>
-            <w:pPr>
-              <w:spacing w:line="240" w:lineRule="auto" w:after="40"/>
+            <w:tcW w:type="dxa" w:w="1242"/>
+          </w:tcPr>
+          <w:p>
+            <w:pPr>
+              <w:spacing w:line="240" w:lineRule="auto" w:after="40"/>
+              <w:jc w:val="center"/>
             </w:pPr>
             <w:r/>
             <w:r>
@@ -6561,11 +6813,12 @@
         </w:tc>
         <w:tc>
           <w:tcPr>
-            <w:tcW w:type="dxa" w:w="1020"/>
-          </w:tcPr>
-          <w:p>
-            <w:pPr>
-              <w:spacing w:line="240" w:lineRule="auto" w:after="40"/>
+            <w:tcW w:type="dxa" w:w="1015"/>
+          </w:tcPr>
+          <w:p>
+            <w:pPr>
+              <w:spacing w:line="240" w:lineRule="auto" w:after="40"/>
+              <w:jc w:val="center"/>
             </w:pPr>
             <w:r/>
             <w:r>
@@ -6580,7 +6833,7 @@
         </w:tc>
         <w:tc>
           <w:tcPr>
-            <w:tcW w:type="dxa" w:w="1587"/>
+            <w:tcW w:type="dxa" w:w="1570"/>
           </w:tcPr>
           <w:p>
             <w:pPr>
@@ -6634,16 +6887,17 @@
         <w:tblW w:type="auto" w:w="0"/>
         <w:tblLayout w:type="fixed"/>
         <w:tblLook w:firstColumn="1" w:firstRow="1" w:lastColumn="0" w:lastRow="0" w:noHBand="0" w:noVBand="1" w:val="04A0"/>
+        <w:tblLayout w:type="fixed"/>
       </w:tblPr>
       <w:tblGrid>
-        <w:gridCol w:w="3010"/>
-        <w:gridCol w:w="3010"/>
-        <w:gridCol w:w="3010"/>
+        <w:gridCol w:w="505"/>
+        <w:gridCol w:w="2256"/>
+        <w:gridCol w:w="6253"/>
       </w:tblGrid>
       <w:tr>
         <w:tc>
           <w:tcPr>
-            <w:tcW w:type="dxa" w:w="510"/>
+            <w:tcW w:type="dxa" w:w="505"/>
             <w:shd w:val="clear" w:fill="D9D9D9"/>
           </w:tcPr>
           <w:p>
@@ -6664,7 +6918,7 @@
         </w:tc>
         <w:tc>
           <w:tcPr>
-            <w:tcW w:type="dxa" w:w="2268"/>
+            <w:tcW w:type="dxa" w:w="2256"/>
             <w:shd w:val="clear" w:fill="D9D9D9"/>
           </w:tcPr>
           <w:p>
@@ -6685,7 +6939,7 @@
         </w:tc>
         <w:tc>
           <w:tcPr>
-            <w:tcW w:type="dxa" w:w="6293"/>
+            <w:tcW w:type="dxa" w:w="6253"/>
             <w:shd w:val="clear" w:fill="D9D9D9"/>
           </w:tcPr>
           <w:p>
@@ -6708,7 +6962,7 @@
       <w:tr>
         <w:tc>
           <w:tcPr>
-            <w:tcW w:type="dxa" w:w="510"/>
+            <w:tcW w:type="dxa" w:w="505"/>
           </w:tcPr>
           <w:p>
             <w:pPr>
@@ -6728,11 +6982,12 @@
         </w:tc>
         <w:tc>
           <w:tcPr>
-            <w:tcW w:type="dxa" w:w="2268"/>
-          </w:tcPr>
-          <w:p>
-            <w:pPr>
-              <w:spacing w:line="240" w:lineRule="auto" w:after="40"/>
+            <w:tcW w:type="dxa" w:w="2256"/>
+          </w:tcPr>
+          <w:p>
+            <w:pPr>
+              <w:spacing w:line="240" w:lineRule="auto" w:after="40"/>
+              <w:jc w:val="left"/>
             </w:pPr>
             <w:r/>
             <w:r>
@@ -6747,11 +7002,12 @@
         </w:tc>
         <w:tc>
           <w:tcPr>
-            <w:tcW w:type="dxa" w:w="6293"/>
-          </w:tcPr>
-          <w:p>
-            <w:pPr>
-              <w:spacing w:line="240" w:lineRule="auto" w:after="40"/>
+            <w:tcW w:type="dxa" w:w="6253"/>
+          </w:tcPr>
+          <w:p>
+            <w:pPr>
+              <w:spacing w:line="240" w:lineRule="auto" w:after="40"/>
+              <w:jc w:val="left"/>
             </w:pPr>
             <w:r/>
             <w:r>
@@ -6768,7 +7024,7 @@
       <w:tr>
         <w:tc>
           <w:tcPr>
-            <w:tcW w:type="dxa" w:w="510"/>
+            <w:tcW w:type="dxa" w:w="505"/>
           </w:tcPr>
           <w:p>
             <w:pPr>
@@ -6788,11 +7044,12 @@
         </w:tc>
         <w:tc>
           <w:tcPr>
-            <w:tcW w:type="dxa" w:w="2268"/>
-          </w:tcPr>
-          <w:p>
-            <w:pPr>
-              <w:spacing w:line="240" w:lineRule="auto" w:after="40"/>
+            <w:tcW w:type="dxa" w:w="2256"/>
+          </w:tcPr>
+          <w:p>
+            <w:pPr>
+              <w:spacing w:line="240" w:lineRule="auto" w:after="40"/>
+              <w:jc w:val="left"/>
             </w:pPr>
             <w:r/>
             <w:r>
@@ -6807,11 +7064,12 @@
         </w:tc>
         <w:tc>
           <w:tcPr>
-            <w:tcW w:type="dxa" w:w="6293"/>
-          </w:tcPr>
-          <w:p>
-            <w:pPr>
-              <w:spacing w:line="240" w:lineRule="auto" w:after="40"/>
+            <w:tcW w:type="dxa" w:w="6253"/>
+          </w:tcPr>
+          <w:p>
+            <w:pPr>
+              <w:spacing w:line="240" w:lineRule="auto" w:after="40"/>
+              <w:jc w:val="left"/>
             </w:pPr>
             <w:r/>
             <w:r>
@@ -6888,16 +7146,17 @@
         <w:tblW w:type="auto" w:w="0"/>
         <w:tblLayout w:type="fixed"/>
         <w:tblLook w:firstColumn="1" w:firstRow="1" w:lastColumn="0" w:lastRow="0" w:noHBand="0" w:noVBand="1" w:val="04A0"/>
+        <w:tblLayout w:type="fixed"/>
       </w:tblPr>
       <w:tblGrid>
-        <w:gridCol w:w="3010"/>
-        <w:gridCol w:w="3010"/>
-        <w:gridCol w:w="3010"/>
+        <w:gridCol w:w="3606"/>
+        <w:gridCol w:w="2030"/>
+        <w:gridCol w:w="3379"/>
       </w:tblGrid>
       <w:tr>
         <w:tc>
           <w:tcPr>
-            <w:tcW w:type="dxa" w:w="3628"/>
+            <w:tcW w:type="dxa" w:w="3606"/>
             <w:shd w:val="clear" w:fill="D9D9D9"/>
           </w:tcPr>
           <w:p>
@@ -6918,7 +7177,7 @@
         </w:tc>
         <w:tc>
           <w:tcPr>
-            <w:tcW w:type="dxa" w:w="2041"/>
+            <w:tcW w:type="dxa" w:w="2030"/>
             <w:shd w:val="clear" w:fill="D9D9D9"/>
           </w:tcPr>
           <w:p>
@@ -6939,7 +7198,7 @@
         </w:tc>
         <w:tc>
           <w:tcPr>
-            <w:tcW w:type="dxa" w:w="3402"/>
+            <w:tcW w:type="dxa" w:w="3379"/>
             <w:shd w:val="clear" w:fill="D9D9D9"/>
           </w:tcPr>
           <w:p>
@@ -6962,11 +7221,12 @@
       <w:tr>
         <w:tc>
           <w:tcPr>
-            <w:tcW w:type="dxa" w:w="3628"/>
-          </w:tcPr>
-          <w:p>
-            <w:pPr>
-              <w:spacing w:line="240" w:lineRule="auto" w:after="40"/>
+            <w:tcW w:type="dxa" w:w="3606"/>
+          </w:tcPr>
+          <w:p>
+            <w:pPr>
+              <w:spacing w:line="240" w:lineRule="auto" w:after="40"/>
+              <w:jc w:val="left"/>
             </w:pPr>
             <w:r/>
             <w:r>
@@ -6981,11 +7241,12 @@
         </w:tc>
         <w:tc>
           <w:tcPr>
-            <w:tcW w:type="dxa" w:w="2041"/>
-          </w:tcPr>
-          <w:p>
-            <w:pPr>
-              <w:spacing w:line="240" w:lineRule="auto" w:after="40"/>
+            <w:tcW w:type="dxa" w:w="2030"/>
+          </w:tcPr>
+          <w:p>
+            <w:pPr>
+              <w:spacing w:line="240" w:lineRule="auto" w:after="40"/>
+              <w:jc w:val="left"/>
             </w:pPr>
             <w:r/>
             <w:r>
@@ -7000,11 +7261,12 @@
         </w:tc>
         <w:tc>
           <w:tcPr>
-            <w:tcW w:type="dxa" w:w="3402"/>
-          </w:tcPr>
-          <w:p>
-            <w:pPr>
-              <w:spacing w:line="240" w:lineRule="auto" w:after="40"/>
+            <w:tcW w:type="dxa" w:w="3379"/>
+          </w:tcPr>
+          <w:p>
+            <w:pPr>
+              <w:spacing w:line="240" w:lineRule="auto" w:after="40"/>
+              <w:jc w:val="left"/>
             </w:pPr>
             <w:r/>
             <w:r>
@@ -7021,11 +7283,12 @@
       <w:tr>
         <w:tc>
           <w:tcPr>
-            <w:tcW w:type="dxa" w:w="3628"/>
-          </w:tcPr>
-          <w:p>
-            <w:pPr>
-              <w:spacing w:line="240" w:lineRule="auto" w:after="40"/>
+            <w:tcW w:type="dxa" w:w="3606"/>
+          </w:tcPr>
+          <w:p>
+            <w:pPr>
+              <w:spacing w:line="240" w:lineRule="auto" w:after="40"/>
+              <w:jc w:val="left"/>
             </w:pPr>
             <w:r/>
             <w:r>
@@ -7040,11 +7303,12 @@
         </w:tc>
         <w:tc>
           <w:tcPr>
-            <w:tcW w:type="dxa" w:w="2041"/>
-          </w:tcPr>
-          <w:p>
-            <w:pPr>
-              <w:spacing w:line="240" w:lineRule="auto" w:after="40"/>
+            <w:tcW w:type="dxa" w:w="2030"/>
+          </w:tcPr>
+          <w:p>
+            <w:pPr>
+              <w:spacing w:line="240" w:lineRule="auto" w:after="40"/>
+              <w:jc w:val="left"/>
             </w:pPr>
             <w:r/>
             <w:r>
@@ -7059,12 +7323,12 @@
         </w:tc>
         <w:tc>
           <w:tcPr>
-            <w:tcW w:type="dxa" w:w="3402"/>
-          </w:tcPr>
-          <w:p>
-            <w:pPr>
-              <w:spacing w:line="240" w:lineRule="auto" w:after="40"/>
-              <w:jc w:val="center"/>
+            <w:tcW w:type="dxa" w:w="3379"/>
+          </w:tcPr>
+          <w:p>
+            <w:pPr>
+              <w:spacing w:line="240" w:lineRule="auto" w:after="40"/>
+              <w:jc w:val="left"/>
             </w:pPr>
             <w:r/>
             <w:r>
@@ -7081,11 +7345,12 @@
       <w:tr>
         <w:tc>
           <w:tcPr>
-            <w:tcW w:type="dxa" w:w="3628"/>
-          </w:tcPr>
-          <w:p>
-            <w:pPr>
-              <w:spacing w:line="240" w:lineRule="auto" w:after="40"/>
+            <w:tcW w:type="dxa" w:w="3606"/>
+          </w:tcPr>
+          <w:p>
+            <w:pPr>
+              <w:spacing w:line="240" w:lineRule="auto" w:after="40"/>
+              <w:jc w:val="left"/>
             </w:pPr>
             <w:r/>
             <w:r>
@@ -7100,11 +7365,12 @@
         </w:tc>
         <w:tc>
           <w:tcPr>
-            <w:tcW w:type="dxa" w:w="2041"/>
-          </w:tcPr>
-          <w:p>
-            <w:pPr>
-              <w:spacing w:line="240" w:lineRule="auto" w:after="40"/>
+            <w:tcW w:type="dxa" w:w="2030"/>
+          </w:tcPr>
+          <w:p>
+            <w:pPr>
+              <w:spacing w:line="240" w:lineRule="auto" w:after="40"/>
+              <w:jc w:val="left"/>
             </w:pPr>
             <w:r/>
             <w:r>
@@ -7119,12 +7385,12 @@
         </w:tc>
         <w:tc>
           <w:tcPr>
-            <w:tcW w:type="dxa" w:w="3402"/>
-          </w:tcPr>
-          <w:p>
-            <w:pPr>
-              <w:spacing w:line="240" w:lineRule="auto" w:after="40"/>
-              <w:jc w:val="center"/>
+            <w:tcW w:type="dxa" w:w="3379"/>
+          </w:tcPr>
+          <w:p>
+            <w:pPr>
+              <w:spacing w:line="240" w:lineRule="auto" w:after="40"/>
+              <w:jc w:val="left"/>
             </w:pPr>
             <w:r/>
             <w:r>
@@ -7141,11 +7407,12 @@
       <w:tr>
         <w:tc>
           <w:tcPr>
-            <w:tcW w:type="dxa" w:w="3628"/>
-          </w:tcPr>
-          <w:p>
-            <w:pPr>
-              <w:spacing w:line="240" w:lineRule="auto" w:after="40"/>
+            <w:tcW w:type="dxa" w:w="3606"/>
+          </w:tcPr>
+          <w:p>
+            <w:pPr>
+              <w:spacing w:line="240" w:lineRule="auto" w:after="40"/>
+              <w:jc w:val="left"/>
             </w:pPr>
             <w:r/>
             <w:r>
@@ -7160,11 +7427,12 @@
         </w:tc>
         <w:tc>
           <w:tcPr>
-            <w:tcW w:type="dxa" w:w="2041"/>
-          </w:tcPr>
-          <w:p>
-            <w:pPr>
-              <w:spacing w:line="240" w:lineRule="auto" w:after="40"/>
+            <w:tcW w:type="dxa" w:w="2030"/>
+          </w:tcPr>
+          <w:p>
+            <w:pPr>
+              <w:spacing w:line="240" w:lineRule="auto" w:after="40"/>
+              <w:jc w:val="left"/>
             </w:pPr>
             <w:r/>
             <w:r>
@@ -7179,12 +7447,12 @@
         </w:tc>
         <w:tc>
           <w:tcPr>
-            <w:tcW w:type="dxa" w:w="3402"/>
-          </w:tcPr>
-          <w:p>
-            <w:pPr>
-              <w:spacing w:line="240" w:lineRule="auto" w:after="40"/>
-              <w:jc w:val="center"/>
+            <w:tcW w:type="dxa" w:w="3379"/>
+          </w:tcPr>
+          <w:p>
+            <w:pPr>
+              <w:spacing w:line="240" w:lineRule="auto" w:after="40"/>
+              <w:jc w:val="left"/>
             </w:pPr>
             <w:r/>
             <w:r>
@@ -7201,11 +7469,12 @@
       <w:tr>
         <w:tc>
           <w:tcPr>
-            <w:tcW w:type="dxa" w:w="3628"/>
-          </w:tcPr>
-          <w:p>
-            <w:pPr>
-              <w:spacing w:line="240" w:lineRule="auto" w:after="40"/>
+            <w:tcW w:type="dxa" w:w="3606"/>
+          </w:tcPr>
+          <w:p>
+            <w:pPr>
+              <w:spacing w:line="240" w:lineRule="auto" w:after="40"/>
+              <w:jc w:val="left"/>
             </w:pPr>
             <w:r/>
             <w:r>
@@ -7220,11 +7489,12 @@
         </w:tc>
         <w:tc>
           <w:tcPr>
-            <w:tcW w:type="dxa" w:w="2041"/>
-          </w:tcPr>
-          <w:p>
-            <w:pPr>
-              <w:spacing w:line="240" w:lineRule="auto" w:after="40"/>
+            <w:tcW w:type="dxa" w:w="2030"/>
+          </w:tcPr>
+          <w:p>
+            <w:pPr>
+              <w:spacing w:line="240" w:lineRule="auto" w:after="40"/>
+              <w:jc w:val="left"/>
             </w:pPr>
             <w:r/>
             <w:r>
@@ -7239,12 +7509,12 @@
         </w:tc>
         <w:tc>
           <w:tcPr>
-            <w:tcW w:type="dxa" w:w="3402"/>
-          </w:tcPr>
-          <w:p>
-            <w:pPr>
-              <w:spacing w:line="240" w:lineRule="auto" w:after="40"/>
-              <w:jc w:val="center"/>
+            <w:tcW w:type="dxa" w:w="3379"/>
+          </w:tcPr>
+          <w:p>
+            <w:pPr>
+              <w:spacing w:line="240" w:lineRule="auto" w:after="40"/>
+              <w:jc w:val="left"/>
             </w:pPr>
             <w:r/>
             <w:r>
@@ -7261,11 +7531,12 @@
       <w:tr>
         <w:tc>
           <w:tcPr>
-            <w:tcW w:type="dxa" w:w="3628"/>
-          </w:tcPr>
-          <w:p>
-            <w:pPr>
-              <w:spacing w:line="240" w:lineRule="auto" w:after="40"/>
+            <w:tcW w:type="dxa" w:w="3606"/>
+          </w:tcPr>
+          <w:p>
+            <w:pPr>
+              <w:spacing w:line="240" w:lineRule="auto" w:after="40"/>
+              <w:jc w:val="left"/>
             </w:pPr>
             <w:r/>
             <w:r>
@@ -7280,11 +7551,12 @@
         </w:tc>
         <w:tc>
           <w:tcPr>
-            <w:tcW w:type="dxa" w:w="2041"/>
-          </w:tcPr>
-          <w:p>
-            <w:pPr>
-              <w:spacing w:line="240" w:lineRule="auto" w:after="40"/>
+            <w:tcW w:type="dxa" w:w="2030"/>
+          </w:tcPr>
+          <w:p>
+            <w:pPr>
+              <w:spacing w:line="240" w:lineRule="auto" w:after="40"/>
+              <w:jc w:val="left"/>
             </w:pPr>
             <w:r/>
             <w:r>
@@ -7299,12 +7571,12 @@
         </w:tc>
         <w:tc>
           <w:tcPr>
-            <w:tcW w:type="dxa" w:w="3402"/>
-          </w:tcPr>
-          <w:p>
-            <w:pPr>
-              <w:spacing w:line="240" w:lineRule="auto" w:after="40"/>
-              <w:jc w:val="center"/>
+            <w:tcW w:type="dxa" w:w="3379"/>
+          </w:tcPr>
+          <w:p>
+            <w:pPr>
+              <w:spacing w:line="240" w:lineRule="auto" w:after="40"/>
+              <w:jc w:val="left"/>
             </w:pPr>
             <w:r/>
             <w:r>
@@ -7321,11 +7593,12 @@
       <w:tr>
         <w:tc>
           <w:tcPr>
-            <w:tcW w:type="dxa" w:w="3628"/>
-          </w:tcPr>
-          <w:p>
-            <w:pPr>
-              <w:spacing w:line="240" w:lineRule="auto" w:after="40"/>
+            <w:tcW w:type="dxa" w:w="3606"/>
+          </w:tcPr>
+          <w:p>
+            <w:pPr>
+              <w:spacing w:line="240" w:lineRule="auto" w:after="40"/>
+              <w:jc w:val="left"/>
             </w:pPr>
             <w:r/>
             <w:r>
@@ -7340,11 +7613,12 @@
         </w:tc>
         <w:tc>
           <w:tcPr>
-            <w:tcW w:type="dxa" w:w="2041"/>
-          </w:tcPr>
-          <w:p>
-            <w:pPr>
-              <w:spacing w:line="240" w:lineRule="auto" w:after="40"/>
+            <w:tcW w:type="dxa" w:w="2030"/>
+          </w:tcPr>
+          <w:p>
+            <w:pPr>
+              <w:spacing w:line="240" w:lineRule="auto" w:after="40"/>
+              <w:jc w:val="left"/>
             </w:pPr>
             <w:r/>
             <w:r>
@@ -7359,12 +7633,12 @@
         </w:tc>
         <w:tc>
           <w:tcPr>
-            <w:tcW w:type="dxa" w:w="3402"/>
-          </w:tcPr>
-          <w:p>
-            <w:pPr>
-              <w:spacing w:line="240" w:lineRule="auto" w:after="40"/>
-              <w:jc w:val="center"/>
+            <w:tcW w:type="dxa" w:w="3379"/>
+          </w:tcPr>
+          <w:p>
+            <w:pPr>
+              <w:spacing w:line="240" w:lineRule="auto" w:after="40"/>
+              <w:jc w:val="left"/>
             </w:pPr>
             <w:r/>
             <w:r>
@@ -7381,11 +7655,12 @@
       <w:tr>
         <w:tc>
           <w:tcPr>
-            <w:tcW w:type="dxa" w:w="3628"/>
-          </w:tcPr>
-          <w:p>
-            <w:pPr>
-              <w:spacing w:line="240" w:lineRule="auto" w:after="40"/>
+            <w:tcW w:type="dxa" w:w="3606"/>
+          </w:tcPr>
+          <w:p>
+            <w:pPr>
+              <w:spacing w:line="240" w:lineRule="auto" w:after="40"/>
+              <w:jc w:val="left"/>
             </w:pPr>
             <w:r/>
             <w:r>
@@ -7400,11 +7675,12 @@
         </w:tc>
         <w:tc>
           <w:tcPr>
-            <w:tcW w:type="dxa" w:w="2041"/>
-          </w:tcPr>
-          <w:p>
-            <w:pPr>
-              <w:spacing w:line="240" w:lineRule="auto" w:after="40"/>
+            <w:tcW w:type="dxa" w:w="2030"/>
+          </w:tcPr>
+          <w:p>
+            <w:pPr>
+              <w:spacing w:line="240" w:lineRule="auto" w:after="40"/>
+              <w:jc w:val="left"/>
             </w:pPr>
             <w:r/>
             <w:r>
@@ -7419,12 +7695,12 @@
         </w:tc>
         <w:tc>
           <w:tcPr>
-            <w:tcW w:type="dxa" w:w="3402"/>
-          </w:tcPr>
-          <w:p>
-            <w:pPr>
-              <w:spacing w:line="240" w:lineRule="auto" w:after="40"/>
-              <w:jc w:val="center"/>
+            <w:tcW w:type="dxa" w:w="3379"/>
+          </w:tcPr>
+          <w:p>
+            <w:pPr>
+              <w:spacing w:line="240" w:lineRule="auto" w:after="40"/>
+              <w:jc w:val="left"/>
             </w:pPr>
             <w:r/>
             <w:r>
@@ -7441,11 +7717,12 @@
       <w:tr>
         <w:tc>
           <w:tcPr>
-            <w:tcW w:type="dxa" w:w="3628"/>
-          </w:tcPr>
-          <w:p>
-            <w:pPr>
-              <w:spacing w:line="240" w:lineRule="auto" w:after="40"/>
+            <w:tcW w:type="dxa" w:w="3606"/>
+          </w:tcPr>
+          <w:p>
+            <w:pPr>
+              <w:spacing w:line="240" w:lineRule="auto" w:after="40"/>
+              <w:jc w:val="left"/>
             </w:pPr>
             <w:r/>
             <w:r>
@@ -7460,11 +7737,12 @@
         </w:tc>
         <w:tc>
           <w:tcPr>
-            <w:tcW w:type="dxa" w:w="2041"/>
-          </w:tcPr>
-          <w:p>
-            <w:pPr>
-              <w:spacing w:line="240" w:lineRule="auto" w:after="40"/>
+            <w:tcW w:type="dxa" w:w="2030"/>
+          </w:tcPr>
+          <w:p>
+            <w:pPr>
+              <w:spacing w:line="240" w:lineRule="auto" w:after="40"/>
+              <w:jc w:val="left"/>
             </w:pPr>
             <w:r/>
             <w:r>
@@ -7479,12 +7757,12 @@
         </w:tc>
         <w:tc>
           <w:tcPr>
-            <w:tcW w:type="dxa" w:w="3402"/>
-          </w:tcPr>
-          <w:p>
-            <w:pPr>
-              <w:spacing w:line="240" w:lineRule="auto" w:after="40"/>
-              <w:jc w:val="center"/>
+            <w:tcW w:type="dxa" w:w="3379"/>
+          </w:tcPr>
+          <w:p>
+            <w:pPr>
+              <w:spacing w:line="240" w:lineRule="auto" w:after="40"/>
+              <w:jc w:val="left"/>
             </w:pPr>
             <w:r/>
             <w:r>
@@ -7501,11 +7779,12 @@
       <w:tr>
         <w:tc>
           <w:tcPr>
-            <w:tcW w:type="dxa" w:w="3628"/>
-          </w:tcPr>
-          <w:p>
-            <w:pPr>
-              <w:spacing w:line="240" w:lineRule="auto" w:after="40"/>
+            <w:tcW w:type="dxa" w:w="3606"/>
+          </w:tcPr>
+          <w:p>
+            <w:pPr>
+              <w:spacing w:line="240" w:lineRule="auto" w:after="40"/>
+              <w:jc w:val="left"/>
             </w:pPr>
             <w:r/>
             <w:r>
@@ -7520,11 +7799,12 @@
         </w:tc>
         <w:tc>
           <w:tcPr>
-            <w:tcW w:type="dxa" w:w="2041"/>
-          </w:tcPr>
-          <w:p>
-            <w:pPr>
-              <w:spacing w:line="240" w:lineRule="auto" w:after="40"/>
+            <w:tcW w:type="dxa" w:w="2030"/>
+          </w:tcPr>
+          <w:p>
+            <w:pPr>
+              <w:spacing w:line="240" w:lineRule="auto" w:after="40"/>
+              <w:jc w:val="left"/>
             </w:pPr>
             <w:r/>
             <w:r>
@@ -7539,12 +7819,12 @@
         </w:tc>
         <w:tc>
           <w:tcPr>
-            <w:tcW w:type="dxa" w:w="3402"/>
-          </w:tcPr>
-          <w:p>
-            <w:pPr>
-              <w:spacing w:line="240" w:lineRule="auto" w:after="40"/>
-              <w:jc w:val="center"/>
+            <w:tcW w:type="dxa" w:w="3379"/>
+          </w:tcPr>
+          <w:p>
+            <w:pPr>
+              <w:spacing w:line="240" w:lineRule="auto" w:after="40"/>
+              <w:jc w:val="left"/>
             </w:pPr>
             <w:r/>
             <w:r>
@@ -7593,15 +7873,16 @@
         <w:tblW w:type="auto" w:w="0"/>
         <w:tblLayout w:type="fixed"/>
         <w:tblLook w:firstColumn="1" w:firstRow="1" w:lastColumn="0" w:lastRow="0" w:noHBand="0" w:noVBand="1" w:val="04A0"/>
+        <w:tblLayout w:type="fixed"/>
       </w:tblPr>
       <w:tblGrid>
-        <w:gridCol w:w="4515"/>
-        <w:gridCol w:w="4515"/>
+        <w:gridCol w:w="1242"/>
+        <w:gridCol w:w="7773"/>
       </w:tblGrid>
       <w:tr>
         <w:tc>
           <w:tcPr>
-            <w:tcW w:type="dxa" w:w="1247"/>
+            <w:tcW w:type="dxa" w:w="1242"/>
             <w:shd w:val="clear" w:fill="D9D9D9"/>
           </w:tcPr>
           <w:p>
@@ -7622,7 +7903,7 @@
         </w:tc>
         <w:tc>
           <w:tcPr>
-            <w:tcW w:type="dxa" w:w="7824"/>
+            <w:tcW w:type="dxa" w:w="7773"/>
             <w:shd w:val="clear" w:fill="D9D9D9"/>
           </w:tcPr>
           <w:p>
@@ -7645,7 +7926,7 @@
       <w:tr>
         <w:tc>
           <w:tcPr>
-            <w:tcW w:type="dxa" w:w="1247"/>
+            <w:tcW w:type="dxa" w:w="1242"/>
           </w:tcPr>
           <w:p>
             <w:pPr>
@@ -7665,12 +7946,12 @@
         </w:tc>
         <w:tc>
           <w:tcPr>
-            <w:tcW w:type="dxa" w:w="7824"/>
-          </w:tcPr>
-          <w:p>
-            <w:pPr>
-              <w:spacing w:line="240" w:lineRule="auto" w:after="40"/>
-              <w:jc w:val="center"/>
+            <w:tcW w:type="dxa" w:w="7773"/>
+          </w:tcPr>
+          <w:p>
+            <w:pPr>
+              <w:spacing w:line="240" w:lineRule="auto" w:after="40"/>
+              <w:jc w:val="left"/>
             </w:pPr>
             <w:r/>
             <w:r>
@@ -7687,7 +7968,7 @@
       <w:tr>
         <w:tc>
           <w:tcPr>
-            <w:tcW w:type="dxa" w:w="1247"/>
+            <w:tcW w:type="dxa" w:w="1242"/>
           </w:tcPr>
           <w:p>
             <w:pPr>
@@ -7707,12 +7988,12 @@
         </w:tc>
         <w:tc>
           <w:tcPr>
-            <w:tcW w:type="dxa" w:w="7824"/>
-          </w:tcPr>
-          <w:p>
-            <w:pPr>
-              <w:spacing w:line="240" w:lineRule="auto" w:after="40"/>
-              <w:jc w:val="center"/>
+            <w:tcW w:type="dxa" w:w="7773"/>
+          </w:tcPr>
+          <w:p>
+            <w:pPr>
+              <w:spacing w:line="240" w:lineRule="auto" w:after="40"/>
+              <w:jc w:val="left"/>
             </w:pPr>
             <w:r/>
             <w:r>
@@ -7729,7 +8010,7 @@
       <w:tr>
         <w:tc>
           <w:tcPr>
-            <w:tcW w:type="dxa" w:w="1247"/>
+            <w:tcW w:type="dxa" w:w="1242"/>
           </w:tcPr>
           <w:p>
             <w:pPr>
@@ -7749,11 +8030,12 @@
         </w:tc>
         <w:tc>
           <w:tcPr>
-            <w:tcW w:type="dxa" w:w="7824"/>
-          </w:tcPr>
-          <w:p>
-            <w:pPr>
-              <w:spacing w:line="240" w:lineRule="auto" w:after="40"/>
+            <w:tcW w:type="dxa" w:w="7773"/>
+          </w:tcPr>
+          <w:p>
+            <w:pPr>
+              <w:spacing w:line="240" w:lineRule="auto" w:after="40"/>
+              <w:jc w:val="left"/>
             </w:pPr>
             <w:r/>
             <w:r>
@@ -7770,7 +8052,7 @@
       <w:tr>
         <w:tc>
           <w:tcPr>
-            <w:tcW w:type="dxa" w:w="1247"/>
+            <w:tcW w:type="dxa" w:w="1242"/>
           </w:tcPr>
           <w:p>
             <w:pPr>
@@ -7790,11 +8072,12 @@
         </w:tc>
         <w:tc>
           <w:tcPr>
-            <w:tcW w:type="dxa" w:w="7824"/>
-          </w:tcPr>
-          <w:p>
-            <w:pPr>
-              <w:spacing w:line="240" w:lineRule="auto" w:after="40"/>
+            <w:tcW w:type="dxa" w:w="7773"/>
+          </w:tcPr>
+          <w:p>
+            <w:pPr>
+              <w:spacing w:line="240" w:lineRule="auto" w:after="40"/>
+              <w:jc w:val="left"/>
             </w:pPr>
             <w:r/>
             <w:r>
@@ -7811,7 +8094,7 @@
       <w:tr>
         <w:tc>
           <w:tcPr>
-            <w:tcW w:type="dxa" w:w="1247"/>
+            <w:tcW w:type="dxa" w:w="1242"/>
           </w:tcPr>
           <w:p>
             <w:pPr>
@@ -7831,11 +8114,12 @@
         </w:tc>
         <w:tc>
           <w:tcPr>
-            <w:tcW w:type="dxa" w:w="7824"/>
-          </w:tcPr>
-          <w:p>
-            <w:pPr>
-              <w:spacing w:line="240" w:lineRule="auto" w:after="40"/>
+            <w:tcW w:type="dxa" w:w="7773"/>
+          </w:tcPr>
+          <w:p>
+            <w:pPr>
+              <w:spacing w:line="240" w:lineRule="auto" w:after="40"/>
+              <w:jc w:val="left"/>
             </w:pPr>
             <w:r/>
             <w:r>
@@ -7852,7 +8136,7 @@
       <w:tr>
         <w:tc>
           <w:tcPr>
-            <w:tcW w:type="dxa" w:w="1247"/>
+            <w:tcW w:type="dxa" w:w="1242"/>
           </w:tcPr>
           <w:p>
             <w:pPr>
@@ -7872,12 +8156,12 @@
         </w:tc>
         <w:tc>
           <w:tcPr>
-            <w:tcW w:type="dxa" w:w="7824"/>
-          </w:tcPr>
-          <w:p>
-            <w:pPr>
-              <w:spacing w:line="240" w:lineRule="auto" w:after="40"/>
-              <w:jc w:val="center"/>
+            <w:tcW w:type="dxa" w:w="7773"/>
+          </w:tcPr>
+          <w:p>
+            <w:pPr>
+              <w:spacing w:line="240" w:lineRule="auto" w:after="40"/>
+              <w:jc w:val="left"/>
             </w:pPr>
             <w:r/>
             <w:r>
@@ -7894,7 +8178,7 @@
       <w:tr>
         <w:tc>
           <w:tcPr>
-            <w:tcW w:type="dxa" w:w="1247"/>
+            <w:tcW w:type="dxa" w:w="1242"/>
           </w:tcPr>
           <w:p>
             <w:pPr>
@@ -7914,12 +8198,12 @@
         </w:tc>
         <w:tc>
           <w:tcPr>
-            <w:tcW w:type="dxa" w:w="7824"/>
-          </w:tcPr>
-          <w:p>
-            <w:pPr>
-              <w:spacing w:line="240" w:lineRule="auto" w:after="40"/>
-              <w:jc w:val="center"/>
+            <w:tcW w:type="dxa" w:w="7773"/>
+          </w:tcPr>
+          <w:p>
+            <w:pPr>
+              <w:spacing w:line="240" w:lineRule="auto" w:after="40"/>
+              <w:jc w:val="left"/>
             </w:pPr>
             <w:r/>
             <w:r>
@@ -7936,7 +8220,7 @@
       <w:tr>
         <w:tc>
           <w:tcPr>
-            <w:tcW w:type="dxa" w:w="1247"/>
+            <w:tcW w:type="dxa" w:w="1242"/>
           </w:tcPr>
           <w:p>
             <w:pPr>
@@ -7956,12 +8240,12 @@
         </w:tc>
         <w:tc>
           <w:tcPr>
-            <w:tcW w:type="dxa" w:w="7824"/>
-          </w:tcPr>
-          <w:p>
-            <w:pPr>
-              <w:spacing w:line="240" w:lineRule="auto" w:after="40"/>
-              <w:jc w:val="center"/>
+            <w:tcW w:type="dxa" w:w="7773"/>
+          </w:tcPr>
+          <w:p>
+            <w:pPr>
+              <w:spacing w:line="240" w:lineRule="auto" w:after="40"/>
+              <w:jc w:val="left"/>
             </w:pPr>
             <w:r/>
             <w:r>
@@ -7978,7 +8262,7 @@
       <w:tr>
         <w:tc>
           <w:tcPr>
-            <w:tcW w:type="dxa" w:w="1247"/>
+            <w:tcW w:type="dxa" w:w="1242"/>
           </w:tcPr>
           <w:p>
             <w:pPr>
@@ -7998,12 +8282,12 @@
         </w:tc>
         <w:tc>
           <w:tcPr>
-            <w:tcW w:type="dxa" w:w="7824"/>
-          </w:tcPr>
-          <w:p>
-            <w:pPr>
-              <w:spacing w:line="240" w:lineRule="auto" w:after="40"/>
-              <w:jc w:val="center"/>
+            <w:tcW w:type="dxa" w:w="7773"/>
+          </w:tcPr>
+          <w:p>
+            <w:pPr>
+              <w:spacing w:line="240" w:lineRule="auto" w:after="40"/>
+              <w:jc w:val="left"/>
             </w:pPr>
             <w:r/>
             <w:r>
@@ -8020,7 +8304,7 @@
       <w:tr>
         <w:tc>
           <w:tcPr>
-            <w:tcW w:type="dxa" w:w="1247"/>
+            <w:tcW w:type="dxa" w:w="1242"/>
           </w:tcPr>
           <w:p>
             <w:pPr>
@@ -8040,12 +8324,12 @@
         </w:tc>
         <w:tc>
           <w:tcPr>
-            <w:tcW w:type="dxa" w:w="7824"/>
-          </w:tcPr>
-          <w:p>
-            <w:pPr>
-              <w:spacing w:line="240" w:lineRule="auto" w:after="40"/>
-              <w:jc w:val="center"/>
+            <w:tcW w:type="dxa" w:w="7773"/>
+          </w:tcPr>
+          <w:p>
+            <w:pPr>
+              <w:spacing w:line="240" w:lineRule="auto" w:after="40"/>
+              <w:jc w:val="left"/>
             </w:pPr>
             <w:r/>
             <w:r>
@@ -8062,7 +8346,7 @@
       <w:tr>
         <w:tc>
           <w:tcPr>
-            <w:tcW w:type="dxa" w:w="1247"/>
+            <w:tcW w:type="dxa" w:w="1242"/>
           </w:tcPr>
           <w:p>
             <w:pPr>
@@ -8082,12 +8366,12 @@
         </w:tc>
         <w:tc>
           <w:tcPr>
-            <w:tcW w:type="dxa" w:w="7824"/>
-          </w:tcPr>
-          <w:p>
-            <w:pPr>
-              <w:spacing w:line="240" w:lineRule="auto" w:after="40"/>
-              <w:jc w:val="center"/>
+            <w:tcW w:type="dxa" w:w="7773"/>
+          </w:tcPr>
+          <w:p>
+            <w:pPr>
+              <w:spacing w:line="240" w:lineRule="auto" w:after="40"/>
+              <w:jc w:val="left"/>
             </w:pPr>
             <w:r/>
             <w:r>
@@ -8104,7 +8388,7 @@
       <w:tr>
         <w:tc>
           <w:tcPr>
-            <w:tcW w:type="dxa" w:w="1247"/>
+            <w:tcW w:type="dxa" w:w="1242"/>
           </w:tcPr>
           <w:p>
             <w:pPr>
@@ -8124,12 +8408,12 @@
         </w:tc>
         <w:tc>
           <w:tcPr>
-            <w:tcW w:type="dxa" w:w="7824"/>
-          </w:tcPr>
-          <w:p>
-            <w:pPr>
-              <w:spacing w:line="240" w:lineRule="auto" w:after="40"/>
-              <w:jc w:val="center"/>
+            <w:tcW w:type="dxa" w:w="7773"/>
+          </w:tcPr>
+          <w:p>
+            <w:pPr>
+              <w:spacing w:line="240" w:lineRule="auto" w:after="40"/>
+              <w:jc w:val="left"/>
             </w:pPr>
             <w:r/>
             <w:r>
@@ -8178,16 +8462,17 @@
         <w:tblW w:type="auto" w:w="0"/>
         <w:tblLayout w:type="fixed"/>
         <w:tblLook w:firstColumn="1" w:firstRow="1" w:lastColumn="0" w:lastRow="0" w:noHBand="0" w:noVBand="1" w:val="04A0"/>
+        <w:tblLayout w:type="fixed"/>
       </w:tblPr>
       <w:tblGrid>
-        <w:gridCol w:w="3010"/>
-        <w:gridCol w:w="3010"/>
-        <w:gridCol w:w="3010"/>
+        <w:gridCol w:w="5068"/>
+        <w:gridCol w:w="1973"/>
+        <w:gridCol w:w="1973"/>
       </w:tblGrid>
       <w:tr>
         <w:tc>
           <w:tcPr>
-            <w:tcW w:type="dxa" w:w="5102"/>
+            <w:tcW w:type="dxa" w:w="5068"/>
             <w:shd w:val="clear" w:fill="D9D9D9"/>
           </w:tcPr>
           <w:p>
@@ -8208,7 +8493,7 @@
         </w:tc>
         <w:tc>
           <w:tcPr>
-            <w:tcW w:type="dxa" w:w="1984"/>
+            <w:tcW w:type="dxa" w:w="1973"/>
             <w:shd w:val="clear" w:fill="D9D9D9"/>
           </w:tcPr>
           <w:p>
@@ -8229,7 +8514,7 @@
         </w:tc>
         <w:tc>
           <w:tcPr>
-            <w:tcW w:type="dxa" w:w="1984"/>
+            <w:tcW w:type="dxa" w:w="1973"/>
             <w:shd w:val="clear" w:fill="D9D9D9"/>
           </w:tcPr>
           <w:p>
@@ -8252,7 +8537,27 @@
       <w:tr>
         <w:tc>
           <w:tcPr>
-            <w:tcW w:type="dxa" w:w="5102"/>
+            <w:tcW w:type="dxa" w:w="5068"/>
+          </w:tcPr>
+          <w:p>
+            <w:pPr>
+              <w:spacing w:line="240" w:lineRule="auto" w:after="40"/>
+              <w:jc w:val="left"/>
+            </w:pPr>
+            <w:r/>
+            <w:r>
+              <w:rPr>
+                <w:rFonts w:ascii="Arial" w:hAnsi="Arial"/>
+                <w:b w:val="0"/>
+                <w:sz w:val="20"/>
+              </w:rPr>
+              <w:t>Español</w:t>
+            </w:r>
+          </w:p>
+        </w:tc>
+        <w:tc>
+          <w:tcPr>
+            <w:tcW w:type="dxa" w:w="1973"/>
           </w:tcPr>
           <w:p>
             <w:pPr>
@@ -8266,32 +8571,13 @@
                 <w:b w:val="0"/>
                 <w:sz w:val="20"/>
               </w:rPr>
-              <w:t>Español</w:t>
-            </w:r>
-          </w:p>
-        </w:tc>
-        <w:tc>
-          <w:tcPr>
-            <w:tcW w:type="dxa" w:w="1984"/>
-          </w:tcPr>
-          <w:p>
-            <w:pPr>
-              <w:spacing w:line="240" w:lineRule="auto" w:after="40"/>
-            </w:pPr>
-            <w:r/>
-            <w:r>
-              <w:rPr>
-                <w:rFonts w:ascii="Arial" w:hAnsi="Arial"/>
-                <w:b w:val="0"/>
-                <w:sz w:val="20"/>
-              </w:rPr>
               <w:t>1:1</w:t>
             </w:r>
           </w:p>
         </w:tc>
         <w:tc>
           <w:tcPr>
-            <w:tcW w:type="dxa" w:w="1984"/>
+            <w:tcW w:type="dxa" w:w="1973"/>
           </w:tcPr>
           <w:p>
             <w:pPr>
@@ -8313,7 +8599,27 @@
       <w:tr>
         <w:tc>
           <w:tcPr>
-            <w:tcW w:type="dxa" w:w="5102"/>
+            <w:tcW w:type="dxa" w:w="5068"/>
+          </w:tcPr>
+          <w:p>
+            <w:pPr>
+              <w:spacing w:line="240" w:lineRule="auto" w:after="40"/>
+              <w:jc w:val="left"/>
+            </w:pPr>
+            <w:r/>
+            <w:r>
+              <w:rPr>
+                <w:rFonts w:ascii="Arial" w:hAnsi="Arial"/>
+                <w:b w:val="0"/>
+                <w:sz w:val="20"/>
+              </w:rPr>
+              <w:t>English</w:t>
+            </w:r>
+          </w:p>
+        </w:tc>
+        <w:tc>
+          <w:tcPr>
+            <w:tcW w:type="dxa" w:w="1973"/>
           </w:tcPr>
           <w:p>
             <w:pPr>
@@ -8327,32 +8633,13 @@
                 <w:b w:val="0"/>
                 <w:sz w:val="20"/>
               </w:rPr>
-              <w:t>English</w:t>
-            </w:r>
-          </w:p>
-        </w:tc>
-        <w:tc>
-          <w:tcPr>
-            <w:tcW w:type="dxa" w:w="1984"/>
-          </w:tcPr>
-          <w:p>
-            <w:pPr>
-              <w:spacing w:line="240" w:lineRule="auto" w:after="40"/>
-            </w:pPr>
-            <w:r/>
-            <w:r>
-              <w:rPr>
-                <w:rFonts w:ascii="Arial" w:hAnsi="Arial"/>
-                <w:b w:val="0"/>
-                <w:sz w:val="20"/>
-              </w:rPr>
               <w:t>1:1</w:t>
             </w:r>
           </w:p>
         </w:tc>
         <w:tc>
           <w:tcPr>
-            <w:tcW w:type="dxa" w:w="1984"/>
+            <w:tcW w:type="dxa" w:w="1973"/>
           </w:tcPr>
           <w:p>
             <w:pPr>
@@ -8374,7 +8661,27 @@
       <w:tr>
         <w:tc>
           <w:tcPr>
-            <w:tcW w:type="dxa" w:w="5102"/>
+            <w:tcW w:type="dxa" w:w="5068"/>
+          </w:tcPr>
+          <w:p>
+            <w:pPr>
+              <w:spacing w:line="240" w:lineRule="auto" w:after="40"/>
+              <w:jc w:val="left"/>
+            </w:pPr>
+            <w:r/>
+            <w:r>
+              <w:rPr>
+                <w:rFonts w:ascii="Arial" w:hAnsi="Arial"/>
+                <w:b w:val="0"/>
+                <w:sz w:val="20"/>
+              </w:rPr>
+              <w:t>Acessibilidade</w:t>
+            </w:r>
+          </w:p>
+        </w:tc>
+        <w:tc>
+          <w:tcPr>
+            <w:tcW w:type="dxa" w:w="1973"/>
           </w:tcPr>
           <w:p>
             <w:pPr>
@@ -8388,32 +8695,13 @@
                 <w:b w:val="0"/>
                 <w:sz w:val="20"/>
               </w:rPr>
-              <w:t>Acessibilidade</w:t>
-            </w:r>
-          </w:p>
-        </w:tc>
-        <w:tc>
-          <w:tcPr>
-            <w:tcW w:type="dxa" w:w="1984"/>
-          </w:tcPr>
-          <w:p>
-            <w:pPr>
-              <w:spacing w:line="240" w:lineRule="auto" w:after="40"/>
-            </w:pPr>
-            <w:r/>
-            <w:r>
-              <w:rPr>
-                <w:rFonts w:ascii="Arial" w:hAnsi="Arial"/>
-                <w:b w:val="0"/>
-                <w:sz w:val="20"/>
-              </w:rPr>
               <w:t>1:1</w:t>
             </w:r>
           </w:p>
         </w:tc>
         <w:tc>
           <w:tcPr>
-            <w:tcW w:type="dxa" w:w="1984"/>
+            <w:tcW w:type="dxa" w:w="1973"/>
           </w:tcPr>
           <w:p>
             <w:pPr>
@@ -8435,7 +8723,27 @@
       <w:tr>
         <w:tc>
           <w:tcPr>
-            <w:tcW w:type="dxa" w:w="5102"/>
+            <w:tcW w:type="dxa" w:w="5068"/>
+          </w:tcPr>
+          <w:p>
+            <w:pPr>
+              <w:spacing w:line="240" w:lineRule="auto" w:after="40"/>
+              <w:jc w:val="left"/>
+            </w:pPr>
+            <w:r/>
+            <w:r>
+              <w:rPr>
+                <w:rFonts w:ascii="Arial" w:hAnsi="Arial"/>
+                <w:b w:val="0"/>
+                <w:sz w:val="20"/>
+              </w:rPr>
+              <w:t>Alto Contraste</w:t>
+            </w:r>
+          </w:p>
+        </w:tc>
+        <w:tc>
+          <w:tcPr>
+            <w:tcW w:type="dxa" w:w="1973"/>
           </w:tcPr>
           <w:p>
             <w:pPr>
@@ -8449,32 +8757,13 @@
                 <w:b w:val="0"/>
                 <w:sz w:val="20"/>
               </w:rPr>
-              <w:t>Alto Contraste</w:t>
-            </w:r>
-          </w:p>
-        </w:tc>
-        <w:tc>
-          <w:tcPr>
-            <w:tcW w:type="dxa" w:w="1984"/>
-          </w:tcPr>
-          <w:p>
-            <w:pPr>
-              <w:spacing w:line="240" w:lineRule="auto" w:after="40"/>
-            </w:pPr>
-            <w:r/>
-            <w:r>
-              <w:rPr>
-                <w:rFonts w:ascii="Arial" w:hAnsi="Arial"/>
-                <w:b w:val="0"/>
-                <w:sz w:val="20"/>
-              </w:rPr>
               <w:t>1:1</w:t>
             </w:r>
           </w:p>
         </w:tc>
         <w:tc>
           <w:tcPr>
-            <w:tcW w:type="dxa" w:w="1984"/>
+            <w:tcW w:type="dxa" w:w="1973"/>
           </w:tcPr>
           <w:p>
             <w:pPr>
@@ -8496,7 +8785,27 @@
       <w:tr>
         <w:tc>
           <w:tcPr>
-            <w:tcW w:type="dxa" w:w="5102"/>
+            <w:tcW w:type="dxa" w:w="5068"/>
+          </w:tcPr>
+          <w:p>
+            <w:pPr>
+              <w:spacing w:line="240" w:lineRule="auto" w:after="40"/>
+              <w:jc w:val="left"/>
+            </w:pPr>
+            <w:r/>
+            <w:r>
+              <w:rPr>
+                <w:rFonts w:ascii="Arial" w:hAnsi="Arial"/>
+                <w:b w:val="0"/>
+                <w:sz w:val="20"/>
+              </w:rPr>
+              <w:t>Mapa do site</w:t>
+            </w:r>
+          </w:p>
+        </w:tc>
+        <w:tc>
+          <w:tcPr>
+            <w:tcW w:type="dxa" w:w="1973"/>
           </w:tcPr>
           <w:p>
             <w:pPr>
@@ -8510,32 +8819,13 @@
                 <w:b w:val="0"/>
                 <w:sz w:val="20"/>
               </w:rPr>
-              <w:t>Mapa do site</w:t>
-            </w:r>
-          </w:p>
-        </w:tc>
-        <w:tc>
-          <w:tcPr>
-            <w:tcW w:type="dxa" w:w="1984"/>
-          </w:tcPr>
-          <w:p>
-            <w:pPr>
-              <w:spacing w:line="240" w:lineRule="auto" w:after="40"/>
-            </w:pPr>
-            <w:r/>
-            <w:r>
-              <w:rPr>
-                <w:rFonts w:ascii="Arial" w:hAnsi="Arial"/>
-                <w:b w:val="0"/>
-                <w:sz w:val="20"/>
-              </w:rPr>
               <w:t>1:1</w:t>
             </w:r>
           </w:p>
         </w:tc>
         <w:tc>
           <w:tcPr>
-            <w:tcW w:type="dxa" w:w="1984"/>
+            <w:tcW w:type="dxa" w:w="1973"/>
           </w:tcPr>
           <w:p>
             <w:pPr>
@@ -8557,11 +8847,12 @@
       <w:tr>
         <w:tc>
           <w:tcPr>
-            <w:tcW w:type="dxa" w:w="5102"/>
-          </w:tcPr>
-          <w:p>
-            <w:pPr>
-              <w:spacing w:line="240" w:lineRule="auto" w:after="40"/>
+            <w:tcW w:type="dxa" w:w="5068"/>
+          </w:tcPr>
+          <w:p>
+            <w:pPr>
+              <w:spacing w:line="240" w:lineRule="auto" w:after="40"/>
+              <w:jc w:val="left"/>
             </w:pPr>
             <w:r/>
             <w:r>
@@ -8576,11 +8867,12 @@
         </w:tc>
         <w:tc>
           <w:tcPr>
-            <w:tcW w:type="dxa" w:w="1984"/>
-          </w:tcPr>
-          <w:p>
-            <w:pPr>
-              <w:spacing w:line="240" w:lineRule="auto" w:after="40"/>
+            <w:tcW w:type="dxa" w:w="1973"/>
+          </w:tcPr>
+          <w:p>
+            <w:pPr>
+              <w:spacing w:line="240" w:lineRule="auto" w:after="40"/>
+              <w:jc w:val="center"/>
             </w:pPr>
             <w:r/>
             <w:r>
@@ -8595,7 +8887,7 @@
         </w:tc>
         <w:tc>
           <w:tcPr>
-            <w:tcW w:type="dxa" w:w="1984"/>
+            <w:tcW w:type="dxa" w:w="1973"/>
           </w:tcPr>
           <w:p>
             <w:pPr>
@@ -8663,15 +8955,16 @@
         <w:tblW w:type="auto" w:w="0"/>
         <w:tblLayout w:type="fixed"/>
         <w:tblLook w:firstColumn="1" w:firstRow="1" w:lastColumn="0" w:lastRow="0" w:noHBand="0" w:noVBand="1" w:val="04A0"/>
+        <w:tblLayout w:type="fixed"/>
       </w:tblPr>
       <w:tblGrid>
-        <w:gridCol w:w="4515"/>
-        <w:gridCol w:w="4515"/>
+        <w:gridCol w:w="3379"/>
+        <w:gridCol w:w="5635"/>
       </w:tblGrid>
       <w:tr>
         <w:tc>
           <w:tcPr>
-            <w:tcW w:type="dxa" w:w="3402"/>
+            <w:tcW w:type="dxa" w:w="3379"/>
             <w:shd w:val="clear" w:fill="D9D9D9"/>
           </w:tcPr>
           <w:p>
@@ -8692,7 +8985,7 @@
         </w:tc>
         <w:tc>
           <w:tcPr>
-            <w:tcW w:type="dxa" w:w="5669"/>
+            <w:tcW w:type="dxa" w:w="5635"/>
             <w:shd w:val="clear" w:fill="D9D9D9"/>
           </w:tcPr>
           <w:p>
@@ -8715,11 +9008,12 @@
       <w:tr>
         <w:tc>
           <w:tcPr>
-            <w:tcW w:type="dxa" w:w="3402"/>
-          </w:tcPr>
-          <w:p>
-            <w:pPr>
-              <w:spacing w:line="240" w:lineRule="auto" w:after="40"/>
+            <w:tcW w:type="dxa" w:w="3379"/>
+          </w:tcPr>
+          <w:p>
+            <w:pPr>
+              <w:spacing w:line="240" w:lineRule="auto" w:after="40"/>
+              <w:jc w:val="left"/>
             </w:pPr>
             <w:r/>
             <w:r>
@@ -8734,11 +9028,12 @@
         </w:tc>
         <w:tc>
           <w:tcPr>
-            <w:tcW w:type="dxa" w:w="5669"/>
-          </w:tcPr>
-          <w:p>
-            <w:pPr>
-              <w:spacing w:line="240" w:lineRule="auto" w:after="40"/>
+            <w:tcW w:type="dxa" w:w="5635"/>
+          </w:tcPr>
+          <w:p>
+            <w:pPr>
+              <w:spacing w:line="240" w:lineRule="auto" w:after="40"/>
+              <w:jc w:val="left"/>
             </w:pPr>
             <w:r/>
             <w:r>
@@ -8756,11 +9051,12 @@
       <w:tr>
         <w:tc>
           <w:tcPr>
-            <w:tcW w:type="dxa" w:w="3402"/>
-          </w:tcPr>
-          <w:p>
-            <w:pPr>
-              <w:spacing w:line="240" w:lineRule="auto" w:after="40"/>
+            <w:tcW w:type="dxa" w:w="3379"/>
+          </w:tcPr>
+          <w:p>
+            <w:pPr>
+              <w:spacing w:line="240" w:lineRule="auto" w:after="40"/>
+              <w:jc w:val="left"/>
             </w:pPr>
             <w:r/>
             <w:r>
@@ -8775,11 +9071,12 @@
         </w:tc>
         <w:tc>
           <w:tcPr>
-            <w:tcW w:type="dxa" w:w="5669"/>
-          </w:tcPr>
-          <w:p>
-            <w:pPr>
-              <w:spacing w:line="240" w:lineRule="auto" w:after="40"/>
+            <w:tcW w:type="dxa" w:w="5635"/>
+          </w:tcPr>
+          <w:p>
+            <w:pPr>
+              <w:spacing w:line="240" w:lineRule="auto" w:after="40"/>
+              <w:jc w:val="left"/>
             </w:pPr>
             <w:r/>
             <w:r>
@@ -8797,12 +9094,12 @@
       <w:tr>
         <w:tc>
           <w:tcPr>
-            <w:tcW w:type="dxa" w:w="3402"/>
-          </w:tcPr>
-          <w:p>
-            <w:pPr>
-              <w:spacing w:line="240" w:lineRule="auto" w:after="40"/>
-              <w:jc w:val="center"/>
+            <w:tcW w:type="dxa" w:w="3379"/>
+          </w:tcPr>
+          <w:p>
+            <w:pPr>
+              <w:spacing w:line="240" w:lineRule="auto" w:after="40"/>
+              <w:jc w:val="left"/>
             </w:pPr>
             <w:r/>
             <w:r>
@@ -8817,11 +9114,12 @@
         </w:tc>
         <w:tc>
           <w:tcPr>
-            <w:tcW w:type="dxa" w:w="5669"/>
-          </w:tcPr>
-          <w:p>
-            <w:pPr>
-              <w:spacing w:line="240" w:lineRule="auto" w:after="40"/>
+            <w:tcW w:type="dxa" w:w="5635"/>
+          </w:tcPr>
+          <w:p>
+            <w:pPr>
+              <w:spacing w:line="240" w:lineRule="auto" w:after="40"/>
+              <w:jc w:val="left"/>
             </w:pPr>
             <w:r/>
             <w:r>
@@ -8839,12 +9137,12 @@
       <w:tr>
         <w:tc>
           <w:tcPr>
-            <w:tcW w:type="dxa" w:w="3402"/>
-          </w:tcPr>
-          <w:p>
-            <w:pPr>
-              <w:spacing w:line="240" w:lineRule="auto" w:after="40"/>
-              <w:jc w:val="center"/>
+            <w:tcW w:type="dxa" w:w="3379"/>
+          </w:tcPr>
+          <w:p>
+            <w:pPr>
+              <w:spacing w:line="240" w:lineRule="auto" w:after="40"/>
+              <w:jc w:val="left"/>
             </w:pPr>
             <w:r/>
             <w:r>
@@ -8859,11 +9157,12 @@
         </w:tc>
         <w:tc>
           <w:tcPr>
-            <w:tcW w:type="dxa" w:w="5669"/>
-          </w:tcPr>
-          <w:p>
-            <w:pPr>
-              <w:spacing w:line="240" w:lineRule="auto" w:after="40"/>
+            <w:tcW w:type="dxa" w:w="5635"/>
+          </w:tcPr>
+          <w:p>
+            <w:pPr>
+              <w:spacing w:line="240" w:lineRule="auto" w:after="40"/>
+              <w:jc w:val="left"/>
             </w:pPr>
             <w:r/>
             <w:r>
@@ -8880,12 +9179,12 @@
       <w:tr>
         <w:tc>
           <w:tcPr>
-            <w:tcW w:type="dxa" w:w="3402"/>
-          </w:tcPr>
-          <w:p>
-            <w:pPr>
-              <w:spacing w:line="240" w:lineRule="auto" w:after="40"/>
-              <w:jc w:val="center"/>
+            <w:tcW w:type="dxa" w:w="3379"/>
+          </w:tcPr>
+          <w:p>
+            <w:pPr>
+              <w:spacing w:line="240" w:lineRule="auto" w:after="40"/>
+              <w:jc w:val="left"/>
             </w:pPr>
             <w:r/>
             <w:r>
@@ -8900,11 +9199,12 @@
         </w:tc>
         <w:tc>
           <w:tcPr>
-            <w:tcW w:type="dxa" w:w="5669"/>
-          </w:tcPr>
-          <w:p>
-            <w:pPr>
-              <w:spacing w:line="240" w:lineRule="auto" w:after="40"/>
+            <w:tcW w:type="dxa" w:w="5635"/>
+          </w:tcPr>
+          <w:p>
+            <w:pPr>
+              <w:spacing w:line="240" w:lineRule="auto" w:after="40"/>
+              <w:jc w:val="left"/>
             </w:pPr>
             <w:r/>
             <w:r>
@@ -8922,11 +9222,12 @@
       <w:tr>
         <w:tc>
           <w:tcPr>
-            <w:tcW w:type="dxa" w:w="3402"/>
-          </w:tcPr>
-          <w:p>
-            <w:pPr>
-              <w:spacing w:line="240" w:lineRule="auto" w:after="40"/>
+            <w:tcW w:type="dxa" w:w="3379"/>
+          </w:tcPr>
+          <w:p>
+            <w:pPr>
+              <w:spacing w:line="240" w:lineRule="auto" w:after="40"/>
+              <w:jc w:val="left"/>
             </w:pPr>
             <w:r/>
             <w:r>
@@ -8941,11 +9242,12 @@
         </w:tc>
         <w:tc>
           <w:tcPr>
-            <w:tcW w:type="dxa" w:w="5669"/>
-          </w:tcPr>
-          <w:p>
-            <w:pPr>
-              <w:spacing w:line="240" w:lineRule="auto" w:after="40"/>
+            <w:tcW w:type="dxa" w:w="5635"/>
+          </w:tcPr>
+          <w:p>
+            <w:pPr>
+              <w:spacing w:line="240" w:lineRule="auto" w:after="40"/>
+              <w:jc w:val="left"/>
             </w:pPr>
             <w:r/>
             <w:r>
@@ -9102,17 +9404,18 @@
         <w:tblW w:type="auto" w:w="0"/>
         <w:tblLayout w:type="fixed"/>
         <w:tblLook w:firstColumn="1" w:firstRow="1" w:lastColumn="0" w:lastRow="0" w:noHBand="0" w:noVBand="1" w:val="04A0"/>
+        <w:tblLayout w:type="fixed"/>
       </w:tblPr>
       <w:tblGrid>
-        <w:gridCol w:w="2258"/>
-        <w:gridCol w:w="2258"/>
-        <w:gridCol w:w="2258"/>
-        <w:gridCol w:w="2258"/>
+        <w:gridCol w:w="1242"/>
+        <w:gridCol w:w="2030"/>
+        <w:gridCol w:w="4280"/>
+        <w:gridCol w:w="1463"/>
       </w:tblGrid>
       <w:tr>
         <w:tc>
           <w:tcPr>
-            <w:tcW w:type="dxa" w:w="1247"/>
+            <w:tcW w:type="dxa" w:w="1242"/>
             <w:shd w:val="clear" w:fill="D9D9D9"/>
           </w:tcPr>
           <w:p>
@@ -9133,7 +9436,7 @@
         </w:tc>
         <w:tc>
           <w:tcPr>
-            <w:tcW w:type="dxa" w:w="2041"/>
+            <w:tcW w:type="dxa" w:w="2030"/>
             <w:shd w:val="clear" w:fill="D9D9D9"/>
           </w:tcPr>
           <w:p>
@@ -9154,7 +9457,7 @@
         </w:tc>
         <w:tc>
           <w:tcPr>
-            <w:tcW w:type="dxa" w:w="4309"/>
+            <w:tcW w:type="dxa" w:w="4280"/>
             <w:shd w:val="clear" w:fill="D9D9D9"/>
           </w:tcPr>
           <w:p>
@@ -9175,7 +9478,7 @@
         </w:tc>
         <w:tc>
           <w:tcPr>
-            <w:tcW w:type="dxa" w:w="1474"/>
+            <w:tcW w:type="dxa" w:w="1463"/>
             <w:shd w:val="clear" w:fill="D9D9D9"/>
           </w:tcPr>
           <w:p>
@@ -9198,12 +9501,12 @@
       <w:tr>
         <w:tc>
           <w:tcPr>
-            <w:tcW w:type="dxa" w:w="1247"/>
-          </w:tcPr>
-          <w:p>
-            <w:pPr>
-              <w:spacing w:line="240" w:lineRule="auto" w:after="40"/>
-              <w:jc w:val="center"/>
+            <w:tcW w:type="dxa" w:w="1242"/>
+          </w:tcPr>
+          <w:p>
+            <w:pPr>
+              <w:spacing w:line="240" w:lineRule="auto" w:after="40"/>
+              <w:jc w:val="left"/>
             </w:pPr>
             <w:r/>
             <w:r>
@@ -9218,11 +9521,12 @@
         </w:tc>
         <w:tc>
           <w:tcPr>
-            <w:tcW w:type="dxa" w:w="2041"/>
-          </w:tcPr>
-          <w:p>
-            <w:pPr>
-              <w:spacing w:line="240" w:lineRule="auto" w:after="40"/>
+            <w:tcW w:type="dxa" w:w="2030"/>
+          </w:tcPr>
+          <w:p>
+            <w:pPr>
+              <w:spacing w:line="240" w:lineRule="auto" w:after="40"/>
+              <w:jc w:val="left"/>
             </w:pPr>
             <w:r/>
             <w:r>
@@ -9237,11 +9541,12 @@
         </w:tc>
         <w:tc>
           <w:tcPr>
-            <w:tcW w:type="dxa" w:w="4309"/>
-          </w:tcPr>
-          <w:p>
-            <w:pPr>
-              <w:spacing w:line="240" w:lineRule="auto" w:after="40"/>
+            <w:tcW w:type="dxa" w:w="4280"/>
+          </w:tcPr>
+          <w:p>
+            <w:pPr>
+              <w:spacing w:line="240" w:lineRule="auto" w:after="40"/>
+              <w:jc w:val="left"/>
             </w:pPr>
             <w:r/>
             <w:r>
@@ -9256,12 +9561,12 @@
         </w:tc>
         <w:tc>
           <w:tcPr>
-            <w:tcW w:type="dxa" w:w="1474"/>
-          </w:tcPr>
-          <w:p>
-            <w:pPr>
-              <w:spacing w:line="240" w:lineRule="auto" w:after="40"/>
-              <w:jc w:val="center"/>
+            <w:tcW w:type="dxa" w:w="1463"/>
+          </w:tcPr>
+          <w:p>
+            <w:pPr>
+              <w:spacing w:line="240" w:lineRule="auto" w:after="40"/>
+              <w:jc w:val="left"/>
             </w:pPr>
             <w:r/>
             <w:r>
@@ -9278,12 +9583,12 @@
       <w:tr>
         <w:tc>
           <w:tcPr>
-            <w:tcW w:type="dxa" w:w="1247"/>
-          </w:tcPr>
-          <w:p>
-            <w:pPr>
-              <w:spacing w:line="240" w:lineRule="auto" w:after="40"/>
-              <w:jc w:val="center"/>
+            <w:tcW w:type="dxa" w:w="1242"/>
+          </w:tcPr>
+          <w:p>
+            <w:pPr>
+              <w:spacing w:line="240" w:lineRule="auto" w:after="40"/>
+              <w:jc w:val="left"/>
             </w:pPr>
             <w:r/>
             <w:r>
@@ -9298,11 +9603,12 @@
         </w:tc>
         <w:tc>
           <w:tcPr>
-            <w:tcW w:type="dxa" w:w="2041"/>
-          </w:tcPr>
-          <w:p>
-            <w:pPr>
-              <w:spacing w:line="240" w:lineRule="auto" w:after="40"/>
+            <w:tcW w:type="dxa" w:w="2030"/>
+          </w:tcPr>
+          <w:p>
+            <w:pPr>
+              <w:spacing w:line="240" w:lineRule="auto" w:after="40"/>
+              <w:jc w:val="left"/>
             </w:pPr>
             <w:r/>
             <w:r>
@@ -9317,11 +9623,12 @@
         </w:tc>
         <w:tc>
           <w:tcPr>
-            <w:tcW w:type="dxa" w:w="4309"/>
-          </w:tcPr>
-          <w:p>
-            <w:pPr>
-              <w:spacing w:line="240" w:lineRule="auto" w:after="40"/>
+            <w:tcW w:type="dxa" w:w="4280"/>
+          </w:tcPr>
+          <w:p>
+            <w:pPr>
+              <w:spacing w:line="240" w:lineRule="auto" w:after="40"/>
+              <w:jc w:val="left"/>
             </w:pPr>
             <w:r/>
             <w:r>
@@ -9336,12 +9643,12 @@
         </w:tc>
         <w:tc>
           <w:tcPr>
-            <w:tcW w:type="dxa" w:w="1474"/>
-          </w:tcPr>
-          <w:p>
-            <w:pPr>
-              <w:spacing w:line="240" w:lineRule="auto" w:after="40"/>
-              <w:jc w:val="center"/>
+            <w:tcW w:type="dxa" w:w="1463"/>
+          </w:tcPr>
+          <w:p>
+            <w:pPr>
+              <w:spacing w:line="240" w:lineRule="auto" w:after="40"/>
+              <w:jc w:val="left"/>
             </w:pPr>
             <w:r/>
             <w:r>
@@ -9358,12 +9665,12 @@
       <w:tr>
         <w:tc>
           <w:tcPr>
-            <w:tcW w:type="dxa" w:w="1247"/>
-          </w:tcPr>
-          <w:p>
-            <w:pPr>
-              <w:spacing w:line="240" w:lineRule="auto" w:after="40"/>
-              <w:jc w:val="center"/>
+            <w:tcW w:type="dxa" w:w="1242"/>
+          </w:tcPr>
+          <w:p>
+            <w:pPr>
+              <w:spacing w:line="240" w:lineRule="auto" w:after="40"/>
+              <w:jc w:val="left"/>
             </w:pPr>
             <w:r/>
             <w:r>
@@ -9378,11 +9685,12 @@
         </w:tc>
         <w:tc>
           <w:tcPr>
-            <w:tcW w:type="dxa" w:w="2041"/>
-          </w:tcPr>
-          <w:p>
-            <w:pPr>
-              <w:spacing w:line="240" w:lineRule="auto" w:after="40"/>
+            <w:tcW w:type="dxa" w:w="2030"/>
+          </w:tcPr>
+          <w:p>
+            <w:pPr>
+              <w:spacing w:line="240" w:lineRule="auto" w:after="40"/>
+              <w:jc w:val="left"/>
             </w:pPr>
             <w:r/>
             <w:r>
@@ -9397,11 +9705,12 @@
         </w:tc>
         <w:tc>
           <w:tcPr>
-            <w:tcW w:type="dxa" w:w="4309"/>
-          </w:tcPr>
-          <w:p>
-            <w:pPr>
-              <w:spacing w:line="240" w:lineRule="auto" w:after="40"/>
+            <w:tcW w:type="dxa" w:w="4280"/>
+          </w:tcPr>
+          <w:p>
+            <w:pPr>
+              <w:spacing w:line="240" w:lineRule="auto" w:after="40"/>
+              <w:jc w:val="left"/>
             </w:pPr>
             <w:r/>
             <w:r>
@@ -9416,12 +9725,12 @@
         </w:tc>
         <w:tc>
           <w:tcPr>
-            <w:tcW w:type="dxa" w:w="1474"/>
-          </w:tcPr>
-          <w:p>
-            <w:pPr>
-              <w:spacing w:line="240" w:lineRule="auto" w:after="40"/>
-              <w:jc w:val="center"/>
+            <w:tcW w:type="dxa" w:w="1463"/>
+          </w:tcPr>
+          <w:p>
+            <w:pPr>
+              <w:spacing w:line="240" w:lineRule="auto" w:after="40"/>
+              <w:jc w:val="left"/>
             </w:pPr>
             <w:r/>
             <w:r>
@@ -9438,12 +9747,12 @@
       <w:tr>
         <w:tc>
           <w:tcPr>
-            <w:tcW w:type="dxa" w:w="1247"/>
-          </w:tcPr>
-          <w:p>
-            <w:pPr>
-              <w:spacing w:line="240" w:lineRule="auto" w:after="40"/>
-              <w:jc w:val="center"/>
+            <w:tcW w:type="dxa" w:w="1242"/>
+          </w:tcPr>
+          <w:p>
+            <w:pPr>
+              <w:spacing w:line="240" w:lineRule="auto" w:after="40"/>
+              <w:jc w:val="left"/>
             </w:pPr>
             <w:r/>
             <w:r>
@@ -9458,11 +9767,12 @@
         </w:tc>
         <w:tc>
           <w:tcPr>
-            <w:tcW w:type="dxa" w:w="2041"/>
-          </w:tcPr>
-          <w:p>
-            <w:pPr>
-              <w:spacing w:line="240" w:lineRule="auto" w:after="40"/>
+            <w:tcW w:type="dxa" w:w="2030"/>
+          </w:tcPr>
+          <w:p>
+            <w:pPr>
+              <w:spacing w:line="240" w:lineRule="auto" w:after="40"/>
+              <w:jc w:val="left"/>
             </w:pPr>
             <w:r/>
             <w:r>
@@ -9477,11 +9787,12 @@
         </w:tc>
         <w:tc>
           <w:tcPr>
-            <w:tcW w:type="dxa" w:w="4309"/>
-          </w:tcPr>
-          <w:p>
-            <w:pPr>
-              <w:spacing w:line="240" w:lineRule="auto" w:after="40"/>
+            <w:tcW w:type="dxa" w:w="4280"/>
+          </w:tcPr>
+          <w:p>
+            <w:pPr>
+              <w:spacing w:line="240" w:lineRule="auto" w:after="40"/>
+              <w:jc w:val="left"/>
             </w:pPr>
             <w:r/>
             <w:r>
@@ -9496,11 +9807,12 @@
         </w:tc>
         <w:tc>
           <w:tcPr>
-            <w:tcW w:type="dxa" w:w="1474"/>
-          </w:tcPr>
-          <w:p>
-            <w:pPr>
-              <w:spacing w:line="240" w:lineRule="auto" w:after="40"/>
+            <w:tcW w:type="dxa" w:w="1463"/>
+          </w:tcPr>
+          <w:p>
+            <w:pPr>
+              <w:spacing w:line="240" w:lineRule="auto" w:after="40"/>
+              <w:jc w:val="left"/>
             </w:pPr>
             <w:r/>
             <w:r>
@@ -9517,12 +9829,12 @@
       <w:tr>
         <w:tc>
           <w:tcPr>
-            <w:tcW w:type="dxa" w:w="1247"/>
-          </w:tcPr>
-          <w:p>
-            <w:pPr>
-              <w:spacing w:line="240" w:lineRule="auto" w:after="40"/>
-              <w:jc w:val="center"/>
+            <w:tcW w:type="dxa" w:w="1242"/>
+          </w:tcPr>
+          <w:p>
+            <w:pPr>
+              <w:spacing w:line="240" w:lineRule="auto" w:after="40"/>
+              <w:jc w:val="left"/>
             </w:pPr>
             <w:r/>
             <w:r>
@@ -9537,11 +9849,12 @@
         </w:tc>
         <w:tc>
           <w:tcPr>
-            <w:tcW w:type="dxa" w:w="2041"/>
-          </w:tcPr>
-          <w:p>
-            <w:pPr>
-              <w:spacing w:line="240" w:lineRule="auto" w:after="40"/>
+            <w:tcW w:type="dxa" w:w="2030"/>
+          </w:tcPr>
+          <w:p>
+            <w:pPr>
+              <w:spacing w:line="240" w:lineRule="auto" w:after="40"/>
+              <w:jc w:val="left"/>
             </w:pPr>
             <w:r/>
             <w:r>
@@ -9556,11 +9869,12 @@
         </w:tc>
         <w:tc>
           <w:tcPr>
-            <w:tcW w:type="dxa" w:w="4309"/>
-          </w:tcPr>
-          <w:p>
-            <w:pPr>
-              <w:spacing w:line="240" w:lineRule="auto" w:after="40"/>
+            <w:tcW w:type="dxa" w:w="4280"/>
+          </w:tcPr>
+          <w:p>
+            <w:pPr>
+              <w:spacing w:line="240" w:lineRule="auto" w:after="40"/>
+              <w:jc w:val="left"/>
             </w:pPr>
             <w:r/>
             <w:r>
@@ -9575,12 +9889,12 @@
         </w:tc>
         <w:tc>
           <w:tcPr>
-            <w:tcW w:type="dxa" w:w="1474"/>
-          </w:tcPr>
-          <w:p>
-            <w:pPr>
-              <w:spacing w:line="240" w:lineRule="auto" w:after="40"/>
-              <w:jc w:val="center"/>
+            <w:tcW w:type="dxa" w:w="1463"/>
+          </w:tcPr>
+          <w:p>
+            <w:pPr>
+              <w:spacing w:line="240" w:lineRule="auto" w:after="40"/>
+              <w:jc w:val="left"/>
             </w:pPr>
             <w:r/>
             <w:r>
@@ -9597,12 +9911,12 @@
       <w:tr>
         <w:tc>
           <w:tcPr>
-            <w:tcW w:type="dxa" w:w="1247"/>
-          </w:tcPr>
-          <w:p>
-            <w:pPr>
-              <w:spacing w:line="240" w:lineRule="auto" w:after="40"/>
-              <w:jc w:val="center"/>
+            <w:tcW w:type="dxa" w:w="1242"/>
+          </w:tcPr>
+          <w:p>
+            <w:pPr>
+              <w:spacing w:line="240" w:lineRule="auto" w:after="40"/>
+              <w:jc w:val="left"/>
             </w:pPr>
             <w:r/>
             <w:r>
@@ -9617,11 +9931,12 @@
         </w:tc>
         <w:tc>
           <w:tcPr>
-            <w:tcW w:type="dxa" w:w="2041"/>
-          </w:tcPr>
-          <w:p>
-            <w:pPr>
-              <w:spacing w:line="240" w:lineRule="auto" w:after="40"/>
+            <w:tcW w:type="dxa" w:w="2030"/>
+          </w:tcPr>
+          <w:p>
+            <w:pPr>
+              <w:spacing w:line="240" w:lineRule="auto" w:after="40"/>
+              <w:jc w:val="left"/>
             </w:pPr>
             <w:r/>
             <w:r>
@@ -9636,11 +9951,12 @@
         </w:tc>
         <w:tc>
           <w:tcPr>
-            <w:tcW w:type="dxa" w:w="4309"/>
-          </w:tcPr>
-          <w:p>
-            <w:pPr>
-              <w:spacing w:line="240" w:lineRule="auto" w:after="40"/>
+            <w:tcW w:type="dxa" w:w="4280"/>
+          </w:tcPr>
+          <w:p>
+            <w:pPr>
+              <w:spacing w:line="240" w:lineRule="auto" w:after="40"/>
+              <w:jc w:val="left"/>
             </w:pPr>
             <w:r/>
             <w:r>
@@ -9655,11 +9971,12 @@
         </w:tc>
         <w:tc>
           <w:tcPr>
-            <w:tcW w:type="dxa" w:w="1474"/>
-          </w:tcPr>
-          <w:p>
-            <w:pPr>
-              <w:spacing w:line="240" w:lineRule="auto" w:after="40"/>
+            <w:tcW w:type="dxa" w:w="1463"/>
+          </w:tcPr>
+          <w:p>
+            <w:pPr>
+              <w:spacing w:line="240" w:lineRule="auto" w:after="40"/>
+              <w:jc w:val="left"/>
             </w:pPr>
             <w:r/>
             <w:r>
@@ -9676,12 +9993,12 @@
       <w:tr>
         <w:tc>
           <w:tcPr>
-            <w:tcW w:type="dxa" w:w="1247"/>
-          </w:tcPr>
-          <w:p>
-            <w:pPr>
-              <w:spacing w:line="240" w:lineRule="auto" w:after="40"/>
-              <w:jc w:val="center"/>
+            <w:tcW w:type="dxa" w:w="1242"/>
+          </w:tcPr>
+          <w:p>
+            <w:pPr>
+              <w:spacing w:line="240" w:lineRule="auto" w:after="40"/>
+              <w:jc w:val="left"/>
             </w:pPr>
             <w:r/>
             <w:r>
@@ -9696,11 +10013,12 @@
         </w:tc>
         <w:tc>
           <w:tcPr>
-            <w:tcW w:type="dxa" w:w="2041"/>
-          </w:tcPr>
-          <w:p>
-            <w:pPr>
-              <w:spacing w:line="240" w:lineRule="auto" w:after="40"/>
+            <w:tcW w:type="dxa" w:w="2030"/>
+          </w:tcPr>
+          <w:p>
+            <w:pPr>
+              <w:spacing w:line="240" w:lineRule="auto" w:after="40"/>
+              <w:jc w:val="left"/>
             </w:pPr>
             <w:r/>
             <w:r>
@@ -9715,11 +10033,12 @@
         </w:tc>
         <w:tc>
           <w:tcPr>
-            <w:tcW w:type="dxa" w:w="4309"/>
-          </w:tcPr>
-          <w:p>
-            <w:pPr>
-              <w:spacing w:line="240" w:lineRule="auto" w:after="40"/>
+            <w:tcW w:type="dxa" w:w="4280"/>
+          </w:tcPr>
+          <w:p>
+            <w:pPr>
+              <w:spacing w:line="240" w:lineRule="auto" w:after="40"/>
+              <w:jc w:val="left"/>
             </w:pPr>
             <w:r/>
             <w:r>
@@ -9734,11 +10053,12 @@
         </w:tc>
         <w:tc>
           <w:tcPr>
-            <w:tcW w:type="dxa" w:w="1474"/>
-          </w:tcPr>
-          <w:p>
-            <w:pPr>
-              <w:spacing w:line="240" w:lineRule="auto" w:after="40"/>
+            <w:tcW w:type="dxa" w:w="1463"/>
+          </w:tcPr>
+          <w:p>
+            <w:pPr>
+              <w:spacing w:line="240" w:lineRule="auto" w:after="40"/>
+              <w:jc w:val="left"/>
             </w:pPr>
             <w:r/>
             <w:r>
@@ -9755,12 +10075,12 @@
       <w:tr>
         <w:tc>
           <w:tcPr>
-            <w:tcW w:type="dxa" w:w="1247"/>
-          </w:tcPr>
-          <w:p>
-            <w:pPr>
-              <w:spacing w:line="240" w:lineRule="auto" w:after="40"/>
-              <w:jc w:val="center"/>
+            <w:tcW w:type="dxa" w:w="1242"/>
+          </w:tcPr>
+          <w:p>
+            <w:pPr>
+              <w:spacing w:line="240" w:lineRule="auto" w:after="40"/>
+              <w:jc w:val="left"/>
             </w:pPr>
             <w:r/>
             <w:r>
@@ -9775,11 +10095,12 @@
         </w:tc>
         <w:tc>
           <w:tcPr>
-            <w:tcW w:type="dxa" w:w="2041"/>
-          </w:tcPr>
-          <w:p>
-            <w:pPr>
-              <w:spacing w:line="240" w:lineRule="auto" w:after="40"/>
+            <w:tcW w:type="dxa" w:w="2030"/>
+          </w:tcPr>
+          <w:p>
+            <w:pPr>
+              <w:spacing w:line="240" w:lineRule="auto" w:after="40"/>
+              <w:jc w:val="left"/>
             </w:pPr>
             <w:r/>
             <w:r>
@@ -9794,11 +10115,12 @@
         </w:tc>
         <w:tc>
           <w:tcPr>
-            <w:tcW w:type="dxa" w:w="4309"/>
-          </w:tcPr>
-          <w:p>
-            <w:pPr>
-              <w:spacing w:line="240" w:lineRule="auto" w:after="40"/>
+            <w:tcW w:type="dxa" w:w="4280"/>
+          </w:tcPr>
+          <w:p>
+            <w:pPr>
+              <w:spacing w:line="240" w:lineRule="auto" w:after="40"/>
+              <w:jc w:val="left"/>
             </w:pPr>
             <w:r/>
             <w:r>
@@ -9813,12 +10135,12 @@
         </w:tc>
         <w:tc>
           <w:tcPr>
-            <w:tcW w:type="dxa" w:w="1474"/>
-          </w:tcPr>
-          <w:p>
-            <w:pPr>
-              <w:spacing w:line="240" w:lineRule="auto" w:after="40"/>
-              <w:jc w:val="center"/>
+            <w:tcW w:type="dxa" w:w="1463"/>
+          </w:tcPr>
+          <w:p>
+            <w:pPr>
+              <w:spacing w:line="240" w:lineRule="auto" w:after="40"/>
+              <w:jc w:val="left"/>
             </w:pPr>
             <w:r/>
             <w:r>
@@ -9835,12 +10157,12 @@
       <w:tr>
         <w:tc>
           <w:tcPr>
-            <w:tcW w:type="dxa" w:w="1247"/>
-          </w:tcPr>
-          <w:p>
-            <w:pPr>
-              <w:spacing w:line="240" w:lineRule="auto" w:after="40"/>
-              <w:jc w:val="center"/>
+            <w:tcW w:type="dxa" w:w="1242"/>
+          </w:tcPr>
+          <w:p>
+            <w:pPr>
+              <w:spacing w:line="240" w:lineRule="auto" w:after="40"/>
+              <w:jc w:val="left"/>
             </w:pPr>
             <w:r/>
             <w:r>
@@ -9855,11 +10177,12 @@
         </w:tc>
         <w:tc>
           <w:tcPr>
-            <w:tcW w:type="dxa" w:w="2041"/>
-          </w:tcPr>
-          <w:p>
-            <w:pPr>
-              <w:spacing w:line="240" w:lineRule="auto" w:after="40"/>
+            <w:tcW w:type="dxa" w:w="2030"/>
+          </w:tcPr>
+          <w:p>
+            <w:pPr>
+              <w:spacing w:line="240" w:lineRule="auto" w:after="40"/>
+              <w:jc w:val="left"/>
             </w:pPr>
             <w:r/>
             <w:r>
@@ -9874,11 +10197,12 @@
         </w:tc>
         <w:tc>
           <w:tcPr>
-            <w:tcW w:type="dxa" w:w="4309"/>
-          </w:tcPr>
-          <w:p>
-            <w:pPr>
-              <w:spacing w:line="240" w:lineRule="auto" w:after="40"/>
+            <w:tcW w:type="dxa" w:w="4280"/>
+          </w:tcPr>
+          <w:p>
+            <w:pPr>
+              <w:spacing w:line="240" w:lineRule="auto" w:after="40"/>
+              <w:jc w:val="left"/>
             </w:pPr>
             <w:r/>
             <w:r>
@@ -9893,11 +10217,12 @@
         </w:tc>
         <w:tc>
           <w:tcPr>
-            <w:tcW w:type="dxa" w:w="1474"/>
-          </w:tcPr>
-          <w:p>
-            <w:pPr>
-              <w:spacing w:line="240" w:lineRule="auto" w:after="40"/>
+            <w:tcW w:type="dxa" w:w="1463"/>
+          </w:tcPr>
+          <w:p>
+            <w:pPr>
+              <w:spacing w:line="240" w:lineRule="auto" w:after="40"/>
+              <w:jc w:val="left"/>
             </w:pPr>
             <w:r/>
             <w:r>
@@ -9914,12 +10239,12 @@
       <w:tr>
         <w:tc>
           <w:tcPr>
-            <w:tcW w:type="dxa" w:w="1247"/>
-          </w:tcPr>
-          <w:p>
-            <w:pPr>
-              <w:spacing w:line="240" w:lineRule="auto" w:after="40"/>
-              <w:jc w:val="center"/>
+            <w:tcW w:type="dxa" w:w="1242"/>
+          </w:tcPr>
+          <w:p>
+            <w:pPr>
+              <w:spacing w:line="240" w:lineRule="auto" w:after="40"/>
+              <w:jc w:val="left"/>
             </w:pPr>
             <w:r/>
             <w:r>
@@ -9934,11 +10259,12 @@
         </w:tc>
         <w:tc>
           <w:tcPr>
-            <w:tcW w:type="dxa" w:w="2041"/>
-          </w:tcPr>
-          <w:p>
-            <w:pPr>
-              <w:spacing w:line="240" w:lineRule="auto" w:after="40"/>
+            <w:tcW w:type="dxa" w:w="2030"/>
+          </w:tcPr>
+          <w:p>
+            <w:pPr>
+              <w:spacing w:line="240" w:lineRule="auto" w:after="40"/>
+              <w:jc w:val="left"/>
             </w:pPr>
             <w:r/>
             <w:r>
@@ -9953,11 +10279,12 @@
         </w:tc>
         <w:tc>
           <w:tcPr>
-            <w:tcW w:type="dxa" w:w="4309"/>
-          </w:tcPr>
-          <w:p>
-            <w:pPr>
-              <w:spacing w:line="240" w:lineRule="auto" w:after="40"/>
+            <w:tcW w:type="dxa" w:w="4280"/>
+          </w:tcPr>
+          <w:p>
+            <w:pPr>
+              <w:spacing w:line="240" w:lineRule="auto" w:after="40"/>
+              <w:jc w:val="left"/>
             </w:pPr>
             <w:r/>
             <w:r>
@@ -9972,12 +10299,12 @@
         </w:tc>
         <w:tc>
           <w:tcPr>
-            <w:tcW w:type="dxa" w:w="1474"/>
-          </w:tcPr>
-          <w:p>
-            <w:pPr>
-              <w:spacing w:line="240" w:lineRule="auto" w:after="40"/>
-              <w:jc w:val="center"/>
+            <w:tcW w:type="dxa" w:w="1463"/>
+          </w:tcPr>
+          <w:p>
+            <w:pPr>
+              <w:spacing w:line="240" w:lineRule="auto" w:after="40"/>
+              <w:jc w:val="left"/>
             </w:pPr>
             <w:r/>
             <w:r>
@@ -9994,12 +10321,12 @@
       <w:tr>
         <w:tc>
           <w:tcPr>
-            <w:tcW w:type="dxa" w:w="1247"/>
-          </w:tcPr>
-          <w:p>
-            <w:pPr>
-              <w:spacing w:line="240" w:lineRule="auto" w:after="40"/>
-              <w:jc w:val="center"/>
+            <w:tcW w:type="dxa" w:w="1242"/>
+          </w:tcPr>
+          <w:p>
+            <w:pPr>
+              <w:spacing w:line="240" w:lineRule="auto" w:after="40"/>
+              <w:jc w:val="left"/>
             </w:pPr>
             <w:r/>
             <w:r>
@@ -10014,11 +10341,12 @@
         </w:tc>
         <w:tc>
           <w:tcPr>
-            <w:tcW w:type="dxa" w:w="2041"/>
-          </w:tcPr>
-          <w:p>
-            <w:pPr>
-              <w:spacing w:line="240" w:lineRule="auto" w:after="40"/>
+            <w:tcW w:type="dxa" w:w="2030"/>
+          </w:tcPr>
+          <w:p>
+            <w:pPr>
+              <w:spacing w:line="240" w:lineRule="auto" w:after="40"/>
+              <w:jc w:val="left"/>
             </w:pPr>
             <w:r/>
             <w:r>
@@ -10033,11 +10361,12 @@
         </w:tc>
         <w:tc>
           <w:tcPr>
-            <w:tcW w:type="dxa" w:w="4309"/>
-          </w:tcPr>
-          <w:p>
-            <w:pPr>
-              <w:spacing w:line="240" w:lineRule="auto" w:after="40"/>
+            <w:tcW w:type="dxa" w:w="4280"/>
+          </w:tcPr>
+          <w:p>
+            <w:pPr>
+              <w:spacing w:line="240" w:lineRule="auto" w:after="40"/>
+              <w:jc w:val="left"/>
             </w:pPr>
             <w:r/>
             <w:r>
@@ -10052,12 +10381,12 @@
         </w:tc>
         <w:tc>
           <w:tcPr>
-            <w:tcW w:type="dxa" w:w="1474"/>
-          </w:tcPr>
-          <w:p>
-            <w:pPr>
-              <w:spacing w:line="240" w:lineRule="auto" w:after="40"/>
-              <w:jc w:val="center"/>
+            <w:tcW w:type="dxa" w:w="1463"/>
+          </w:tcPr>
+          <w:p>
+            <w:pPr>
+              <w:spacing w:line="240" w:lineRule="auto" w:after="40"/>
+              <w:jc w:val="left"/>
             </w:pPr>
             <w:r/>
             <w:r>
@@ -10074,12 +10403,12 @@
       <w:tr>
         <w:tc>
           <w:tcPr>
-            <w:tcW w:type="dxa" w:w="1247"/>
-          </w:tcPr>
-          <w:p>
-            <w:pPr>
-              <w:spacing w:line="240" w:lineRule="auto" w:after="40"/>
-              <w:jc w:val="center"/>
+            <w:tcW w:type="dxa" w:w="1242"/>
+          </w:tcPr>
+          <w:p>
+            <w:pPr>
+              <w:spacing w:line="240" w:lineRule="auto" w:after="40"/>
+              <w:jc w:val="left"/>
             </w:pPr>
             <w:r/>
             <w:r>
@@ -10094,11 +10423,12 @@
         </w:tc>
         <w:tc>
           <w:tcPr>
-            <w:tcW w:type="dxa" w:w="2041"/>
-          </w:tcPr>
-          <w:p>
-            <w:pPr>
-              <w:spacing w:line="240" w:lineRule="auto" w:after="40"/>
+            <w:tcW w:type="dxa" w:w="2030"/>
+          </w:tcPr>
+          <w:p>
+            <w:pPr>
+              <w:spacing w:line="240" w:lineRule="auto" w:after="40"/>
+              <w:jc w:val="left"/>
             </w:pPr>
             <w:r/>
             <w:r>
@@ -10113,11 +10443,12 @@
         </w:tc>
         <w:tc>
           <w:tcPr>
-            <w:tcW w:type="dxa" w:w="4309"/>
-          </w:tcPr>
-          <w:p>
-            <w:pPr>
-              <w:spacing w:line="240" w:lineRule="auto" w:after="40"/>
+            <w:tcW w:type="dxa" w:w="4280"/>
+          </w:tcPr>
+          <w:p>
+            <w:pPr>
+              <w:spacing w:line="240" w:lineRule="auto" w:after="40"/>
+              <w:jc w:val="left"/>
             </w:pPr>
             <w:r/>
             <w:r>
@@ -10132,11 +10463,12 @@
         </w:tc>
         <w:tc>
           <w:tcPr>
-            <w:tcW w:type="dxa" w:w="1474"/>
-          </w:tcPr>
-          <w:p>
-            <w:pPr>
-              <w:spacing w:line="240" w:lineRule="auto" w:after="40"/>
+            <w:tcW w:type="dxa" w:w="1463"/>
+          </w:tcPr>
+          <w:p>
+            <w:pPr>
+              <w:spacing w:line="240" w:lineRule="auto" w:after="40"/>
+              <w:jc w:val="left"/>
             </w:pPr>
             <w:r/>
             <w:r>
@@ -10407,7 +10739,7 @@
       </w:r>
     </w:p>
     <w:sectPr>
-      <w:footerReference w:type="default" r:id="rId9"/>
+      <w:footerReference w:type="default" r:id="rId10"/>
       <w:pgSz w:w="11911" w:h="16832"/>
       <w:pgMar w:top="1440" w:right="1440" w:bottom="1440" w:left="1440" w:header="720" w:footer="720" w:gutter="0"/>
       <w:cols w:space="720"/>

--- a/relatorio/RELATORIO_AVALIACAO_ACESSIBILIDADE_WCAG.docx
+++ b/relatorio/RELATORIO_AVALIACAO_ACESSIBILIDADE_WCAG.docx
@@ -3647,7 +3647,7 @@
                 <w:b w:val="0"/>
                 <w:sz w:val="20"/>
               </w:rPr>
-              <w:t>Não há identificadores duplicados, iframes sem title, tabelas sem &lt;th&gt;, botões sem nome acessível nem manipuladores de evento embutidos. O portal declara as regiões role="banner", role="main" e role="contentinfo", mas não declara nenhuma região de navegação (&lt;nav&gt; ou role="navigation"). Em consequência, o axe-core apontou de 3 a 4 blocos de conteúdo fora de qualquer região em cada página.</w:t>
+              <w:t>Não há identificadores duplicados, iframes sem title, tabelas sem &lt;th&gt;, botões sem nome acessível nem manipuladores de evento embutidos. O portal declara as regiões role="banner", role="main" e role="contentinfo", mas nenhuma região de navegação: as três páginas servidas pelo IFAL não trazem &lt;nav&gt; nem role="navigation". O WAVE contabiliza uma região de navegação, porém ela é injetada em tempo de execução pelo script da Barra de Identidade do Governo Federal e delimita os links do gov.br, não os menus do campus. Em consequência, o axe-core apontou de 3 a 4 blocos de conteúdo fora de qualquer região em cada página.</w:t>
             </w:r>
           </w:p>
         </w:tc>
@@ -3801,17 +3801,16 @@
           <w:p>
             <w:pPr>
               <w:spacing w:line="240" w:lineRule="auto" w:after="40"/>
-              <w:jc w:val="left"/>
-            </w:pPr>
-            <w:r/>
-            <w:r>
-              <w:rPr>
-                <w:rFonts w:ascii="Arial" w:hAnsi="Arial"/>
-                <w:b/>
-                <w:sz w:val="20"/>
-                <w:highlight w:val="yellow"/>
-              </w:rPr>
-              <w:t>[PREENCHER: n. de Errors no WAVE]</w:t>
+              <w:jc w:val="center"/>
+            </w:pPr>
+            <w:r/>
+            <w:r>
+              <w:rPr>
+                <w:rFonts w:ascii="Arial" w:hAnsi="Arial"/>
+                <w:b w:val="0"/>
+                <w:sz w:val="20"/>
+              </w:rPr>
+              <w:t>4</w:t>
             </w:r>
           </w:p>
         </w:tc>
@@ -3864,17 +3863,16 @@
           <w:p>
             <w:pPr>
               <w:spacing w:line="240" w:lineRule="auto" w:after="40"/>
-              <w:jc w:val="left"/>
-            </w:pPr>
-            <w:r/>
-            <w:r>
-              <w:rPr>
-                <w:rFonts w:ascii="Arial" w:hAnsi="Arial"/>
-                <w:b/>
-                <w:sz w:val="20"/>
-                <w:highlight w:val="yellow"/>
-              </w:rPr>
-              <w:t>[PREENCHER: n. de Contrast Errors]</w:t>
+              <w:jc w:val="center"/>
+            </w:pPr>
+            <w:r/>
+            <w:r>
+              <w:rPr>
+                <w:rFonts w:ascii="Arial" w:hAnsi="Arial"/>
+                <w:b w:val="0"/>
+                <w:sz w:val="20"/>
+              </w:rPr>
+              <w:t>21</w:t>
             </w:r>
           </w:p>
         </w:tc>
@@ -3927,17 +3925,16 @@
           <w:p>
             <w:pPr>
               <w:spacing w:line="240" w:lineRule="auto" w:after="40"/>
-              <w:jc w:val="left"/>
-            </w:pPr>
-            <w:r/>
-            <w:r>
-              <w:rPr>
-                <w:rFonts w:ascii="Arial" w:hAnsi="Arial"/>
-                <w:b/>
-                <w:sz w:val="20"/>
-                <w:highlight w:val="yellow"/>
-              </w:rPr>
-              <w:t>[PREENCHER: n. de Alerts]</w:t>
+              <w:jc w:val="center"/>
+            </w:pPr>
+            <w:r/>
+            <w:r>
+              <w:rPr>
+                <w:rFonts w:ascii="Arial" w:hAnsi="Arial"/>
+                <w:b w:val="0"/>
+                <w:sz w:val="20"/>
+              </w:rPr>
+              <w:t>32</w:t>
             </w:r>
           </w:p>
         </w:tc>
@@ -3990,17 +3987,16 @@
           <w:p>
             <w:pPr>
               <w:spacing w:line="240" w:lineRule="auto" w:after="40"/>
-              <w:jc w:val="left"/>
-            </w:pPr>
-            <w:r/>
-            <w:r>
-              <w:rPr>
-                <w:rFonts w:ascii="Arial" w:hAnsi="Arial"/>
-                <w:b/>
-                <w:sz w:val="20"/>
-                <w:highlight w:val="yellow"/>
-              </w:rPr>
-              <w:t>[PREENCHER: n. de Features]</w:t>
+              <w:jc w:val="center"/>
+            </w:pPr>
+            <w:r/>
+            <w:r>
+              <w:rPr>
+                <w:rFonts w:ascii="Arial" w:hAnsi="Arial"/>
+                <w:b w:val="0"/>
+                <w:sz w:val="20"/>
+              </w:rPr>
+              <w:t>16</w:t>
             </w:r>
           </w:p>
         </w:tc>
@@ -4053,17 +4049,16 @@
           <w:p>
             <w:pPr>
               <w:spacing w:line="240" w:lineRule="auto" w:after="40"/>
-              <w:jc w:val="left"/>
-            </w:pPr>
-            <w:r/>
-            <w:r>
-              <w:rPr>
-                <w:rFonts w:ascii="Arial" w:hAnsi="Arial"/>
-                <w:b/>
-                <w:sz w:val="20"/>
-                <w:highlight w:val="yellow"/>
-              </w:rPr>
-              <w:t>[PREENCHER: n. de Structural Elements]</w:t>
+              <w:jc w:val="center"/>
+            </w:pPr>
+            <w:r/>
+            <w:r>
+              <w:rPr>
+                <w:rFonts w:ascii="Arial" w:hAnsi="Arial"/>
+                <w:b w:val="0"/>
+                <w:sz w:val="20"/>
+              </w:rPr>
+              <w:t>42</w:t>
             </w:r>
           </w:p>
         </w:tc>
@@ -4116,17 +4111,16 @@
           <w:p>
             <w:pPr>
               <w:spacing w:line="240" w:lineRule="auto" w:after="40"/>
-              <w:jc w:val="left"/>
-            </w:pPr>
-            <w:r/>
-            <w:r>
-              <w:rPr>
-                <w:rFonts w:ascii="Arial" w:hAnsi="Arial"/>
-                <w:b/>
-                <w:sz w:val="20"/>
-                <w:highlight w:val="yellow"/>
-              </w:rPr>
-              <w:t>[PREENCHER: n. de itens ARIA]</w:t>
+              <w:jc w:val="center"/>
+            </w:pPr>
+            <w:r/>
+            <w:r>
+              <w:rPr>
+                <w:rFonts w:ascii="Arial" w:hAnsi="Arial"/>
+                <w:b w:val="0"/>
+                <w:sz w:val="20"/>
+              </w:rPr>
+              <w:t>0</w:t>
             </w:r>
           </w:p>
         </w:tc>
@@ -4177,24 +4171,49 @@
           <w:b w:val="0"/>
           <w:sz w:val="24"/>
         </w:rPr>
-        <w:t xml:space="preserve">Os erros de maior incidência relatados pela ferramenta foram: </w:t>
+        <w:t>Os erros de maior incidência relatados pela ferramenta foram: os 4 erros dividem-se em 1 "Missing alternative text" e 3 "Empty link"; os 21 erros de contraste são todos da categoria "Very low contrast". Entre os 32 alertas predominam 8 "Redundant link", 7 "Accesskey", 5 "Very small text", 2 "Noscript element", 2 "Redundant title text", 1 "Long alternative text", 1 "Missing first level heading", 1 "Broken same-page link" e 1 "YouTube video".</w:t>
       </w:r>
-      <w:r>
-        <w:rPr>
-          <w:rFonts w:ascii="Arial" w:hAnsi="Arial"/>
-          <w:b/>
-          <w:sz w:val="24"/>
-          <w:highlight w:val="yellow"/>
-        </w:rPr>
-        <w:t>[PREENCHER: liste os erros mais frequentes, ex.: 'Missing alternative text (12), Empty link (7), Missing form label (3)']</w:t>
-      </w:r>
+    </w:p>
+    <w:p>
+      <w:pPr>
+        <w:spacing w:line="360" w:lineRule="auto" w:after="240" w:before="240"/>
+        <w:jc w:val="both"/>
+      </w:pPr>
       <w:r>
         <w:rPr>
           <w:rFonts w:ascii="Arial" w:hAnsi="Arial"/>
           <w:b w:val="0"/>
           <w:sz w:val="24"/>
         </w:rPr>
-        <w:t>.</w:t>
+        <w:t>A ferramenta resumiu o conjunto em uma pontuação AIM de 5,3 de 10.</w:t>
+      </w:r>
+    </w:p>
+    <w:p>
+      <w:pPr>
+        <w:spacing w:line="360" w:lineRule="auto" w:after="240" w:before="240"/>
+        <w:jc w:val="both"/>
+      </w:pPr>
+      <w:r>
+        <w:rPr>
+          <w:rFonts w:ascii="Arial" w:hAnsi="Arial"/>
+          <w:b w:val="0"/>
+          <w:sz w:val="24"/>
+        </w:rPr>
+        <w:t>A leitura desses erros exige uma distinção que o próprio WAVE não faz. Os quatro erros não pertencem ao código que o IFAL entrega. A auditoria do código-fonte havia registrado, nas três páginas, 13, 10 e 0 imagens, nenhuma sem atributo alt, e 125, 128 e 54 links, nenhum sem texto acessível. O script barra.brasil.gov.br/barra.js, que monta a Barra de Identidade do Governo Federal em tempo de execução, contém exatamente 1 imagem sem alt e 2 âncoras vazias (&lt;a href="#" id="menu-icon"&gt;&lt;/a&gt; e a do logotipo do VLibras). Isso explica o erro de texto alternativo e dois dos três links vazios; o terceiro não foi possível atribuir com as evidências disponíveis.</w:t>
+      </w:r>
+    </w:p>
+    <w:p>
+      <w:pPr>
+        <w:spacing w:line="360" w:lineRule="auto" w:after="240" w:before="240"/>
+        <w:jc w:val="both"/>
+      </w:pPr>
+      <w:r>
+        <w:rPr>
+          <w:rFonts w:ascii="Arial" w:hAnsi="Arial"/>
+          <w:b w:val="0"/>
+          <w:sz w:val="24"/>
+        </w:rPr>
+        <w:t>O WAVE contabiliza 1 região de navegação entre os 42 elementos estruturais. Ela também vem da barra federal: o barra.js traz um único elemento &lt;nav&gt;, e as três páginas servidas pelo IFAL não trazem nenhum &lt;nav&gt; nem role="navigation". A região existente delimita os links do gov.br, não os menus do campus.</w:t>
       </w:r>
     </w:p>
     <w:p>
@@ -4236,24 +4255,7 @@
           <w:b w:val="0"/>
           <w:sz w:val="24"/>
         </w:rPr>
-        <w:t xml:space="preserve">O ASES é o avaliador oficial do Governo Federal brasileiro e verifica a aderência ao eMAG 3.1, atribuindo nota de 0 a 100 e agrupando as ocorrências nas seis seções do modelo. A nota geral obtida pelo sítio avaliado foi de </w:t>
-      </w:r>
-      <w:r>
-        <w:rPr>
-          <w:rFonts w:ascii="Arial" w:hAnsi="Arial"/>
-          <w:b/>
-          <w:sz w:val="24"/>
-          <w:highlight w:val="yellow"/>
-        </w:rPr>
-        <w:t>[PREENCHER: nota do ASES, ex.: 78,4]</w:t>
-      </w:r>
-      <w:r>
-        <w:rPr>
-          <w:rFonts w:ascii="Arial" w:hAnsi="Arial"/>
-          <w:b w:val="0"/>
-          <w:sz w:val="24"/>
-        </w:rPr>
-        <w:t>%.</w:t>
+        <w:t>O ASES é o avaliador oficial do Governo Federal brasileiro e verifica a aderência ao eMAG 3.1, atribuindo nota de 0 a 100 e agrupando as ocorrências nas seis seções do modelo. A nota geral obtida pelo sítio avaliado foi de 90,48%.</w:t>
       </w:r>
     </w:p>
     <w:tbl>
@@ -4362,17 +4364,16 @@
           <w:p>
             <w:pPr>
               <w:spacing w:line="240" w:lineRule="auto" w:after="40"/>
-              <w:jc w:val="left"/>
-            </w:pPr>
-            <w:r/>
-            <w:r>
-              <w:rPr>
-                <w:rFonts w:ascii="Arial" w:hAnsi="Arial"/>
-                <w:b/>
-                <w:sz w:val="20"/>
-                <w:highlight w:val="yellow"/>
-              </w:rPr>
-              <w:t>[PREENCHER: erros]</w:t>
+              <w:jc w:val="center"/>
+            </w:pPr>
+            <w:r/>
+            <w:r>
+              <w:rPr>
+                <w:rFonts w:ascii="Arial" w:hAnsi="Arial"/>
+                <w:b w:val="0"/>
+                <w:sz w:val="20"/>
+              </w:rPr>
+              <w:t>29</w:t>
             </w:r>
           </w:p>
         </w:tc>
@@ -4383,17 +4384,16 @@
           <w:p>
             <w:pPr>
               <w:spacing w:line="240" w:lineRule="auto" w:after="40"/>
-              <w:jc w:val="left"/>
-            </w:pPr>
-            <w:r/>
-            <w:r>
-              <w:rPr>
-                <w:rFonts w:ascii="Arial" w:hAnsi="Arial"/>
-                <w:b/>
-                <w:sz w:val="20"/>
-                <w:highlight w:val="yellow"/>
-              </w:rPr>
-              <w:t>[PREENCHER: avisos]</w:t>
+              <w:jc w:val="center"/>
+            </w:pPr>
+            <w:r/>
+            <w:r>
+              <w:rPr>
+                <w:rFonts w:ascii="Arial" w:hAnsi="Arial"/>
+                <w:b w:val="0"/>
+                <w:sz w:val="20"/>
+              </w:rPr>
+              <w:t>236</w:t>
             </w:r>
           </w:p>
         </w:tc>
@@ -4426,17 +4426,16 @@
           <w:p>
             <w:pPr>
               <w:spacing w:line="240" w:lineRule="auto" w:after="40"/>
-              <w:jc w:val="left"/>
-            </w:pPr>
-            <w:r/>
-            <w:r>
-              <w:rPr>
-                <w:rFonts w:ascii="Arial" w:hAnsi="Arial"/>
-                <w:b/>
-                <w:sz w:val="20"/>
-                <w:highlight w:val="yellow"/>
-              </w:rPr>
-              <w:t>[PREENCHER: erros]</w:t>
+              <w:jc w:val="center"/>
+            </w:pPr>
+            <w:r/>
+            <w:r>
+              <w:rPr>
+                <w:rFonts w:ascii="Arial" w:hAnsi="Arial"/>
+                <w:b w:val="0"/>
+                <w:sz w:val="20"/>
+              </w:rPr>
+              <w:t>0</w:t>
             </w:r>
           </w:p>
         </w:tc>
@@ -4447,17 +4446,16 @@
           <w:p>
             <w:pPr>
               <w:spacing w:line="240" w:lineRule="auto" w:after="40"/>
-              <w:jc w:val="left"/>
-            </w:pPr>
-            <w:r/>
-            <w:r>
-              <w:rPr>
-                <w:rFonts w:ascii="Arial" w:hAnsi="Arial"/>
-                <w:b/>
-                <w:sz w:val="20"/>
-                <w:highlight w:val="yellow"/>
-              </w:rPr>
-              <w:t>[PREENCHER: avisos]</w:t>
+              <w:jc w:val="center"/>
+            </w:pPr>
+            <w:r/>
+            <w:r>
+              <w:rPr>
+                <w:rFonts w:ascii="Arial" w:hAnsi="Arial"/>
+                <w:b w:val="0"/>
+                <w:sz w:val="20"/>
+              </w:rPr>
+              <w:t>5</w:t>
             </w:r>
           </w:p>
         </w:tc>
@@ -4490,17 +4488,16 @@
           <w:p>
             <w:pPr>
               <w:spacing w:line="240" w:lineRule="auto" w:after="40"/>
-              <w:jc w:val="left"/>
-            </w:pPr>
-            <w:r/>
-            <w:r>
-              <w:rPr>
-                <w:rFonts w:ascii="Arial" w:hAnsi="Arial"/>
-                <w:b/>
-                <w:sz w:val="20"/>
-                <w:highlight w:val="yellow"/>
-              </w:rPr>
-              <w:t>[PREENCHER: erros]</w:t>
+              <w:jc w:val="center"/>
+            </w:pPr>
+            <w:r/>
+            <w:r>
+              <w:rPr>
+                <w:rFonts w:ascii="Arial" w:hAnsi="Arial"/>
+                <w:b w:val="0"/>
+                <w:sz w:val="20"/>
+              </w:rPr>
+              <w:t>11</w:t>
             </w:r>
           </w:p>
         </w:tc>
@@ -4511,17 +4508,16 @@
           <w:p>
             <w:pPr>
               <w:spacing w:line="240" w:lineRule="auto" w:after="40"/>
-              <w:jc w:val="left"/>
-            </w:pPr>
-            <w:r/>
-            <w:r>
-              <w:rPr>
-                <w:rFonts w:ascii="Arial" w:hAnsi="Arial"/>
-                <w:b/>
-                <w:sz w:val="20"/>
-                <w:highlight w:val="yellow"/>
-              </w:rPr>
-              <w:t>[PREENCHER: avisos]</w:t>
+              <w:jc w:val="center"/>
+            </w:pPr>
+            <w:r/>
+            <w:r>
+              <w:rPr>
+                <w:rFonts w:ascii="Arial" w:hAnsi="Arial"/>
+                <w:b w:val="0"/>
+                <w:sz w:val="20"/>
+              </w:rPr>
+              <w:t>69</w:t>
             </w:r>
           </w:p>
         </w:tc>
@@ -4554,17 +4550,16 @@
           <w:p>
             <w:pPr>
               <w:spacing w:line="240" w:lineRule="auto" w:after="40"/>
-              <w:jc w:val="left"/>
-            </w:pPr>
-            <w:r/>
-            <w:r>
-              <w:rPr>
-                <w:rFonts w:ascii="Arial" w:hAnsi="Arial"/>
-                <w:b/>
-                <w:sz w:val="20"/>
-                <w:highlight w:val="yellow"/>
-              </w:rPr>
-              <w:t>[PREENCHER: erros]</w:t>
+              <w:jc w:val="center"/>
+            </w:pPr>
+            <w:r/>
+            <w:r>
+              <w:rPr>
+                <w:rFonts w:ascii="Arial" w:hAnsi="Arial"/>
+                <w:b w:val="0"/>
+                <w:sz w:val="20"/>
+              </w:rPr>
+              <w:t>0</w:t>
             </w:r>
           </w:p>
         </w:tc>
@@ -4575,17 +4570,16 @@
           <w:p>
             <w:pPr>
               <w:spacing w:line="240" w:lineRule="auto" w:after="40"/>
-              <w:jc w:val="left"/>
-            </w:pPr>
-            <w:r/>
-            <w:r>
-              <w:rPr>
-                <w:rFonts w:ascii="Arial" w:hAnsi="Arial"/>
-                <w:b/>
-                <w:sz w:val="20"/>
-                <w:highlight w:val="yellow"/>
-              </w:rPr>
-              <w:t>[PREENCHER: avisos]</w:t>
+              <w:jc w:val="center"/>
+            </w:pPr>
+            <w:r/>
+            <w:r>
+              <w:rPr>
+                <w:rFonts w:ascii="Arial" w:hAnsi="Arial"/>
+                <w:b w:val="0"/>
+                <w:sz w:val="20"/>
+              </w:rPr>
+              <w:t>0</w:t>
             </w:r>
           </w:p>
         </w:tc>
@@ -4618,17 +4612,16 @@
           <w:p>
             <w:pPr>
               <w:spacing w:line="240" w:lineRule="auto" w:after="40"/>
-              <w:jc w:val="left"/>
-            </w:pPr>
-            <w:r/>
-            <w:r>
-              <w:rPr>
-                <w:rFonts w:ascii="Arial" w:hAnsi="Arial"/>
-                <w:b/>
-                <w:sz w:val="20"/>
-                <w:highlight w:val="yellow"/>
-              </w:rPr>
-              <w:t>[PREENCHER: erros]</w:t>
+              <w:jc w:val="center"/>
+            </w:pPr>
+            <w:r/>
+            <w:r>
+              <w:rPr>
+                <w:rFonts w:ascii="Arial" w:hAnsi="Arial"/>
+                <w:b w:val="0"/>
+                <w:sz w:val="20"/>
+              </w:rPr>
+              <w:t>0</w:t>
             </w:r>
           </w:p>
         </w:tc>
@@ -4639,17 +4632,16 @@
           <w:p>
             <w:pPr>
               <w:spacing w:line="240" w:lineRule="auto" w:after="40"/>
-              <w:jc w:val="left"/>
-            </w:pPr>
-            <w:r/>
-            <w:r>
-              <w:rPr>
-                <w:rFonts w:ascii="Arial" w:hAnsi="Arial"/>
-                <w:b/>
-                <w:sz w:val="20"/>
-                <w:highlight w:val="yellow"/>
-              </w:rPr>
-              <w:t>[PREENCHER: avisos]</w:t>
+              <w:jc w:val="center"/>
+            </w:pPr>
+            <w:r/>
+            <w:r>
+              <w:rPr>
+                <w:rFonts w:ascii="Arial" w:hAnsi="Arial"/>
+                <w:b w:val="0"/>
+                <w:sz w:val="20"/>
+              </w:rPr>
+              <w:t>0</w:t>
             </w:r>
           </w:p>
         </w:tc>
@@ -4682,17 +4674,16 @@
           <w:p>
             <w:pPr>
               <w:spacing w:line="240" w:lineRule="auto" w:after="40"/>
-              <w:jc w:val="left"/>
-            </w:pPr>
-            <w:r/>
-            <w:r>
-              <w:rPr>
-                <w:rFonts w:ascii="Arial" w:hAnsi="Arial"/>
-                <w:b/>
-                <w:sz w:val="20"/>
-                <w:highlight w:val="yellow"/>
-              </w:rPr>
-              <w:t>[PREENCHER: erros]</w:t>
+              <w:jc w:val="center"/>
+            </w:pPr>
+            <w:r/>
+            <w:r>
+              <w:rPr>
+                <w:rFonts w:ascii="Arial" w:hAnsi="Arial"/>
+                <w:b w:val="0"/>
+                <w:sz w:val="20"/>
+              </w:rPr>
+              <w:t>0</w:t>
             </w:r>
           </w:p>
         </w:tc>
@@ -4703,17 +4694,16 @@
           <w:p>
             <w:pPr>
               <w:spacing w:line="240" w:lineRule="auto" w:after="40"/>
-              <w:jc w:val="left"/>
-            </w:pPr>
-            <w:r/>
-            <w:r>
-              <w:rPr>
-                <w:rFonts w:ascii="Arial" w:hAnsi="Arial"/>
-                <w:b/>
-                <w:sz w:val="20"/>
-                <w:highlight w:val="yellow"/>
-              </w:rPr>
-              <w:t>[PREENCHER: avisos]</w:t>
+              <w:jc w:val="center"/>
+            </w:pPr>
+            <w:r/>
+            <w:r>
+              <w:rPr>
+                <w:rFonts w:ascii="Arial" w:hAnsi="Arial"/>
+                <w:b w:val="0"/>
+                <w:sz w:val="20"/>
+              </w:rPr>
+              <w:t>0</w:t>
             </w:r>
           </w:p>
         </w:tc>
@@ -4731,6 +4721,48 @@
           <w:sz w:val="20"/>
         </w:rPr>
         <w:t>Quadro 4 - Ocorrências por seção do eMAG 3.1 segundo o ASES. Fonte: asesweb.governoeletronico.gov.br.</w:t>
+      </w:r>
+    </w:p>
+    <w:p>
+      <w:pPr>
+        <w:spacing w:line="360" w:lineRule="auto" w:after="240" w:before="240"/>
+        <w:jc w:val="both"/>
+      </w:pPr>
+      <w:r>
+        <w:rPr>
+          <w:rFonts w:ascii="Arial" w:hAnsi="Arial"/>
+          <w:b w:val="0"/>
+          <w:sz w:val="24"/>
+        </w:rPr>
+        <w:t>O somatório alcança 40 erros e 310 avisos, concentrados em duas seções.</w:t>
+      </w:r>
+    </w:p>
+    <w:p>
+      <w:pPr>
+        <w:spacing w:line="360" w:lineRule="auto" w:after="240" w:before="240"/>
+        <w:jc w:val="both"/>
+      </w:pPr>
+      <w:r>
+        <w:rPr>
+          <w:rFonts w:ascii="Arial" w:hAnsi="Arial"/>
+          <w:b w:val="0"/>
+          <w:sz w:val="24"/>
+        </w:rPr>
+        <w:t>Na seção Marcação, os 29 erros vêm de 1.1 Respeitar os Padrões Web (21), 1.2 Organizar o código HTML de forma lógica e semântica (7) e 1.3 Utilizar corretamente os níveis de cabeçalho (1). Os 11 erros de Conteúdo/Informação concentram-se integralmente em 3.5 Descrever links clara e sucintamente. Os 5 avisos de Comportamento referem-se a 2.2 Garantir que os objetos programáveis sejam acessíveis. As seções Apresentação/Design, Multimídia e Formulários não apresentaram erro nem aviso.</w:t>
+      </w:r>
+    </w:p>
+    <w:p>
+      <w:pPr>
+        <w:spacing w:line="360" w:lineRule="auto" w:after="240" w:before="240"/>
+        <w:jc w:val="both"/>
+      </w:pPr>
+      <w:r>
+        <w:rPr>
+          <w:rFonts w:ascii="Arial" w:hAnsi="Arial"/>
+          <w:b w:val="0"/>
+          <w:sz w:val="24"/>
+        </w:rPr>
+        <w:t>Dois aspectos deste resultado merecem atenção. O primeiro é a distância entre a nota e a contagem bruta: uma aderência de 90,48% convive com centenas de avisos porque o ASES pondera as ocorrências pela gravidade da recomendação violada, e a maior parte dos avisos recai sobre a recomendação 1.1, de conformidade com os padrões web, cujo peso é menor. O segundo é a convergência com as demais ferramentas: o erro registrado na recomendação 1.3, sobre níveis de cabeçalho, é a mesma falha que o WAVE relata como "Missing first level heading" e que a auditoria de código-fonte havia identificado como ausência de &lt;h1&gt;. Três instrumentos independentes apontando o mesmo defeito dão a ele uma solidez que nenhum deles teria isoladamente.</w:t>
       </w:r>
     </w:p>
     <w:p>
@@ -9039,11 +9071,10 @@
             <w:r>
               <w:rPr>
                 <w:rFonts w:ascii="Arial" w:hAnsi="Arial"/>
-                <w:b/>
-                <w:sz w:val="20"/>
-                <w:highlight w:val="yellow"/>
-              </w:rPr>
-              <w:t>[PREENCHER: modelo do aparelho]</w:t>
+                <w:b w:val="0"/>
+                <w:sz w:val="20"/>
+              </w:rPr>
+              <w:t>Samsung Galaxy A15 5G</w:t>
             </w:r>
           </w:p>
         </w:tc>
@@ -9082,11 +9113,10 @@
             <w:r>
               <w:rPr>
                 <w:rFonts w:ascii="Arial" w:hAnsi="Arial"/>
-                <w:b/>
-                <w:sz w:val="20"/>
-                <w:highlight w:val="yellow"/>
-              </w:rPr>
-              <w:t>[PREENCHER: ex.: Android 14 / iOS 17]</w:t>
+                <w:b w:val="0"/>
+                <w:sz w:val="20"/>
+              </w:rPr>
+              <w:t>Android 16</w:t>
             </w:r>
           </w:p>
         </w:tc>
@@ -9125,11 +9155,10 @@
             <w:r>
               <w:rPr>
                 <w:rFonts w:ascii="Arial" w:hAnsi="Arial"/>
-                <w:b/>
-                <w:sz w:val="20"/>
-                <w:highlight w:val="yellow"/>
-              </w:rPr>
-              <w:t>[PREENCHER: TalkBack ou VoiceOver]</w:t>
+                <w:b w:val="0"/>
+                <w:sz w:val="20"/>
+              </w:rPr>
+              <w:t>TalkBack</w:t>
             </w:r>
           </w:p>
         </w:tc>
@@ -9210,11 +9239,10 @@
             <w:r>
               <w:rPr>
                 <w:rFonts w:ascii="Arial" w:hAnsi="Arial"/>
-                <w:b/>
-                <w:sz w:val="20"/>
-                <w:highlight w:val="yellow"/>
-              </w:rPr>
-              <w:t>[PREENCHER: ex.: 6 min 40 s]</w:t>
+                <w:b w:val="0"/>
+                <w:sz w:val="20"/>
+              </w:rPr>
+              <w:t>primeira tentativa abandonada aos 12 min 4 s; segunda tentativa concluída em 10 min 16 s</w:t>
             </w:r>
           </w:p>
         </w:tc>
@@ -9253,11 +9281,10 @@
             <w:r>
               <w:rPr>
                 <w:rFonts w:ascii="Arial" w:hAnsi="Arial"/>
-                <w:b/>
-                <w:sz w:val="20"/>
-                <w:highlight w:val="yellow"/>
-              </w:rPr>
-              <w:t>[PREENCHER: Sim / Não / Parcialmente]</w:t>
+                <w:b w:val="0"/>
+                <w:sz w:val="20"/>
+              </w:rPr>
+              <w:t>Sim, na segunda tentativa</w:t>
             </w:r>
           </w:p>
         </w:tc>
@@ -9288,16 +9315,19 @@
           <w:b w:val="0"/>
           <w:sz w:val="24"/>
         </w:rPr>
-        <w:t xml:space="preserve">Relato da experiência: </w:t>
-      </w:r>
-      <w:r>
-        <w:rPr>
-          <w:rFonts w:ascii="Arial" w:hAnsi="Arial"/>
-          <w:b/>
-          <w:sz w:val="24"/>
-          <w:highlight w:val="yellow"/>
-        </w:rPr>
-        <w:t>[PREENCHER: descreva em 8 a 12 linhas: como foi ativar o leitor, o que o aparelho anunciou ao abrir a página, onde a navegação travou, quais elementos foram anunciados como 'botão sem rótulo' ou 'imagem', se foi possível concluir a tarefa e qual a sensação ao depender apenas do áudio]</w:t>
+        <w:t>Relato da experiência: A primeira tentativa não chegou ao edital. Foram necessários 5 min 30 s apenas para concluir o tutorial do TalkBack, seguidos de 5 min de tentativas frustradas para sair da própria tela de configuração do aparelho e 8 min 46 s para conseguir desativar o leitor. Já no portal, a busca pelo edital foi abandonada aos 12 min 4 s. Na segunda tentativa, depois de desativar os atalhos de gesto, a navegação fluiu e a tarefa foi concluída em 10 min 16 s, contados do painel de ativação do TalkBack até abrir o primeiro edital.</w:t>
+        <w:br/>
+        <w:br/>
+        <w:t>A utilização do TalkBack mostrou-se desafiadora desde o momento de sua ativação. Inicialmente, foram observadas dificuldades relacionadas à própria navegação nas configurações do dispositivo, incluindo a saída da página de configuração e a compreensão dos comandos necessários para a movimentação pela interface.</w:t>
+        <w:br/>
+        <w:br/>
+        <w:t>Durante a avaliação, verificou-se que o TalkBack apresenta uma sequência de leitura diferente daquela normalmente utilizada por quem não depende de leitores de tela. Essa característica dificultou a compreensão da estrutura da interface e exigiu um período maior de adaptação aos comandos e à lógica de navegação do recurso.</w:t>
+        <w:br/>
+        <w:br/>
+        <w:t>A navegação até o navegador Google Chrome foi a etapa mais simples do processo. Em seguida, realizou-se a pesquisa por comandos de voz. Na primeira tentativa houve dificuldade para concluir a tarefa; na segunda, foi possível realizá-la com êxito.</w:t>
+        <w:br/>
+        <w:br/>
+        <w:t>Apesar da conclusão da atividade, o processo foi considerado bastante dificultoso, principalmente em razão da sequência de leitura apresentada pelo TalkBack e da quantidade de elementos que precisavam ser percorridos antes de alcançar a informação desejada. A experiência evidenciou a importância de uma organização adequada dos elementos da interface e de uma sequência de navegação coerente para proporcionar maior eficiência a quem utiliza tecnologia assistiva.</w:t>
       </w:r>
     </w:p>
     <w:p>
@@ -9368,6 +9398,20 @@
           <w:sz w:val="24"/>
         </w:rPr>
         <w:t>Aplicada essa regra aos resultados consolidados, o nível de conformidade atingido pelo sítio avaliado foi: Não atinge o Nível A. Foram identificadas 1.4.1 Uso de cores (marcador do slide ativo diferenciado apenas pela cor de fundo) e 2.2.2 Pausar, Parar, Ocultar (banner rotativo com avanço automático a cada 4 segundos, sem mecanismo de pausa). falha(s) em critérios de Nível A e 1.4.3 Contraste mínimo (4 reprovações confirmadas por amostragem de pixels, a pior em 1,66:1); 1.4.10 Reflow (conteúdo de 330 px em tela de 320 px, gerando rolagem horizontal); 1.4.11 Contraste não textual (indicador de foco em 1,56:1 sobre o fundo branco do conteúdo); 1.4.12 Espaçamento de texto (rolagem horizontal e 3 elementos cortados); 2.5.8 Tamanho do alvo (23 dos 51 alvos interativos da versão móvel medem menos de 24x24 px). falha(s) em critérios de Nível AA.</w:t>
+      </w:r>
+    </w:p>
+    <w:p>
+      <w:pPr>
+        <w:spacing w:line="360" w:lineRule="auto" w:after="240" w:before="240"/>
+        <w:jc w:val="both"/>
+      </w:pPr>
+      <w:r>
+        <w:rPr>
+          <w:rFonts w:ascii="Arial" w:hAnsi="Arial"/>
+          <w:b w:val="0"/>
+          <w:sz w:val="24"/>
+        </w:rPr>
+        <w:t>Os três avaliadores automáticos convergem quanto à qualidade da base técnica: o axe-core não registrou violação direta de critério WCAG A/AA, o ASES atribuiu nota 90,48% de aderência ao eMAG 3.1 e o WAVE apurou apenas 4 erros, nenhum deles no código entregue pelo IFAL. Convergem também no cabeçalho ausente: o alerta "Missing first level heading" do WAVE e o erro da recomendação 1.3 do ASES apontam para a mesma falha que a auditoria de código-fonte havia detectado. Nenhuma das três ferramentas, porém, verifica os dois critérios que impedem o Nível A: o avanço automático do banner (2.2.2) exigiu a leitura do script que o governa, e a sinalização do slide ativo apenas pela cor (1.4.1) exigiu medir os pixels efetivamente pintados na tela. A aprovação nos avaliadores automáticos não é, portanto, atestado de conformidade.</w:t>
       </w:r>
     </w:p>
     <w:p>
@@ -9863,7 +9907,7 @@
                 <w:b w:val="0"/>
                 <w:sz w:val="20"/>
               </w:rPr>
-              <w:t>Ausência de região de navegação</w:t>
+              <w:t>Ausência de região de navegação no código do campus</w:t>
             </w:r>
           </w:p>
         </w:tc>
@@ -9883,7 +9927,7 @@
                 <w:b w:val="0"/>
                 <w:sz w:val="20"/>
               </w:rPr>
-              <w:t>O portal declara role="banner", role="main" e role="contentinfo", mas nenhum &lt;nav&gt; ou role="navigation". Marcar o menu principal e o menu lateral como regiões de navegação, o que também elimina os blocos de conteúdo que o axe-core apontou fora de qualquer região.</w:t>
+              <w:t>O portal declara role="banner", role="main" e role="contentinfo", mas nenhum &lt;nav&gt; ou role="navigation". A única região de navegação que o WAVE encontra na página é injetada pelo script da Barra de Identidade do Governo Federal e delimita os links do gov.br. Marcar o menu principal e o menu lateral do campus como regiões de navegação, o que também elimina os blocos de conteúdo que o axe-core apontou fora de qualquer região.</w:t>
             </w:r>
           </w:p>
         </w:tc>

--- a/relatorio/RELATORIO_AVALIACAO_ACESSIBILIDADE_WCAG.docx
+++ b/relatorio/RELATORIO_AVALIACAO_ACESSIBILIDADE_WCAG.docx
@@ -559,6 +559,7 @@
         </w:rPr>
         <w:t>1. INTRODUÇÃO</w:t>
         <w:tab/>
+        <w:t>4</w:t>
       </w:r>
     </w:p>
     <w:p>
@@ -578,6 +579,7 @@
         </w:rPr>
         <w:t>2. OBJETIVO</w:t>
         <w:tab/>
+        <w:t>4</w:t>
       </w:r>
     </w:p>
     <w:p>
@@ -597,6 +599,7 @@
         </w:rPr>
         <w:t>2.1. Objetivo geral</w:t>
         <w:tab/>
+        <w:t>4</w:t>
       </w:r>
     </w:p>
     <w:p>
@@ -616,6 +619,7 @@
         </w:rPr>
         <w:t>2.2. Objetivos específicos</w:t>
         <w:tab/>
+        <w:t>5</w:t>
       </w:r>
     </w:p>
     <w:p>
@@ -635,6 +639,7 @@
         </w:rPr>
         <w:t>3. METODOLOGIA</w:t>
         <w:tab/>
+        <w:t>5</w:t>
       </w:r>
     </w:p>
     <w:p>
@@ -654,6 +659,7 @@
         </w:rPr>
         <w:t>3.1. Site avaliado e justificativa da escolha</w:t>
         <w:tab/>
+        <w:t>5</w:t>
       </w:r>
     </w:p>
     <w:p>
@@ -673,6 +679,7 @@
         </w:rPr>
         <w:t>3.2. Etapas da avaliação</w:t>
         <w:tab/>
+        <w:t>6</w:t>
       </w:r>
     </w:p>
     <w:p>
@@ -692,6 +699,7 @@
         </w:rPr>
         <w:t>3.3. Instrumentos utilizados</w:t>
         <w:tab/>
+        <w:t>7</w:t>
       </w:r>
     </w:p>
     <w:p>
@@ -711,6 +719,7 @@
         </w:rPr>
         <w:t>4. AVALIAÇÃO E RESULTADOS</w:t>
         <w:tab/>
+        <w:t>7</w:t>
       </w:r>
     </w:p>
     <w:p>
@@ -730,6 +739,7 @@
         </w:rPr>
         <w:t>4.1. Resultados da inspeção manual (checklist de 15 itens)</w:t>
         <w:tab/>
+        <w:t>7</w:t>
       </w:r>
     </w:p>
     <w:p>
@@ -749,6 +759,7 @@
         </w:rPr>
         <w:t>4.2. Resultados do avaliador automático WAVE</w:t>
         <w:tab/>
+        <w:t>11</w:t>
       </w:r>
     </w:p>
     <w:p>
@@ -768,6 +779,7 @@
         </w:rPr>
         <w:t>4.3. Resultados do avaliador automático ASES</w:t>
         <w:tab/>
+        <w:t>12</w:t>
       </w:r>
     </w:p>
     <w:p>
@@ -787,6 +799,7 @@
         </w:rPr>
         <w:t>4.4. Resultados do avaliador automático axe-core</w:t>
         <w:tab/>
+        <w:t>13</w:t>
       </w:r>
     </w:p>
     <w:p>
@@ -806,6 +819,7 @@
         </w:rPr>
         <w:t>4.5. Medição de contraste por amostragem de pixels</w:t>
         <w:tab/>
+        <w:t>14</w:t>
       </w:r>
     </w:p>
     <w:p>
@@ -825,6 +839,7 @@
         </w:rPr>
         <w:t>4.6. Evidências visuais da avaliação</w:t>
         <w:tab/>
+        <w:t>15</w:t>
       </w:r>
     </w:p>
     <w:p>
@@ -844,6 +859,7 @@
         </w:rPr>
         <w:t>4.7. Recurso de tradução para Libras (VLibras)</w:t>
         <w:tab/>
+        <w:t>21</w:t>
       </w:r>
     </w:p>
     <w:p>
@@ -863,6 +879,7 @@
         </w:rPr>
         <w:t>4.8. Resultados da auditoria programática do código-fonte</w:t>
         <w:tab/>
+        <w:t>22</w:t>
       </w:r>
     </w:p>
     <w:p>
@@ -882,6 +899,7 @@
         </w:rPr>
         <w:t>4.9. Simulação automatizada de acesso por smartphone</w:t>
         <w:tab/>
+        <w:t>22</w:t>
       </w:r>
     </w:p>
     <w:p>
@@ -901,6 +919,7 @@
         </w:rPr>
         <w:t>4.10. Tarefa complementar: uso real com leitor de tela</w:t>
         <w:tab/>
+        <w:t>23</w:t>
       </w:r>
     </w:p>
     <w:p>
@@ -920,6 +939,7 @@
         </w:rPr>
         <w:t>4.11. Análise do nível de conformidade WCAG</w:t>
         <w:tab/>
+        <w:t>25</w:t>
       </w:r>
     </w:p>
     <w:p>
@@ -939,6 +959,7 @@
         </w:rPr>
         <w:t>5. RECOMENDAÇÕES DE CORREÇÃO</w:t>
         <w:tab/>
+        <w:t>26</w:t>
       </w:r>
     </w:p>
     <w:p>
@@ -958,6 +979,7 @@
         </w:rPr>
         <w:t>6. CONCLUSÃO</w:t>
         <w:tab/>
+        <w:t>28</w:t>
       </w:r>
     </w:p>
     <w:p>
@@ -977,6 +999,7 @@
         </w:rPr>
         <w:t>7. REFERÊNCIAS</w:t>
         <w:tab/>
+        <w:t>30</w:t>
       </w:r>
     </w:p>
     <w:p>
@@ -1037,7 +1060,7 @@
           <w:b w:val="0"/>
           <w:sz w:val="24"/>
         </w:rPr>
-        <w:t>O presente relatório apresenta a avaliação de acessibilidade web do Portal do Instituto Federal de Alagoas - Campus Maceió, disponível em https://www2.ifal.edu.br/campus/maceio. A avaliação combinou três abordagens complementares - inspeção manual por checklist, avaliação automatizada por ferramentas especializadas e teste de uso real com leitor de tela em dispositivo móvel -, estratégia recomendada pela literatura porque ferramentas automáticas detectam, isoladamente, apenas parte dos problemas de acessibilidade, restando a inspeção humana os critérios de natureza semântica e subjetiva.</w:t>
+        <w:t>O presente relatório apresenta a avaliação de acessibilidade web do Portal do Instituto Federal de Alagoas - Campus Maceió, disponível em https://www2.ifal.edu.br/campus/maceio. A avaliação combinou quatro frentes complementares - inspeção manual por checklist, auditoria do código-fonte das páginas servidas, avaliação automatizada por ferramentas especializadas (axe-core, WAVE e ASES) e teste de uso real com leitor de tela em dispositivo móvel -, estratégia recomendada pela literatura porque ferramentas automáticas detectam, isoladamente, apenas parte dos problemas de acessibilidade, restando a inspeção humana os critérios de natureza semântica e subjetiva.</w:t>
       </w:r>
     </w:p>
     <w:p>
@@ -1282,7 +1305,7 @@
           <w:b w:val="0"/>
           <w:sz w:val="24"/>
         </w:rPr>
-        <w:t>A avaliação seguiu um desenho metodologico em quatro etapas sequenciais, aplicado sobre um recorte de 3 páginas representativas do sítio: https://www2.ifal.edu.br/campus/maceio; https://www2.ifal.edu.br/campus/maceio/noticias; https://www2.ifal.edu.br/campus/maceio/contato. O recorte privilegiou a página inicial, uma página de listagem de conteúdo e uma página transacional (com formulário), de modo a cobrir os três padrões de interação presentes no portal.</w:t>
+        <w:t>A avaliação seguiu um desenho metodológico em quatro etapas sequenciais, aplicado sobre um recorte de 3 páginas representativas do sítio: https://www2.ifal.edu.br/campus/maceio; https://www2.ifal.edu.br/campus/maceio/noticias; https://www2.ifal.edu.br/campus/maceio/contato. O recorte privilegiou a página inicial, uma página de listagem de conteúdo e a página institucional de contato, de modo a cobrir os três padrões de interação presentes no portal.</w:t>
       </w:r>
     </w:p>
     <w:p>
@@ -1296,7 +1319,7 @@
           <w:b w:val="0"/>
           <w:sz w:val="24"/>
         </w:rPr>
-        <w:t>Etapa 1 - Inspeção manual por checklist. Aplicou-se um checklist de 15 itens essenciais de acessibilidade, consolidado a partir do material de referência indicado pela disciplina e mapeado, item a item, aos critérios de sucesso da WCAG 2.1 e as recomendações do eMAG 3.1. Cada item foi verificado com o sítio aberto no navegador Google Chrome, com auxílio das ferramentas de desenvolvedor (F12) para leitura do código-fonte. A inspeção contemplou testes de operação exclusivamente por teclado (Tab, Shift+Tab, Enter, Espaco e Esc), verificação de zoom em 200% e simulação de escala de cinza para checar dependência de cor.</w:t>
+        <w:t>Etapa 1 - Inspeção manual por checklist. Aplicou-se um checklist de 15 itens essenciais de acessibilidade, consolidado a partir do material de referência indicado pela disciplina e mapeado, item a item, aos critérios de sucesso da WCAG 2.1 e as recomendações do eMAG 3.1. Cada item foi verificado com o sítio aberto no navegador Google Chrome, com auxílio das ferramentas de desenvolvedor (F12) para leitura do código-fonte. A inspeção contemplou testes de operação exclusivamente por teclado (Tab, Shift+Tab, Enter, Espaço e Esc), verificação de zoom em 200% e simulação de escala de cinza para checar dependência de cor.</w:t>
       </w:r>
     </w:p>
     <w:p>
@@ -1310,7 +1333,7 @@
           <w:b w:val="0"/>
           <w:sz w:val="24"/>
         </w:rPr>
-        <w:t>Etapa 2 - Avaliação automatizada. As mesmas páginas foram submetidas a dois avaliadores: o WAVE (WebAIM), de referência internacional, que reporta erros diretamente sobre a renderização da página; e o ASES (Avaliador e Simulador de Acessibilidade de Sítios), mantido pelo Governo Federal, que emite nota de 0 a 100 segundo as recomendações do eMAG. Adicionalmente, desenvolveu-se um auditor próprio em Python (ferramenta/auditor_wcag.py), que percorre o HTML e verifica de forma programática os nove itens automatizáveis do checklist, servindo de conferência cruzada aos dois avaliadores.</w:t>
+        <w:t>Etapa 2 - Avaliação automatizada. As mesmas páginas foram submetidas a três avaliadores de motores distintos: o WAVE (WebAIM), de referência internacional, que reporta erros diretamente sobre a renderização da página; o ASES (Avaliador e Simulador de Acessibilidade de Sítios), mantido pelo Governo Federal, que emite nota de 0 a 100 segundo as recomendações do eMAG; e o axe-core 4.10.2, da Deque Systems, executado sobre a página renderizada em Chromium. São motores independentes — o WAVE tem motor próprio, o axe-core é o que o Lighthouse do Google Chrome utiliza —, o que torna a convergência entre eles um indício mais forte do que a repetição de uma mesma ferramenta. Adicionalmente, desenvolveu-se um auditor próprio em Python (ferramenta/auditor_wcag.py), que percorre o HTML e verifica de forma programática os nove itens automatizáveis do checklist, servindo de conferência cruzada aos três avaliadores.</w:t>
       </w:r>
     </w:p>
     <w:p>
@@ -1997,7 +2020,7 @@
           <w:b w:val="0"/>
           <w:sz w:val="24"/>
         </w:rPr>
-        <w:t>A inspeção manual aplicou o checklist de 15 itens essenciais sobre as páginas do recorte, com o sítio aberto no navegador e com uso das ferramentas de desenvolvedor para leitura do código-fonte. O Quadro 2 apresenta o resultado item a item, com a indicacao do critério de sucesso da WCAG 2.1 e da recomendação correspondente do eMAG 3.1.</w:t>
+        <w:t>A inspeção manual aplicou o checklist de 15 itens essenciais sobre as páginas do recorte, com o sítio aberto no navegador e com uso das ferramentas de desenvolvedor para leitura do código-fonte. O Quadro 2 apresenta o resultado item a item, com a indicação do critério de sucesso da WCAG 2.1 e da recomendação correspondente do eMAG 3.1.</w:t>
       </w:r>
     </w:p>
     <w:tbl>
@@ -2009,16 +2032,17 @@
         <w:tblLayout w:type="fixed"/>
       </w:tblPr>
       <w:tblGrid>
-        <w:gridCol w:w="454"/>
-        <w:gridCol w:w="1809"/>
-        <w:gridCol w:w="1695"/>
-        <w:gridCol w:w="1134"/>
-        <w:gridCol w:w="3923"/>
+        <w:gridCol w:w="408"/>
+        <w:gridCol w:w="1389"/>
+        <w:gridCol w:w="1332"/>
+        <w:gridCol w:w="1559"/>
+        <w:gridCol w:w="1219"/>
+        <w:gridCol w:w="3107"/>
       </w:tblGrid>
       <w:tr>
         <w:tc>
           <w:tcPr>
-            <w:tcW w:type="dxa" w:w="454"/>
+            <w:tcW w:type="dxa" w:w="408"/>
             <w:shd w:val="clear" w:fill="D9D9D9"/>
           </w:tcPr>
           <w:p>
@@ -2039,7 +2063,7 @@
         </w:tc>
         <w:tc>
           <w:tcPr>
-            <w:tcW w:type="dxa" w:w="1809"/>
+            <w:tcW w:type="dxa" w:w="1389"/>
             <w:shd w:val="clear" w:fill="D9D9D9"/>
           </w:tcPr>
           <w:p>
@@ -2060,7 +2084,7 @@
         </w:tc>
         <w:tc>
           <w:tcPr>
-            <w:tcW w:type="dxa" w:w="1695"/>
+            <w:tcW w:type="dxa" w:w="1332"/>
             <w:shd w:val="clear" w:fill="D9D9D9"/>
           </w:tcPr>
           <w:p>
@@ -2081,7 +2105,7 @@
         </w:tc>
         <w:tc>
           <w:tcPr>
-            <w:tcW w:type="dxa" w:w="1134"/>
+            <w:tcW w:type="dxa" w:w="1559"/>
             <w:shd w:val="clear" w:fill="D9D9D9"/>
           </w:tcPr>
           <w:p>
@@ -2096,13 +2120,34 @@
                 <w:b/>
                 <w:sz w:val="20"/>
               </w:rPr>
+              <w:t>Recomendação eMAG 3.1</w:t>
+            </w:r>
+          </w:p>
+        </w:tc>
+        <w:tc>
+          <w:tcPr>
+            <w:tcW w:type="dxa" w:w="1219"/>
+            <w:shd w:val="clear" w:fill="D9D9D9"/>
+          </w:tcPr>
+          <w:p>
+            <w:pPr>
+              <w:spacing w:line="240" w:lineRule="auto" w:after="40"/>
+              <w:jc w:val="center"/>
+            </w:pPr>
+            <w:r/>
+            <w:r>
+              <w:rPr>
+                <w:rFonts w:ascii="Arial" w:hAnsi="Arial"/>
+                <w:b/>
+                <w:sz w:val="20"/>
+              </w:rPr>
               <w:t>Situação</w:t>
             </w:r>
           </w:p>
         </w:tc>
         <w:tc>
           <w:tcPr>
-            <w:tcW w:type="dxa" w:w="3923"/>
+            <w:tcW w:type="dxa" w:w="3107"/>
             <w:shd w:val="clear" w:fill="D9D9D9"/>
           </w:tcPr>
           <w:p>
@@ -2125,7 +2170,7 @@
       <w:tr>
         <w:tc>
           <w:tcPr>
-            <w:tcW w:type="dxa" w:w="454"/>
+            <w:tcW w:type="dxa" w:w="408"/>
           </w:tcPr>
           <w:p>
             <w:pPr>
@@ -2145,7 +2190,7 @@
         </w:tc>
         <w:tc>
           <w:tcPr>
-            <w:tcW w:type="dxa" w:w="1809"/>
+            <w:tcW w:type="dxa" w:w="1389"/>
           </w:tcPr>
           <w:p>
             <w:pPr>
@@ -2165,7 +2210,7 @@
         </w:tc>
         <w:tc>
           <w:tcPr>
-            <w:tcW w:type="dxa" w:w="1695"/>
+            <w:tcW w:type="dxa" w:w="1332"/>
           </w:tcPr>
           <w:p>
             <w:pPr>
@@ -2185,7 +2230,7 @@
         </w:tc>
         <w:tc>
           <w:tcPr>
-            <w:tcW w:type="dxa" w:w="1134"/>
+            <w:tcW w:type="dxa" w:w="1559"/>
           </w:tcPr>
           <w:p>
             <w:pPr>
@@ -2199,13 +2244,33 @@
                 <w:b w:val="0"/>
                 <w:sz w:val="20"/>
               </w:rPr>
+              <w:t>3.6 - Fornecer alternativa em texto para as imagens do sítio</w:t>
+            </w:r>
+          </w:p>
+        </w:tc>
+        <w:tc>
+          <w:tcPr>
+            <w:tcW w:type="dxa" w:w="1219"/>
+          </w:tcPr>
+          <w:p>
+            <w:pPr>
+              <w:spacing w:line="240" w:lineRule="auto" w:after="40"/>
+              <w:jc w:val="left"/>
+            </w:pPr>
+            <w:r/>
+            <w:r>
+              <w:rPr>
+                <w:rFonts w:ascii="Arial" w:hAnsi="Arial"/>
+                <w:b w:val="0"/>
+                <w:sz w:val="20"/>
+              </w:rPr>
               <w:t>Parcial</w:t>
             </w:r>
           </w:p>
         </w:tc>
         <w:tc>
           <w:tcPr>
-            <w:tcW w:type="dxa" w:w="3923"/>
+            <w:tcW w:type="dxa" w:w="3107"/>
           </w:tcPr>
           <w:p>
             <w:pPr>
@@ -2227,7 +2292,7 @@
       <w:tr>
         <w:tc>
           <w:tcPr>
-            <w:tcW w:type="dxa" w:w="454"/>
+            <w:tcW w:type="dxa" w:w="408"/>
           </w:tcPr>
           <w:p>
             <w:pPr>
@@ -2247,7 +2312,7 @@
         </w:tc>
         <w:tc>
           <w:tcPr>
-            <w:tcW w:type="dxa" w:w="1809"/>
+            <w:tcW w:type="dxa" w:w="1389"/>
           </w:tcPr>
           <w:p>
             <w:pPr>
@@ -2267,7 +2332,7 @@
         </w:tc>
         <w:tc>
           <w:tcPr>
-            <w:tcW w:type="dxa" w:w="1695"/>
+            <w:tcW w:type="dxa" w:w="1332"/>
           </w:tcPr>
           <w:p>
             <w:pPr>
@@ -2281,13 +2346,13 @@
                 <w:b w:val="0"/>
                 <w:sz w:val="20"/>
               </w:rPr>
-              <w:t>1.3.1 Informações e relacoes (A)</w:t>
-            </w:r>
-          </w:p>
-        </w:tc>
-        <w:tc>
-          <w:tcPr>
-            <w:tcW w:type="dxa" w:w="1134"/>
+              <w:t>1.3.1 Informações e relações (A)</w:t>
+            </w:r>
+          </w:p>
+        </w:tc>
+        <w:tc>
+          <w:tcPr>
+            <w:tcW w:type="dxa" w:w="1559"/>
           </w:tcPr>
           <w:p>
             <w:pPr>
@@ -2301,13 +2366,33 @@
                 <w:b w:val="0"/>
                 <w:sz w:val="20"/>
               </w:rPr>
+              <w:t>1.3 - Utilizar corretamente os níveis de cabeçalho</w:t>
+            </w:r>
+          </w:p>
+        </w:tc>
+        <w:tc>
+          <w:tcPr>
+            <w:tcW w:type="dxa" w:w="1219"/>
+          </w:tcPr>
+          <w:p>
+            <w:pPr>
+              <w:spacing w:line="240" w:lineRule="auto" w:after="40"/>
+              <w:jc w:val="left"/>
+            </w:pPr>
+            <w:r/>
+            <w:r>
+              <w:rPr>
+                <w:rFonts w:ascii="Arial" w:hAnsi="Arial"/>
+                <w:b w:val="0"/>
+                <w:sz w:val="20"/>
+              </w:rPr>
               <w:t>Não conforme</w:t>
             </w:r>
           </w:p>
         </w:tc>
         <w:tc>
           <w:tcPr>
-            <w:tcW w:type="dxa" w:w="3923"/>
+            <w:tcW w:type="dxa" w:w="3107"/>
           </w:tcPr>
           <w:p>
             <w:pPr>
@@ -2329,7 +2414,7 @@
       <w:tr>
         <w:tc>
           <w:tcPr>
-            <w:tcW w:type="dxa" w:w="454"/>
+            <w:tcW w:type="dxa" w:w="408"/>
           </w:tcPr>
           <w:p>
             <w:pPr>
@@ -2349,7 +2434,7 @@
         </w:tc>
         <w:tc>
           <w:tcPr>
-            <w:tcW w:type="dxa" w:w="1809"/>
+            <w:tcW w:type="dxa" w:w="1389"/>
           </w:tcPr>
           <w:p>
             <w:pPr>
@@ -2369,7 +2454,7 @@
         </w:tc>
         <w:tc>
           <w:tcPr>
-            <w:tcW w:type="dxa" w:w="1695"/>
+            <w:tcW w:type="dxa" w:w="1332"/>
           </w:tcPr>
           <w:p>
             <w:pPr>
@@ -2389,7 +2474,7 @@
         </w:tc>
         <w:tc>
           <w:tcPr>
-            <w:tcW w:type="dxa" w:w="1134"/>
+            <w:tcW w:type="dxa" w:w="1559"/>
           </w:tcPr>
           <w:p>
             <w:pPr>
@@ -2403,13 +2488,33 @@
                 <w:b w:val="0"/>
                 <w:sz w:val="20"/>
               </w:rPr>
+              <w:t>1.9 - Identificar o idioma principal da página</w:t>
+            </w:r>
+          </w:p>
+        </w:tc>
+        <w:tc>
+          <w:tcPr>
+            <w:tcW w:type="dxa" w:w="1219"/>
+          </w:tcPr>
+          <w:p>
+            <w:pPr>
+              <w:spacing w:line="240" w:lineRule="auto" w:after="40"/>
+              <w:jc w:val="left"/>
+            </w:pPr>
+            <w:r/>
+            <w:r>
+              <w:rPr>
+                <w:rFonts w:ascii="Arial" w:hAnsi="Arial"/>
+                <w:b w:val="0"/>
+                <w:sz w:val="20"/>
+              </w:rPr>
               <w:t>Conforme</w:t>
             </w:r>
           </w:p>
         </w:tc>
         <w:tc>
           <w:tcPr>
-            <w:tcW w:type="dxa" w:w="3923"/>
+            <w:tcW w:type="dxa" w:w="3107"/>
           </w:tcPr>
           <w:p>
             <w:pPr>
@@ -2431,7 +2536,7 @@
       <w:tr>
         <w:tc>
           <w:tcPr>
-            <w:tcW w:type="dxa" w:w="454"/>
+            <w:tcW w:type="dxa" w:w="408"/>
           </w:tcPr>
           <w:p>
             <w:pPr>
@@ -2451,7 +2556,7 @@
         </w:tc>
         <w:tc>
           <w:tcPr>
-            <w:tcW w:type="dxa" w:w="1809"/>
+            <w:tcW w:type="dxa" w:w="1389"/>
           </w:tcPr>
           <w:p>
             <w:pPr>
@@ -2471,7 +2576,7 @@
         </w:tc>
         <w:tc>
           <w:tcPr>
-            <w:tcW w:type="dxa" w:w="1695"/>
+            <w:tcW w:type="dxa" w:w="1332"/>
           </w:tcPr>
           <w:p>
             <w:pPr>
@@ -2491,7 +2596,7 @@
         </w:tc>
         <w:tc>
           <w:tcPr>
-            <w:tcW w:type="dxa" w:w="1134"/>
+            <w:tcW w:type="dxa" w:w="1559"/>
           </w:tcPr>
           <w:p>
             <w:pPr>
@@ -2505,13 +2610,33 @@
                 <w:b w:val="0"/>
                 <w:sz w:val="20"/>
               </w:rPr>
+              <w:t>1.5 - Descrever links clara e sucintamente / título da página</w:t>
+            </w:r>
+          </w:p>
+        </w:tc>
+        <w:tc>
+          <w:tcPr>
+            <w:tcW w:type="dxa" w:w="1219"/>
+          </w:tcPr>
+          <w:p>
+            <w:pPr>
+              <w:spacing w:line="240" w:lineRule="auto" w:after="40"/>
+              <w:jc w:val="left"/>
+            </w:pPr>
+            <w:r/>
+            <w:r>
+              <w:rPr>
+                <w:rFonts w:ascii="Arial" w:hAnsi="Arial"/>
+                <w:b w:val="0"/>
+                <w:sz w:val="20"/>
+              </w:rPr>
               <w:t>Conforme</w:t>
             </w:r>
           </w:p>
         </w:tc>
         <w:tc>
           <w:tcPr>
-            <w:tcW w:type="dxa" w:w="3923"/>
+            <w:tcW w:type="dxa" w:w="3107"/>
           </w:tcPr>
           <w:p>
             <w:pPr>
@@ -2525,7 +2650,7 @@
                 <w:b w:val="0"/>
                 <w:sz w:val="20"/>
               </w:rPr>
-              <w:t>Cada página possui &lt;title&gt; único e descritivo: "Campus Maceió — Instituto Federal de Alagoas", "Notícias — Instituto Federal de Alagoas" e "Instituto Federal de Alagoas". O título da página de contato, porém, não distingue a seção.</w:t>
+              <w:t>Cada página possui &lt;title&gt; único e descritivo: "Campus Maceió — Instituto Federal de Alagoas", "Notícias — Instituto Federal de Alagoas" e "Instituto Federal de Alagoas". O critério 2.4.2 exige que o título descreva o tema ou a finalidade da página, e os três o fazem. Registra-se, como observação de usabilidade e não como falha, que o título da página de contato não distingue a seção dentro do portal.</w:t>
             </w:r>
           </w:p>
         </w:tc>
@@ -2533,7 +2658,7 @@
       <w:tr>
         <w:tc>
           <w:tcPr>
-            <w:tcW w:type="dxa" w:w="454"/>
+            <w:tcW w:type="dxa" w:w="408"/>
           </w:tcPr>
           <w:p>
             <w:pPr>
@@ -2553,7 +2678,7 @@
         </w:tc>
         <w:tc>
           <w:tcPr>
-            <w:tcW w:type="dxa" w:w="1809"/>
+            <w:tcW w:type="dxa" w:w="1389"/>
           </w:tcPr>
           <w:p>
             <w:pPr>
@@ -2573,7 +2698,7 @@
         </w:tc>
         <w:tc>
           <w:tcPr>
-            <w:tcW w:type="dxa" w:w="1695"/>
+            <w:tcW w:type="dxa" w:w="1332"/>
           </w:tcPr>
           <w:p>
             <w:pPr>
@@ -2593,7 +2718,7 @@
         </w:tc>
         <w:tc>
           <w:tcPr>
-            <w:tcW w:type="dxa" w:w="1134"/>
+            <w:tcW w:type="dxa" w:w="1559"/>
           </w:tcPr>
           <w:p>
             <w:pPr>
@@ -2607,13 +2732,33 @@
                 <w:b w:val="0"/>
                 <w:sz w:val="20"/>
               </w:rPr>
+              <w:t>3.3 - Oferecer contraste mínimo entre plano de fundo e primeiro plano</w:t>
+            </w:r>
+          </w:p>
+        </w:tc>
+        <w:tc>
+          <w:tcPr>
+            <w:tcW w:type="dxa" w:w="1219"/>
+          </w:tcPr>
+          <w:p>
+            <w:pPr>
+              <w:spacing w:line="240" w:lineRule="auto" w:after="40"/>
+              <w:jc w:val="left"/>
+            </w:pPr>
+            <w:r/>
+            <w:r>
+              <w:rPr>
+                <w:rFonts w:ascii="Arial" w:hAnsi="Arial"/>
+                <w:b w:val="0"/>
+                <w:sz w:val="20"/>
+              </w:rPr>
               <w:t>Não conforme</w:t>
             </w:r>
           </w:p>
         </w:tc>
         <w:tc>
           <w:tcPr>
-            <w:tcW w:type="dxa" w:w="3923"/>
+            <w:tcW w:type="dxa" w:w="3107"/>
           </w:tcPr>
           <w:p>
             <w:pPr>
@@ -2627,7 +2772,7 @@
                 <w:b w:val="0"/>
                 <w:sz w:val="20"/>
               </w:rPr>
-              <w:t>Medição por amostragem de pixels reais da página renderizada. Reprovações confirmadas: botões de navegação do banner rotativo, azul rgb(44,103,205) sobre verde rgb(14,86,31), razão de 1,66:1 (exige 4,5:1); o botão do slide ativo, azul sobre âmbar rgb(255,180,0), 3,0:1; o link "Voltar para o topo", cinza rgb(119,119,119) sobre branco, 4,48:1; e a Barra do Governo Federal, branco sobre cinza #7F7F7F, 4,0:1. As legendas brancas sobre as fotos do banner não puderam ser medidas automaticamente e exigem conferência visual.</w:t>
+              <w:t>Medição por amostragem de pixels reais da página renderizada. Reprovações confirmadas: botões de navegação do banner rotativo, azul rgb(44,103,205) sobre verde rgb(14,86,31), razão de 1,66:1 (exige 4,5:1); o botão do slide ativo, azul sobre âmbar rgb(255,180,0), 3,0:1; e o link "Voltar para o topo", cinza rgb(119,119,119) sobre branco, 4,48:1. As legendas brancas sobre as fotos do banner não puderam ser medidas automaticamente e exigem conferência visual. Uma quarta reprovação, inicialmente atribuída à Barra do Governo Federal, foi descartada na reconferência: o cinza medido era o da marcação provisória exibida quando o script da barra não carrega, e não o da barra em operação.</w:t>
             </w:r>
           </w:p>
         </w:tc>
@@ -2635,7 +2780,7 @@
       <w:tr>
         <w:tc>
           <w:tcPr>
-            <w:tcW w:type="dxa" w:w="454"/>
+            <w:tcW w:type="dxa" w:w="408"/>
           </w:tcPr>
           <w:p>
             <w:pPr>
@@ -2655,7 +2800,7 @@
         </w:tc>
         <w:tc>
           <w:tcPr>
-            <w:tcW w:type="dxa" w:w="1809"/>
+            <w:tcW w:type="dxa" w:w="1389"/>
           </w:tcPr>
           <w:p>
             <w:pPr>
@@ -2675,7 +2820,7 @@
         </w:tc>
         <w:tc>
           <w:tcPr>
-            <w:tcW w:type="dxa" w:w="1695"/>
+            <w:tcW w:type="dxa" w:w="1332"/>
           </w:tcPr>
           <w:p>
             <w:pPr>
@@ -2695,7 +2840,7 @@
         </w:tc>
         <w:tc>
           <w:tcPr>
-            <w:tcW w:type="dxa" w:w="1134"/>
+            <w:tcW w:type="dxa" w:w="1559"/>
           </w:tcPr>
           <w:p>
             <w:pPr>
@@ -2709,13 +2854,33 @@
                 <w:b w:val="0"/>
                 <w:sz w:val="20"/>
               </w:rPr>
+              <w:t>3.2 - Não utilizar apenas cor para diferenciar elementos</w:t>
+            </w:r>
+          </w:p>
+        </w:tc>
+        <w:tc>
+          <w:tcPr>
+            <w:tcW w:type="dxa" w:w="1219"/>
+          </w:tcPr>
+          <w:p>
+            <w:pPr>
+              <w:spacing w:line="240" w:lineRule="auto" w:after="40"/>
+              <w:jc w:val="left"/>
+            </w:pPr>
+            <w:r/>
+            <w:r>
+              <w:rPr>
+                <w:rFonts w:ascii="Arial" w:hAnsi="Arial"/>
+                <w:b w:val="0"/>
+                <w:sz w:val="20"/>
+              </w:rPr>
               <w:t>Não conforme</w:t>
             </w:r>
           </w:p>
         </w:tc>
         <w:tc>
           <w:tcPr>
-            <w:tcW w:type="dxa" w:w="3923"/>
+            <w:tcW w:type="dxa" w:w="3107"/>
           </w:tcPr>
           <w:p>
             <w:pPr>
@@ -2737,7 +2902,7 @@
       <w:tr>
         <w:tc>
           <w:tcPr>
-            <w:tcW w:type="dxa" w:w="454"/>
+            <w:tcW w:type="dxa" w:w="408"/>
           </w:tcPr>
           <w:p>
             <w:pPr>
@@ -2757,7 +2922,7 @@
         </w:tc>
         <w:tc>
           <w:tcPr>
-            <w:tcW w:type="dxa" w:w="1809"/>
+            <w:tcW w:type="dxa" w:w="1389"/>
           </w:tcPr>
           <w:p>
             <w:pPr>
@@ -2777,7 +2942,7 @@
         </w:tc>
         <w:tc>
           <w:tcPr>
-            <w:tcW w:type="dxa" w:w="1695"/>
+            <w:tcW w:type="dxa" w:w="1332"/>
           </w:tcPr>
           <w:p>
             <w:pPr>
@@ -2797,7 +2962,7 @@
         </w:tc>
         <w:tc>
           <w:tcPr>
-            <w:tcW w:type="dxa" w:w="1134"/>
+            <w:tcW w:type="dxa" w:w="1559"/>
           </w:tcPr>
           <w:p>
             <w:pPr>
@@ -2811,13 +2976,33 @@
                 <w:b w:val="0"/>
                 <w:sz w:val="20"/>
               </w:rPr>
+              <w:t>3.4 - Não provocar perda de conteúdo ao redimensionar</w:t>
+            </w:r>
+          </w:p>
+        </w:tc>
+        <w:tc>
+          <w:tcPr>
+            <w:tcW w:type="dxa" w:w="1219"/>
+          </w:tcPr>
+          <w:p>
+            <w:pPr>
+              <w:spacing w:line="240" w:lineRule="auto" w:after="40"/>
+              <w:jc w:val="left"/>
+            </w:pPr>
+            <w:r/>
+            <w:r>
+              <w:rPr>
+                <w:rFonts w:ascii="Arial" w:hAnsi="Arial"/>
+                <w:b w:val="0"/>
+                <w:sz w:val="20"/>
+              </w:rPr>
               <w:t>Parcial</w:t>
             </w:r>
           </w:p>
         </w:tc>
         <w:tc>
           <w:tcPr>
-            <w:tcW w:type="dxa" w:w="3923"/>
+            <w:tcW w:type="dxa" w:w="3107"/>
           </w:tcPr>
           <w:p>
             <w:pPr>
@@ -2831,7 +3016,7 @@
                 <w:b w:val="0"/>
                 <w:sz w:val="20"/>
               </w:rPr>
-              <w:t>O meta viewport não bloqueia ampliação e, a 200% de zoom, a página não gera rolagem horizontal. Porém, ao aplicar o espaçamento de texto exigido pelo critério 1.4.12 (entrelinha 1,5; espaçamento entre letras 0,12em; entre palavras 0,16em), surge rolagem horizontal e 3 elementos têm o conteúdo cortado.</w:t>
+              <w:t>O meta viewport não bloqueia ampliação e, a 200% de zoom, a página não gera rolagem horizontal. Em 320 px de largura o conteúdo também cabe na tela, sem rolagem horizontal: o critério 1.4.10 Reflow é atendido. Falha, porém, o critério 1.4.12: ao aplicar o espaçamento de texto exigido (entrelinha 1,5; espaçamento entre letras 0,12em; entre palavras 0,16em), 3 elementos têm o conteúdo cortado por overflow oculto.</w:t>
             </w:r>
           </w:p>
         </w:tc>
@@ -2839,7 +3024,7 @@
       <w:tr>
         <w:tc>
           <w:tcPr>
-            <w:tcW w:type="dxa" w:w="454"/>
+            <w:tcW w:type="dxa" w:w="408"/>
           </w:tcPr>
           <w:p>
             <w:pPr>
@@ -2859,7 +3044,7 @@
         </w:tc>
         <w:tc>
           <w:tcPr>
-            <w:tcW w:type="dxa" w:w="1809"/>
+            <w:tcW w:type="dxa" w:w="1389"/>
           </w:tcPr>
           <w:p>
             <w:pPr>
@@ -2879,7 +3064,7 @@
         </w:tc>
         <w:tc>
           <w:tcPr>
-            <w:tcW w:type="dxa" w:w="1695"/>
+            <w:tcW w:type="dxa" w:w="1332"/>
           </w:tcPr>
           <w:p>
             <w:pPr>
@@ -2899,7 +3084,7 @@
         </w:tc>
         <w:tc>
           <w:tcPr>
-            <w:tcW w:type="dxa" w:w="1134"/>
+            <w:tcW w:type="dxa" w:w="1559"/>
           </w:tcPr>
           <w:p>
             <w:pPr>
@@ -2913,13 +3098,33 @@
                 <w:b w:val="0"/>
                 <w:sz w:val="20"/>
               </w:rPr>
+              <w:t>2.2 - Garantir que os objetos programaveis sejam acessíveis por teclado</w:t>
+            </w:r>
+          </w:p>
+        </w:tc>
+        <w:tc>
+          <w:tcPr>
+            <w:tcW w:type="dxa" w:w="1219"/>
+          </w:tcPr>
+          <w:p>
+            <w:pPr>
+              <w:spacing w:line="240" w:lineRule="auto" w:after="40"/>
+              <w:jc w:val="left"/>
+            </w:pPr>
+            <w:r/>
+            <w:r>
+              <w:rPr>
+                <w:rFonts w:ascii="Arial" w:hAnsi="Arial"/>
+                <w:b w:val="0"/>
+                <w:sz w:val="20"/>
+              </w:rPr>
               <w:t>Conforme</w:t>
             </w:r>
           </w:p>
         </w:tc>
         <w:tc>
           <w:tcPr>
-            <w:tcW w:type="dxa" w:w="3923"/>
+            <w:tcW w:type="dxa" w:w="3107"/>
           </w:tcPr>
           <w:p>
             <w:pPr>
@@ -2941,7 +3146,7 @@
       <w:tr>
         <w:tc>
           <w:tcPr>
-            <w:tcW w:type="dxa" w:w="454"/>
+            <w:tcW w:type="dxa" w:w="408"/>
           </w:tcPr>
           <w:p>
             <w:pPr>
@@ -2961,7 +3166,7 @@
         </w:tc>
         <w:tc>
           <w:tcPr>
-            <w:tcW w:type="dxa" w:w="1809"/>
+            <w:tcW w:type="dxa" w:w="1389"/>
           </w:tcPr>
           <w:p>
             <w:pPr>
@@ -2981,7 +3186,7 @@
         </w:tc>
         <w:tc>
           <w:tcPr>
-            <w:tcW w:type="dxa" w:w="1695"/>
+            <w:tcW w:type="dxa" w:w="1332"/>
           </w:tcPr>
           <w:p>
             <w:pPr>
@@ -3001,7 +3206,7 @@
         </w:tc>
         <w:tc>
           <w:tcPr>
-            <w:tcW w:type="dxa" w:w="1134"/>
+            <w:tcW w:type="dxa" w:w="1559"/>
           </w:tcPr>
           <w:p>
             <w:pPr>
@@ -3015,13 +3220,33 @@
                 <w:b w:val="0"/>
                 <w:sz w:val="20"/>
               </w:rPr>
+              <w:t>2.2 - Garantir que os objetos programaveis sejam acessíveis por teclado</w:t>
+            </w:r>
+          </w:p>
+        </w:tc>
+        <w:tc>
+          <w:tcPr>
+            <w:tcW w:type="dxa" w:w="1219"/>
+          </w:tcPr>
+          <w:p>
+            <w:pPr>
+              <w:spacing w:line="240" w:lineRule="auto" w:after="40"/>
+              <w:jc w:val="left"/>
+            </w:pPr>
+            <w:r/>
+            <w:r>
+              <w:rPr>
+                <w:rFonts w:ascii="Arial" w:hAnsi="Arial"/>
+                <w:b w:val="0"/>
+                <w:sz w:val="20"/>
+              </w:rPr>
               <w:t>Parcial</w:t>
             </w:r>
           </w:p>
         </w:tc>
         <w:tc>
           <w:tcPr>
-            <w:tcW w:type="dxa" w:w="3923"/>
+            <w:tcW w:type="dxa" w:w="3107"/>
           </w:tcPr>
           <w:p>
             <w:pPr>
@@ -3043,7 +3268,7 @@
       <w:tr>
         <w:tc>
           <w:tcPr>
-            <w:tcW w:type="dxa" w:w="454"/>
+            <w:tcW w:type="dxa" w:w="408"/>
           </w:tcPr>
           <w:p>
             <w:pPr>
@@ -3063,7 +3288,7 @@
         </w:tc>
         <w:tc>
           <w:tcPr>
-            <w:tcW w:type="dxa" w:w="1809"/>
+            <w:tcW w:type="dxa" w:w="1389"/>
           </w:tcPr>
           <w:p>
             <w:pPr>
@@ -3083,7 +3308,7 @@
         </w:tc>
         <w:tc>
           <w:tcPr>
-            <w:tcW w:type="dxa" w:w="1695"/>
+            <w:tcW w:type="dxa" w:w="1332"/>
           </w:tcPr>
           <w:p>
             <w:pPr>
@@ -3103,7 +3328,7 @@
         </w:tc>
         <w:tc>
           <w:tcPr>
-            <w:tcW w:type="dxa" w:w="1134"/>
+            <w:tcW w:type="dxa" w:w="1559"/>
           </w:tcPr>
           <w:p>
             <w:pPr>
@@ -3117,13 +3342,33 @@
                 <w:b w:val="0"/>
                 <w:sz w:val="20"/>
               </w:rPr>
+              <w:t>1.4 - Criar atalhos para ir ao conteúdo, menu e busca</w:t>
+            </w:r>
+          </w:p>
+        </w:tc>
+        <w:tc>
+          <w:tcPr>
+            <w:tcW w:type="dxa" w:w="1219"/>
+          </w:tcPr>
+          <w:p>
+            <w:pPr>
+              <w:spacing w:line="240" w:lineRule="auto" w:after="40"/>
+              <w:jc w:val="left"/>
+            </w:pPr>
+            <w:r/>
+            <w:r>
+              <w:rPr>
+                <w:rFonts w:ascii="Arial" w:hAnsi="Arial"/>
+                <w:b w:val="0"/>
+                <w:sz w:val="20"/>
+              </w:rPr>
               <w:t>Conforme</w:t>
             </w:r>
           </w:p>
         </w:tc>
         <w:tc>
           <w:tcPr>
-            <w:tcW w:type="dxa" w:w="3923"/>
+            <w:tcW w:type="dxa" w:w="3107"/>
           </w:tcPr>
           <w:p>
             <w:pPr>
@@ -3145,7 +3390,7 @@
       <w:tr>
         <w:tc>
           <w:tcPr>
-            <w:tcW w:type="dxa" w:w="454"/>
+            <w:tcW w:type="dxa" w:w="408"/>
           </w:tcPr>
           <w:p>
             <w:pPr>
@@ -3165,7 +3410,7 @@
         </w:tc>
         <w:tc>
           <w:tcPr>
-            <w:tcW w:type="dxa" w:w="1809"/>
+            <w:tcW w:type="dxa" w:w="1389"/>
           </w:tcPr>
           <w:p>
             <w:pPr>
@@ -3185,7 +3430,7 @@
         </w:tc>
         <w:tc>
           <w:tcPr>
-            <w:tcW w:type="dxa" w:w="1695"/>
+            <w:tcW w:type="dxa" w:w="1332"/>
           </w:tcPr>
           <w:p>
             <w:pPr>
@@ -3205,7 +3450,7 @@
         </w:tc>
         <w:tc>
           <w:tcPr>
-            <w:tcW w:type="dxa" w:w="1134"/>
+            <w:tcW w:type="dxa" w:w="1559"/>
           </w:tcPr>
           <w:p>
             <w:pPr>
@@ -3219,13 +3464,33 @@
                 <w:b w:val="0"/>
                 <w:sz w:val="20"/>
               </w:rPr>
+              <w:t>6.2 - Associar etiquetas aos seus campos</w:t>
+            </w:r>
+          </w:p>
+        </w:tc>
+        <w:tc>
+          <w:tcPr>
+            <w:tcW w:type="dxa" w:w="1219"/>
+          </w:tcPr>
+          <w:p>
+            <w:pPr>
+              <w:spacing w:line="240" w:lineRule="auto" w:after="40"/>
+              <w:jc w:val="left"/>
+            </w:pPr>
+            <w:r/>
+            <w:r>
+              <w:rPr>
+                <w:rFonts w:ascii="Arial" w:hAnsi="Arial"/>
+                <w:b w:val="0"/>
+                <w:sz w:val="20"/>
+              </w:rPr>
               <w:t>Conforme</w:t>
             </w:r>
           </w:p>
         </w:tc>
         <w:tc>
           <w:tcPr>
-            <w:tcW w:type="dxa" w:w="3923"/>
+            <w:tcW w:type="dxa" w:w="3107"/>
           </w:tcPr>
           <w:p>
             <w:pPr>
@@ -3247,7 +3512,7 @@
       <w:tr>
         <w:tc>
           <w:tcPr>
-            <w:tcW w:type="dxa" w:w="454"/>
+            <w:tcW w:type="dxa" w:w="408"/>
           </w:tcPr>
           <w:p>
             <w:pPr>
@@ -3267,7 +3532,7 @@
         </w:tc>
         <w:tc>
           <w:tcPr>
-            <w:tcW w:type="dxa" w:w="1809"/>
+            <w:tcW w:type="dxa" w:w="1389"/>
           </w:tcPr>
           <w:p>
             <w:pPr>
@@ -3287,7 +3552,7 @@
         </w:tc>
         <w:tc>
           <w:tcPr>
-            <w:tcW w:type="dxa" w:w="1695"/>
+            <w:tcW w:type="dxa" w:w="1332"/>
           </w:tcPr>
           <w:p>
             <w:pPr>
@@ -3307,7 +3572,7 @@
         </w:tc>
         <w:tc>
           <w:tcPr>
-            <w:tcW w:type="dxa" w:w="1134"/>
+            <w:tcW w:type="dxa" w:w="1559"/>
           </w:tcPr>
           <w:p>
             <w:pPr>
@@ -3321,13 +3586,33 @@
                 <w:b w:val="0"/>
                 <w:sz w:val="20"/>
               </w:rPr>
+              <w:t>6.5 - Fornecer instruções para entrada de dados</w:t>
+            </w:r>
+          </w:p>
+        </w:tc>
+        <w:tc>
+          <w:tcPr>
+            <w:tcW w:type="dxa" w:w="1219"/>
+          </w:tcPr>
+          <w:p>
+            <w:pPr>
+              <w:spacing w:line="240" w:lineRule="auto" w:after="40"/>
+              <w:jc w:val="left"/>
+            </w:pPr>
+            <w:r/>
+            <w:r>
+              <w:rPr>
+                <w:rFonts w:ascii="Arial" w:hAnsi="Arial"/>
+                <w:b w:val="0"/>
+                <w:sz w:val="20"/>
+              </w:rPr>
               <w:t>Não aplicável</w:t>
             </w:r>
           </w:p>
         </w:tc>
         <w:tc>
           <w:tcPr>
-            <w:tcW w:type="dxa" w:w="3923"/>
+            <w:tcW w:type="dxa" w:w="3107"/>
           </w:tcPr>
           <w:p>
             <w:pPr>
@@ -3349,7 +3634,7 @@
       <w:tr>
         <w:tc>
           <w:tcPr>
-            <w:tcW w:type="dxa" w:w="454"/>
+            <w:tcW w:type="dxa" w:w="408"/>
           </w:tcPr>
           <w:p>
             <w:pPr>
@@ -3369,7 +3654,7 @@
         </w:tc>
         <w:tc>
           <w:tcPr>
-            <w:tcW w:type="dxa" w:w="1809"/>
+            <w:tcW w:type="dxa" w:w="1389"/>
           </w:tcPr>
           <w:p>
             <w:pPr>
@@ -3389,7 +3674,7 @@
         </w:tc>
         <w:tc>
           <w:tcPr>
-            <w:tcW w:type="dxa" w:w="1695"/>
+            <w:tcW w:type="dxa" w:w="1332"/>
           </w:tcPr>
           <w:p>
             <w:pPr>
@@ -3409,7 +3694,7 @@
         </w:tc>
         <w:tc>
           <w:tcPr>
-            <w:tcW w:type="dxa" w:w="1134"/>
+            <w:tcW w:type="dxa" w:w="1559"/>
           </w:tcPr>
           <w:p>
             <w:pPr>
@@ -3423,13 +3708,33 @@
                 <w:b w:val="0"/>
                 <w:sz w:val="20"/>
               </w:rPr>
+              <w:t>1.7 - Descrever links clara e sucintamente</w:t>
+            </w:r>
+          </w:p>
+        </w:tc>
+        <w:tc>
+          <w:tcPr>
+            <w:tcW w:type="dxa" w:w="1219"/>
+          </w:tcPr>
+          <w:p>
+            <w:pPr>
+              <w:spacing w:line="240" w:lineRule="auto" w:after="40"/>
+              <w:jc w:val="left"/>
+            </w:pPr>
+            <w:r/>
+            <w:r>
+              <w:rPr>
+                <w:rFonts w:ascii="Arial" w:hAnsi="Arial"/>
+                <w:b w:val="0"/>
+                <w:sz w:val="20"/>
+              </w:rPr>
               <w:t>Parcial</w:t>
             </w:r>
           </w:p>
         </w:tc>
         <w:tc>
           <w:tcPr>
-            <w:tcW w:type="dxa" w:w="3923"/>
+            <w:tcW w:type="dxa" w:w="3107"/>
           </w:tcPr>
           <w:p>
             <w:pPr>
@@ -3451,7 +3756,7 @@
       <w:tr>
         <w:tc>
           <w:tcPr>
-            <w:tcW w:type="dxa" w:w="454"/>
+            <w:tcW w:type="dxa" w:w="408"/>
           </w:tcPr>
           <w:p>
             <w:pPr>
@@ -3471,7 +3776,7 @@
         </w:tc>
         <w:tc>
           <w:tcPr>
-            <w:tcW w:type="dxa" w:w="1809"/>
+            <w:tcW w:type="dxa" w:w="1389"/>
           </w:tcPr>
           <w:p>
             <w:pPr>
@@ -3491,7 +3796,7 @@
         </w:tc>
         <w:tc>
           <w:tcPr>
-            <w:tcW w:type="dxa" w:w="1695"/>
+            <w:tcW w:type="dxa" w:w="1332"/>
           </w:tcPr>
           <w:p>
             <w:pPr>
@@ -3511,7 +3816,7 @@
         </w:tc>
         <w:tc>
           <w:tcPr>
-            <w:tcW w:type="dxa" w:w="1134"/>
+            <w:tcW w:type="dxa" w:w="1559"/>
           </w:tcPr>
           <w:p>
             <w:pPr>
@@ -3525,13 +3830,33 @@
                 <w:b w:val="0"/>
                 <w:sz w:val="20"/>
               </w:rPr>
+              <w:t>2.1 - Disponibilizar todas as funções da página via teclado / controle de movimento</w:t>
+            </w:r>
+          </w:p>
+        </w:tc>
+        <w:tc>
+          <w:tcPr>
+            <w:tcW w:type="dxa" w:w="1219"/>
+          </w:tcPr>
+          <w:p>
+            <w:pPr>
+              <w:spacing w:line="240" w:lineRule="auto" w:after="40"/>
+              <w:jc w:val="left"/>
+            </w:pPr>
+            <w:r/>
+            <w:r>
+              <w:rPr>
+                <w:rFonts w:ascii="Arial" w:hAnsi="Arial"/>
+                <w:b w:val="0"/>
+                <w:sz w:val="20"/>
+              </w:rPr>
               <w:t>Não conforme</w:t>
             </w:r>
           </w:p>
         </w:tc>
         <w:tc>
           <w:tcPr>
-            <w:tcW w:type="dxa" w:w="3923"/>
+            <w:tcW w:type="dxa" w:w="3107"/>
           </w:tcPr>
           <w:p>
             <w:pPr>
@@ -3553,7 +3878,7 @@
       <w:tr>
         <w:tc>
           <w:tcPr>
-            <w:tcW w:type="dxa" w:w="454"/>
+            <w:tcW w:type="dxa" w:w="408"/>
           </w:tcPr>
           <w:p>
             <w:pPr>
@@ -3573,7 +3898,7 @@
         </w:tc>
         <w:tc>
           <w:tcPr>
-            <w:tcW w:type="dxa" w:w="1809"/>
+            <w:tcW w:type="dxa" w:w="1389"/>
           </w:tcPr>
           <w:p>
             <w:pPr>
@@ -3593,7 +3918,7 @@
         </w:tc>
         <w:tc>
           <w:tcPr>
-            <w:tcW w:type="dxa" w:w="1695"/>
+            <w:tcW w:type="dxa" w:w="1332"/>
           </w:tcPr>
           <w:p>
             <w:pPr>
@@ -3607,13 +3932,13 @@
                 <w:b w:val="0"/>
                 <w:sz w:val="20"/>
               </w:rPr>
-              <w:t>1.3.1 Informações e relacoes / 4.1.1 Análise / 4.1.2 Nome, função, valor (A)</w:t>
-            </w:r>
-          </w:p>
-        </w:tc>
-        <w:tc>
-          <w:tcPr>
-            <w:tcW w:type="dxa" w:w="1134"/>
+              <w:t>1.3.1 Informações e relações / 4.1.1 Análise / 4.1.2 Nome, função, valor (A)</w:t>
+            </w:r>
+          </w:p>
+        </w:tc>
+        <w:tc>
+          <w:tcPr>
+            <w:tcW w:type="dxa" w:w="1559"/>
           </w:tcPr>
           <w:p>
             <w:pPr>
@@ -3627,13 +3952,33 @@
                 <w:b w:val="0"/>
                 <w:sz w:val="20"/>
               </w:rPr>
+              <w:t>1.1 - Respeitar os padrões Web / 1.2 - Organizar o código de forma lógica e semântica</w:t>
+            </w:r>
+          </w:p>
+        </w:tc>
+        <w:tc>
+          <w:tcPr>
+            <w:tcW w:type="dxa" w:w="1219"/>
+          </w:tcPr>
+          <w:p>
+            <w:pPr>
+              <w:spacing w:line="240" w:lineRule="auto" w:after="40"/>
+              <w:jc w:val="left"/>
+            </w:pPr>
+            <w:r/>
+            <w:r>
+              <w:rPr>
+                <w:rFonts w:ascii="Arial" w:hAnsi="Arial"/>
+                <w:b w:val="0"/>
+                <w:sz w:val="20"/>
+              </w:rPr>
               <w:t>Parcial</w:t>
             </w:r>
           </w:p>
         </w:tc>
         <w:tc>
           <w:tcPr>
-            <w:tcW w:type="dxa" w:w="3923"/>
+            <w:tcW w:type="dxa" w:w="3107"/>
           </w:tcPr>
           <w:p>
             <w:pPr>
@@ -4199,7 +4544,7 @@
           <w:b w:val="0"/>
           <w:sz w:val="24"/>
         </w:rPr>
-        <w:t>A leitura desses erros exige uma distinção que o próprio WAVE não faz. Os quatro erros não pertencem ao código que o IFAL entrega. A auditoria do código-fonte havia registrado, nas três páginas, 13, 10 e 0 imagens, nenhuma sem atributo alt, e 125, 128 e 54 links, nenhum sem texto acessível. O script barra.brasil.gov.br/barra.js, que monta a Barra de Identidade do Governo Federal em tempo de execução, contém exatamente 1 imagem sem alt e 2 âncoras vazias (&lt;a href="#" id="menu-icon"&gt;&lt;/a&gt; e a do logotipo do VLibras). Isso explica o erro de texto alternativo e dois dos três links vazios; o terceiro não foi possível atribuir com as evidências disponíveis.</w:t>
+        <w:t>A leitura desses erros exige uma distinção que o próprio WAVE não faz. Três dos quatro erros não pertencem ao código que o IFAL entrega, e o quarto não pôde ser atribuído. A auditoria do código-fonte havia registrado, nas três páginas, 13, 10 e 0 imagens, nenhuma sem atributo alt, e 125, 128 e 54 links, nenhum sem texto acessível. O script barra.brasil.gov.br/barra.js, que monta a Barra de Identidade do Governo Federal em tempo de execução, contém exatamente 1 imagem sem alt e 2 âncoras vazias (&lt;a href="#" id="menu-icon"&gt;&lt;/a&gt; e a do logotipo do VLibras). Isso explica o erro de texto alternativo e dois dos três links vazios; o terceiro link vazio não foi possível atribuir com as evidências disponíveis.</w:t>
       </w:r>
     </w:p>
     <w:p>
@@ -4790,7 +5135,7 @@
           <w:b w:val="0"/>
           <w:sz w:val="24"/>
         </w:rPr>
-        <w:t>O WAVE e o ASES dependem de execução interativa no navegador — o ASES, inclusive, protege o envio com CAPTCHA. Para que a etapa de avaliação automatizada não ficasse sem medição, utilizou-se o axe-core, motor de auditoria mantido pela Deque Systems e empregado pelas próprias extensões WAVE e Lighthouse. Motor injetado na página já renderizada em Chromium (viewport 1366x900), executando o conjunto completo de regras e separando violações de Critérios de Sucesso da WCAG das regras classificadas como boas práticas.</w:t>
+        <w:t>O WAVE e o ASES dependem de execução interativa no navegador — o ASES, inclusive, protege o envio com CAPTCHA. Para que a etapa de avaliação automatizada não ficasse sem medição, utilizou-se o axe-core, motor de auditoria mantido pela Deque Systems e empregado, entre outras ferramentas, pela extensão Lighthouse do Google Chrome. O WAVE possui motor próprio, desenvolvido pelo WebAIM, e não se confunde com o axe-core. Motor injetado na página já renderizada em Chromium (viewport 1366x900), executando o conjunto completo de regras e separando violações de Critérios de Sucesso da WCAG das regras classificadas como boas práticas.</w:t>
       </w:r>
     </w:p>
     <w:tbl>
@@ -5853,108 +6198,6 @@
           </w:p>
         </w:tc>
       </w:tr>
-      <w:tr>
-        <w:tc>
-          <w:tcPr>
-            <w:tcW w:type="dxa" w:w="3129"/>
-          </w:tcPr>
-          <w:p>
-            <w:pPr>
-              <w:spacing w:line="240" w:lineRule="auto" w:after="40"/>
-              <w:jc w:val="left"/>
-            </w:pPr>
-            <w:r/>
-            <w:r>
-              <w:rPr>
-                <w:rFonts w:ascii="Arial" w:hAnsi="Arial"/>
-                <w:b w:val="0"/>
-                <w:sz w:val="20"/>
-              </w:rPr>
-              <w:t>Barra do Governo Federal (barra.brasil.gov.br)</w:t>
-            </w:r>
-          </w:p>
-        </w:tc>
-        <w:tc>
-          <w:tcPr>
-            <w:tcW w:type="dxa" w:w="1695"/>
-          </w:tcPr>
-          <w:p>
-            <w:pPr>
-              <w:spacing w:line="240" w:lineRule="auto" w:after="40"/>
-              <w:jc w:val="left"/>
-            </w:pPr>
-            <w:r/>
-            <w:r>
-              <w:rPr>
-                <w:rFonts w:ascii="Arial" w:hAnsi="Arial"/>
-                <w:b w:val="0"/>
-                <w:sz w:val="20"/>
-              </w:rPr>
-              <w:t>rgb(255,255,255)</w:t>
-            </w:r>
-          </w:p>
-        </w:tc>
-        <w:tc>
-          <w:tcPr>
-            <w:tcW w:type="dxa" w:w="1695"/>
-          </w:tcPr>
-          <w:p>
-            <w:pPr>
-              <w:spacing w:line="240" w:lineRule="auto" w:after="40"/>
-              <w:jc w:val="left"/>
-            </w:pPr>
-            <w:r/>
-            <w:r>
-              <w:rPr>
-                <w:rFonts w:ascii="Arial" w:hAnsi="Arial"/>
-                <w:b w:val="0"/>
-                <w:sz w:val="20"/>
-              </w:rPr>
-              <w:t>rgb(127,127,127)</w:t>
-            </w:r>
-          </w:p>
-        </w:tc>
-        <w:tc>
-          <w:tcPr>
-            <w:tcW w:type="dxa" w:w="964"/>
-          </w:tcPr>
-          <w:p>
-            <w:pPr>
-              <w:spacing w:line="240" w:lineRule="auto" w:after="40"/>
-              <w:jc w:val="center"/>
-            </w:pPr>
-            <w:r/>
-            <w:r>
-              <w:rPr>
-                <w:rFonts w:ascii="Arial" w:hAnsi="Arial"/>
-                <w:b w:val="0"/>
-                <w:sz w:val="20"/>
-              </w:rPr>
-              <w:t>4.0:1</w:t>
-            </w:r>
-          </w:p>
-        </w:tc>
-        <w:tc>
-          <w:tcPr>
-            <w:tcW w:type="dxa" w:w="1531"/>
-          </w:tcPr>
-          <w:p>
-            <w:pPr>
-              <w:spacing w:line="240" w:lineRule="auto" w:after="40"/>
-              <w:jc w:val="center"/>
-            </w:pPr>
-            <w:r/>
-            <w:r>
-              <w:rPr>
-                <w:rFonts w:ascii="Arial" w:hAnsi="Arial"/>
-                <w:b w:val="0"/>
-                <w:sz w:val="20"/>
-              </w:rPr>
-              <w:t>4.5:1</w:t>
-            </w:r>
-          </w:p>
-        </w:tc>
-      </w:tr>
     </w:tbl>
     <w:p>
       <w:pPr>
@@ -5981,7 +6224,7 @@
           <w:b w:val="0"/>
           <w:sz w:val="24"/>
         </w:rPr>
-        <w:t>A reprovação mais severa é a dos botões numéricos que controlam o banner rotativo: com 1,66:1, o texto azul sobre o verde institucional fica praticamente indistinguível do fundo. São, ao mesmo tempo, os únicos controles do banner e alvos de apenas 22 por 20 pixels, o que os faz falhar também no critério 2.5.8.</w:t>
+        <w:t>A reprovação mais severa é a dos botões numéricos que controlam o banner rotativo: com 1,66:1, o texto azul sobre o verde institucional fica praticamente indistinguível do fundo. São, ao mesmo tempo, os únicos controles do banner e alvos de apenas 22 por 20 pixels, o que os faz falhar também no critério 2.5.8 Tamanho do alvo (mínimo) — critério da WCAG 2.2, aqui adotado como complemento.</w:t>
       </w:r>
     </w:p>
     <w:p>
@@ -6038,6 +6281,20 @@
           <w:sz w:val="24"/>
         </w:rPr>
         <w:t>As figuras a seguir registram o estado do portal no momento da avaliação e sustentam as medições apresentadas nas subseções anteriores. Todas foram capturadas em Chromium, sobre as folhas de estilo e as imagens do próprio sítio.</w:t>
+      </w:r>
+    </w:p>
+    <w:p>
+      <w:pPr>
+        <w:spacing w:line="240" w:lineRule="auto" w:after="80" w:before="0"/>
+        <w:jc w:val="left"/>
+      </w:pPr>
+      <w:r>
+        <w:rPr>
+          <w:rFonts w:ascii="Arial" w:hAnsi="Arial"/>
+          <w:b w:val="0"/>
+          <w:sz w:val="20"/>
+        </w:rPr>
+        <w:t>Figura 1 - Barra de acessibilidade do portal. O portal declara sete teclas de acesso (accesskey): quatro atalhos de salto (Alt+1 conteúdo, Alt+2 menu, Alt+3 busca, Alt+4 rodapé) e mais três para Acessibilidade, Alto Contraste e Mapa do site.</w:t>
       </w:r>
     </w:p>
     <w:p>
@@ -6090,7 +6347,21 @@
           <w:b w:val="0"/>
           <w:sz w:val="20"/>
         </w:rPr>
-        <w:t>Figura 1 - Barra de acessibilidade do portal, com os quatro atalhos de salto (Alt+1 a Alt+4) e os links Acessibilidade, Alto Contraste e Mapa do site. Fonte: os autores.</w:t>
+        <w:t>Fonte: os autores.</w:t>
+      </w:r>
+    </w:p>
+    <w:p>
+      <w:pPr>
+        <w:spacing w:line="240" w:lineRule="auto" w:after="80" w:before="0"/>
+        <w:jc w:val="left"/>
+      </w:pPr>
+      <w:r>
+        <w:rPr>
+          <w:rFonts w:ascii="Arial" w:hAnsi="Arial"/>
+          <w:b w:val="0"/>
+          <w:sz w:val="20"/>
+        </w:rPr>
+        <w:t>Figura 2 - Banner rotativo da página inicial. Os botões numéricos no canto inferior direito são os únicos controles do carrossel: medem 22 por 20 pixels, apresentam razão de contraste de 1,66:1 e sinalizam o slide em exibição apenas pela cor de fundo.</w:t>
       </w:r>
     </w:p>
     <w:p>
@@ -6143,7 +6414,21 @@
           <w:b w:val="0"/>
           <w:sz w:val="20"/>
         </w:rPr>
-        <w:t>Figura 2 - Banner rotativo da página inicial. Os botões numéricos no canto inferior direito são os únicos controles do carrossel: medem 22 por 20 pixels, apresentam razão de contraste de 1,66:1 e sinalizam o slide em exibição apenas pela cor de fundo. Fonte: os autores.</w:t>
+        <w:t>Fonte: os autores.</w:t>
+      </w:r>
+    </w:p>
+    <w:p>
+      <w:pPr>
+        <w:spacing w:line="240" w:lineRule="auto" w:after="80" w:before="0"/>
+        <w:jc w:val="left"/>
+      </w:pPr>
+      <w:r>
+        <w:rPr>
+          <w:rFonts w:ascii="Arial" w:hAnsi="Arial"/>
+          <w:b w:val="0"/>
+          <w:sz w:val="20"/>
+        </w:rPr>
+        <w:t>Figura 3 - Indicador de foco do teclado sobre o link Acessibilidade. Sobre o verde do cabeçalho o contorno âmbar é nítido (5,81:1); sobre o branco da área de conteúdo cai para 1,56:1.</w:t>
       </w:r>
     </w:p>
     <w:p>
@@ -6196,7 +6481,21 @@
           <w:b w:val="0"/>
           <w:sz w:val="20"/>
         </w:rPr>
-        <w:t>Figura 3 - Indicador de foco do teclado sobre o link Acessibilidade. Sobre o verde do cabeçalho o contorno âmbar é nítido (5,81:1); sobre o branco da área de conteúdo cai para 1,56:1. Fonte: os autores.</w:t>
+        <w:t>Fonte: os autores.</w:t>
+      </w:r>
+    </w:p>
+    <w:p>
+      <w:pPr>
+        <w:spacing w:line="240" w:lineRule="auto" w:after="80" w:before="0"/>
+        <w:jc w:val="left"/>
+      </w:pPr>
+      <w:r>
+        <w:rPr>
+          <w:rFonts w:ascii="Arial" w:hAnsi="Arial"/>
+          <w:b w:val="0"/>
+          <w:sz w:val="20"/>
+        </w:rPr>
+        <w:t>Figura 4 - Página inicial renderizada em 320 pixels de largura com o script da Barra do Governo Federal bloqueado. A faixa cinza do topo é a marcação provisória "Atualize sua Barra de Governo", cortada à direita: é ela, e só ela, que faz o conteúdo ocupar 330 pixels. Com o script carregado o conteúdo mede 320 pixels e o critério 1.4.10 é atendido.</w:t>
       </w:r>
     </w:p>
     <w:p>
@@ -6249,7 +6548,21 @@
           <w:b w:val="0"/>
           <w:sz w:val="20"/>
         </w:rPr>
-        <w:t>Figura 4 - Página inicial renderizada em 320 pixels de largura. O conteúdo ocupa 330 pixels e provoca rolagem horizontal, contrariando o critério 1.4.10. Fonte: os autores.</w:t>
+        <w:t>Fonte: os autores.</w:t>
+      </w:r>
+    </w:p>
+    <w:p>
+      <w:pPr>
+        <w:spacing w:line="240" w:lineRule="auto" w:after="80" w:before="0"/>
+        <w:jc w:val="left"/>
+      </w:pPr>
+      <w:r>
+        <w:rPr>
+          <w:rFonts w:ascii="Arial" w:hAnsi="Arial"/>
+          <w:b w:val="0"/>
+          <w:sz w:val="20"/>
+        </w:rPr>
+        <w:t>Figura 5 - Página institucional de Acessibilidade, publicada em 2013 e modificada pela última vez em 2020. Descreve apenas três das sete teclas de acesso declaradas pelo portal e expande a sigla WCAG incorretamente.</w:t>
       </w:r>
     </w:p>
     <w:p>
@@ -6302,7 +6615,7 @@
           <w:b w:val="0"/>
           <w:sz w:val="20"/>
         </w:rPr>
-        <w:t>Figura 5 - Página institucional de Acessibilidade, publicada em 2013 e modificada pela última vez em 2020. Descreve apenas três dos sete atalhos existentes e expande a sigla WCAG incorretamente. Fonte: os autores.</w:t>
+        <w:t>Fonte: os autores.</w:t>
       </w:r>
     </w:p>
     <w:p>
@@ -7169,7 +7482,7 @@
           <w:b w:val="0"/>
           <w:sz w:val="24"/>
         </w:rPr>
-        <w:t>A simulação foi executada sobre http://127.0.0.1:8899/campus/maceio.html, emulando o aparelho Google Pixel 7 (TalkBack) em viewport de 412x915 pixels lógicos. O Quadro 9 reúne as medições.</w:t>
+        <w:t>A simulação foi executada sobre uma cópia local fiel da página inicial do portal, servida em servidor HTTP próprio porque o navegador de automação deste ambiente não estabelece a conexão TLS com o sítio, emulando o aparelho Google Pixel 7 (TalkBack) em viewport de 412x915 pixels lógicos. O Quadro 9 reúne as medições.</w:t>
       </w:r>
     </w:p>
     <w:tbl>
@@ -7287,7 +7600,7 @@
                 <w:b w:val="0"/>
                 <w:sz w:val="20"/>
               </w:rPr>
-              <w:t>0</w:t>
+              <w:t>3</w:t>
             </w:r>
           </w:p>
         </w:tc>
@@ -7349,7 +7662,7 @@
                 <w:b w:val="0"/>
                 <w:sz w:val="20"/>
               </w:rPr>
-              <w:t>4</w:t>
+              <w:t>5</w:t>
             </w:r>
           </w:p>
         </w:tc>
@@ -7411,7 +7724,7 @@
                 <w:b w:val="0"/>
                 <w:sz w:val="20"/>
               </w:rPr>
-              <w:t>0</w:t>
+              <w:t>1</w:t>
             </w:r>
           </w:p>
         </w:tc>
@@ -7473,7 +7786,7 @@
                 <w:b w:val="0"/>
                 <w:sz w:val="20"/>
               </w:rPr>
-              <w:t>6</w:t>
+              <w:t>9</w:t>
             </w:r>
           </w:p>
         </w:tc>
@@ -7617,7 +7930,7 @@
                 <w:b w:val="0"/>
                 <w:sz w:val="20"/>
               </w:rPr>
-              <w:t>2.5.8 (AA)</w:t>
+              <w:t>2.5.8 (AA, WCAG 2.2)</w:t>
             </w:r>
           </w:p>
         </w:tc>
@@ -7659,7 +7972,7 @@
                 <w:b w:val="0"/>
                 <w:sz w:val="20"/>
               </w:rPr>
-              <w:t>38</w:t>
+              <w:t>44</w:t>
             </w:r>
           </w:p>
         </w:tc>
@@ -7721,7 +8034,7 @@
                 <w:b w:val="0"/>
                 <w:sz w:val="20"/>
               </w:rPr>
-              <w:t>sim</w:t>
+              <w:t>não</w:t>
             </w:r>
           </w:p>
         </w:tc>
@@ -7845,7 +8158,7 @@
                 <w:b w:val="0"/>
                 <w:sz w:val="20"/>
               </w:rPr>
-              <w:t>7 de 51</w:t>
+              <w:t>0 de 56</w:t>
             </w:r>
           </w:p>
         </w:tc>
@@ -8076,7 +8389,7 @@
                 <w:b w:val="0"/>
                 <w:sz w:val="20"/>
               </w:rPr>
-              <w:t>cabeçalho da página</w:t>
+              <w:t>lista</w:t>
             </w:r>
           </w:p>
         </w:tc>
@@ -8118,7 +8431,7 @@
                 <w:b w:val="0"/>
                 <w:sz w:val="20"/>
               </w:rPr>
-              <w:t>região principal</w:t>
+              <w:t>cabeçalho da página</w:t>
             </w:r>
           </w:p>
         </w:tc>
@@ -8160,7 +8473,7 @@
                 <w:b w:val="0"/>
                 <w:sz w:val="20"/>
               </w:rPr>
-              <w:t>rodapé da página</w:t>
+              <w:t>região principal</w:t>
             </w:r>
           </w:p>
         </w:tc>
@@ -8202,7 +8515,7 @@
                 <w:b w:val="0"/>
                 <w:sz w:val="20"/>
               </w:rPr>
-              <w:t>item de lista</w:t>
+              <w:t>rodapé da página</w:t>
             </w:r>
           </w:p>
         </w:tc>
@@ -8412,7 +8725,7 @@
                 <w:b w:val="0"/>
                 <w:sz w:val="20"/>
               </w:rPr>
-              <w:t>lista</w:t>
+              <w:t>item de lista</w:t>
             </w:r>
           </w:p>
         </w:tc>
@@ -8471,486 +8784,7 @@
           <w:b w:val="0"/>
           <w:sz w:val="20"/>
         </w:rPr>
-        <w:t>Quadro 10 - Transcricao dos anúncios do leitor de tela. Fonte: elaborado pelos autores.</w:t>
-      </w:r>
-    </w:p>
-    <w:p>
-      <w:pPr>
-        <w:spacing w:line="360" w:lineRule="auto" w:after="240" w:before="240"/>
-        <w:jc w:val="both"/>
-      </w:pPr>
-      <w:r>
-        <w:rPr>
-          <w:rFonts w:ascii="Arial" w:hAnsi="Arial"/>
-          <w:b w:val="0"/>
-          <w:sz w:val="24"/>
-        </w:rPr>
-        <w:t>Quanto ao contraste, o pior resultado encontrado foi a razão de 1:1, medida sobre a página efetivamente renderizada. Os trechos reprovados de maior severidade estao no Quadro 11.</w:t>
-      </w:r>
-    </w:p>
-    <w:tbl>
-      <w:tblPr>
-        <w:tblStyle w:val="TableGrid"/>
-        <w:tblW w:type="auto" w:w="0"/>
-        <w:tblLayout w:type="fixed"/>
-        <w:tblLook w:firstColumn="1" w:firstRow="1" w:lastColumn="0" w:lastRow="0" w:noHBand="0" w:noVBand="1" w:val="04A0"/>
-        <w:tblLayout w:type="fixed"/>
-      </w:tblPr>
-      <w:tblGrid>
-        <w:gridCol w:w="5068"/>
-        <w:gridCol w:w="1973"/>
-        <w:gridCol w:w="1973"/>
-      </w:tblGrid>
-      <w:tr>
-        <w:tc>
-          <w:tcPr>
-            <w:tcW w:type="dxa" w:w="5068"/>
-            <w:shd w:val="clear" w:fill="D9D9D9"/>
-          </w:tcPr>
-          <w:p>
-            <w:pPr>
-              <w:spacing w:line="240" w:lineRule="auto" w:after="40"/>
-              <w:jc w:val="center"/>
-            </w:pPr>
-            <w:r/>
-            <w:r>
-              <w:rPr>
-                <w:rFonts w:ascii="Arial" w:hAnsi="Arial"/>
-                <w:b/>
-                <w:sz w:val="20"/>
-              </w:rPr>
-              <w:t>Trecho de texto</w:t>
-            </w:r>
-          </w:p>
-        </w:tc>
-        <w:tc>
-          <w:tcPr>
-            <w:tcW w:type="dxa" w:w="1973"/>
-            <w:shd w:val="clear" w:fill="D9D9D9"/>
-          </w:tcPr>
-          <w:p>
-            <w:pPr>
-              <w:spacing w:line="240" w:lineRule="auto" w:after="40"/>
-              <w:jc w:val="center"/>
-            </w:pPr>
-            <w:r/>
-            <w:r>
-              <w:rPr>
-                <w:rFonts w:ascii="Arial" w:hAnsi="Arial"/>
-                <w:b/>
-                <w:sz w:val="20"/>
-              </w:rPr>
-              <w:t>Razão obtida</w:t>
-            </w:r>
-          </w:p>
-        </w:tc>
-        <w:tc>
-          <w:tcPr>
-            <w:tcW w:type="dxa" w:w="1973"/>
-            <w:shd w:val="clear" w:fill="D9D9D9"/>
-          </w:tcPr>
-          <w:p>
-            <w:pPr>
-              <w:spacing w:line="240" w:lineRule="auto" w:after="40"/>
-              <w:jc w:val="center"/>
-            </w:pPr>
-            <w:r/>
-            <w:r>
-              <w:rPr>
-                <w:rFonts w:ascii="Arial" w:hAnsi="Arial"/>
-                <w:b/>
-                <w:sz w:val="20"/>
-              </w:rPr>
-              <w:t>Razão exigida</w:t>
-            </w:r>
-          </w:p>
-        </w:tc>
-      </w:tr>
-      <w:tr>
-        <w:tc>
-          <w:tcPr>
-            <w:tcW w:type="dxa" w:w="5068"/>
-          </w:tcPr>
-          <w:p>
-            <w:pPr>
-              <w:spacing w:line="240" w:lineRule="auto" w:after="40"/>
-              <w:jc w:val="left"/>
-            </w:pPr>
-            <w:r/>
-            <w:r>
-              <w:rPr>
-                <w:rFonts w:ascii="Arial" w:hAnsi="Arial"/>
-                <w:b w:val="0"/>
-                <w:sz w:val="20"/>
-              </w:rPr>
-              <w:t>Español</w:t>
-            </w:r>
-          </w:p>
-        </w:tc>
-        <w:tc>
-          <w:tcPr>
-            <w:tcW w:type="dxa" w:w="1973"/>
-          </w:tcPr>
-          <w:p>
-            <w:pPr>
-              <w:spacing w:line="240" w:lineRule="auto" w:after="40"/>
-              <w:jc w:val="center"/>
-            </w:pPr>
-            <w:r/>
-            <w:r>
-              <w:rPr>
-                <w:rFonts w:ascii="Arial" w:hAnsi="Arial"/>
-                <w:b w:val="0"/>
-                <w:sz w:val="20"/>
-              </w:rPr>
-              <w:t>1:1</w:t>
-            </w:r>
-          </w:p>
-        </w:tc>
-        <w:tc>
-          <w:tcPr>
-            <w:tcW w:type="dxa" w:w="1973"/>
-          </w:tcPr>
-          <w:p>
-            <w:pPr>
-              <w:spacing w:line="240" w:lineRule="auto" w:after="40"/>
-              <w:jc w:val="center"/>
-            </w:pPr>
-            <w:r/>
-            <w:r>
-              <w:rPr>
-                <w:rFonts w:ascii="Arial" w:hAnsi="Arial"/>
-                <w:b w:val="0"/>
-                <w:sz w:val="20"/>
-              </w:rPr>
-              <w:t>4.5:1</w:t>
-            </w:r>
-          </w:p>
-        </w:tc>
-      </w:tr>
-      <w:tr>
-        <w:tc>
-          <w:tcPr>
-            <w:tcW w:type="dxa" w:w="5068"/>
-          </w:tcPr>
-          <w:p>
-            <w:pPr>
-              <w:spacing w:line="240" w:lineRule="auto" w:after="40"/>
-              <w:jc w:val="left"/>
-            </w:pPr>
-            <w:r/>
-            <w:r>
-              <w:rPr>
-                <w:rFonts w:ascii="Arial" w:hAnsi="Arial"/>
-                <w:b w:val="0"/>
-                <w:sz w:val="20"/>
-              </w:rPr>
-              <w:t>English</w:t>
-            </w:r>
-          </w:p>
-        </w:tc>
-        <w:tc>
-          <w:tcPr>
-            <w:tcW w:type="dxa" w:w="1973"/>
-          </w:tcPr>
-          <w:p>
-            <w:pPr>
-              <w:spacing w:line="240" w:lineRule="auto" w:after="40"/>
-              <w:jc w:val="center"/>
-            </w:pPr>
-            <w:r/>
-            <w:r>
-              <w:rPr>
-                <w:rFonts w:ascii="Arial" w:hAnsi="Arial"/>
-                <w:b w:val="0"/>
-                <w:sz w:val="20"/>
-              </w:rPr>
-              <w:t>1:1</w:t>
-            </w:r>
-          </w:p>
-        </w:tc>
-        <w:tc>
-          <w:tcPr>
-            <w:tcW w:type="dxa" w:w="1973"/>
-          </w:tcPr>
-          <w:p>
-            <w:pPr>
-              <w:spacing w:line="240" w:lineRule="auto" w:after="40"/>
-              <w:jc w:val="center"/>
-            </w:pPr>
-            <w:r/>
-            <w:r>
-              <w:rPr>
-                <w:rFonts w:ascii="Arial" w:hAnsi="Arial"/>
-                <w:b w:val="0"/>
-                <w:sz w:val="20"/>
-              </w:rPr>
-              <w:t>4.5:1</w:t>
-            </w:r>
-          </w:p>
-        </w:tc>
-      </w:tr>
-      <w:tr>
-        <w:tc>
-          <w:tcPr>
-            <w:tcW w:type="dxa" w:w="5068"/>
-          </w:tcPr>
-          <w:p>
-            <w:pPr>
-              <w:spacing w:line="240" w:lineRule="auto" w:after="40"/>
-              <w:jc w:val="left"/>
-            </w:pPr>
-            <w:r/>
-            <w:r>
-              <w:rPr>
-                <w:rFonts w:ascii="Arial" w:hAnsi="Arial"/>
-                <w:b w:val="0"/>
-                <w:sz w:val="20"/>
-              </w:rPr>
-              <w:t>Acessibilidade</w:t>
-            </w:r>
-          </w:p>
-        </w:tc>
-        <w:tc>
-          <w:tcPr>
-            <w:tcW w:type="dxa" w:w="1973"/>
-          </w:tcPr>
-          <w:p>
-            <w:pPr>
-              <w:spacing w:line="240" w:lineRule="auto" w:after="40"/>
-              <w:jc w:val="center"/>
-            </w:pPr>
-            <w:r/>
-            <w:r>
-              <w:rPr>
-                <w:rFonts w:ascii="Arial" w:hAnsi="Arial"/>
-                <w:b w:val="0"/>
-                <w:sz w:val="20"/>
-              </w:rPr>
-              <w:t>1:1</w:t>
-            </w:r>
-          </w:p>
-        </w:tc>
-        <w:tc>
-          <w:tcPr>
-            <w:tcW w:type="dxa" w:w="1973"/>
-          </w:tcPr>
-          <w:p>
-            <w:pPr>
-              <w:spacing w:line="240" w:lineRule="auto" w:after="40"/>
-              <w:jc w:val="center"/>
-            </w:pPr>
-            <w:r/>
-            <w:r>
-              <w:rPr>
-                <w:rFonts w:ascii="Arial" w:hAnsi="Arial"/>
-                <w:b w:val="0"/>
-                <w:sz w:val="20"/>
-              </w:rPr>
-              <w:t>4.5:1</w:t>
-            </w:r>
-          </w:p>
-        </w:tc>
-      </w:tr>
-      <w:tr>
-        <w:tc>
-          <w:tcPr>
-            <w:tcW w:type="dxa" w:w="5068"/>
-          </w:tcPr>
-          <w:p>
-            <w:pPr>
-              <w:spacing w:line="240" w:lineRule="auto" w:after="40"/>
-              <w:jc w:val="left"/>
-            </w:pPr>
-            <w:r/>
-            <w:r>
-              <w:rPr>
-                <w:rFonts w:ascii="Arial" w:hAnsi="Arial"/>
-                <w:b w:val="0"/>
-                <w:sz w:val="20"/>
-              </w:rPr>
-              <w:t>Alto Contraste</w:t>
-            </w:r>
-          </w:p>
-        </w:tc>
-        <w:tc>
-          <w:tcPr>
-            <w:tcW w:type="dxa" w:w="1973"/>
-          </w:tcPr>
-          <w:p>
-            <w:pPr>
-              <w:spacing w:line="240" w:lineRule="auto" w:after="40"/>
-              <w:jc w:val="center"/>
-            </w:pPr>
-            <w:r/>
-            <w:r>
-              <w:rPr>
-                <w:rFonts w:ascii="Arial" w:hAnsi="Arial"/>
-                <w:b w:val="0"/>
-                <w:sz w:val="20"/>
-              </w:rPr>
-              <w:t>1:1</w:t>
-            </w:r>
-          </w:p>
-        </w:tc>
-        <w:tc>
-          <w:tcPr>
-            <w:tcW w:type="dxa" w:w="1973"/>
-          </w:tcPr>
-          <w:p>
-            <w:pPr>
-              <w:spacing w:line="240" w:lineRule="auto" w:after="40"/>
-              <w:jc w:val="center"/>
-            </w:pPr>
-            <w:r/>
-            <w:r>
-              <w:rPr>
-                <w:rFonts w:ascii="Arial" w:hAnsi="Arial"/>
-                <w:b w:val="0"/>
-                <w:sz w:val="20"/>
-              </w:rPr>
-              <w:t>4.5:1</w:t>
-            </w:r>
-          </w:p>
-        </w:tc>
-      </w:tr>
-      <w:tr>
-        <w:tc>
-          <w:tcPr>
-            <w:tcW w:type="dxa" w:w="5068"/>
-          </w:tcPr>
-          <w:p>
-            <w:pPr>
-              <w:spacing w:line="240" w:lineRule="auto" w:after="40"/>
-              <w:jc w:val="left"/>
-            </w:pPr>
-            <w:r/>
-            <w:r>
-              <w:rPr>
-                <w:rFonts w:ascii="Arial" w:hAnsi="Arial"/>
-                <w:b w:val="0"/>
-                <w:sz w:val="20"/>
-              </w:rPr>
-              <w:t>Mapa do site</w:t>
-            </w:r>
-          </w:p>
-        </w:tc>
-        <w:tc>
-          <w:tcPr>
-            <w:tcW w:type="dxa" w:w="1973"/>
-          </w:tcPr>
-          <w:p>
-            <w:pPr>
-              <w:spacing w:line="240" w:lineRule="auto" w:after="40"/>
-              <w:jc w:val="center"/>
-            </w:pPr>
-            <w:r/>
-            <w:r>
-              <w:rPr>
-                <w:rFonts w:ascii="Arial" w:hAnsi="Arial"/>
-                <w:b w:val="0"/>
-                <w:sz w:val="20"/>
-              </w:rPr>
-              <w:t>1:1</w:t>
-            </w:r>
-          </w:p>
-        </w:tc>
-        <w:tc>
-          <w:tcPr>
-            <w:tcW w:type="dxa" w:w="1973"/>
-          </w:tcPr>
-          <w:p>
-            <w:pPr>
-              <w:spacing w:line="240" w:lineRule="auto" w:after="40"/>
-              <w:jc w:val="center"/>
-            </w:pPr>
-            <w:r/>
-            <w:r>
-              <w:rPr>
-                <w:rFonts w:ascii="Arial" w:hAnsi="Arial"/>
-                <w:b w:val="0"/>
-                <w:sz w:val="20"/>
-              </w:rPr>
-              <w:t>4.5:1</w:t>
-            </w:r>
-          </w:p>
-        </w:tc>
-      </w:tr>
-      <w:tr>
-        <w:tc>
-          <w:tcPr>
-            <w:tcW w:type="dxa" w:w="5068"/>
-          </w:tcPr>
-          <w:p>
-            <w:pPr>
-              <w:spacing w:line="240" w:lineRule="auto" w:after="40"/>
-              <w:jc w:val="left"/>
-            </w:pPr>
-            <w:r/>
-            <w:r>
-              <w:rPr>
-                <w:rFonts w:ascii="Arial" w:hAnsi="Arial"/>
-                <w:b w:val="0"/>
-                <w:sz w:val="20"/>
-              </w:rPr>
-              <w:t>Portal do Governo Brasileiro</w:t>
-            </w:r>
-          </w:p>
-        </w:tc>
-        <w:tc>
-          <w:tcPr>
-            <w:tcW w:type="dxa" w:w="1973"/>
-          </w:tcPr>
-          <w:p>
-            <w:pPr>
-              <w:spacing w:line="240" w:lineRule="auto" w:after="40"/>
-              <w:jc w:val="center"/>
-            </w:pPr>
-            <w:r/>
-            <w:r>
-              <w:rPr>
-                <w:rFonts w:ascii="Arial" w:hAnsi="Arial"/>
-                <w:b w:val="0"/>
-                <w:sz w:val="20"/>
-              </w:rPr>
-              <w:t>4:1</w:t>
-            </w:r>
-          </w:p>
-        </w:tc>
-        <w:tc>
-          <w:tcPr>
-            <w:tcW w:type="dxa" w:w="1973"/>
-          </w:tcPr>
-          <w:p>
-            <w:pPr>
-              <w:spacing w:line="240" w:lineRule="auto" w:after="40"/>
-              <w:jc w:val="center"/>
-            </w:pPr>
-            <w:r/>
-            <w:r>
-              <w:rPr>
-                <w:rFonts w:ascii="Arial" w:hAnsi="Arial"/>
-                <w:b w:val="0"/>
-                <w:sz w:val="20"/>
-              </w:rPr>
-              <w:t>4.5:1</w:t>
-            </w:r>
-          </w:p>
-        </w:tc>
-      </w:tr>
-    </w:tbl>
-    <w:p>
-      <w:pPr>
-        <w:spacing w:line="240" w:lineRule="auto" w:after="200" w:before="0"/>
-        <w:jc w:val="left"/>
-      </w:pPr>
-      <w:r>
-        <w:rPr>
-          <w:rFonts w:ascii="Arial" w:hAnsi="Arial"/>
-          <w:b w:val="0"/>
-          <w:sz w:val="20"/>
-        </w:rPr>
-        <w:t>Quadro 11 - Trechos reprovados no critério de contraste. Fonte: elaborado pelos autores.</w:t>
+        <w:t>Quadro 10 - Transcrição dos anúncios do leitor de tela. Fonte: elaborado pelos autores.</w:t>
       </w:r>
     </w:p>
     <w:p>
@@ -9264,7 +9098,7 @@
                 <w:b w:val="0"/>
                 <w:sz w:val="20"/>
               </w:rPr>
-              <w:t>Tarefa concluida</w:t>
+              <w:t>Tarefa concluída</w:t>
             </w:r>
           </w:p>
         </w:tc>
@@ -9341,7 +9175,7 @@
           <w:b w:val="0"/>
           <w:sz w:val="24"/>
         </w:rPr>
-        <w:t>A confrontação entre este relato e as medições automatizadas da seção anterior é o ponto central da avaliação: cada elemento anunciado sem rótulo no Quadro 10 corresponde, na experiência real, a um momento de interrupção em que o usuário precisa adivinhar a função do que esta tocando.</w:t>
+        <w:t>A confrontação entre este relato e as medições automatizadas da seção anterior é o ponto central da avaliação: cada elemento anunciado sem rótulo contado no Quadro 9 corresponde, na experiência real, a um momento de interrupção em que o usuário precisa adivinhar a função do que esta tocando.</w:t>
       </w:r>
     </w:p>
     <w:p>
@@ -9397,7 +9231,35 @@
           <w:b w:val="0"/>
           <w:sz w:val="24"/>
         </w:rPr>
-        <w:t>Aplicada essa regra aos resultados consolidados, o nível de conformidade atingido pelo sítio avaliado foi: Não atinge o Nível A. Foram identificadas 1.4.1 Uso de cores (marcador do slide ativo diferenciado apenas pela cor de fundo) e 2.2.2 Pausar, Parar, Ocultar (banner rotativo com avanço automático a cada 4 segundos, sem mecanismo de pausa). falha(s) em critérios de Nível A e 1.4.3 Contraste mínimo (4 reprovações confirmadas por amostragem de pixels, a pior em 1,66:1); 1.4.10 Reflow (conteúdo de 330 px em tela de 320 px, gerando rolagem horizontal); 1.4.11 Contraste não textual (indicador de foco em 1,56:1 sobre o fundo branco do conteúdo); 1.4.12 Espaçamento de texto (rolagem horizontal e 3 elementos cortados); 2.5.8 Tamanho do alvo (23 dos 51 alvos interativos da versão móvel medem menos de 24x24 px). falha(s) em critérios de Nível AA.</w:t>
+        <w:t>Aplicada essa regra aos resultados consolidados, o nível de conformidade atingido pelo sítio avaliado foi: Não atinge o Nível A.</w:t>
+      </w:r>
+    </w:p>
+    <w:p>
+      <w:pPr>
+        <w:spacing w:line="360" w:lineRule="auto" w:after="240" w:before="240"/>
+        <w:jc w:val="both"/>
+      </w:pPr>
+      <w:r>
+        <w:rPr>
+          <w:rFonts w:ascii="Arial" w:hAnsi="Arial"/>
+          <w:b w:val="0"/>
+          <w:sz w:val="24"/>
+        </w:rPr>
+        <w:t>Não foram atendidos, em Nível A, os seguintes critérios de sucesso: 1.3.1 Informações e relações (a página de contato não declara nenhum elemento de cabeçalho, embora apresente seções visualmente tituladas, de modo que a estrutura percebida por quem enxerga não é programaticamente determinável); 1.4.1 Uso de cores (marcador do slide ativo diferenciado apenas pela cor de fundo); e 2.2.2 Pausar, Parar, Ocultar (banner rotativo com avanço automático a cada 4 segundos, sem mecanismo de pausa).</w:t>
+      </w:r>
+    </w:p>
+    <w:p>
+      <w:pPr>
+        <w:spacing w:line="360" w:lineRule="auto" w:after="240" w:before="240"/>
+        <w:jc w:val="both"/>
+      </w:pPr>
+      <w:r>
+        <w:rPr>
+          <w:rFonts w:ascii="Arial" w:hAnsi="Arial"/>
+          <w:b w:val="0"/>
+          <w:sz w:val="24"/>
+        </w:rPr>
+        <w:t>Em Nível AA, não foram atendidos os critérios: 1.4.3 Contraste mínimo (3 reprovações confirmadas por amostragem de pixels, a pior em 1,66:1); 1.4.11 Contraste não textual (indicador de foco de 2 px na cor rgb(241,202,127), que atinge apenas 1,56:1 sobre o fundo branco da área de conteúdo, onde exige-se 3:1); e 1.4.12 Espaçamento de texto (3 elementos com conteúdo cortado sob o espaçamento exigido pelo critério). Acrescenta-se o critério 2.5.8 Tamanho do alvo (mínimo), que mede 23 dos 58 alvos interativos da versão móvel abaixo de 24 por 24 pixels: ele pertence à WCAG 2.2, e não à 2.1, e é aqui adotado como complemento, conforme facultado pelo enunciado do trabalho ao admitir "WCAG 2.1 ou mais recentes". Na WCAG 2.1 o requisito equivalente é o 2.5.5 Tamanho do alvo, de Nível AAA, que o sítio também não cumpre. O critério 1.4.10 Reflow, registrado como falho na primeira medição, foi reclassificado como atendido — ver a nota de reconferência.</w:t>
       </w:r>
     </w:p>
     <w:p>
@@ -9969,7 +9831,7 @@
                 <w:b w:val="0"/>
                 <w:sz w:val="20"/>
               </w:rPr>
-              <w:t>Alta</w:t>
+              <w:t>Média</w:t>
             </w:r>
           </w:p>
         </w:tc>
@@ -9989,7 +9851,7 @@
                 <w:b w:val="0"/>
                 <w:sz w:val="20"/>
               </w:rPr>
-              <w:t>Rolagem horizontal em telas estreitas</w:t>
+              <w:t>Indicador de foco pouco perceptível sobre fundo branco</w:t>
             </w:r>
           </w:p>
         </w:tc>
@@ -10009,7 +9871,7 @@
                 <w:b w:val="0"/>
                 <w:sz w:val="20"/>
               </w:rPr>
-              <w:t>Em 320 pixels de largura o conteúdo ocupa 330 pixels e obriga a rolagem nos dois eixos. Revisar as larguras fixas remanescentes para que o conteúdo reflua sem transbordar.</w:t>
+              <w:t>O contorno de foco rgb(241,202,127) atinge 5,81:1 sobre o verde do cabeçalho, mas apenas 1,56:1 sobre o branco da área de conteúdo, onde está a maior parte dos links. Escurecer o contorno ou acrescentar um traço externo de apoio para garantir 3:1 em qualquer fundo.</w:t>
             </w:r>
           </w:p>
         </w:tc>
@@ -10029,7 +9891,7 @@
                 <w:b w:val="0"/>
                 <w:sz w:val="20"/>
               </w:rPr>
-              <w:t>WCAG 1.4.10 (AA)</w:t>
+              <w:t>WCAG 1.4.11 (AA)</w:t>
             </w:r>
           </w:p>
         </w:tc>
@@ -10071,7 +9933,7 @@
                 <w:b w:val="0"/>
                 <w:sz w:val="20"/>
               </w:rPr>
-              <w:t>Indicador de foco pouco perceptível sobre fundo branco</w:t>
+              <w:t>Alvos de toque abaixo do mínimo</w:t>
             </w:r>
           </w:p>
         </w:tc>
@@ -10091,7 +9953,7 @@
                 <w:b w:val="0"/>
                 <w:sz w:val="20"/>
               </w:rPr>
-              <w:t>O contorno de foco rgb(241,202,127) atinge 5,81:1 sobre o verde do cabeçalho, mas apenas 1,56:1 sobre o branco da área de conteúdo, onde está a maior parte dos links. Escurecer o contorno ou acrescentar um traço externo de apoio para garantir 3:1 em qualquer fundo.</w:t>
+              <w:t>Na emulação do Pixel 7, 23 dos 51 elementos interativos medem menos de 24 por 24 pixels, entre eles os próprios controles do banner (22x20). Ampliar a área clicável por meio de preenchimento, sem necessariamente aumentar o texto.</w:t>
             </w:r>
           </w:p>
         </w:tc>
@@ -10111,7 +9973,7 @@
                 <w:b w:val="0"/>
                 <w:sz w:val="20"/>
               </w:rPr>
-              <w:t>WCAG 1.4.11 (AA)</w:t>
+              <w:t>WCAG 2.5.8 (AA, WCAG 2.2)</w:t>
             </w:r>
           </w:p>
         </w:tc>
@@ -10153,7 +10015,7 @@
                 <w:b w:val="0"/>
                 <w:sz w:val="20"/>
               </w:rPr>
-              <w:t>Alvos de toque abaixo do mínimo</w:t>
+              <w:t>Layout quebra com espaçamento de texto ampliado</w:t>
             </w:r>
           </w:p>
         </w:tc>
@@ -10173,7 +10035,7 @@
                 <w:b w:val="0"/>
                 <w:sz w:val="20"/>
               </w:rPr>
-              <w:t>Na emulação do Pixel 7, 23 dos 51 elementos interativos medem menos de 24 por 24 pixels, entre eles os próprios controles do banner (22x20). Ampliar a área clicável por meio de preenchimento, sem necessariamente aumentar o texto.</w:t>
+              <w:t>Ao aplicar entrelinha 1,5, espaçamento entre letras de 0,12em e entre palavras de 0,16em, surge rolagem horizontal e três elementos têm o conteúdo cortado. Substituir alturas fixas por alturas mínimas nos blocos afetados.</w:t>
             </w:r>
           </w:p>
         </w:tc>
@@ -10193,7 +10055,7 @@
                 <w:b w:val="0"/>
                 <w:sz w:val="20"/>
               </w:rPr>
-              <w:t>WCAG 2.5.8 (AA)</w:t>
+              <w:t>WCAG 1.4.12 (AA)</w:t>
             </w:r>
           </w:p>
         </w:tc>
@@ -10235,7 +10097,7 @@
                 <w:b w:val="0"/>
                 <w:sz w:val="20"/>
               </w:rPr>
-              <w:t>Layout quebra com espaçamento de texto ampliado</w:t>
+              <w:t>Texto alternativo redundante</w:t>
             </w:r>
           </w:p>
         </w:tc>
@@ -10255,7 +10117,7 @@
                 <w:b w:val="0"/>
                 <w:sz w:val="20"/>
               </w:rPr>
-              <w:t>Ao aplicar entrelinha 1,5, espaçamento entre letras de 0,12em e entre palavras de 0,16em, surge rolagem horizontal e três elementos têm o conteúdo cortado. Substituir alturas fixas por alturas mínimas nos blocos afetados.</w:t>
+              <w:t>Em quatro imagens da página inicial o atributo alt repete literalmente o texto do link vizinho, levando o leitor de tela a anunciar a mesma informação duas vezes. Usar alt="" nessas imagens, já que o link adjacente cumpre a função descritiva.</w:t>
             </w:r>
           </w:p>
         </w:tc>
@@ -10275,7 +10137,7 @@
                 <w:b w:val="0"/>
                 <w:sz w:val="20"/>
               </w:rPr>
-              <w:t>WCAG 1.4.12 (AA)</w:t>
+              <w:t>WCAG 1.1.1 (A)</w:t>
             </w:r>
           </w:p>
         </w:tc>
@@ -10297,7 +10159,7 @@
                 <w:b w:val="0"/>
                 <w:sz w:val="20"/>
               </w:rPr>
-              <w:t>Média</w:t>
+              <w:t>Baixa</w:t>
             </w:r>
           </w:p>
         </w:tc>
@@ -10317,7 +10179,7 @@
                 <w:b w:val="0"/>
                 <w:sz w:val="20"/>
               </w:rPr>
-              <w:t>Texto alternativo redundante</w:t>
+              <w:t>URL crua como texto de link</w:t>
             </w:r>
           </w:p>
         </w:tc>
@@ -10337,7 +10199,7 @@
                 <w:b w:val="0"/>
                 <w:sz w:val="20"/>
               </w:rPr>
-              <w:t>Em quatro imagens da página inicial o atributo alt repete literalmente o texto do link vizinho, levando o leitor de tela a anunciar a mesma informação duas vezes. Usar alt="" nessas imagens, já que o link adjacente cumpre a função descritiva.</w:t>
+              <w:t>Na página institucional de Acessibilidade, dois links exibem o endereço completo como texto visível, que o leitor de tela soletra caractere a caractere. Substituir pelo nome do documento de destino.</w:t>
             </w:r>
           </w:p>
         </w:tc>
@@ -10357,7 +10219,7 @@
                 <w:b w:val="0"/>
                 <w:sz w:val="20"/>
               </w:rPr>
-              <w:t>WCAG 1.1.1 (A)</w:t>
+              <w:t>WCAG 2.4.4 (A)</w:t>
             </w:r>
           </w:p>
         </w:tc>
@@ -10399,7 +10261,7 @@
                 <w:b w:val="0"/>
                 <w:sz w:val="20"/>
               </w:rPr>
-              <w:t>URL crua como texto de link</w:t>
+              <w:t>Página de Acessibilidade desatualizada</w:t>
             </w:r>
           </w:p>
         </w:tc>
@@ -10419,7 +10281,7 @@
                 <w:b w:val="0"/>
                 <w:sz w:val="20"/>
               </w:rPr>
-              <w:t>Na página institucional de Acessibilidade, dois links exibem o endereço completo como texto visível, que o leitor de tela soletra caractere a caractere. Substituir pelo nome do documento de destino.</w:t>
+              <w:t>A página foi modificada pela última vez em 2020, descreve apenas três dos sete atalhos existentes, expande a sigla WCAG incorretamente como "World Content Accessibility Guide" e não declara nível de conformidade. Mais grave: não menciona Libras nem o VLibras em nenhum momento, embora o portal ofereça o tradutor em todas as páginas — quem procura o recurso não é informado de que ele existe. Registrou-se ainda que o script collective.lazysizes referenciado pelas páginas responde HTTP 404. Atualizar o conteúdo, anunciar o VLibras e publicar a declaração de conformidade prevista pelo eMAG.</w:t>
             </w:r>
           </w:p>
         </w:tc>
@@ -10439,7 +10301,7 @@
                 <w:b w:val="0"/>
                 <w:sz w:val="20"/>
               </w:rPr>
-              <w:t>WCAG 2.4.4 (A)</w:t>
+              <w:t>eMAG 3.1</w:t>
             </w:r>
           </w:p>
         </w:tc>
@@ -10481,7 +10343,7 @@
                 <w:b w:val="0"/>
                 <w:sz w:val="20"/>
               </w:rPr>
-              <w:t>Página de Acessibilidade desatualizada</w:t>
+              <w:t>Marcação provisória da Barra do Governo em estado degradado</w:t>
             </w:r>
           </w:p>
         </w:tc>
@@ -10501,7 +10363,7 @@
                 <w:b w:val="0"/>
                 <w:sz w:val="20"/>
               </w:rPr>
-              <w:t>A página foi modificada pela última vez em 2020, descreve apenas três dos sete atalhos existentes, expande a sigla WCAG incorretamente como "World Content Accessibility Guide" e não declara nível de conformidade. Mais grave: não menciona Libras nem o VLibras em nenhum momento, embora o portal ofereça o tradutor em todas as páginas — quem procura o recurso não é informado de que ele existe. Registrou-se ainda que o script collective.lazysizes referenciado pelas páginas responde HTTP 404. Atualizar o conteúdo, anunciar o VLibras e publicar a declaração de conformidade prevista pelo eMAG.</w:t>
+              <w:t>Enquanto o barra.brasil.gov.br/barra.js não carrega, o portal exibe o bloco provisório &lt;div id="barra-brasil" style="background:#7F7F7F"&gt; com o texto "Atualize sua Barra de Governo". Esse bloco tem largura fixa e, em tela de 320 pixels, é o único elemento a transbordar — o conteúdo passa a ocupar 330 pixels e surge rolagem horizontal; seu texto branco sobre o cinza #7F7F7F mede 4,0:1. Com o script carregado nada disso ocorre, de modo que não há falha de conformidade a registrar; o defeito pertence ao estado degradado, que se manifesta sempre que o domínio federal está indisponível ou bloqueado na rede do usuário. Dar ao bloco provisório largura fluida e contraste suficiente.</w:t>
             </w:r>
           </w:p>
         </w:tc>
@@ -10521,7 +10383,7 @@
                 <w:b w:val="0"/>
                 <w:sz w:val="20"/>
               </w:rPr>
-              <w:t>eMAG 3.1 / WCAG 2.4.5</w:t>
+              <w:t>WCAG 1.4.10 / 1.4.3 (AA), apenas em estado degradado</w:t>
             </w:r>
           </w:p>
         </w:tc>
@@ -10608,7 +10470,7 @@
           <w:b w:val="0"/>
           <w:sz w:val="24"/>
         </w:rPr>
-        <w:t>O diagnóstico final aponta para o nível de conformidade Não atinge o Nível A. As correções recomendadas na seção anterior são, em sua maioria, de baixo custo de implementação: um botão de pausa no banner rotativo, um segundo indicador não cromático para o slide ativo, a troca da cor dos botões numéricos, a declaração de um &lt;h1&gt; por página e a marcação dos menus como região de navegação - ajustes pontuais que não exigem redesenho visual nem reescrita da aplicação. A desproporção entre o baixo esforço técnico das correções e o alto impacto que produzem na vida dos usuários e, talvez, a lição mais importante deste trabalho.</w:t>
+        <w:t>O diagnóstico final aponta para o nível de conformidade Não atinge o Nível A. As correções recomendadas na seção anterior são, em sua maioria, de baixo custo de implementação: um botão de pausa no banner rotativo, um segundo indicador não cromático para o slide ativo, a troca da cor dos botões numéricos, a declaração de um &lt;h1&gt; por página e a marcação dos menus como região de navegação - ajustes pontuais que não exigem redesenho visual nem reescrita da aplicação. A desproporção entre o baixo esforço técnico das correções e o alto impacto que produzem na vida dos usuários é, talvez, a lição mais importante deste trabalho.</w:t>
       </w:r>
     </w:p>
     <w:p>
@@ -10701,6 +10563,19 @@
           <w:rFonts w:ascii="Arial" w:hAnsi="Arial"/>
           <w:sz w:val="24"/>
         </w:rPr>
+        <w:t>BRASIL. Ministério da Gestão e da Inovação em Serviços Públicos. VLibras - suíte de ferramentas de tradução automática do Português para a Libras. Disponível em: https://www.gov.br/governodigital/pt-br/vlibras. Acesso em: 18 set. 2026.</w:t>
+      </w:r>
+    </w:p>
+    <w:p>
+      <w:pPr>
+        <w:spacing w:line="240" w:lineRule="auto" w:after="200"/>
+        <w:jc w:val="both"/>
+      </w:pPr>
+      <w:r>
+        <w:rPr>
+          <w:rFonts w:ascii="Arial" w:hAnsi="Arial"/>
+          <w:sz w:val="24"/>
+        </w:rPr>
         <w:t>CEWEB.BR. Cartilha de Acessibilidade na Web - Fascículo III: Metodologias e ferramentas de avaliação. São Paulo: Comitê Gestor da Internet no Brasil, 2019. Disponível em: https://ceweb.br/guias/cartilha-de-acessibilidade-na-web-fasciculo-iii/. Acesso em: 18 set. 2026.</w:t>
       </w:r>
     </w:p>
@@ -10727,6 +10602,19 @@
           <w:rFonts w:ascii="Arial" w:hAnsi="Arial"/>
           <w:sz w:val="24"/>
         </w:rPr>
+        <w:t>DEQUE SYSTEMS. axe-core: accessibility engine for automated Web UI testing, versão 4.10.2. Disponível em: https://github.com/dequelabs/axe-core. Acesso em: 18 set. 2026.</w:t>
+      </w:r>
+    </w:p>
+    <w:p>
+      <w:pPr>
+        <w:spacing w:line="240" w:lineRule="auto" w:after="200"/>
+        <w:jc w:val="both"/>
+      </w:pPr>
+      <w:r>
+        <w:rPr>
+          <w:rFonts w:ascii="Arial" w:hAnsi="Arial"/>
+          <w:sz w:val="24"/>
+        </w:rPr>
         <w:t>IBGE. Censo Demográfico 2022: Pessoas com deficiência. Rio de Janeiro: Instituto Brasileiro de Geografia e Estatística, 2023.</w:t>
       </w:r>
     </w:p>
@@ -10754,6 +10642,19 @@
           <w:sz w:val="24"/>
         </w:rPr>
         <w:t>W3C. Web Content Accessibility Guidelines (WCAG) 2.1. W3C Recommendation, 5 jun. 2018. Disponível em: https://www.w3.org/TR/WCAG21/. Acesso em: 18 set. 2026.</w:t>
+      </w:r>
+    </w:p>
+    <w:p>
+      <w:pPr>
+        <w:spacing w:line="240" w:lineRule="auto" w:after="200"/>
+        <w:jc w:val="both"/>
+      </w:pPr>
+      <w:r>
+        <w:rPr>
+          <w:rFonts w:ascii="Arial" w:hAnsi="Arial"/>
+          <w:sz w:val="24"/>
+        </w:rPr>
+        <w:t>W3C. Web Content Accessibility Guidelines (WCAG) 2.2. W3C Recommendation, 5 out. 2023. Disponível em: https://www.w3.org/TR/WCAG22/. Acesso em: 18 set. 2026.</w:t>
       </w:r>
     </w:p>
     <w:p>

--- a/relatorio/RELATORIO_AVALIACAO_ACESSIBILIDADE_WCAG.docx
+++ b/relatorio/RELATORIO_AVALIACAO_ACESSIBILIDADE_WCAG.docx
@@ -859,7 +859,7 @@
         </w:rPr>
         <w:t>4.7. Recurso de tradução para Libras (VLibras)</w:t>
         <w:tab/>
-        <w:t>21</w:t>
+        <w:t>19</w:t>
       </w:r>
     </w:p>
     <w:p>
@@ -879,7 +879,7 @@
         </w:rPr>
         <w:t>4.8. Resultados da auditoria programática do código-fonte</w:t>
         <w:tab/>
-        <w:t>22</w:t>
+        <w:t>21</w:t>
       </w:r>
     </w:p>
     <w:p>
@@ -899,7 +899,7 @@
         </w:rPr>
         <w:t>4.9. Simulação automatizada de acesso por smartphone</w:t>
         <w:tab/>
-        <w:t>22</w:t>
+        <w:t>21</w:t>
       </w:r>
     </w:p>
     <w:p>
@@ -959,7 +959,7 @@
         </w:rPr>
         <w:t>5. RECOMENDAÇÕES DE CORREÇÃO</w:t>
         <w:tab/>
-        <w:t>26</w:t>
+        <w:t>27</w:t>
       </w:r>
     </w:p>
     <w:p>
@@ -979,7 +979,7 @@
         </w:rPr>
         <w:t>6. CONCLUSÃO</w:t>
         <w:tab/>
-        <w:t>28</w:t>
+        <w:t>29</w:t>
       </w:r>
     </w:p>
     <w:p>
@@ -1060,7 +1060,7 @@
           <w:b w:val="0"/>
           <w:sz w:val="24"/>
         </w:rPr>
-        <w:t>O presente relatório apresenta a avaliação de acessibilidade web do Portal do Instituto Federal de Alagoas - Campus Maceió, disponível em https://www2.ifal.edu.br/campus/maceio. A avaliação combinou quatro frentes complementares - inspeção manual por checklist, auditoria do código-fonte das páginas servidas, avaliação automatizada por ferramentas especializadas (axe-core, WAVE e ASES) e teste de uso real com leitor de tela em dispositivo móvel -, estratégia recomendada pela literatura porque ferramentas automáticas detectam, isoladamente, apenas parte dos problemas de acessibilidade, restando a inspeção humana os critérios de natureza semântica e subjetiva.</w:t>
+        <w:t>O presente relatório apresenta a avaliação de acessibilidade web do Portal do Instituto Federal de Alagoas - Campus Maceió, disponível em https://www2.ifal.edu.br/campus/maceio. A avaliação combinou quatro frentes complementares - inspeção manual por checklist, auditoria do código-fonte das páginas servidas, avaliação automatizada por ferramentas especializadas (axe-core, WAVE e ASES) e teste de uso real com leitor de tela em dispositivo móvel -, estratégia recomendada pela literatura porque ferramentas automáticas detectam, isoladamente, apenas parte dos problemas de acessibilidade, restando à inspeção humana os critérios de natureza semântica e subjetiva.</w:t>
       </w:r>
     </w:p>
     <w:p>
@@ -1102,7 +1102,7 @@
           <w:b w:val="0"/>
           <w:sz w:val="24"/>
         </w:rPr>
-        <w:t>Avaliar o nível de conformidade de acessibilidade do Portal do IFAL - Campus Maceió (https://www2.ifal.edu.br/campus/maceio) frente as Diretrizes de Acessibilidade para o Conteúdo da Web (WCAG) 2.1 e as recomendações do eMAG 3.1, identificando as barreiras que impedem o uso pleno do sítio por pessoas com deficiência e propondo correções técnicas viáveis para cada problema encontrado.</w:t>
+        <w:t>Avaliar o nível de conformidade de acessibilidade do Portal do IFAL - Campus Maceió (https://www2.ifal.edu.br/campus/maceio) frente às Diretrizes de Acessibilidade para o Conteúdo da Web (WCAG) 2.1 e às recomendações do eMAG 3.1, identificando as barreiras que impedem o uso pleno do sítio por pessoas com deficiência e propondo correções técnicas viáveis para cada problema encontrado.</w:t>
       </w:r>
     </w:p>
     <w:p>
@@ -1137,7 +1137,7 @@
           <w:rFonts w:ascii="Arial" w:hAnsi="Arial"/>
           <w:sz w:val="24"/>
         </w:rPr>
-        <w:t>Inspecionar manualmente o sítio a partir de um checklist de 15 itens essenciais de acessibilidade, mapeando cada item aos critérios de sucesso da WCAG 2.1 e as recomendações do eMAG 3.1;</w:t>
+        <w:t>Inspecionar manualmente o sítio a partir de um checklist de 15 itens essenciais de acessibilidade, mapeando cada item aos critérios de sucesso da WCAG 2.1 e às recomendações do eMAG 3.1;</w:t>
       </w:r>
     </w:p>
     <w:p>
@@ -1158,7 +1158,7 @@
           <w:rFonts w:ascii="Arial" w:hAnsi="Arial"/>
           <w:sz w:val="24"/>
         </w:rPr>
-        <w:t>Submeter as páginas selecionadas a avaliadores automáticos (WAVE e ASES), obtendo o diagnóstico quantitativo dos erros presentes no código-fonte;</w:t>
+        <w:t>Submeter as páginas selecionadas a avaliadores automáticos (WAVE, ASES e axe-core), obtendo o diagnóstico quantitativo dos erros presentes no código-fonte;</w:t>
       </w:r>
     </w:p>
     <w:p>
@@ -1221,7 +1221,7 @@
           <w:rFonts w:ascii="Arial" w:hAnsi="Arial"/>
           <w:sz w:val="24"/>
         </w:rPr>
-        <w:t>Determinar o nível de conformidade (A, AA ou AAA) alcancado pelo sítio e elaborar recomendações de correção priorizadas por severidade.</w:t>
+        <w:t>Determinar o nível de conformidade (A, AA ou AAA) alcançado pelo sítio e elaborar recomendações de correção priorizadas por severidade.</w:t>
       </w:r>
     </w:p>
     <w:p>
@@ -1263,7 +1263,7 @@
           <w:b w:val="0"/>
           <w:sz w:val="24"/>
         </w:rPr>
-        <w:t>O sítio selecionado para a avaliação foi o Portal do Instituto Federal de Alagoas - Campus Maceió, acessível em https://www2.ifal.edu.br/campus/maceio, mantido por Instituto Federal de Alagoas (IFAL).</w:t>
+        <w:t>O sítio selecionado para a avaliação foi o Portal do Instituto Federal de Alagoas - Campus Maceió, acessível em https://www2.ifal.edu.br/campus/maceio, mantido pelo Instituto Federal de Alagoas (IFAL).</w:t>
       </w:r>
     </w:p>
     <w:p>
@@ -1277,7 +1277,7 @@
           <w:b w:val="0"/>
           <w:sz w:val="24"/>
         </w:rPr>
-        <w:t>Trata-se de um sítio institucional público, de escopo reduzido e navegação simples (página inicial, noticias, editais e contato), o que permite auditar integralmente o conjunto de páginas dentro do prazo do trabalho. Por pertencer a administração pública federal, esta sujeito ao Decreto n. 5.296/2004, a Lei Brasileira de Inclusão (Lei n. 13.146/2015) e ao eMAG 3.1, o que torna a avaliação juridicamente relevante além de tecnicamente pertinente. Por fim, e o portal utilizado cotidianamente pelos próprios autores e demais estudantes, incluindo colegas com deficiência, o que aproxima o exercício acadêmico de um problema real da comunidade acadêmica.</w:t>
+        <w:t>Trata-se de um sítio institucional público, de escopo reduzido e navegação simples (página inicial, notícias, editais e contato), o que permite auditar integralmente o conjunto de páginas dentro do prazo do trabalho. Por pertencer à administração pública federal, está sujeito ao Decreto n. 5.296/2004, à Lei Brasileira de Inclusão (Lei n. 13.146/2015) e ao eMAG 3.1, o que torna a avaliação juridicamente relevante além de tecnicamente pertinente. Por fim, é o portal utilizado cotidianamente pelos próprios autores e demais estudantes, incluindo colegas com deficiência, o que aproxima o exercício acadêmico de um problema real da comunidade acadêmica.</w:t>
       </w:r>
     </w:p>
     <w:p>
@@ -1319,7 +1319,7 @@
           <w:b w:val="0"/>
           <w:sz w:val="24"/>
         </w:rPr>
-        <w:t>Etapa 1 - Inspeção manual por checklist. Aplicou-se um checklist de 15 itens essenciais de acessibilidade, consolidado a partir do material de referência indicado pela disciplina e mapeado, item a item, aos critérios de sucesso da WCAG 2.1 e as recomendações do eMAG 3.1. Cada item foi verificado com o sítio aberto no navegador Google Chrome, com auxílio das ferramentas de desenvolvedor (F12) para leitura do código-fonte. A inspeção contemplou testes de operação exclusivamente por teclado (Tab, Shift+Tab, Enter, Espaço e Esc), verificação de zoom em 200% e simulação de escala de cinza para checar dependência de cor.</w:t>
+        <w:t>Etapa 1 - Inspeção manual por checklist. Aplicou-se um checklist de 15 itens essenciais de acessibilidade, consolidado a partir do material de referência indicado pela disciplina e mapeado, item a item, aos critérios de sucesso da WCAG 2.1 e às recomendações do eMAG 3.1. Cada item foi verificado com o sítio aberto no navegador Google Chrome, com auxílio das ferramentas de desenvolvedor (F12) para leitura do código-fonte. A inspeção contemplou testes de operação exclusivamente por teclado (Tab, Shift+Tab, Enter, Espaço e Esc), verificação de zoom em 200% e simulação de escala de cinza para checar dependência de cor.</w:t>
       </w:r>
     </w:p>
     <w:p>
@@ -1361,7 +1361,7 @@
           <w:b w:val="0"/>
           <w:sz w:val="24"/>
         </w:rPr>
-        <w:t>Etapa 4 - Consolidação e análise de conformidade. Os achados foram agrupados por critério de sucesso da WCAG 2.1 e classificados por severidade. Aplicou-se entao a regra de conformidade do W3C, segundo a qual um sítio só atinge determinado nível se satisfizer integralmente todos os critérios daquele nível e dos anteriores - basta uma falha de Nível A para que a página não seja conforme em nenhum nível.</w:t>
+        <w:t>Etapa 4 - Consolidação e análise de conformidade. Os achados foram agrupados por critério de sucesso da WCAG 2.1 e classificados por severidade. Aplicou-se então a regra de conformidade do W3C, segundo a qual um sítio só atinge determinado nível se satisfizer integralmente todos os critérios daquele nível e dos anteriores - basta uma falha de Nível A para que a página não seja conforme em nenhum nível.</w:t>
       </w:r>
     </w:p>
     <w:p>
@@ -2488,7 +2488,7 @@
                 <w:b w:val="0"/>
                 <w:sz w:val="20"/>
               </w:rPr>
-              <w:t>1.9 - Identificar o idioma principal da página</w:t>
+              <w:t>3.1 - Identificar o idioma principal da página</w:t>
             </w:r>
           </w:p>
         </w:tc>
@@ -2610,7 +2610,7 @@
                 <w:b w:val="0"/>
                 <w:sz w:val="20"/>
               </w:rPr>
-              <w:t>1.5 - Descrever links clara e sucintamente / título da página</w:t>
+              <w:t>3.3 - Oferecer um título descritivo e informativo à página</w:t>
             </w:r>
           </w:p>
         </w:tc>
@@ -2732,7 +2732,7 @@
                 <w:b w:val="0"/>
                 <w:sz w:val="20"/>
               </w:rPr>
-              <w:t>3.3 - Oferecer contraste mínimo entre plano de fundo e primeiro plano</w:t>
+              <w:t>4.1 - Oferecer contraste mínimo entre plano de fundo e primeiro plano</w:t>
             </w:r>
           </w:p>
         </w:tc>
@@ -2854,7 +2854,7 @@
                 <w:b w:val="0"/>
                 <w:sz w:val="20"/>
               </w:rPr>
-              <w:t>3.2 - Não utilizar apenas cor para diferenciar elementos</w:t>
+              <w:t>4.2 - Não utilizar apenas cor ou outras características sensoriais para diferenciar elementos</w:t>
             </w:r>
           </w:p>
         </w:tc>
@@ -2976,7 +2976,7 @@
                 <w:b w:val="0"/>
                 <w:sz w:val="20"/>
               </w:rPr>
-              <w:t>3.4 - Não provocar perda de conteúdo ao redimensionar</w:t>
+              <w:t>4.3 - Permitir redimensionamento sem perda de funcionalidade</w:t>
             </w:r>
           </w:p>
         </w:tc>
@@ -3098,7 +3098,7 @@
                 <w:b w:val="0"/>
                 <w:sz w:val="20"/>
               </w:rPr>
-              <w:t>2.2 - Garantir que os objetos programaveis sejam acessíveis por teclado</w:t>
+              <w:t>2.1 - Disponibilizar todas as funções da página via teclado</w:t>
             </w:r>
           </w:p>
         </w:tc>
@@ -3220,7 +3220,7 @@
                 <w:b w:val="0"/>
                 <w:sz w:val="20"/>
               </w:rPr>
-              <w:t>2.2 - Garantir que os objetos programaveis sejam acessíveis por teclado</w:t>
+              <w:t>4.4 - Possibilitar que o elemento com foco seja visualmente evidente</w:t>
             </w:r>
           </w:p>
         </w:tc>
@@ -3342,7 +3342,7 @@
                 <w:b w:val="0"/>
                 <w:sz w:val="20"/>
               </w:rPr>
-              <w:t>1.4 - Criar atalhos para ir ao conteúdo, menu e busca</w:t>
+              <w:t>1.5 - Fornecer âncoras para ir direto a um bloco de conteúdo</w:t>
             </w:r>
           </w:p>
         </w:tc>
@@ -3586,7 +3586,7 @@
                 <w:b w:val="0"/>
                 <w:sz w:val="20"/>
               </w:rPr>
-              <w:t>6.5 - Fornecer instruções para entrada de dados</w:t>
+              <w:t>6.6 - Identificar e descrever erros de entrada de dados e confirmar o envio</w:t>
             </w:r>
           </w:p>
         </w:tc>
@@ -3708,7 +3708,7 @@
                 <w:b w:val="0"/>
                 <w:sz w:val="20"/>
               </w:rPr>
-              <w:t>1.7 - Descrever links clara e sucintamente</w:t>
+              <w:t>3.5 - Descrever links clara e sucintamente</w:t>
             </w:r>
           </w:p>
         </w:tc>
@@ -3830,7 +3830,7 @@
                 <w:b w:val="0"/>
                 <w:sz w:val="20"/>
               </w:rPr>
-              <w:t>2.1 - Disponibilizar todas as funções da página via teclado / controle de movimento</w:t>
+              <w:t>2.7 - Assegurar o controle do usuário sobre as alterações temporais do conteúdo</w:t>
             </w:r>
           </w:p>
         </w:tc>
@@ -3952,7 +3952,7 @@
                 <w:b w:val="0"/>
                 <w:sz w:val="20"/>
               </w:rPr>
-              <w:t>1.1 - Respeitar os padrões Web / 1.2 - Organizar o código de forma lógica e semântica</w:t>
+              <w:t>1.1 - Respeitar os Padrões Web / 1.2 - Organizar o código HTML de forma lógica e semântica</w:t>
             </w:r>
           </w:p>
         </w:tc>
@@ -4037,7 +4037,7 @@
           <w:b w:val="0"/>
           <w:sz w:val="24"/>
         </w:rPr>
-        <w:t>O WAVE, desenvolvido pelo WebAIM da Utah State University, sobrepõe ícones a própria renderização da página, distinguindo erros (falhas certas de acessibilidade), alertas (situações que exigem julgamento humano) e recursos (boas práticas já aplicadas). O Quadro 3 sintetiza a contagem obtida.</w:t>
+        <w:t>O WAVE, desenvolvido pelo WebAIM da Utah State University, sobrepõe ícones à própria renderização da página, distinguindo erros (falhas certas de acessibilidade), alertas (situações que exigem julgamento humano) e recursos (boas práticas já aplicadas). O Quadro 3 sintetiza a contagem obtida.</w:t>
       </w:r>
     </w:p>
     <w:tbl>
@@ -5606,7 +5606,7 @@
           <w:b w:val="0"/>
           <w:sz w:val="24"/>
         </w:rPr>
-        <w:t>As ocorrências classificadas como boas práticas, somadas as três páginas, foram:</w:t>
+        <w:t>As ocorrências classificadas como boas práticas, somadas às três páginas, foram:</w:t>
       </w:r>
     </w:p>
     <w:p>
@@ -6287,6 +6287,8 @@
       <w:pPr>
         <w:spacing w:line="240" w:lineRule="auto" w:after="80" w:before="0"/>
         <w:jc w:val="left"/>
+        <w:keepNext w:val="true"/>
+        <w:keepLines w:val="true"/>
       </w:pPr>
       <w:r>
         <w:rPr>
@@ -6300,6 +6302,8 @@
     <w:p>
       <w:pPr>
         <w:jc w:val="center"/>
+        <w:keepNext w:val="true"/>
+        <w:keepLines w:val="true"/>
       </w:pPr>
       <w:r>
         <w:drawing>
@@ -6354,6 +6358,8 @@
       <w:pPr>
         <w:spacing w:line="240" w:lineRule="auto" w:after="80" w:before="0"/>
         <w:jc w:val="left"/>
+        <w:keepNext w:val="true"/>
+        <w:keepLines w:val="true"/>
       </w:pPr>
       <w:r>
         <w:rPr>
@@ -6367,6 +6373,8 @@
     <w:p>
       <w:pPr>
         <w:jc w:val="center"/>
+        <w:keepNext w:val="true"/>
+        <w:keepLines w:val="true"/>
       </w:pPr>
       <w:r>
         <w:drawing>
@@ -6421,6 +6429,8 @@
       <w:pPr>
         <w:spacing w:line="240" w:lineRule="auto" w:after="80" w:before="0"/>
         <w:jc w:val="left"/>
+        <w:keepNext w:val="true"/>
+        <w:keepLines w:val="true"/>
       </w:pPr>
       <w:r>
         <w:rPr>
@@ -6434,6 +6444,8 @@
     <w:p>
       <w:pPr>
         <w:jc w:val="center"/>
+        <w:keepNext w:val="true"/>
+        <w:keepLines w:val="true"/>
       </w:pPr>
       <w:r>
         <w:drawing>
@@ -6488,6 +6500,8 @@
       <w:pPr>
         <w:spacing w:line="240" w:lineRule="auto" w:after="80" w:before="0"/>
         <w:jc w:val="left"/>
+        <w:keepNext w:val="true"/>
+        <w:keepLines w:val="true"/>
       </w:pPr>
       <w:r>
         <w:rPr>
@@ -6501,11 +6515,13 @@
     <w:p>
       <w:pPr>
         <w:jc w:val="center"/>
+        <w:keepNext w:val="true"/>
+        <w:keepLines w:val="true"/>
       </w:pPr>
       <w:r>
         <w:drawing>
           <wp:inline xmlns:a="http://schemas.openxmlformats.org/drawingml/2006/main" xmlns:pic="http://schemas.openxmlformats.org/drawingml/2006/picture">
-            <wp:extent cx="5580000" cy="13950000"/>
+            <wp:extent cx="2736000" cy="6840000"/>
             <wp:docPr id="6" name="Picture 6"/>
             <wp:cNvGraphicFramePr>
               <a:graphicFrameLocks noChangeAspect="1"/>
@@ -6526,7 +6542,7 @@
                   <pic:spPr>
                     <a:xfrm>
                       <a:off x="0" y="0"/>
-                      <a:ext cx="5580000" cy="13950000"/>
+                      <a:ext cx="2736000" cy="6840000"/>
                     </a:xfrm>
                     <a:prstGeom prst="rect"/>
                   </pic:spPr>
@@ -6555,6 +6571,8 @@
       <w:pPr>
         <w:spacing w:line="240" w:lineRule="auto" w:after="80" w:before="0"/>
         <w:jc w:val="left"/>
+        <w:keepNext w:val="true"/>
+        <w:keepLines w:val="true"/>
       </w:pPr>
       <w:r>
         <w:rPr>
@@ -6568,11 +6586,13 @@
     <w:p>
       <w:pPr>
         <w:jc w:val="center"/>
+        <w:keepNext w:val="true"/>
+        <w:keepLines w:val="true"/>
       </w:pPr>
       <w:r>
         <w:drawing>
           <wp:inline xmlns:a="http://schemas.openxmlformats.org/drawingml/2006/main" xmlns:pic="http://schemas.openxmlformats.org/drawingml/2006/picture">
-            <wp:extent cx="5580000" cy="14007189"/>
+            <wp:extent cx="2724829" cy="6840000"/>
             <wp:docPr id="7" name="Picture 7"/>
             <wp:cNvGraphicFramePr>
               <a:graphicFrameLocks noChangeAspect="1"/>
@@ -6593,7 +6613,7 @@
                   <pic:spPr>
                     <a:xfrm>
                       <a:off x="0" y="0"/>
-                      <a:ext cx="5580000" cy="14007189"/>
+                      <a:ext cx="2724829" cy="6840000"/>
                     </a:xfrm>
                     <a:prstGeom prst="rect"/>
                   </pic:spPr>
@@ -6643,7 +6663,7 @@
           <w:b w:val="0"/>
           <w:sz w:val="24"/>
         </w:rPr>
-        <w:t>O portal disponibiliza o VLibras, tradutor automático de Português para Língua Brasileira de Sinais mantido pelo Governo Federal, por meio de um botão flutuante presente em todas as páginas. Barra de identidade do Governo Federal (barra.brasil.gov.br/barra.js), presente em todas as páginas do portal.</w:t>
+        <w:t>O portal disponibiliza o VLibras, tradutor automático de Português para Língua Brasileira de Sinais mantido pelo Governo Federal, por meio de um botão flutuante presente em todas as páginas. O recurso é injetado pela Barra de Identidade do Governo Federal (barra.brasil.gov.br/barra.js), presente em todas as páginas do portal.</w:t>
       </w:r>
     </w:p>
     <w:p>
@@ -6657,12 +6677,30 @@
           <w:b w:val="0"/>
           <w:sz w:val="24"/>
         </w:rPr>
-        <w:t>O modo como esse recurso foi identificado merece registro metodológico, por expor um limite das três frentes automatizadas empregadas até aqui. O widget não existe no HTML entregue pelo servidor: é inserido em tempo de execução por script de terceiro. A busca pelo termo "vlibras" no código-fonte das quatro páginas retorna zero ocorrências, e o domínio barra.brasil.gov.br não carregou no espelho local usado para as medições de renderização. O recurso só apareceu porque um dos avaliadores abriu o portal em seu próprio aparelho Android e fotografou a tela, episódio que ilustra de forma concreta a razão pela qual o W3C recomenda que a avaliação automática jamais seja empregada isoladamente.</w:t>
+        <w:t>O modo como esse recurso foi identificado merece registro metodológico, por expor um limite comum a todas as frentes automatizadas empregadas. O widget não existe no HTML entregue pelo servidor: é inserido em tempo de execução por script de terceiro. A busca pelo termo "vlibras" no código-fonte das três páginas do recorte, e também na página institucional de Acessibilidade, retorna zero ocorrências, e o domínio barra.brasil.gov.br não carregou no espelho local usado para as medições de renderização. O recurso só apareceu porque um dos avaliadores abriu o portal em seu próprio aparelho Android e fotografou a tela, episódio que ilustra de forma concreta a razão pela qual o W3C recomenda que a avaliação automática jamais seja empregada isoladamente.</w:t>
       </w:r>
     </w:p>
     <w:p>
       <w:pPr>
+        <w:spacing w:line="240" w:lineRule="auto" w:after="80" w:before="0"/>
+        <w:jc w:val="left"/>
+        <w:keepNext w:val="true"/>
+        <w:keepLines w:val="true"/>
+      </w:pPr>
+      <w:r>
+        <w:rPr>
+          <w:rFonts w:ascii="Arial" w:hAnsi="Arial"/>
+          <w:b w:val="0"/>
+          <w:sz w:val="20"/>
+        </w:rPr>
+        <w:t>Figura 6 - Botão flutuante do VLibras, à direita, sobre a página institucional de Acessibilidade aberta em aparelho Android. Na mesma captura aparece o link que exibe a URL completa do Decreto n. 5.296/2004 como texto visível.</w:t>
+      </w:r>
+    </w:p>
+    <w:p>
+      <w:pPr>
         <w:jc w:val="center"/>
+        <w:keepNext w:val="true"/>
+        <w:keepLines w:val="true"/>
       </w:pPr>
       <w:r>
         <w:drawing>
@@ -6710,7 +6748,7 @@
           <w:b w:val="0"/>
           <w:sz w:val="20"/>
         </w:rPr>
-        <w:t>Figura 6 - Botão flutuante do VLibras, à direita, sobre a página institucional de Acessibilidade aberta em aparelho Android. Na mesma captura aparece o link que exibe a URL completa do Decreto n. 5.296/2004 como texto visível. Fonte: captura feita pelos autores em aparelho real.</w:t>
+        <w:t>Fonte: captura feita pelos autores em aparelho real.</w:t>
       </w:r>
     </w:p>
     <w:p>
@@ -6766,7 +6804,7 @@
           <w:b w:val="0"/>
           <w:sz w:val="24"/>
         </w:rPr>
-        <w:t>Como terceira frente de verificação, desenvolveu-se um auditor próprio em Python (ferramenta/auditor_wcag.py), que percorre o HTML das páginas e verifica programaticamente os nove itens automatizáveis do checklist. Seu papel e servir de conferência cruzada aos avaliadores comerciais e permitir reexecutar a medição sempre que o sítio for atualizado.</w:t>
+        <w:t>Como quarta frente de verificação, ao lado do WAVE, do ASES e do axe-core, desenvolveu-se um auditor próprio em Python (ferramenta/auditor_wcag.py), que percorre o HTML das páginas e verifica programaticamente os nove itens automatizáveis do checklist. Seu papel é servir de conferência cruzada aos avaliadores comerciais e permitir reexecutar a medição sempre que o sítio for atualizado.</w:t>
       </w:r>
     </w:p>
     <w:tbl>
@@ -8209,7 +8247,63 @@
           <w:b w:val="0"/>
           <w:sz w:val="24"/>
         </w:rPr>
-        <w:t>O Quadro 10 reproduz os primeiros anúncios que o leitor de tela emitiria ao percorrer a página, permitir verificar como a estrutura do código se converte em experiência sonora.</w:t>
+        <w:t>Três linhas deste quadro pedem leitura cuidadosa, porque à primeira vista contradizem seções anteriores.</w:t>
+      </w:r>
+    </w:p>
+    <w:p>
+      <w:pPr>
+        <w:spacing w:line="360" w:lineRule="auto" w:after="80"/>
+        <w:ind w:left="709"/>
+        <w:jc w:val="both"/>
+      </w:pPr>
+      <w:r>
+        <w:rPr>
+          <w:rFonts w:ascii="Arial" w:hAnsi="Arial"/>
+          <w:sz w:val="24"/>
+        </w:rPr>
+        <w:t xml:space="preserve">• </w:t>
+      </w:r>
+      <w:r>
+        <w:rPr>
+          <w:rFonts w:ascii="Arial" w:hAnsi="Arial"/>
+          <w:sz w:val="24"/>
+        </w:rPr>
+        <w:t>Os elementos sem nome acessível e o único elemento sem foco visível não pertencem ao código do IFAL. Conferidos na árvore de acessibilidade do próprio navegador, são três links da Barra de Identidade do Governo Federal — o ícone de menu, o logotipo do VLibras e o selo Acesso à Informação — e é também o link do VLibras o que não recebe contorno de foco. Nenhum deles existe no HTML servido pelo IFAL, o que mantém válido o resultado do item 15 do checklist. A contagem maior que aparece no quadro vem da heurística do próprio simulador, que procura o nome no texto do elemento e não na árvore de acessibilidade, e por isso não enxerga o nome que vem do atributo alt de uma imagem interna.</w:t>
+      </w:r>
+    </w:p>
+    <w:p>
+      <w:pPr>
+        <w:spacing w:line="360" w:lineRule="auto" w:after="80"/>
+        <w:ind w:left="709"/>
+        <w:jc w:val="both"/>
+      </w:pPr>
+      <w:r>
+        <w:rPr>
+          <w:rFonts w:ascii="Arial" w:hAnsi="Arial"/>
+          <w:sz w:val="24"/>
+        </w:rPr>
+        <w:t xml:space="preserve">• </w:t>
+      </w:r>
+      <w:r>
+        <w:rPr>
+          <w:rFonts w:ascii="Arial" w:hAnsi="Arial"/>
+          <w:sz w:val="24"/>
+        </w:rPr>
+        <w:t>O contraste desta bateria aparece sem reprovação alguma, em aparente conflito com as três reprovações da seção 4.5. A explicação é simples e vale como limitação registrada: a bateria descarta trechos com menos de dois caracteres, e os controles do banner rotativo — onde estão as duas piores razões medidas — são dígitos isolados, de 1 a 4. Eles nunca entram nesta amostra. Quem os mede é a amostragem de pixels da seção 4.5, e é ela que vale.</w:t>
+      </w:r>
+    </w:p>
+    <w:p>
+      <w:pPr>
+        <w:spacing w:line="360" w:lineRule="auto" w:after="240" w:before="240"/>
+        <w:jc w:val="both"/>
+      </w:pPr>
+      <w:r>
+        <w:rPr>
+          <w:rFonts w:ascii="Arial" w:hAnsi="Arial"/>
+          <w:b w:val="0"/>
+          <w:sz w:val="24"/>
+        </w:rPr>
+        <w:t>O Quadro 10 reproduz os primeiros anúncios que o leitor de tela emitiria ao percorrer a página, permitindo verificar como a estrutura do código se converte em experiência sonora.</w:t>
       </w:r>
     </w:p>
     <w:tbl>
@@ -9135,7 +9229,7 @@
           <w:b w:val="0"/>
           <w:sz w:val="20"/>
         </w:rPr>
-        <w:t>Quadro 12 - Condições do teste com leitor de tela. Fonte: elaborado pelos autores.</w:t>
+        <w:t>Quadro 11 - Condições do teste com leitor de tela. Fonte: elaborado pelos autores.</w:t>
       </w:r>
     </w:p>
     <w:p>
@@ -9175,7 +9269,21 @@
           <w:b w:val="0"/>
           <w:sz w:val="24"/>
         </w:rPr>
-        <w:t>A confrontação entre este relato e as medições automatizadas da seção anterior é o ponto central da avaliação: cada elemento anunciado sem rótulo contado no Quadro 9 corresponde, na experiência real, a um momento de interrupção em que o usuário precisa adivinhar a função do que esta tocando.</w:t>
+        <w:t>A confrontação entre este relato e as medições automatizadas da seção anterior é o ponto central da avaliação: cada elemento anunciado sem rótulo contado no Quadro 9 corresponde, na experiência real, a um momento de interrupção em que o usuário precisa adivinhar a função do que está tocando.</w:t>
+      </w:r>
+    </w:p>
+    <w:p>
+      <w:pPr>
+        <w:spacing w:line="360" w:lineRule="auto" w:after="240" w:before="240"/>
+        <w:jc w:val="both"/>
+      </w:pPr>
+      <w:r>
+        <w:rPr>
+          <w:rFonts w:ascii="Arial" w:hAnsi="Arial"/>
+          <w:b w:val="0"/>
+          <w:sz w:val="24"/>
+        </w:rPr>
+        <w:t>Cabe separar, no relato acima, o que é do portal e o que é da tecnologia assistiva. Boa parte do tempo da primeira tentativa foi consumida pela curva de aprendizado do próprio TalkBack e pela navegação no sistema operacional, não pelo portal avaliado. Registrar essa distinção é necessário para não atribuir ao sítio uma dificuldade que pertence à tecnologia assistiva. O que cabe ao portal é o trecho final: a quantidade de elementos a percorrer até alcançar o edital, apesar de existirem os quatro atalhos de salto da barra de acessibilidade, e a sequência de leitura percebida como pouco coerente com a organização visual da página — indícios que remetem aos critérios 1.3.2 Sequência significativa e 2.4.3 Ordem de foco. Registre-se que esses dois critérios não foram medidos formalmente nas páginas avaliadas e por isso não entram na análise de conformidade da seção 4.11: são observações extraídas da experiência de uso, que indicam onde uma próxima medição deveria olhar.</w:t>
       </w:r>
     </w:p>
     <w:p>
@@ -9259,7 +9367,7 @@
           <w:b w:val="0"/>
           <w:sz w:val="24"/>
         </w:rPr>
-        <w:t>Em Nível AA, não foram atendidos os critérios: 1.4.3 Contraste mínimo (3 reprovações confirmadas por amostragem de pixels, a pior em 1,66:1); 1.4.11 Contraste não textual (indicador de foco de 2 px na cor rgb(241,202,127), que atinge apenas 1,56:1 sobre o fundo branco da área de conteúdo, onde exige-se 3:1); e 1.4.12 Espaçamento de texto (3 elementos com conteúdo cortado sob o espaçamento exigido pelo critério). Acrescenta-se o critério 2.5.8 Tamanho do alvo (mínimo), que mede 23 dos 58 alvos interativos da versão móvel abaixo de 24 por 24 pixels: ele pertence à WCAG 2.2, e não à 2.1, e é aqui adotado como complemento, conforme facultado pelo enunciado do trabalho ao admitir "WCAG 2.1 ou mais recentes". Na WCAG 2.1 o requisito equivalente é o 2.5.5 Tamanho do alvo, de Nível AAA, que o sítio também não cumpre. O critério 1.4.10 Reflow, registrado como falho na primeira medição, foi reclassificado como atendido — ver a nota de reconferência.</w:t>
+        <w:t>Em Nível AA, não foram atendidos os critérios: 1.4.3 Contraste mínimo (3 reprovações confirmadas por amostragem de pixels, a pior em 1,66:1); 1.4.11 Contraste não textual (indicador de foco de 2 px na cor rgb(241,202,127), que atinge apenas 1,56:1 sobre o fundo branco da área de conteúdo, onde exige-se 3:1); e 1.4.12 Espaçamento de texto (3 elementos com conteúdo cortado sob o espaçamento exigido pelo critério). Acrescenta-se o critério 2.5.8 Tamanho do alvo (mínimo), que mede 23 dos 58 alvos interativos da versão móvel abaixo de 24 por 24 pixels: ele pertence à WCAG 2.2, e não à 2.1, e é aqui adotado como complemento, conforme facultado pelo enunciado do trabalho ao admitir "WCAG 2.1 ou mais recentes". Na WCAG 2.1 o requisito equivalente é o 2.5.5 Tamanho do alvo, de Nível AAA, que o sítio também não cumpre. O critério 1.4.10 Reflow, registrado como falho na primeira medição, foi reclassificado como atendido — ver, ao fim desta seção, a nota de reconferência.</w:t>
       </w:r>
     </w:p>
     <w:p>
@@ -9273,7 +9381,35 @@
           <w:b w:val="0"/>
           <w:sz w:val="24"/>
         </w:rPr>
-        <w:t>Os três avaliadores automáticos convergem quanto à qualidade da base técnica: o axe-core não registrou violação direta de critério WCAG A/AA, o ASES atribuiu nota 90,48% de aderência ao eMAG 3.1 e o WAVE apurou apenas 4 erros, nenhum deles no código entregue pelo IFAL. Convergem também no cabeçalho ausente: o alerta "Missing first level heading" do WAVE e o erro da recomendação 1.3 do ASES apontam para a mesma falha que a auditoria de código-fonte havia detectado. Nenhuma das três ferramentas, porém, verifica os dois critérios que impedem o Nível A: o avanço automático do banner (2.2.2) exigiu a leitura do script que o governa, e a sinalização do slide ativo apenas pela cor (1.4.1) exigiu medir os pixels efetivamente pintados na tela. A aprovação nos avaliadores automáticos não é, portanto, atestado de conformidade.</w:t>
+        <w:t>Os três avaliadores automáticos convergem quanto à qualidade da base técnica: o axe-core não registrou violação direta de critério WCAG A/AA, o ASES atribuiu nota 90,48% de aderência ao eMAG 3.1 e o WAVE apurou apenas 4 erros, dos quais três foram atribuídos à Barra de Identidade do Governo Federal e não ao código entregue pelo IFAL; o quarto não foi possível atribuir. Convergem também no cabeçalho ausente: o alerta "Missing first level heading" do WAVE e o erro da recomendação 1.3 do ASES apontam para a mesma falha que a auditoria de código-fonte havia detectado. Nenhuma das três ferramentas, porém, verifica os critérios 2.2.2 e 1.4.1: o avanço automático do banner exigiu a leitura do script que o governa, e a sinalização do slide ativo apenas pela cor exigiu medir os pixels efetivamente pintados na tela. A aprovação nos avaliadores automáticos não é, portanto, atestado de conformidade.</w:t>
+      </w:r>
+    </w:p>
+    <w:p>
+      <w:pPr>
+        <w:spacing w:line="360" w:lineRule="auto" w:after="40" w:before="240"/>
+        <w:jc w:val="both"/>
+      </w:pPr>
+      <w:r>
+        <w:rPr>
+          <w:rFonts w:ascii="Arial" w:hAnsi="Arial"/>
+          <w:b/>
+          <w:sz w:val="24"/>
+        </w:rPr>
+        <w:t>Nota de reconferência</w:t>
+      </w:r>
+    </w:p>
+    <w:p>
+      <w:pPr>
+        <w:spacing w:line="360" w:lineRule="auto" w:after="240" w:before="240"/>
+        <w:jc w:val="both"/>
+      </w:pPr>
+      <w:r>
+        <w:rPr>
+          <w:rFonts w:ascii="Arial" w:hAnsi="Arial"/>
+          <w:b w:val="0"/>
+          <w:sz w:val="24"/>
+        </w:rPr>
+        <w:t>Reconferência de 22/09/2026. Duas constatações da primeira medição eram artefatos do ambiente, não propriedades do sítio, e foram corrigidas. Ambas têm a mesma causa: o espelho local usado nas medições de renderização não carregava o barra.brasil.gov.br/barra.js, e o portal exibe, enquanto esse script não chega, um bloco provisório &lt;div id="barra-brasil" style="background:#7F7F7F"&gt; com o texto "Atualize sua Barra de Governo". (a) Reflow: esse bloco provisório media 330 px e era o único elemento a ultrapassar a tela de 320 px; com o barra.js carregado, o conteúdo mede exatamente 320 px e não há rolagem horizontal — medido nas duas condições, com e sem o script, e também com as fontes da barra servidas localmente. (b) Contraste: o cinza #7F7F7F de fundo do bloco provisório foi lido como se fosse a cor da barra; a barra em operação mede 5,57:1 e 5,42:1. É a terceira vez que o mesmo ponto cego — conteúdo de terceiro injetado em tempo de execução — distorce um resultado, depois do VLibras e da região de navegação contada pelo WAVE.</w:t>
       </w:r>
     </w:p>
     <w:p>
@@ -9301,7 +9437,7 @@
           <w:b w:val="0"/>
           <w:sz w:val="24"/>
         </w:rPr>
-        <w:t>As recomendações a seguir estão ordenadas por severidade, considerando o impacto sobre o usuário e o nível WCAG afetado. Problemas de severidade crítica bloqueiam integralmente o acesso de determinados grupos e devem ser corrigidos com prioridade, até porque, sendo falhas de Nível A, são justamente as que impedem qualquer declaração de conformidade.</w:t>
+        <w:t>As recomendações a seguir estão ordenadas por severidade, considerando o impacto sobre o usuário e o nível WCAG afetado. Problemas de severidade crítica bloqueiam integralmente o acesso de determinados grupos e devem ser corrigidos com prioridade. A severidade não coincide com o nível WCAG: as duas recomendações críticas tratam das falhas de Nível A do banner rotativo, que nenhum avaliador automático detectou e que bastam para impedir a declaração de conformidade, mas há também uma falha de Nível A entre as recomendações de severidade alta — a ausência de cabeçalhos na página de contato (1.3.1) —, classificada assim por afetar uma página do recorte, e não todas.</w:t>
       </w:r>
     </w:p>
     <w:tbl>
@@ -9953,7 +10089,7 @@
                 <w:b w:val="0"/>
                 <w:sz w:val="20"/>
               </w:rPr>
-              <w:t>Na emulação do Pixel 7, 23 dos 51 elementos interativos medem menos de 24 por 24 pixels, entre eles os próprios controles do banner (22x20). Ampliar a área clicável por meio de preenchimento, sem necessariamente aumentar o texto.</w:t>
+              <w:t>Na emulação do Pixel 7, 23 dos 58 elementos interativos medem menos de 24 por 24 pixels, entre eles os próprios controles do banner (22x20). Ampliar a área clicável por meio de preenchimento, sem necessariamente aumentar o texto.</w:t>
             </w:r>
           </w:p>
         </w:tc>
@@ -10035,7 +10171,7 @@
                 <w:b w:val="0"/>
                 <w:sz w:val="20"/>
               </w:rPr>
-              <w:t>Ao aplicar entrelinha 1,5, espaçamento entre letras de 0,12em e entre palavras de 0,16em, surge rolagem horizontal e três elementos têm o conteúdo cortado. Substituir alturas fixas por alturas mínimas nos blocos afetados.</w:t>
+              <w:t>Ao aplicar entrelinha 1,5, espaçamento entre letras de 0,12em e entre palavras de 0,16em, três elementos têm o conteúdo cortado por overflow oculto. Substituir alturas fixas por alturas mínimas nos blocos afetados.</w:t>
             </w:r>
           </w:p>
         </w:tc>
@@ -10400,7 +10536,7 @@
           <w:b w:val="0"/>
           <w:sz w:val="20"/>
         </w:rPr>
-        <w:t>Quadro 13 - Recomendações de correção priorizadas. Fonte: elaborado pelos autores.</w:t>
+        <w:t>Quadro 12 - Recomendações de correção priorizadas. Fonte: elaborado pelos autores.</w:t>
       </w:r>
     </w:p>
     <w:p>
@@ -10414,7 +10550,7 @@
           <w:b w:val="0"/>
           <w:sz w:val="24"/>
         </w:rPr>
-        <w:t>Estima-se que as correções de severidade crítica e alta sejam implementáveis sem redesenho visual do sítio, uma vez que dizem respeito a camada de marcação semântica do HTML e a ajustes pontuais de paleta, e não a arquitetura da aplicação.</w:t>
+        <w:t>Estima-se que as correções de severidade crítica e alta sejam implementáveis sem redesenho visual do sítio, uma vez que dizem respeito à camada de marcação semântica do HTML e a ajustes pontuais de paleta, e não a arquitetura da aplicação.</w:t>
       </w:r>
     </w:p>
     <w:p>
